--- a/doc/CarRentalHub.docx
+++ b/doc/CarRentalHub.docx
@@ -817,7 +817,15 @@
     </w:p>
     <w:p>
       <w:r>
-        <w:t xml:space="preserve">L'architettura del progetto segue il paradigma three-tier, con separazione chiara tra interfaccia utente, logica applicativa e persistenza dei dati. La comunicazione tra i moduli avviene tramite API REST. Inoltre, è prevista l’integrazione con servizi esterni, come Maps </w:t>
+        <w:t xml:space="preserve">L'architettura del progetto segue il paradigma </w:t>
+      </w:r>
+      <w:proofErr w:type="spellStart"/>
+      <w:r>
+        <w:t>three-tier</w:t>
+      </w:r>
+      <w:proofErr w:type="spellEnd"/>
+      <w:r>
+        <w:t xml:space="preserve">, con separazione chiara tra interfaccia utente, logica applicativa e persistenza dei dati. La comunicazione tra i moduli avviene tramite API REST. Inoltre, è prevista l’integrazione con servizi esterni, come Maps </w:t>
       </w:r>
       <w:r>
         <w:t>U</w:t>
@@ -864,6 +872,7 @@
       <w:r>
         <w:t xml:space="preserve"> è di tipo </w:t>
       </w:r>
+      <w:proofErr w:type="spellStart"/>
       <w:r>
         <w:rPr>
           <w:b/>
@@ -871,6 +880,7 @@
         </w:rPr>
         <w:t>three-tier</w:t>
       </w:r>
+      <w:proofErr w:type="spellEnd"/>
       <w:r>
         <w:t xml:space="preserve"> e prevede una netta separazione tra:</w:t>
       </w:r>
@@ -1465,6 +1475,9 @@
         <w:jc w:val="center"/>
       </w:pPr>
       <w:r>
+        <w:rPr>
+          <w:noProof/>
+        </w:rPr>
         <w:drawing>
           <wp:inline distT="0" distB="0" distL="0" distR="0" wp14:anchorId="423B4EFF" wp14:editId="0DF85390">
             <wp:extent cx="4706007" cy="3543795"/>
@@ -1619,27 +1632,7 @@
           <w:sz w:val="36"/>
           <w:szCs w:val="36"/>
         </w:rPr>
-        <w:t xml:space="preserve"> [</w:t>
-      </w:r>
-      <w:r>
-        <w:rPr>
-          <w:i w:val="0"/>
-          <w:iCs w:val="0"/>
-          <w:color w:val="17365D" w:themeColor="text2" w:themeShade="BF"/>
-          <w:sz w:val="36"/>
-          <w:szCs w:val="36"/>
-        </w:rPr>
-        <w:t>Go</w:t>
-      </w:r>
-      <w:r>
-        <w:rPr>
-          <w:i w:val="0"/>
-          <w:iCs w:val="0"/>
-          <w:color w:val="17365D" w:themeColor="text2" w:themeShade="BF"/>
-          <w:sz w:val="36"/>
-          <w:szCs w:val="36"/>
-        </w:rPr>
-        <w:t>]</w:t>
+        <w:t xml:space="preserve"> [Go]</w:t>
       </w:r>
     </w:p>
     <w:p>
@@ -2212,7 +2205,15 @@
         <w:spacing w:after="200" w:line="276" w:lineRule="auto"/>
       </w:pPr>
       <w:r>
-        <w:t xml:space="preserve">controllers/: contiene i file che gestiscono le chiamate HTTP in entrata, smistandole verso i service. Ogni controller è responsabile di un dominio (auth, </w:t>
+        <w:t>controllers/: contiene i file che gestiscono le chiamate HTTP in entrata, smistandole verso i service. Ogni controller è responsabile di un dominio (</w:t>
+      </w:r>
+      <w:proofErr w:type="spellStart"/>
+      <w:r>
+        <w:t>auth</w:t>
+      </w:r>
+      <w:proofErr w:type="spellEnd"/>
+      <w:r>
+        <w:t xml:space="preserve">, </w:t>
       </w:r>
       <w:proofErr w:type="spellStart"/>
       <w:r>
@@ -2285,7 +2286,13 @@
       </w:r>
       <w:proofErr w:type="spellEnd"/>
       <w:r>
-        <w:t xml:space="preserve">, Booking) utilizzando le </w:t>
+        <w:t xml:space="preserve">, Booking) utilizzando </w:t>
+      </w:r>
+      <w:r>
+        <w:t xml:space="preserve">sia </w:t>
+      </w:r>
+      <w:r>
+        <w:t xml:space="preserve">le </w:t>
       </w:r>
       <w:proofErr w:type="spellStart"/>
       <w:r>
@@ -2390,7 +2397,21 @@
       </w:r>
       <w:proofErr w:type="spellEnd"/>
       <w:r>
-        <w:t xml:space="preserve"> pubbliche e protette, suddivise per gruppi (es. /auth, /</w:t>
+        <w:t xml:space="preserve"> pubbliche e protette, suddivise per gruppi (es. /</w:t>
+      </w:r>
+      <w:proofErr w:type="spellStart"/>
+      <w:r>
+        <w:t>auth</w:t>
+      </w:r>
+      <w:proofErr w:type="spellEnd"/>
+      <w:r>
+        <w:t xml:space="preserve">, </w:t>
+      </w:r>
+      <w:r>
+        <w:t xml:space="preserve">/user, </w:t>
+      </w:r>
+      <w:r>
+        <w:t>/</w:t>
       </w:r>
       <w:proofErr w:type="spellStart"/>
       <w:r>
@@ -2560,7 +2581,6 @@
         <w:t xml:space="preserve"> un database </w:t>
       </w:r>
       <w:proofErr w:type="spellStart"/>
-      <w:proofErr w:type="gramStart"/>
       <w:r>
         <w:rPr>
           <w:b/>
@@ -2569,7 +2589,6 @@
         <w:t>PostgreSQL</w:t>
       </w:r>
       <w:proofErr w:type="spellEnd"/>
-      <w:proofErr w:type="gramEnd"/>
       <w:r>
         <w:t xml:space="preserve"> </w:t>
       </w:r>
@@ -2666,18 +2685,13 @@
       </w:r>
       <w:proofErr w:type="spellEnd"/>
       <w:r>
-        <w:t xml:space="preserve"> e sono parametrizzate per evitare SQL injection. Le credenziali sono caricate da </w:t>
-      </w:r>
-      <w:proofErr w:type="gramStart"/>
-      <w:r>
-        <w:t>file .</w:t>
+        <w:t xml:space="preserve"> e sono parametrizzate per evitare SQL injection. Le credenziali sono caricate da file .</w:t>
       </w:r>
       <w:proofErr w:type="spellStart"/>
       <w:r>
         <w:t>env</w:t>
       </w:r>
       <w:proofErr w:type="spellEnd"/>
-      <w:proofErr w:type="gramEnd"/>
       <w:r>
         <w:t>.</w:t>
       </w:r>
@@ -2739,6 +2753,7 @@
       <w:r>
         <w:t>/</w:t>
       </w:r>
+      <w:proofErr w:type="spellStart"/>
       <w:r>
         <w:rPr>
           <w:rStyle w:val="CodiceHTML"/>
@@ -2748,6 +2763,7 @@
         </w:rPr>
         <w:t>auth</w:t>
       </w:r>
+      <w:proofErr w:type="spellEnd"/>
       <w:r>
         <w:t>: per le operazioni di registrazione e login</w:t>
       </w:r>
@@ -2920,9 +2936,11 @@
             <w:pPr>
               <w:spacing w:before="100" w:beforeAutospacing="1" w:after="100" w:afterAutospacing="1"/>
             </w:pPr>
+            <w:proofErr w:type="spellStart"/>
             <w:r>
               <w:t>auth</w:t>
             </w:r>
+            <w:proofErr w:type="spellEnd"/>
           </w:p>
         </w:tc>
         <w:tc>
@@ -2947,7 +2965,15 @@
               <w:spacing w:before="100" w:beforeAutospacing="1" w:after="100" w:afterAutospacing="1"/>
             </w:pPr>
             <w:r>
-              <w:t>/api/v1/auth/</w:t>
+              <w:t>/api/v1/</w:t>
+            </w:r>
+            <w:proofErr w:type="spellStart"/>
+            <w:r>
+              <w:t>auth</w:t>
+            </w:r>
+            <w:proofErr w:type="spellEnd"/>
+            <w:r>
+              <w:t>/</w:t>
             </w:r>
             <w:proofErr w:type="spellStart"/>
             <w:r>
@@ -3006,7 +3032,15 @@
               <w:spacing w:before="100" w:beforeAutospacing="1" w:after="100" w:afterAutospacing="1"/>
             </w:pPr>
             <w:r>
-              <w:t>/api/v1/auth/login</w:t>
+              <w:t>/api/v1/</w:t>
+            </w:r>
+            <w:proofErr w:type="spellStart"/>
+            <w:r>
+              <w:t>auth</w:t>
+            </w:r>
+            <w:proofErr w:type="spellEnd"/>
+            <w:r>
+              <w:t>/login</w:t>
             </w:r>
           </w:p>
         </w:tc>
@@ -3292,13 +3326,7 @@
               <w:rPr>
                 <w:lang w:val="en-US"/>
               </w:rPr>
-              <w:t>/v1/</w:t>
-            </w:r>
-            <w:r>
-              <w:rPr>
-                <w:lang w:val="en-US"/>
-              </w:rPr>
-              <w:t>vehicle/</w:t>
+              <w:t>/v1/vehicle/</w:t>
             </w:r>
             <w:proofErr w:type="spellStart"/>
             <w:r>
@@ -3548,13 +3576,7 @@
               <w:rPr>
                 <w:lang w:val="en-US"/>
               </w:rPr>
-              <w:t>/v1/</w:t>
-            </w:r>
-            <w:r>
-              <w:rPr>
-                <w:lang w:val="en-US"/>
-              </w:rPr>
-              <w:t>vehicle/update/:i</w:t>
+              <w:t>/v1/vehicle/update/:i</w:t>
             </w:r>
             <w:r>
               <w:rPr>
@@ -3896,27 +3918,7 @@
               <w:rPr>
                 <w:lang w:val="en-US"/>
               </w:rPr>
-              <w:t>/v1/</w:t>
-            </w:r>
-            <w:r>
-              <w:rPr>
-                <w:lang w:val="en-US"/>
-              </w:rPr>
-              <w:t>booking</w:t>
-            </w:r>
-            <w:proofErr w:type="gramStart"/>
-            <w:r>
-              <w:rPr>
-                <w:lang w:val="en-US"/>
-              </w:rPr>
-              <w:t>/delete/:</w:t>
-            </w:r>
-            <w:proofErr w:type="gramEnd"/>
-            <w:r>
-              <w:rPr>
-                <w:lang w:val="en-US"/>
-              </w:rPr>
-              <w:t>i</w:t>
+              <w:t>/v1/booking/delete/:i</w:t>
             </w:r>
             <w:r>
               <w:rPr>
@@ -3938,13 +3940,7 @@
               <w:t>Permette ad un admin d</w:t>
             </w:r>
             <w:r>
-              <w:t xml:space="preserve">i </w:t>
-            </w:r>
-            <w:r>
-              <w:t>eliminare</w:t>
-            </w:r>
-            <w:r>
-              <w:t xml:space="preserve"> una prenotazione già esistente, identificata dall’identificativo inviato come parametro.</w:t>
+              <w:t>i eliminare una prenotazione già esistente, identificata dall’identificativo inviato come parametro.</w:t>
             </w:r>
           </w:p>
         </w:tc>
@@ -4048,14 +4044,11 @@
         </w:numPr>
         <w:spacing w:after="200" w:line="276" w:lineRule="auto"/>
       </w:pPr>
-      <w:r>
-        <w:t>auth_</w:t>
-      </w:r>
-      <w:proofErr w:type="gramStart"/>
-      <w:r>
-        <w:t>controller.go</w:t>
-      </w:r>
-      <w:proofErr w:type="gramEnd"/>
+      <w:proofErr w:type="spellStart"/>
+      <w:r>
+        <w:t>auth_controller.go</w:t>
+      </w:r>
+      <w:proofErr w:type="spellEnd"/>
       <w:r>
         <w:t>: gestisce la registrazione e il login degli utenti. Al login, genera un token JWT</w:t>
       </w:r>
@@ -4072,14 +4065,9 @@
       </w:r>
       <w:proofErr w:type="spellStart"/>
       <w:r>
-        <w:t>jwt_</w:t>
-      </w:r>
-      <w:proofErr w:type="gramStart"/>
-      <w:r>
-        <w:t>helper.go</w:t>
-      </w:r>
-      <w:proofErr w:type="spellEnd"/>
-      <w:proofErr w:type="gramEnd"/>
+        <w:t>jwt_helper.go</w:t>
+      </w:r>
+      <w:proofErr w:type="spellEnd"/>
       <w:r>
         <w:t>”.</w:t>
       </w:r>
@@ -4092,10 +4080,7 @@
       </w:r>
       <w:proofErr w:type="spellEnd"/>
       <w:r>
-        <w:t xml:space="preserve"> presenti in questo controller sono </w:t>
-      </w:r>
-      <w:r>
-        <w:t>“</w:t>
+        <w:t xml:space="preserve"> presenti in questo controller sono “</w:t>
       </w:r>
       <w:proofErr w:type="spellStart"/>
       <w:r>
@@ -4103,13 +4088,7 @@
       </w:r>
       <w:proofErr w:type="spellEnd"/>
       <w:r>
-        <w:t>” e “</w:t>
-      </w:r>
-      <w:r>
-        <w:t>Login</w:t>
-      </w:r>
-      <w:r>
-        <w:t>”.</w:t>
+        <w:t>” e “Login”.</w:t>
       </w:r>
     </w:p>
     <w:p>
@@ -4122,14 +4101,9 @@
       </w:pPr>
       <w:proofErr w:type="spellStart"/>
       <w:r>
-        <w:t>user_</w:t>
-      </w:r>
-      <w:proofErr w:type="gramStart"/>
-      <w:r>
-        <w:t>controller.go</w:t>
-      </w:r>
-      <w:proofErr w:type="spellEnd"/>
-      <w:proofErr w:type="gramEnd"/>
+        <w:t>user_controller.go</w:t>
+      </w:r>
+      <w:proofErr w:type="spellEnd"/>
       <w:r>
         <w:t>: consente all’utente autenticato di aggiornare o eliminare il proprio profilo</w:t>
       </w:r>
@@ -4171,14 +4145,9 @@
       </w:pPr>
       <w:proofErr w:type="spellStart"/>
       <w:r>
-        <w:t>vehicle_</w:t>
-      </w:r>
-      <w:proofErr w:type="gramStart"/>
-      <w:r>
-        <w:t>controller.go</w:t>
-      </w:r>
-      <w:proofErr w:type="spellEnd"/>
-      <w:proofErr w:type="gramEnd"/>
+        <w:t>vehicle_controller.go</w:t>
+      </w:r>
+      <w:proofErr w:type="spellEnd"/>
       <w:r>
         <w:t>:</w:t>
       </w:r>
@@ -4254,10 +4223,7 @@
       </w:r>
       <w:proofErr w:type="spellEnd"/>
       <w:r>
-        <w:t xml:space="preserve"> </w:t>
-      </w:r>
-      <w:r>
-        <w:t>“</w:t>
+        <w:t xml:space="preserve"> “</w:t>
       </w:r>
       <w:proofErr w:type="spellStart"/>
       <w:r>
@@ -4294,14 +4260,9 @@
       </w:pPr>
       <w:proofErr w:type="spellStart"/>
       <w:r>
-        <w:t>booking_</w:t>
-      </w:r>
-      <w:proofErr w:type="gramStart"/>
-      <w:r>
-        <w:t>controller.go</w:t>
-      </w:r>
-      <w:proofErr w:type="spellEnd"/>
-      <w:proofErr w:type="gramEnd"/>
+        <w:t>booking_controller.go</w:t>
+      </w:r>
+      <w:proofErr w:type="spellEnd"/>
       <w:r>
         <w:t>: consente a</w:t>
       </w:r>
@@ -4334,20 +4295,11 @@
       </w:r>
       <w:proofErr w:type="spellEnd"/>
       <w:r>
-        <w:t xml:space="preserve"> che permettono tutto ciò sono </w:t>
-      </w:r>
-      <w:r>
-        <w:t>“</w:t>
-      </w:r>
-      <w:proofErr w:type="spellStart"/>
-      <w:r>
-        <w:t>GetAll</w:t>
-      </w:r>
-      <w:r>
-        <w:t>Booking</w:t>
-      </w:r>
-      <w:r>
-        <w:t>s</w:t>
+        <w:t xml:space="preserve"> che permettono tutto ciò sono “</w:t>
+      </w:r>
+      <w:proofErr w:type="spellStart"/>
+      <w:r>
+        <w:t>GetAllBookings</w:t>
       </w:r>
       <w:proofErr w:type="spellEnd"/>
       <w:r>
@@ -4404,14 +4356,9 @@
       </w:pPr>
       <w:proofErr w:type="spellStart"/>
       <w:r>
-        <w:t>auth_</w:t>
-      </w:r>
-      <w:proofErr w:type="gramStart"/>
-      <w:r>
-        <w:t>service.go</w:t>
-      </w:r>
-      <w:proofErr w:type="spellEnd"/>
-      <w:proofErr w:type="gramEnd"/>
+        <w:t>auth_service.go</w:t>
+      </w:r>
+      <w:proofErr w:type="spellEnd"/>
       <w:r>
         <w:t xml:space="preserve">: la </w:t>
       </w:r>
@@ -4453,15 +4400,7 @@
       </w:r>
       <w:proofErr w:type="spellEnd"/>
       <w:r>
-        <w:t xml:space="preserve">, tramite username o </w:t>
-      </w:r>
-      <w:proofErr w:type="gramStart"/>
-      <w:r>
-        <w:t>email</w:t>
-      </w:r>
-      <w:proofErr w:type="gramEnd"/>
-      <w:r>
-        <w:t xml:space="preserve">, e di generare un token </w:t>
+        <w:t xml:space="preserve">, tramite username o email, e di generare un token </w:t>
       </w:r>
       <w:proofErr w:type="spellStart"/>
       <w:r>
@@ -4482,14 +4421,9 @@
       </w:pPr>
       <w:proofErr w:type="spellStart"/>
       <w:r>
-        <w:t>booking_</w:t>
-      </w:r>
-      <w:proofErr w:type="gramStart"/>
-      <w:r>
-        <w:t>service.go</w:t>
-      </w:r>
-      <w:proofErr w:type="spellEnd"/>
-      <w:proofErr w:type="gramEnd"/>
+        <w:t>booking_service.go</w:t>
+      </w:r>
+      <w:proofErr w:type="spellEnd"/>
       <w:r>
         <w:t xml:space="preserve">: </w:t>
       </w:r>
@@ -4582,14 +4516,9 @@
       </w:pPr>
       <w:proofErr w:type="spellStart"/>
       <w:r>
-        <w:t>user_</w:t>
-      </w:r>
-      <w:proofErr w:type="gramStart"/>
-      <w:r>
-        <w:t>service.go</w:t>
-      </w:r>
-      <w:proofErr w:type="spellEnd"/>
-      <w:proofErr w:type="gramEnd"/>
+        <w:t>user_service.go</w:t>
+      </w:r>
+      <w:proofErr w:type="spellEnd"/>
       <w:r>
         <w:t>:</w:t>
       </w:r>
@@ -4641,14 +4570,9 @@
       <w:proofErr w:type="spellStart"/>
       <w:r>
         <w:lastRenderedPageBreak/>
-        <w:t>vehicle_</w:t>
-      </w:r>
-      <w:proofErr w:type="gramStart"/>
-      <w:r>
-        <w:t>service.go</w:t>
-      </w:r>
-      <w:proofErr w:type="spellEnd"/>
-      <w:proofErr w:type="gramEnd"/>
+        <w:t>vehicle_service.go</w:t>
+      </w:r>
+      <w:proofErr w:type="spellEnd"/>
       <w:r>
         <w:t xml:space="preserve">: </w:t>
       </w:r>
@@ -4830,10 +4754,7 @@
         <w:t xml:space="preserve"> con query SQL parametrizzate.</w:t>
       </w:r>
       <w:r>
-        <w:t xml:space="preserve"> </w:t>
-      </w:r>
-      <w:r>
-        <w:t xml:space="preserve">Tutte le operazioni di </w:t>
+        <w:t xml:space="preserve"> Tutte le operazioni di </w:t>
       </w:r>
       <w:r>
         <w:rPr>
@@ -4893,14 +4814,9 @@
       </w:pPr>
       <w:proofErr w:type="spellStart"/>
       <w:r>
-        <w:t>auth_</w:t>
-      </w:r>
-      <w:proofErr w:type="gramStart"/>
-      <w:r>
-        <w:t>repository.go</w:t>
-      </w:r>
-      <w:proofErr w:type="spellEnd"/>
-      <w:proofErr w:type="gramEnd"/>
+        <w:t>auth_repository.go</w:t>
+      </w:r>
+      <w:proofErr w:type="spellEnd"/>
       <w:r>
         <w:t>: “</w:t>
       </w:r>
@@ -4950,14 +4866,9 @@
       </w:pPr>
       <w:proofErr w:type="spellStart"/>
       <w:r>
-        <w:t>booking_</w:t>
-      </w:r>
-      <w:proofErr w:type="gramStart"/>
-      <w:r>
-        <w:t>repository.go</w:t>
-      </w:r>
-      <w:proofErr w:type="spellEnd"/>
-      <w:proofErr w:type="gramEnd"/>
+        <w:t>booking_repository.go</w:t>
+      </w:r>
+      <w:proofErr w:type="spellEnd"/>
       <w:r>
         <w:t>: vengono eseguite le query per recuperare, creare, modificare ed eliminare una prenotazione dal database. “</w:t>
       </w:r>
@@ -4994,10 +4905,7 @@
         <w:t>” esegue la query per inserire una nuova prenotazione nel database ed esegue anche le query per recuperare</w:t>
       </w:r>
       <w:r>
-        <w:t xml:space="preserve"> </w:t>
-      </w:r>
-      <w:r>
-        <w:t xml:space="preserve">l’username dell’utente che effettua la </w:t>
+        <w:t xml:space="preserve"> l’username dell’utente che effettua la </w:t>
       </w:r>
       <w:proofErr w:type="spellStart"/>
       <w:r>
@@ -5040,14 +4948,9 @@
       </w:pPr>
       <w:proofErr w:type="spellStart"/>
       <w:r>
-        <w:t>user_</w:t>
-      </w:r>
-      <w:proofErr w:type="gramStart"/>
-      <w:r>
-        <w:t>repository.go</w:t>
-      </w:r>
-      <w:proofErr w:type="spellEnd"/>
-      <w:proofErr w:type="gramEnd"/>
+        <w:t>user_repository.go</w:t>
+      </w:r>
+      <w:proofErr w:type="spellEnd"/>
       <w:r>
         <w:t xml:space="preserve">: </w:t>
       </w:r>
@@ -5091,10 +4994,7 @@
         <w:t>” eseguono rispett</w:t>
       </w:r>
       <w:r>
-        <w:t>ivamente le query per recuperare</w:t>
-      </w:r>
-      <w:r>
-        <w:t xml:space="preserve"> un utente tramite id, modificare i campi di un utente ed eliminare un utente dalla tabella.</w:t>
+        <w:t>ivamente le query per recuperare un utente tramite id, modificare i campi di un utente ed eliminare un utente dalla tabella.</w:t>
       </w:r>
     </w:p>
     <w:p>
@@ -5107,14 +5007,9 @@
       </w:pPr>
       <w:proofErr w:type="spellStart"/>
       <w:r>
-        <w:t>vehicle_</w:t>
-      </w:r>
-      <w:proofErr w:type="gramStart"/>
-      <w:r>
-        <w:t>repository.go</w:t>
-      </w:r>
-      <w:proofErr w:type="spellEnd"/>
-      <w:proofErr w:type="gramEnd"/>
+        <w:t>vehicle_repository.go</w:t>
+      </w:r>
+      <w:proofErr w:type="spellEnd"/>
       <w:r>
         <w:t>: vengono eseguite le query per recuperare, creare, aggiornare o eliminare un veicolo dal database. “</w:t>
       </w:r>
@@ -5196,7 +5091,13 @@
       </w:r>
       <w:proofErr w:type="spellEnd"/>
       <w:r>
-        <w:t xml:space="preserve"> rappresenta una tabella nel database.</w:t>
+        <w:t xml:space="preserve"> rappresenta una tabella </w:t>
+      </w:r>
+      <w:r>
+        <w:t>d</w:t>
+      </w:r>
+      <w:r>
+        <w:t>el database.</w:t>
       </w:r>
       <w:r>
         <w:t xml:space="preserve"> Mentre DTO rappresenta un oggetto trasferito tra i vari moduli.</w:t>
@@ -5217,8 +5118,72 @@
         <w:rPr>
           <w:lang w:val="en-US"/>
         </w:rPr>
-        <w:t>User: ID, Username, Email, Password, Role</w:t>
-      </w:r>
+        <w:t xml:space="preserve">Booking: ID, </w:t>
+      </w:r>
+      <w:proofErr w:type="spellStart"/>
+      <w:r>
+        <w:rPr>
+          <w:lang w:val="en-US"/>
+        </w:rPr>
+        <w:t>UserID</w:t>
+      </w:r>
+      <w:proofErr w:type="spellEnd"/>
+      <w:r>
+        <w:rPr>
+          <w:lang w:val="en-US"/>
+        </w:rPr>
+        <w:t xml:space="preserve">, </w:t>
+      </w:r>
+      <w:proofErr w:type="spellStart"/>
+      <w:r>
+        <w:rPr>
+          <w:lang w:val="en-US"/>
+        </w:rPr>
+        <w:t>VehicleID</w:t>
+      </w:r>
+      <w:proofErr w:type="spellEnd"/>
+      <w:r>
+        <w:rPr>
+          <w:lang w:val="en-US"/>
+        </w:rPr>
+        <w:t xml:space="preserve">, StartDate, </w:t>
+      </w:r>
+      <w:proofErr w:type="spellStart"/>
+      <w:r>
+        <w:rPr>
+          <w:lang w:val="en-US"/>
+        </w:rPr>
+        <w:t>EndDate</w:t>
+      </w:r>
+      <w:proofErr w:type="spellEnd"/>
+      <w:r>
+        <w:rPr>
+          <w:lang w:val="en-US"/>
+        </w:rPr>
+        <w:t xml:space="preserve">, </w:t>
+      </w:r>
+      <w:proofErr w:type="spellStart"/>
+      <w:r>
+        <w:rPr>
+          <w:lang w:val="en-US"/>
+        </w:rPr>
+        <w:t>CreatedAt</w:t>
+      </w:r>
+      <w:proofErr w:type="spellEnd"/>
+      <w:r>
+        <w:rPr>
+          <w:lang w:val="en-US"/>
+        </w:rPr>
+        <w:t xml:space="preserve">, </w:t>
+      </w:r>
+      <w:proofErr w:type="spellStart"/>
+      <w:r>
+        <w:rPr>
+          <w:lang w:val="en-US"/>
+        </w:rPr>
+        <w:t>UpdatedAt</w:t>
+      </w:r>
+      <w:proofErr w:type="spellEnd"/>
     </w:p>
     <w:p>
       <w:pPr>
@@ -5227,15 +5192,142 @@
           <w:numId w:val="28"/>
         </w:numPr>
         <w:spacing w:after="200" w:line="276" w:lineRule="auto"/>
+      </w:pPr>
+      <w:proofErr w:type="spellStart"/>
+      <w:r>
         <w:rPr>
           <w:lang w:val="en-US"/>
         </w:rPr>
-      </w:pPr>
+        <w:t>BookingDTO</w:t>
+      </w:r>
+      <w:proofErr w:type="spellEnd"/>
       <w:r>
         <w:rPr>
           <w:lang w:val="en-US"/>
         </w:rPr>
-        <w:t>Vehicle: ID, Model, Category, Price, Available, Location</w:t>
+        <w:t xml:space="preserve">: </w:t>
+      </w:r>
+      <w:proofErr w:type="spellStart"/>
+      <w:r>
+        <w:rPr>
+          <w:lang w:val="en-US"/>
+        </w:rPr>
+        <w:t>UserID</w:t>
+      </w:r>
+      <w:proofErr w:type="spellEnd"/>
+      <w:r>
+        <w:rPr>
+          <w:lang w:val="en-US"/>
+        </w:rPr>
+        <w:t xml:space="preserve">, Username, </w:t>
+      </w:r>
+      <w:proofErr w:type="spellStart"/>
+      <w:r>
+        <w:rPr>
+          <w:lang w:val="en-US"/>
+        </w:rPr>
+        <w:t>VehicleID</w:t>
+      </w:r>
+      <w:proofErr w:type="spellEnd"/>
+      <w:r>
+        <w:rPr>
+          <w:lang w:val="en-US"/>
+        </w:rPr>
+        <w:t xml:space="preserve">, </w:t>
+      </w:r>
+      <w:proofErr w:type="spellStart"/>
+      <w:r>
+        <w:rPr>
+          <w:lang w:val="en-US"/>
+        </w:rPr>
+        <w:t>VehicleModel</w:t>
+      </w:r>
+      <w:proofErr w:type="spellEnd"/>
+      <w:r>
+        <w:rPr>
+          <w:lang w:val="en-US"/>
+        </w:rPr>
+        <w:t xml:space="preserve">, StartDate, </w:t>
+      </w:r>
+      <w:proofErr w:type="spellStart"/>
+      <w:r>
+        <w:rPr>
+          <w:lang w:val="en-US"/>
+        </w:rPr>
+        <w:t>EndDate</w:t>
+      </w:r>
+      <w:proofErr w:type="spellEnd"/>
+      <w:r>
+        <w:rPr>
+          <w:lang w:val="en-US"/>
+        </w:rPr>
+        <w:t xml:space="preserve">, </w:t>
+      </w:r>
+      <w:proofErr w:type="spellStart"/>
+      <w:r>
+        <w:rPr>
+          <w:lang w:val="en-US"/>
+        </w:rPr>
+        <w:t>CreatedAt</w:t>
+      </w:r>
+      <w:proofErr w:type="spellEnd"/>
+      <w:r>
+        <w:rPr>
+          <w:lang w:val="en-US"/>
+        </w:rPr>
+        <w:t xml:space="preserve">, </w:t>
+      </w:r>
+      <w:proofErr w:type="spellStart"/>
+      <w:r>
+        <w:rPr>
+          <w:lang w:val="en-US"/>
+        </w:rPr>
+        <w:t>UpdatedAt</w:t>
+      </w:r>
+      <w:proofErr w:type="spellEnd"/>
+      <w:r>
+        <w:rPr>
+          <w:lang w:val="en-US"/>
+        </w:rPr>
+        <w:t xml:space="preserve">, </w:t>
+      </w:r>
+      <w:proofErr w:type="spellStart"/>
+      <w:r>
+        <w:rPr>
+          <w:lang w:val="en-US"/>
+        </w:rPr>
+        <w:t>TotalPrice</w:t>
+      </w:r>
+      <w:proofErr w:type="spellEnd"/>
+      <w:r>
+        <w:rPr>
+          <w:lang w:val="en-US"/>
+        </w:rPr>
+        <w:t>.</w:t>
+      </w:r>
+      <w:r>
+        <w:rPr>
+          <w:lang w:val="en-US"/>
+        </w:rPr>
+        <w:br/>
+      </w:r>
+      <w:r>
+        <w:t xml:space="preserve">Oggetto </w:t>
+      </w:r>
+      <w:r>
+        <w:t xml:space="preserve">ritornato alla creazione di una nuova prenotazione così da </w:t>
+      </w:r>
+      <w:r>
+        <w:t>mostrare</w:t>
+      </w:r>
+      <w:r>
+        <w:t xml:space="preserve"> tutte le info sulla prenotazione</w:t>
+      </w:r>
+      <w:r>
+        <w:t xml:space="preserve">, </w:t>
+      </w:r>
+      <w:r>
+        <w:t>incluso l’username dell’utente che l’ha effettuata e il prezzo totale ottenuto dal prodotto tra il costo giornaliero del veicolo e i giorni di prenotazione.</w:t>
       </w:r>
     </w:p>
     <w:p>
@@ -5249,48 +5341,296 @@
           <w:lang w:val="en-US"/>
         </w:rPr>
       </w:pPr>
+      <w:proofErr w:type="spellStart"/>
       <w:r>
         <w:rPr>
           <w:lang w:val="en-US"/>
         </w:rPr>
-        <w:t xml:space="preserve">Booking: ID, </w:t>
-      </w:r>
-      <w:proofErr w:type="spellStart"/>
+        <w:t>CarShowroom</w:t>
+      </w:r>
+      <w:proofErr w:type="spellEnd"/>
       <w:r>
         <w:rPr>
           <w:lang w:val="en-US"/>
         </w:rPr>
-        <w:t>UserID</w:t>
-      </w:r>
-      <w:proofErr w:type="spellEnd"/>
+        <w:t>: ID, Name, Location, Latitude, Longitude</w:t>
+      </w:r>
+    </w:p>
+    <w:p>
+      <w:pPr>
+        <w:numPr>
+          <w:ilvl w:val="1"/>
+          <w:numId w:val="28"/>
+        </w:numPr>
+        <w:spacing w:after="200" w:line="276" w:lineRule="auto"/>
+      </w:pPr>
+      <w:proofErr w:type="spellStart"/>
       <w:r>
         <w:rPr>
           <w:lang w:val="en-US"/>
         </w:rPr>
+        <w:t>CarShowroomVehicleDTO</w:t>
+      </w:r>
+      <w:proofErr w:type="spellEnd"/>
+      <w:r>
+        <w:rPr>
+          <w:lang w:val="en-US"/>
+        </w:rPr>
+        <w:t>: ID, Name, Location, Latitude, Longitude, Vehicles.</w:t>
+      </w:r>
+      <w:r>
+        <w:rPr>
+          <w:lang w:val="en-US"/>
+        </w:rPr>
+        <w:br/>
+      </w:r>
+      <w:r>
+        <w:t xml:space="preserve">Oggetto ritornato alla richiesta di recupero di tutti </w:t>
+      </w:r>
+      <w:r>
+        <w:t>i</w:t>
+      </w:r>
+      <w:r>
+        <w:t xml:space="preserve"> ve</w:t>
+      </w:r>
+      <w:r>
+        <w:t xml:space="preserve">icoli disponibili, così da permettere all’utente di sapere qual è la lista di veicoli disponibili rispetto alle date indicate </w:t>
+      </w:r>
+      <w:r>
+        <w:t xml:space="preserve">nella richiesta </w:t>
+      </w:r>
+      <w:r>
+        <w:t xml:space="preserve">e in quale autosalone </w:t>
+      </w:r>
+      <w:r>
+        <w:t>sono presenti.</w:t>
+      </w:r>
+    </w:p>
+    <w:p>
+      <w:pPr>
+        <w:numPr>
+          <w:ilvl w:val="1"/>
+          <w:numId w:val="28"/>
+        </w:numPr>
+        <w:spacing w:after="200" w:line="276" w:lineRule="auto"/>
+        <w:rPr>
+          <w:lang w:val="en-US"/>
+        </w:rPr>
+      </w:pPr>
+      <w:r>
+        <w:rPr>
+          <w:lang w:val="en-US"/>
+        </w:rPr>
+        <w:t xml:space="preserve">User: ID, Username, Email, Password, </w:t>
+      </w:r>
+      <w:r>
+        <w:rPr>
+          <w:lang w:val="en-US"/>
+        </w:rPr>
+        <w:t xml:space="preserve">Region, </w:t>
+      </w:r>
+      <w:r>
+        <w:rPr>
+          <w:lang w:val="en-US"/>
+        </w:rPr>
+        <w:t>Role</w:t>
+      </w:r>
+    </w:p>
+    <w:p>
+      <w:pPr>
+        <w:numPr>
+          <w:ilvl w:val="1"/>
+          <w:numId w:val="28"/>
+        </w:numPr>
+        <w:spacing w:after="200" w:line="276" w:lineRule="auto"/>
+      </w:pPr>
+      <w:proofErr w:type="spellStart"/>
+      <w:r>
+        <w:t>UserLoginResponseDTO</w:t>
+      </w:r>
+      <w:proofErr w:type="spellEnd"/>
+      <w:r>
+        <w:t xml:space="preserve">: ID, Username, Email, </w:t>
+      </w:r>
+      <w:proofErr w:type="spellStart"/>
+      <w:r>
+        <w:t>Region</w:t>
+      </w:r>
+      <w:proofErr w:type="spellEnd"/>
+      <w:r>
         <w:t xml:space="preserve">, </w:t>
       </w:r>
       <w:proofErr w:type="spellStart"/>
       <w:r>
+        <w:t>Role</w:t>
+      </w:r>
+      <w:proofErr w:type="spellEnd"/>
+      <w:r>
+        <w:br/>
+        <w:t>Ogge</w:t>
+      </w:r>
+      <w:r>
+        <w:t>tto ritornato al login di un utente, insieme ad un token utile per le successive richieste. La password non è ritornata per aumentare la sicurezza e non inviare dati sensibili in chiaro.</w:t>
+      </w:r>
+    </w:p>
+    <w:p>
+      <w:pPr>
+        <w:numPr>
+          <w:ilvl w:val="1"/>
+          <w:numId w:val="28"/>
+        </w:numPr>
+        <w:spacing w:after="200" w:line="276" w:lineRule="auto"/>
+      </w:pPr>
+      <w:proofErr w:type="spellStart"/>
+      <w:r>
+        <w:t>UserUpdateRe</w:t>
+      </w:r>
+      <w:r>
+        <w:t>quest</w:t>
+      </w:r>
+      <w:r>
+        <w:t>DTO</w:t>
+      </w:r>
+      <w:proofErr w:type="spellEnd"/>
+      <w:r>
+        <w:t xml:space="preserve">: Username, Email, </w:t>
+      </w:r>
+      <w:proofErr w:type="spellStart"/>
+      <w:r>
+        <w:t>Region</w:t>
+      </w:r>
+      <w:proofErr w:type="spellEnd"/>
+      <w:r>
+        <w:t xml:space="preserve">, Password, </w:t>
+      </w:r>
+      <w:proofErr w:type="spellStart"/>
+      <w:r>
+        <w:t>NewPassword</w:t>
+      </w:r>
+      <w:proofErr w:type="spellEnd"/>
+      <w:r>
+        <w:br/>
+        <w:t>Oggetto ricevuto da</w:t>
+      </w:r>
+      <w:r>
+        <w:t xml:space="preserve">l </w:t>
+      </w:r>
+      <w:proofErr w:type="spellStart"/>
+      <w:r>
+        <w:t>frontend</w:t>
+      </w:r>
+      <w:proofErr w:type="spellEnd"/>
+      <w:r>
+        <w:t xml:space="preserve"> quando un utente ha necessità di cambiare le informazioni del suo profilo, compreso la password utilizzata per accedere alla GUI. In questo caso è necessario inviare anche la password precedente per continuare l’operazione.</w:t>
+      </w:r>
+    </w:p>
+    <w:p>
+      <w:pPr>
+        <w:numPr>
+          <w:ilvl w:val="1"/>
+          <w:numId w:val="28"/>
+        </w:numPr>
+        <w:spacing w:after="200" w:line="276" w:lineRule="auto"/>
         <w:rPr>
           <w:lang w:val="en-US"/>
         </w:rPr>
-        <w:t>VehicleID</w:t>
-      </w:r>
-      <w:proofErr w:type="spellEnd"/>
+      </w:pPr>
       <w:r>
         <w:rPr>
           <w:lang w:val="en-US"/>
         </w:rPr>
-        <w:t xml:space="preserve">, StartDate, </w:t>
+        <w:t xml:space="preserve">Vehicle: ID, Model, Category, Price, </w:t>
       </w:r>
       <w:proofErr w:type="spellStart"/>
       <w:r>
         <w:rPr>
           <w:lang w:val="en-US"/>
         </w:rPr>
-        <w:t>EndDate</w:t>
-      </w:r>
-      <w:proofErr w:type="spellEnd"/>
+        <w:t>CarShowroomID</w:t>
+      </w:r>
+      <w:proofErr w:type="spellEnd"/>
+    </w:p>
+    <w:p>
+      <w:pPr>
+        <w:numPr>
+          <w:ilvl w:val="1"/>
+          <w:numId w:val="28"/>
+        </w:numPr>
+        <w:spacing w:after="200" w:line="276" w:lineRule="auto"/>
+      </w:pPr>
+      <w:proofErr w:type="spellStart"/>
+      <w:r>
+        <w:rPr>
+          <w:lang w:val="en-US"/>
+        </w:rPr>
+        <w:lastRenderedPageBreak/>
+        <w:t>Vehicle</w:t>
+      </w:r>
+      <w:r>
+        <w:rPr>
+          <w:lang w:val="en-US"/>
+        </w:rPr>
+        <w:t>DTO</w:t>
+      </w:r>
+      <w:proofErr w:type="spellEnd"/>
+      <w:r>
+        <w:rPr>
+          <w:lang w:val="en-US"/>
+        </w:rPr>
+        <w:t xml:space="preserve">: </w:t>
+      </w:r>
+      <w:r>
+        <w:rPr>
+          <w:lang w:val="en-US"/>
+        </w:rPr>
+        <w:t xml:space="preserve">ID, Model, Category, Price, </w:t>
+      </w:r>
+      <w:proofErr w:type="spellStart"/>
+      <w:r>
+        <w:rPr>
+          <w:lang w:val="en-US"/>
+        </w:rPr>
+        <w:t>CarShowroomID</w:t>
+      </w:r>
+      <w:proofErr w:type="spellEnd"/>
+      <w:r>
+        <w:rPr>
+          <w:lang w:val="en-US"/>
+        </w:rPr>
+        <w:t xml:space="preserve">, </w:t>
+      </w:r>
+      <w:proofErr w:type="spellStart"/>
+      <w:r>
+        <w:rPr>
+          <w:lang w:val="en-US"/>
+        </w:rPr>
+        <w:t>CarshowroomName</w:t>
+      </w:r>
+      <w:proofErr w:type="spellEnd"/>
+      <w:r>
+        <w:rPr>
+          <w:lang w:val="en-US"/>
+        </w:rPr>
+        <w:t>.</w:t>
+      </w:r>
+      <w:r>
+        <w:rPr>
+          <w:lang w:val="en-US"/>
+        </w:rPr>
+        <w:br/>
+      </w:r>
+      <w:r>
+        <w:t xml:space="preserve">Oggetto ritornato alla richiesta di recupero di tutti </w:t>
+      </w:r>
+      <w:r>
+        <w:t>i</w:t>
+      </w:r>
+      <w:r>
+        <w:t xml:space="preserve"> veico</w:t>
+      </w:r>
+      <w:r>
+        <w:t>li presenti nel sistema, così da mostrare oltre le informazioni sul veicolo anche le informazioni principali sull’autosalone in cui si trovano.</w:t>
+      </w:r>
     </w:p>
     <w:p>
       <w:pPr>
@@ -5325,7 +5665,10 @@
       </w:r>
       <w:proofErr w:type="spellEnd"/>
       <w:r>
-        <w:t>. Questo consente ai controller di sapere “chi sta chiamando” l’endpoint, e con che permessi.</w:t>
+        <w:t>. Questo consente ai controller di sapere “chi sta chiamando” l’endpoint, e con che permessi</w:t>
+      </w:r>
+      <w:r>
+        <w:t>, così da differenziare il ruolo dell’admin da quello del customer per le specifiche API.</w:t>
       </w:r>
     </w:p>
     <w:p>
@@ -5378,7 +5721,61 @@
       </w:r>
       <w:proofErr w:type="spellEnd"/>
       <w:r>
-        <w:t>, con prefissi come /api/v1/auth, /api/v1/</w:t>
+        <w:t xml:space="preserve">, con </w:t>
+      </w:r>
+      <w:r>
+        <w:t xml:space="preserve">il </w:t>
+      </w:r>
+      <w:r>
+        <w:t>prefiss</w:t>
+      </w:r>
+      <w:r>
+        <w:t>o “</w:t>
+      </w:r>
+      <w:r>
+        <w:t>/api/v1</w:t>
+      </w:r>
+      <w:r>
+        <w:t xml:space="preserve">” al quale viene aggiunto poi il dominio di </w:t>
+      </w:r>
+      <w:proofErr w:type="spellStart"/>
+      <w:r>
+        <w:t>apparteneza</w:t>
+      </w:r>
+      <w:proofErr w:type="spellEnd"/>
+      <w:r>
+        <w:t xml:space="preserve"> delle api, quindi “/</w:t>
+      </w:r>
+      <w:proofErr w:type="spellStart"/>
+      <w:r>
+        <w:t>auth</w:t>
+      </w:r>
+      <w:proofErr w:type="spellEnd"/>
+      <w:r>
+        <w:t>”</w:t>
+      </w:r>
+      <w:r>
+        <w:t>,</w:t>
+      </w:r>
+      <w:r>
+        <w:t xml:space="preserve"> per le richieste di autenticazione, </w:t>
+      </w:r>
+      <w:r>
+        <w:t xml:space="preserve">“/user”, per le richieste relative </w:t>
+      </w:r>
+      <w:proofErr w:type="spellStart"/>
+      <w:r>
+        <w:t>aalla</w:t>
+      </w:r>
+      <w:proofErr w:type="spellEnd"/>
+      <w:r>
+        <w:t xml:space="preserve"> modifica ed eliminazione di un utente, </w:t>
+      </w:r>
+      <w:r>
+        <w:t>“</w:t>
+      </w:r>
+      <w:r>
+        <w:t>/</w:t>
       </w:r>
       <w:proofErr w:type="spellStart"/>
       <w:r>
@@ -5386,7 +5783,19 @@
       </w:r>
       <w:proofErr w:type="spellEnd"/>
       <w:r>
-        <w:t xml:space="preserve">, ecc. Ogni gruppo è protetto, dove necessario, dal middleware di autenticazione. Le </w:t>
+        <w:t>”</w:t>
+      </w:r>
+      <w:r>
+        <w:t>,</w:t>
+      </w:r>
+      <w:r>
+        <w:t xml:space="preserve"> per le richieste relative ai veicoli, “/booking”</w:t>
+      </w:r>
+      <w:r>
+        <w:t>, per le richieste relative alle prenotazioni</w:t>
+      </w:r>
+      <w:r>
+        <w:t xml:space="preserve">. Ogni gruppo è protetto, dove necessario, dal middleware di autenticazione. Le </w:t>
       </w:r>
       <w:proofErr w:type="spellStart"/>
       <w:r>
@@ -5447,7 +5856,10 @@
       </w:r>
       <w:r>
         <w:br/>
-        <w:t>Utility comuni, come la generazione del token JWT (</w:t>
+        <w:t xml:space="preserve">Utility comuni, come la generazione del token JWT </w:t>
+      </w:r>
+      <w:r>
+        <w:t>tramite la funzione “</w:t>
       </w:r>
       <w:proofErr w:type="spellStart"/>
       <w:r>
@@ -5455,7 +5867,15 @@
       </w:r>
       <w:proofErr w:type="spellEnd"/>
       <w:r>
-        <w:t xml:space="preserve">), il </w:t>
+        <w:t>”, utilizzando l’algoritmo Hash256. Mentre, la funzione “</w:t>
+      </w:r>
+      <w:proofErr w:type="spellStart"/>
+      <w:r>
+        <w:t>ValidateJWT</w:t>
+      </w:r>
+      <w:proofErr w:type="spellEnd"/>
+      <w:r>
+        <w:t xml:space="preserve">” consente di validare il token, facendo il </w:t>
       </w:r>
       <w:proofErr w:type="spellStart"/>
       <w:r>
@@ -5463,7 +5883,15 @@
       </w:r>
       <w:proofErr w:type="spellEnd"/>
       <w:r>
-        <w:t xml:space="preserve"> delle date o il confronto dei ruoli utente.</w:t>
+        <w:t xml:space="preserve"> con i </w:t>
+      </w:r>
+      <w:proofErr w:type="spellStart"/>
+      <w:r>
+        <w:t>Claims</w:t>
+      </w:r>
+      <w:proofErr w:type="spellEnd"/>
+      <w:r>
+        <w:t xml:space="preserve"> e verificando che il token non sia valido, scaduto o malformato.</w:t>
       </w:r>
     </w:p>
     <w:p>
@@ -5486,6 +5914,1084 @@
       <w:pPr>
         <w:spacing w:after="200" w:line="276" w:lineRule="auto"/>
       </w:pPr>
+    </w:p>
+    <w:p>
+      <w:pPr>
+        <w:spacing w:after="200" w:line="276" w:lineRule="auto"/>
+        <w:rPr>
+          <w:b/>
+          <w:bCs/>
+          <w:sz w:val="28"/>
+          <w:szCs w:val="28"/>
+        </w:rPr>
+      </w:pPr>
+      <w:r>
+        <w:rPr>
+          <w:b/>
+          <w:bCs/>
+          <w:sz w:val="28"/>
+          <w:szCs w:val="28"/>
+        </w:rPr>
+        <w:t>Gestione della concorrenza e parallelizzazione</w:t>
+      </w:r>
+    </w:p>
+    <w:p>
+      <w:pPr>
+        <w:spacing w:after="200" w:line="276" w:lineRule="auto"/>
+      </w:pPr>
+      <w:r>
+        <w:t xml:space="preserve">Uno dei punti di forza del linguaggio </w:t>
+      </w:r>
+      <w:r>
+        <w:rPr>
+          <w:b/>
+          <w:bCs/>
+        </w:rPr>
+        <w:t>Go</w:t>
+      </w:r>
+      <w:r>
+        <w:t xml:space="preserve"> è la gestione della concorrenza tramite le cosiddette </w:t>
+      </w:r>
+      <w:proofErr w:type="spellStart"/>
+      <w:r>
+        <w:rPr>
+          <w:b/>
+          <w:bCs/>
+        </w:rPr>
+        <w:t>goroutine</w:t>
+      </w:r>
+      <w:proofErr w:type="spellEnd"/>
+      <w:r>
+        <w:t>, un meccanismo semplice</w:t>
+      </w:r>
+      <w:r>
+        <w:t xml:space="preserve">, </w:t>
+      </w:r>
+      <w:r>
+        <w:t>ma molto potente per eseguire più operazioni in parallelo.</w:t>
+      </w:r>
+      <w:r>
+        <w:t xml:space="preserve"> </w:t>
+      </w:r>
+    </w:p>
+    <w:p>
+      <w:pPr>
+        <w:spacing w:after="200" w:line="276" w:lineRule="auto"/>
+      </w:pPr>
+      <w:r>
+        <w:t xml:space="preserve">Una </w:t>
+      </w:r>
+      <w:proofErr w:type="spellStart"/>
+      <w:r>
+        <w:rPr>
+          <w:b/>
+          <w:bCs/>
+        </w:rPr>
+        <w:t>goroutine</w:t>
+      </w:r>
+      <w:proofErr w:type="spellEnd"/>
+      <w:r>
+        <w:t xml:space="preserve"> è un’unità di esecuzione concorrente molto leggera, simile a un </w:t>
+      </w:r>
+      <w:proofErr w:type="spellStart"/>
+      <w:r>
+        <w:t>thread</w:t>
+      </w:r>
+      <w:proofErr w:type="spellEnd"/>
+      <w:r>
+        <w:t xml:space="preserve"> ma con un’occupazione di memoria e overhead ridotti. In Go, è possibile avviare una </w:t>
+      </w:r>
+      <w:proofErr w:type="spellStart"/>
+      <w:r>
+        <w:t>goroutine</w:t>
+      </w:r>
+      <w:proofErr w:type="spellEnd"/>
+      <w:r>
+        <w:t xml:space="preserve"> anteponendo la parola chiave go davanti a una funzione, come mostrato di seguito:</w:t>
+      </w:r>
+      <w:r>
+        <w:t xml:space="preserve"> “</w:t>
+      </w:r>
+      <w:r>
+        <w:t xml:space="preserve">go </w:t>
+      </w:r>
+      <w:proofErr w:type="spellStart"/>
+      <w:r>
+        <w:t>processBookingRequests</w:t>
+      </w:r>
+      <w:proofErr w:type="spellEnd"/>
+      <w:r>
+        <w:t>()</w:t>
+      </w:r>
+      <w:r>
+        <w:t xml:space="preserve">”. Questa istruzione fa sì che </w:t>
+      </w:r>
+      <w:proofErr w:type="spellStart"/>
+      <w:r>
+        <w:rPr>
+          <w:i/>
+          <w:iCs/>
+        </w:rPr>
+        <w:lastRenderedPageBreak/>
+        <w:t>processBookingRequest</w:t>
+      </w:r>
+      <w:proofErr w:type="spellEnd"/>
+      <w:r>
+        <w:t xml:space="preserve"> </w:t>
+      </w:r>
+      <w:r>
+        <w:t xml:space="preserve">venga eseguita </w:t>
+      </w:r>
+      <w:r>
+        <w:rPr>
+          <w:b/>
+          <w:bCs/>
+        </w:rPr>
+        <w:t>in parallelo</w:t>
+      </w:r>
+      <w:r>
+        <w:t xml:space="preserve"> rispetto al flusso principale del programma</w:t>
+      </w:r>
+      <w:r>
+        <w:t xml:space="preserve">. </w:t>
+      </w:r>
+      <w:r>
+        <w:t xml:space="preserve">Ogni </w:t>
+      </w:r>
+      <w:proofErr w:type="spellStart"/>
+      <w:r>
+        <w:t>goroutine</w:t>
+      </w:r>
+      <w:proofErr w:type="spellEnd"/>
+      <w:r>
+        <w:t xml:space="preserve"> viene gestita dal </w:t>
+      </w:r>
+      <w:proofErr w:type="spellStart"/>
+      <w:r>
+        <w:t>runtime</w:t>
+      </w:r>
+      <w:proofErr w:type="spellEnd"/>
+      <w:r>
+        <w:t xml:space="preserve"> Go e può essere eseguita in contemporanea con altre </w:t>
+      </w:r>
+      <w:proofErr w:type="spellStart"/>
+      <w:r>
+        <w:t>goroutine</w:t>
+      </w:r>
+      <w:proofErr w:type="spellEnd"/>
+      <w:r>
+        <w:t xml:space="preserve">. Per coordinare più </w:t>
+      </w:r>
+      <w:proofErr w:type="spellStart"/>
+      <w:r>
+        <w:t>goroutine</w:t>
+      </w:r>
+      <w:proofErr w:type="spellEnd"/>
+      <w:r>
+        <w:t xml:space="preserve"> e gestire la comunicazione tra esse, Go mette a disposizione i </w:t>
+      </w:r>
+      <w:r>
+        <w:rPr>
+          <w:b/>
+          <w:bCs/>
+        </w:rPr>
+        <w:t>canali</w:t>
+      </w:r>
+      <w:r>
+        <w:t xml:space="preserve"> (</w:t>
+      </w:r>
+      <w:proofErr w:type="spellStart"/>
+      <w:r>
+        <w:t>chan</w:t>
+      </w:r>
+      <w:proofErr w:type="spellEnd"/>
+      <w:r>
+        <w:t>), che permettono di scambiarsi dati in modo sicuro.</w:t>
+      </w:r>
+      <w:r>
+        <w:t xml:space="preserve"> </w:t>
+      </w:r>
+    </w:p>
+    <w:p>
+      <w:pPr>
+        <w:spacing w:after="200" w:line="276" w:lineRule="auto"/>
+      </w:pPr>
+      <w:r>
+        <w:t xml:space="preserve">In </w:t>
+      </w:r>
+      <w:proofErr w:type="spellStart"/>
+      <w:r>
+        <w:rPr>
+          <w:b/>
+          <w:bCs/>
+        </w:rPr>
+        <w:t>CarRentalHub</w:t>
+      </w:r>
+      <w:proofErr w:type="spellEnd"/>
+      <w:r>
+        <w:t xml:space="preserve"> le </w:t>
+      </w:r>
+      <w:proofErr w:type="spellStart"/>
+      <w:r>
+        <w:t>goroutine</w:t>
+      </w:r>
+      <w:proofErr w:type="spellEnd"/>
+      <w:r>
+        <w:t xml:space="preserve"> sono fondamentali per la gestione corretta e ottimale della concorrenza nella prenotazione dei veicoli. </w:t>
+      </w:r>
+      <w:r>
+        <w:br/>
+      </w:r>
+      <w:r>
+        <w:t xml:space="preserve">Il problema affrontato è tipico nei sistemi di prenotazione: due utenti potrebbero tentare di prenotare lo stesso veicolo </w:t>
+      </w:r>
+      <w:r>
+        <w:t>per</w:t>
+      </w:r>
+      <w:r>
+        <w:t xml:space="preserve"> date che si sovrappongono, </w:t>
+      </w:r>
+      <w:r>
+        <w:t>esattamente nello stesso istante, quando questo risulta ancora disponibile per entrambi. Senza un meccanismo di sincronizzazione, ciò potrebbe portare a una condizione di race e alla sovrapposizione delle prenotazioni, compromettendo la coerenza dei dati.</w:t>
+      </w:r>
+      <w:r>
+        <w:t xml:space="preserve"> </w:t>
+      </w:r>
+      <w:r>
+        <w:t xml:space="preserve">Per evitare </w:t>
+      </w:r>
+      <w:r>
+        <w:t>ciò</w:t>
+      </w:r>
+      <w:r>
+        <w:t xml:space="preserve">, </w:t>
+      </w:r>
+      <w:r>
+        <w:t>si è adottato</w:t>
+      </w:r>
+      <w:r>
+        <w:t xml:space="preserve"> un </w:t>
+      </w:r>
+      <w:r>
+        <w:rPr>
+          <w:b/>
+          <w:bCs/>
+        </w:rPr>
+        <w:t>pattern worker-</w:t>
+      </w:r>
+      <w:proofErr w:type="spellStart"/>
+      <w:r>
+        <w:rPr>
+          <w:b/>
+          <w:bCs/>
+        </w:rPr>
+        <w:t>based</w:t>
+      </w:r>
+      <w:proofErr w:type="spellEnd"/>
+      <w:r>
+        <w:rPr>
+          <w:b/>
+          <w:bCs/>
+        </w:rPr>
+        <w:t xml:space="preserve"> </w:t>
+      </w:r>
+      <w:r>
+        <w:t xml:space="preserve">con </w:t>
+      </w:r>
+      <w:proofErr w:type="spellStart"/>
+      <w:r>
+        <w:t>goroutine</w:t>
+      </w:r>
+      <w:proofErr w:type="spellEnd"/>
+      <w:r>
+        <w:t xml:space="preserve"> </w:t>
+      </w:r>
+      <w:r>
+        <w:t>più</w:t>
+      </w:r>
+      <w:r>
+        <w:t xml:space="preserve"> canale condiviso.</w:t>
+      </w:r>
+      <w:r>
+        <w:t xml:space="preserve"> In particolare, nel file </w:t>
+      </w:r>
+      <w:proofErr w:type="spellStart"/>
+      <w:r>
+        <w:t>booking_service.go</w:t>
+      </w:r>
+      <w:proofErr w:type="spellEnd"/>
+      <w:r>
+        <w:t>:</w:t>
+      </w:r>
+    </w:p>
+    <w:p>
+      <w:pPr>
+        <w:pStyle w:val="Paragrafoelenco"/>
+        <w:numPr>
+          <w:ilvl w:val="0"/>
+          <w:numId w:val="30"/>
+        </w:numPr>
+        <w:spacing w:after="200" w:line="276" w:lineRule="auto"/>
+      </w:pPr>
+      <w:r>
+        <w:t xml:space="preserve">Una </w:t>
+      </w:r>
+      <w:proofErr w:type="spellStart"/>
+      <w:r>
+        <w:rPr>
+          <w:b/>
+          <w:bCs/>
+        </w:rPr>
+        <w:t>goroutine</w:t>
+      </w:r>
+      <w:proofErr w:type="spellEnd"/>
+      <w:r>
+        <w:rPr>
+          <w:b/>
+          <w:bCs/>
+        </w:rPr>
+        <w:t xml:space="preserve"> worker</w:t>
+      </w:r>
+      <w:r>
+        <w:t xml:space="preserve"> viene avviata all'avvio del sistema tramite </w:t>
+      </w:r>
+      <w:proofErr w:type="spellStart"/>
+      <w:r>
+        <w:t>init</w:t>
+      </w:r>
+      <w:proofErr w:type="spellEnd"/>
+      <w:r>
+        <w:t>()</w:t>
+      </w:r>
+      <w:r>
+        <w:t xml:space="preserve"> “</w:t>
+      </w:r>
+      <w:r>
+        <w:t xml:space="preserve">go </w:t>
+      </w:r>
+      <w:proofErr w:type="spellStart"/>
+      <w:r>
+        <w:t>processBookingRequests</w:t>
+      </w:r>
+      <w:proofErr w:type="spellEnd"/>
+      <w:r>
+        <w:t>()</w:t>
+      </w:r>
+      <w:r>
+        <w:t>”</w:t>
+      </w:r>
+    </w:p>
+    <w:p>
+      <w:pPr>
+        <w:pStyle w:val="Paragrafoelenco"/>
+        <w:numPr>
+          <w:ilvl w:val="0"/>
+          <w:numId w:val="30"/>
+        </w:numPr>
+        <w:spacing w:after="200" w:line="480" w:lineRule="auto"/>
+      </w:pPr>
+      <w:r>
+        <w:t xml:space="preserve">Tutte le richieste di prenotazione vengono </w:t>
+      </w:r>
+      <w:r>
+        <w:rPr>
+          <w:b/>
+          <w:bCs/>
+        </w:rPr>
+        <w:t>inviate su un canale</w:t>
+      </w:r>
+      <w:r>
+        <w:rPr>
+          <w:b/>
+          <w:bCs/>
+        </w:rPr>
+        <w:t xml:space="preserve"> tramite</w:t>
+      </w:r>
+      <w:r>
+        <w:t xml:space="preserve"> “</w:t>
+      </w:r>
+      <w:proofErr w:type="spellStart"/>
+      <w:r>
+        <w:t>bookingChannel</w:t>
+      </w:r>
+      <w:proofErr w:type="spellEnd"/>
+      <w:r>
+        <w:t xml:space="preserve"> &lt;- </w:t>
+      </w:r>
+      <w:proofErr w:type="spellStart"/>
+      <w:r>
+        <w:t>BookingRequest</w:t>
+      </w:r>
+      <w:proofErr w:type="spellEnd"/>
+      <w:r>
+        <w:t>{...}</w:t>
+      </w:r>
+      <w:r>
+        <w:t>”</w:t>
+      </w:r>
+    </w:p>
+    <w:p>
+      <w:pPr>
+        <w:pStyle w:val="Paragrafoelenco"/>
+        <w:numPr>
+          <w:ilvl w:val="0"/>
+          <w:numId w:val="30"/>
+        </w:numPr>
+        <w:spacing w:after="200" w:line="480" w:lineRule="auto"/>
+      </w:pPr>
+      <w:r>
+        <w:t xml:space="preserve">La </w:t>
+      </w:r>
+      <w:proofErr w:type="spellStart"/>
+      <w:r>
+        <w:t>goroutine</w:t>
+      </w:r>
+      <w:proofErr w:type="spellEnd"/>
+      <w:r>
+        <w:t xml:space="preserve"> worker legge sequenzialmente dal canale e processa </w:t>
+      </w:r>
+      <w:r>
+        <w:rPr>
+          <w:b/>
+          <w:bCs/>
+        </w:rPr>
+        <w:t>una richiesta</w:t>
+      </w:r>
+      <w:r>
+        <w:rPr>
+          <w:b/>
+          <w:bCs/>
+        </w:rPr>
+        <w:t xml:space="preserve"> </w:t>
+      </w:r>
+      <w:r>
+        <w:rPr>
+          <w:b/>
+          <w:bCs/>
+        </w:rPr>
+        <w:t>alla volta</w:t>
+      </w:r>
+      <w:r>
+        <w:t>, garantendo l’accesso esclusivo alla logica di booking</w:t>
+      </w:r>
+      <w:r>
+        <w:t xml:space="preserve">: </w:t>
+      </w:r>
+      <w:r>
+        <w:br/>
+      </w:r>
+      <w:r>
+        <w:t xml:space="preserve">for </w:t>
+      </w:r>
+      <w:proofErr w:type="spellStart"/>
+      <w:r>
+        <w:t>req</w:t>
+      </w:r>
+      <w:proofErr w:type="spellEnd"/>
+      <w:r>
+        <w:t xml:space="preserve"> := range </w:t>
+      </w:r>
+      <w:proofErr w:type="spellStart"/>
+      <w:r>
+        <w:t>bookingChannel</w:t>
+      </w:r>
+      <w:proofErr w:type="spellEnd"/>
+      <w:r>
+        <w:t xml:space="preserve"> {</w:t>
+      </w:r>
+    </w:p>
+    <w:p>
+      <w:pPr>
+        <w:pStyle w:val="Paragrafoelenco"/>
+        <w:spacing w:after="200" w:line="480" w:lineRule="auto"/>
+        <w:ind w:firstLine="720"/>
+        <w:rPr>
+          <w:lang w:val="en-US"/>
+        </w:rPr>
+      </w:pPr>
+      <w:proofErr w:type="spellStart"/>
+      <w:r>
+        <w:rPr>
+          <w:lang w:val="en-US"/>
+        </w:rPr>
+        <w:t>createdBooking</w:t>
+      </w:r>
+      <w:proofErr w:type="spellEnd"/>
+      <w:r>
+        <w:rPr>
+          <w:lang w:val="en-US"/>
+        </w:rPr>
+        <w:t xml:space="preserve">, err := </w:t>
+      </w:r>
+      <w:proofErr w:type="spellStart"/>
+      <w:r>
+        <w:rPr>
+          <w:lang w:val="en-US"/>
+        </w:rPr>
+        <w:t>CreateBooking</w:t>
+      </w:r>
+      <w:proofErr w:type="spellEnd"/>
+      <w:r>
+        <w:rPr>
+          <w:lang w:val="en-US"/>
+        </w:rPr>
+        <w:t>(&amp;</w:t>
+      </w:r>
+      <w:proofErr w:type="spellStart"/>
+      <w:r>
+        <w:rPr>
+          <w:lang w:val="en-US"/>
+        </w:rPr>
+        <w:t>req.Booking</w:t>
+      </w:r>
+      <w:proofErr w:type="spellEnd"/>
+      <w:r>
+        <w:rPr>
+          <w:lang w:val="en-US"/>
+        </w:rPr>
+        <w:t>)</w:t>
+      </w:r>
+    </w:p>
+    <w:p>
+      <w:pPr>
+        <w:spacing w:after="200" w:line="480" w:lineRule="auto"/>
+        <w:ind w:left="360"/>
+      </w:pPr>
+      <w:r>
+        <w:rPr>
+          <w:lang w:val="en-US"/>
+        </w:rPr>
+        <w:t xml:space="preserve"> </w:t>
+      </w:r>
+      <w:r>
+        <w:rPr>
+          <w:lang w:val="en-US"/>
+        </w:rPr>
+        <w:tab/>
+      </w:r>
+      <w:r>
+        <w:rPr>
+          <w:lang w:val="en-US"/>
+        </w:rPr>
+        <w:tab/>
+      </w:r>
+      <w:r>
+        <w:rPr>
+          <w:lang w:val="en-US"/>
+        </w:rPr>
+        <w:t xml:space="preserve"> </w:t>
+      </w:r>
+      <w:r>
+        <w:t>...</w:t>
+      </w:r>
+      <w:r>
+        <w:t xml:space="preserve"> </w:t>
+      </w:r>
+      <w:r>
+        <w:t>}</w:t>
+      </w:r>
+    </w:p>
+    <w:p>
+      <w:pPr>
+        <w:pStyle w:val="Paragrafoelenco"/>
+        <w:numPr>
+          <w:ilvl w:val="0"/>
+          <w:numId w:val="31"/>
+        </w:numPr>
+        <w:spacing w:after="200" w:line="276" w:lineRule="auto"/>
+      </w:pPr>
+      <w:r>
+        <w:t xml:space="preserve">La funzione </w:t>
+      </w:r>
+      <w:proofErr w:type="spellStart"/>
+      <w:r>
+        <w:t>RequestBooking</w:t>
+      </w:r>
+      <w:proofErr w:type="spellEnd"/>
+      <w:r>
+        <w:t xml:space="preserve">(...) nel controller scrive sul canale e attende la risposta tramite canali dedicati </w:t>
+      </w:r>
+      <w:r>
+        <w:t>“</w:t>
+      </w:r>
+      <w:proofErr w:type="spellStart"/>
+      <w:r>
+        <w:t>response</w:t>
+      </w:r>
+      <w:proofErr w:type="spellEnd"/>
+      <w:r>
+        <w:t>”</w:t>
+      </w:r>
+      <w:r>
+        <w:t xml:space="preserve"> e </w:t>
+      </w:r>
+      <w:r>
+        <w:t>“</w:t>
+      </w:r>
+      <w:proofErr w:type="spellStart"/>
+      <w:r>
+        <w:t>errorChan</w:t>
+      </w:r>
+      <w:proofErr w:type="spellEnd"/>
+      <w:r>
+        <w:t>”</w:t>
+      </w:r>
+      <w:r>
+        <w:t>, offrendo un'interfaccia sincrona verso l'esterno, ma con gestione concorrente interna sicura.</w:t>
+      </w:r>
+    </w:p>
+    <w:p>
+      <w:pPr>
+        <w:spacing w:after="200" w:line="276" w:lineRule="auto"/>
+      </w:pPr>
+      <w:r>
+        <w:t xml:space="preserve">Questa soluzione presenta diversi vantaggi, poiché non è necessario usare librerie come </w:t>
+      </w:r>
+      <w:proofErr w:type="spellStart"/>
+      <w:r>
+        <w:t>sync.Mutex</w:t>
+      </w:r>
+      <w:proofErr w:type="spellEnd"/>
+      <w:r>
+        <w:t xml:space="preserve"> o lock manuali e si riesce ad evitare la race </w:t>
+      </w:r>
+      <w:proofErr w:type="spellStart"/>
+      <w:r>
+        <w:t>condition</w:t>
+      </w:r>
+      <w:proofErr w:type="spellEnd"/>
+      <w:r>
+        <w:t>, in quanto le richieste concorrenti vengono messe in coda e gestite in ordine.</w:t>
+      </w:r>
+    </w:p>
+    <w:p>
+      <w:pPr>
+        <w:spacing w:after="200" w:line="276" w:lineRule="auto"/>
+        <w:jc w:val="center"/>
+      </w:pPr>
+      <w:r>
+        <w:rPr>
+          <w:noProof/>
+        </w:rPr>
+        <w:lastRenderedPageBreak/>
+        <w:drawing>
+          <wp:inline distT="0" distB="0" distL="0" distR="0" wp14:anchorId="70609DA8" wp14:editId="0134C72E">
+            <wp:extent cx="4786173" cy="2369820"/>
+            <wp:effectExtent l="0" t="0" r="0" b="0"/>
+            <wp:docPr id="290906192" name="Immagine 1" descr="Immagine output"/>
+            <wp:cNvGraphicFramePr>
+              <a:graphicFrameLocks xmlns:a="http://schemas.openxmlformats.org/drawingml/2006/main" noChangeAspect="1"/>
+            </wp:cNvGraphicFramePr>
+            <a:graphic xmlns:a="http://schemas.openxmlformats.org/drawingml/2006/main">
+              <a:graphicData uri="http://schemas.openxmlformats.org/drawingml/2006/picture">
+                <pic:pic xmlns:pic="http://schemas.openxmlformats.org/drawingml/2006/picture">
+                  <pic:nvPicPr>
+                    <pic:cNvPr id="0" name="Picture 1" descr="Immagine output"/>
+                    <pic:cNvPicPr>
+                      <a:picLocks noChangeAspect="1" noChangeArrowheads="1"/>
+                    </pic:cNvPicPr>
+                  </pic:nvPicPr>
+                  <pic:blipFill>
+                    <a:blip r:embed="rId7">
+                      <a:extLst>
+                        <a:ext uri="{28A0092B-C50C-407E-A947-70E740481C1C}">
+                          <a14:useLocalDpi xmlns:a14="http://schemas.microsoft.com/office/drawing/2010/main" val="0"/>
+                        </a:ext>
+                      </a:extLst>
+                    </a:blip>
+                    <a:srcRect/>
+                    <a:stretch>
+                      <a:fillRect/>
+                    </a:stretch>
+                  </pic:blipFill>
+                  <pic:spPr bwMode="auto">
+                    <a:xfrm>
+                      <a:off x="0" y="0"/>
+                      <a:ext cx="4792998" cy="2373199"/>
+                    </a:xfrm>
+                    <a:prstGeom prst="rect">
+                      <a:avLst/>
+                    </a:prstGeom>
+                    <a:noFill/>
+                    <a:ln>
+                      <a:noFill/>
+                    </a:ln>
+                  </pic:spPr>
+                </pic:pic>
+              </a:graphicData>
+            </a:graphic>
+          </wp:inline>
+        </w:drawing>
+      </w:r>
+    </w:p>
+    <w:p>
+      <w:pPr>
+        <w:spacing w:after="200" w:line="276" w:lineRule="auto"/>
+        <w:rPr>
+          <w:b/>
+          <w:bCs/>
+          <w:sz w:val="28"/>
+          <w:szCs w:val="28"/>
+        </w:rPr>
+      </w:pPr>
+      <w:r>
+        <w:rPr>
+          <w:b/>
+          <w:bCs/>
+          <w:sz w:val="28"/>
+          <w:szCs w:val="28"/>
+        </w:rPr>
+        <w:t>Implementazione della cache</w:t>
+      </w:r>
+    </w:p>
+    <w:p>
+      <w:pPr>
+        <w:spacing w:after="200" w:line="276" w:lineRule="auto"/>
+      </w:pPr>
+      <w:r>
+        <w:t xml:space="preserve">Nel </w:t>
+      </w:r>
+      <w:proofErr w:type="spellStart"/>
+      <w:r>
+        <w:t>backend</w:t>
+      </w:r>
+      <w:proofErr w:type="spellEnd"/>
+      <w:r>
+        <w:t xml:space="preserve"> di </w:t>
+      </w:r>
+      <w:proofErr w:type="spellStart"/>
+      <w:r>
+        <w:rPr>
+          <w:b/>
+          <w:bCs/>
+        </w:rPr>
+        <w:t>CarRentalHub</w:t>
+      </w:r>
+      <w:proofErr w:type="spellEnd"/>
+      <w:r>
+        <w:t xml:space="preserve"> è stato implementato un sistema di </w:t>
+      </w:r>
+      <w:r>
+        <w:rPr>
+          <w:b/>
+          <w:bCs/>
+        </w:rPr>
+        <w:t>cache in memoria personalizzata</w:t>
+      </w:r>
+      <w:r>
+        <w:t xml:space="preserve">, con l’obiettivo di </w:t>
+      </w:r>
+      <w:r>
+        <w:rPr>
+          <w:b/>
+          <w:bCs/>
+        </w:rPr>
+        <w:t>ottimizzare le prestazioni</w:t>
+      </w:r>
+      <w:r>
+        <w:t xml:space="preserve"> e </w:t>
+      </w:r>
+      <w:r>
+        <w:rPr>
+          <w:b/>
+          <w:bCs/>
+        </w:rPr>
+        <w:t xml:space="preserve">ridurre il numero di query al database </w:t>
+      </w:r>
+      <w:proofErr w:type="spellStart"/>
+      <w:r>
+        <w:rPr>
+          <w:b/>
+          <w:bCs/>
+        </w:rPr>
+        <w:t>PostgreSQL</w:t>
+      </w:r>
+      <w:proofErr w:type="spellEnd"/>
+      <w:r>
+        <w:t>, specialmente per le operazioni più frequenti come la lettura delle prenotazioni o dei veicoli disponibili.</w:t>
+      </w:r>
+      <w:r>
+        <w:t xml:space="preserve"> </w:t>
+      </w:r>
+    </w:p>
+    <w:p>
+      <w:pPr>
+        <w:spacing w:after="200" w:line="276" w:lineRule="auto"/>
+      </w:pPr>
+      <w:r>
+        <w:t xml:space="preserve">Una </w:t>
+      </w:r>
+      <w:r>
+        <w:rPr>
+          <w:b/>
+          <w:bCs/>
+        </w:rPr>
+        <w:t>cache</w:t>
+      </w:r>
+      <w:r>
+        <w:t xml:space="preserve"> è una struttura temporanea che memorizza copie di dati frequentemente richiesti, per evitare di doverli ricalcolare o rileggere da fonti lente come il database. In questo caso, si tratta di una cache </w:t>
+      </w:r>
+      <w:r>
+        <w:rPr>
+          <w:b/>
+          <w:bCs/>
+        </w:rPr>
+        <w:t>in-</w:t>
+      </w:r>
+      <w:proofErr w:type="spellStart"/>
+      <w:r>
+        <w:rPr>
+          <w:b/>
+          <w:bCs/>
+        </w:rPr>
+        <w:t>memory</w:t>
+      </w:r>
+      <w:proofErr w:type="spellEnd"/>
+      <w:r>
+        <w:t>, cioè mantenuta nella RAM del server, che consente accessi rapidissimi.</w:t>
+      </w:r>
+      <w:r>
+        <w:t xml:space="preserve"> </w:t>
+      </w:r>
+      <w:r>
+        <w:t>Il modulo cache/ definisce una struttura Cache composta da:</w:t>
+      </w:r>
+    </w:p>
+    <w:p>
+      <w:pPr>
+        <w:numPr>
+          <w:ilvl w:val="0"/>
+          <w:numId w:val="32"/>
+        </w:numPr>
+        <w:spacing w:after="200" w:line="276" w:lineRule="auto"/>
+      </w:pPr>
+      <w:r>
+        <w:t>una mappa concorrente (</w:t>
+      </w:r>
+      <w:proofErr w:type="spellStart"/>
+      <w:r>
+        <w:t>sync.Map</w:t>
+      </w:r>
+      <w:proofErr w:type="spellEnd"/>
+      <w:r>
+        <w:t xml:space="preserve">) per gestire </w:t>
+      </w:r>
+      <w:r>
+        <w:rPr>
+          <w:b/>
+          <w:bCs/>
+        </w:rPr>
+        <w:t>accessi paralleli sicuri</w:t>
+      </w:r>
+    </w:p>
+    <w:p>
+      <w:pPr>
+        <w:numPr>
+          <w:ilvl w:val="0"/>
+          <w:numId w:val="32"/>
+        </w:numPr>
+        <w:spacing w:after="200" w:line="276" w:lineRule="auto"/>
+      </w:pPr>
+      <w:r>
+        <w:t xml:space="preserve">un campo </w:t>
+      </w:r>
+      <w:proofErr w:type="spellStart"/>
+      <w:r>
+        <w:t>ttl</w:t>
+      </w:r>
+      <w:proofErr w:type="spellEnd"/>
+      <w:r>
+        <w:t xml:space="preserve"> (time-to-live) per definire </w:t>
+      </w:r>
+      <w:r>
+        <w:rPr>
+          <w:b/>
+          <w:bCs/>
+        </w:rPr>
+        <w:t>quanto dura ogni entry</w:t>
+      </w:r>
+      <w:r>
+        <w:t xml:space="preserve"> prima di essere considerata scaduta</w:t>
+      </w:r>
+    </w:p>
+    <w:p>
+      <w:pPr>
+        <w:spacing w:after="200" w:line="276" w:lineRule="auto"/>
+      </w:pPr>
+      <w:r>
+        <w:t xml:space="preserve">L’inserimento dei dati in cache e la lettura di questi è stato implementato rispettivamente dalle funzioni Set e </w:t>
+      </w:r>
+      <w:proofErr w:type="spellStart"/>
+      <w:r>
+        <w:t>Get</w:t>
+      </w:r>
+      <w:proofErr w:type="spellEnd"/>
+      <w:r>
+        <w:t>. Nel caso di lettura dei dati dalla cache, l</w:t>
+      </w:r>
+      <w:r>
+        <w:t xml:space="preserve">a validità dell’entry viene verificata confrontando il tempo attuale con </w:t>
+      </w:r>
+      <w:proofErr w:type="spellStart"/>
+      <w:r>
+        <w:t>expiredAt</w:t>
+      </w:r>
+      <w:proofErr w:type="spellEnd"/>
+      <w:r>
+        <w:t>. Se l’elemento è scaduto, viene eliminato automaticamente.</w:t>
+      </w:r>
+      <w:r>
+        <w:t xml:space="preserve"> </w:t>
+      </w:r>
+      <w:r>
+        <w:t>Alla creazione di una nuova cache (</w:t>
+      </w:r>
+      <w:proofErr w:type="spellStart"/>
+      <w:r>
+        <w:t>NewCache</w:t>
+      </w:r>
+      <w:proofErr w:type="spellEnd"/>
+      <w:r>
+        <w:t>(</w:t>
+      </w:r>
+      <w:proofErr w:type="spellStart"/>
+      <w:r>
+        <w:t>ttl</w:t>
+      </w:r>
+      <w:proofErr w:type="spellEnd"/>
+      <w:r>
+        <w:t xml:space="preserve">)), viene avviata </w:t>
+      </w:r>
+      <w:r>
+        <w:rPr>
+          <w:b/>
+          <w:bCs/>
+        </w:rPr>
+        <w:t xml:space="preserve">una </w:t>
+      </w:r>
+      <w:proofErr w:type="spellStart"/>
+      <w:r>
+        <w:rPr>
+          <w:b/>
+          <w:bCs/>
+        </w:rPr>
+        <w:t>goroutine</w:t>
+      </w:r>
+      <w:proofErr w:type="spellEnd"/>
+      <w:r>
+        <w:rPr>
+          <w:b/>
+          <w:bCs/>
+        </w:rPr>
+        <w:t xml:space="preserve"> di </w:t>
+      </w:r>
+      <w:proofErr w:type="spellStart"/>
+      <w:r>
+        <w:rPr>
+          <w:b/>
+          <w:bCs/>
+        </w:rPr>
+        <w:t>cleanup</w:t>
+      </w:r>
+      <w:proofErr w:type="spellEnd"/>
+      <w:r>
+        <w:t xml:space="preserve"> che periodicamente (ogni </w:t>
+      </w:r>
+      <w:proofErr w:type="spellStart"/>
+      <w:r>
+        <w:t>ttl</w:t>
+      </w:r>
+      <w:proofErr w:type="spellEnd"/>
+      <w:r>
+        <w:t xml:space="preserve"> / 2) controlla e rimuove le entry scadute</w:t>
+      </w:r>
+      <w:r>
+        <w:t>: “</w:t>
+      </w:r>
+      <w:r>
+        <w:t xml:space="preserve">go </w:t>
+      </w:r>
+      <w:proofErr w:type="spellStart"/>
+      <w:r>
+        <w:t>c.cleanupExpiredEntries</w:t>
+      </w:r>
+      <w:proofErr w:type="spellEnd"/>
+      <w:r>
+        <w:t>()</w:t>
+      </w:r>
+      <w:r>
+        <w:t xml:space="preserve">”, questa </w:t>
+      </w:r>
+      <w:proofErr w:type="spellStart"/>
+      <w:r>
+        <w:t>goroutine</w:t>
+      </w:r>
+      <w:proofErr w:type="spellEnd"/>
+      <w:r>
+        <w:t xml:space="preserve"> scorre tutte le chiavi memorizzate e le elimina se risultano scadute, mantenendo la cache “pulita” e aggiornata.</w:t>
+      </w:r>
+      <w:r>
+        <w:t xml:space="preserve"> Le istanze </w:t>
+      </w:r>
+      <w:r>
+        <w:t xml:space="preserve">della cache vengono inizializzate in </w:t>
+      </w:r>
+      <w:proofErr w:type="spellStart"/>
+      <w:r>
+        <w:t>cache_manager.go</w:t>
+      </w:r>
+      <w:proofErr w:type="spellEnd"/>
+      <w:r>
+        <w:t>, con un TTL di 30 secondi</w:t>
+      </w:r>
+      <w:r>
+        <w:t>, precisamente sono definite “</w:t>
+      </w:r>
+      <w:proofErr w:type="spellStart"/>
+      <w:r>
+        <w:t>BookingCache</w:t>
+      </w:r>
+      <w:proofErr w:type="spellEnd"/>
+      <w:r>
+        <w:t>” e “</w:t>
+      </w:r>
+      <w:proofErr w:type="spellStart"/>
+      <w:r>
+        <w:t>VehicleCache</w:t>
+      </w:r>
+      <w:proofErr w:type="spellEnd"/>
+      <w:r>
+        <w:t xml:space="preserve">” utilizzate una per memorizzare temporaneamente le prenotazioni effettuate e una per il caching dei veicoli per ridurre le query al </w:t>
+      </w:r>
+      <w:proofErr w:type="spellStart"/>
+      <w:r>
+        <w:t>db</w:t>
+      </w:r>
+      <w:proofErr w:type="spellEnd"/>
+      <w:r>
+        <w:t xml:space="preserve"> durante le ricerche. Inoltre, alla creazione di una nuova prenotazione o di un </w:t>
+      </w:r>
+      <w:r>
+        <w:t>nuovo</w:t>
+      </w:r>
+      <w:r>
+        <w:t xml:space="preserve"> veicolo, oppure di un aggiornamento, entrambe le cache vengono invalidate, garantendo così che la cache non conserva dati obsoleti doppo </w:t>
+      </w:r>
+      <w:r>
+        <w:lastRenderedPageBreak/>
+        <w:t xml:space="preserve">un’operazione di scrittura. I vantaggi apportati da questa soluzione sono un accesso rapido ai dati frequentemente richiesti, una riduzione del </w:t>
+      </w:r>
+      <w:proofErr w:type="spellStart"/>
+      <w:r>
+        <w:t>carivo</w:t>
+      </w:r>
+      <w:proofErr w:type="spellEnd"/>
+      <w:r>
+        <w:t xml:space="preserve"> sul database, oltre che migliorare la scalabilità</w:t>
+      </w:r>
+      <w:r>
+        <w:t>.</w:t>
+      </w:r>
     </w:p>
     <w:p>
       <w:pPr>
@@ -5861,6 +7367,155 @@
     </w:lvl>
   </w:abstractNum>
   <w:abstractNum w:abstractNumId="10" w15:restartNumberingAfterBreak="0">
+    <w:nsid w:val="0617570A"/>
+    <w:multiLevelType w:val="multilevel"/>
+    <w:tmpl w:val="AA143B5A"/>
+    <w:lvl w:ilvl="0">
+      <w:start w:val="1"/>
+      <w:numFmt w:val="bullet"/>
+      <w:lvlText w:val=""/>
+      <w:lvlJc w:val="left"/>
+      <w:pPr>
+        <w:tabs>
+          <w:tab w:val="num" w:pos="720"/>
+        </w:tabs>
+        <w:ind w:left="720" w:hanging="360"/>
+      </w:pPr>
+      <w:rPr>
+        <w:rFonts w:ascii="Symbol" w:hAnsi="Symbol" w:hint="default"/>
+        <w:sz w:val="20"/>
+      </w:rPr>
+    </w:lvl>
+    <w:lvl w:ilvl="1" w:tentative="1">
+      <w:start w:val="1"/>
+      <w:numFmt w:val="bullet"/>
+      <w:lvlText w:val="o"/>
+      <w:lvlJc w:val="left"/>
+      <w:pPr>
+        <w:tabs>
+          <w:tab w:val="num" w:pos="1440"/>
+        </w:tabs>
+        <w:ind w:left="1440" w:hanging="360"/>
+      </w:pPr>
+      <w:rPr>
+        <w:rFonts w:ascii="Courier New" w:hAnsi="Courier New" w:hint="default"/>
+        <w:sz w:val="20"/>
+      </w:rPr>
+    </w:lvl>
+    <w:lvl w:ilvl="2" w:tentative="1">
+      <w:start w:val="1"/>
+      <w:numFmt w:val="bullet"/>
+      <w:lvlText w:val=""/>
+      <w:lvlJc w:val="left"/>
+      <w:pPr>
+        <w:tabs>
+          <w:tab w:val="num" w:pos="2160"/>
+        </w:tabs>
+        <w:ind w:left="2160" w:hanging="360"/>
+      </w:pPr>
+      <w:rPr>
+        <w:rFonts w:ascii="Wingdings" w:hAnsi="Wingdings" w:hint="default"/>
+        <w:sz w:val="20"/>
+      </w:rPr>
+    </w:lvl>
+    <w:lvl w:ilvl="3" w:tentative="1">
+      <w:start w:val="1"/>
+      <w:numFmt w:val="bullet"/>
+      <w:lvlText w:val=""/>
+      <w:lvlJc w:val="left"/>
+      <w:pPr>
+        <w:tabs>
+          <w:tab w:val="num" w:pos="2880"/>
+        </w:tabs>
+        <w:ind w:left="2880" w:hanging="360"/>
+      </w:pPr>
+      <w:rPr>
+        <w:rFonts w:ascii="Wingdings" w:hAnsi="Wingdings" w:hint="default"/>
+        <w:sz w:val="20"/>
+      </w:rPr>
+    </w:lvl>
+    <w:lvl w:ilvl="4" w:tentative="1">
+      <w:start w:val="1"/>
+      <w:numFmt w:val="bullet"/>
+      <w:lvlText w:val=""/>
+      <w:lvlJc w:val="left"/>
+      <w:pPr>
+        <w:tabs>
+          <w:tab w:val="num" w:pos="3600"/>
+        </w:tabs>
+        <w:ind w:left="3600" w:hanging="360"/>
+      </w:pPr>
+      <w:rPr>
+        <w:rFonts w:ascii="Wingdings" w:hAnsi="Wingdings" w:hint="default"/>
+        <w:sz w:val="20"/>
+      </w:rPr>
+    </w:lvl>
+    <w:lvl w:ilvl="5" w:tentative="1">
+      <w:start w:val="1"/>
+      <w:numFmt w:val="bullet"/>
+      <w:lvlText w:val=""/>
+      <w:lvlJc w:val="left"/>
+      <w:pPr>
+        <w:tabs>
+          <w:tab w:val="num" w:pos="4320"/>
+        </w:tabs>
+        <w:ind w:left="4320" w:hanging="360"/>
+      </w:pPr>
+      <w:rPr>
+        <w:rFonts w:ascii="Wingdings" w:hAnsi="Wingdings" w:hint="default"/>
+        <w:sz w:val="20"/>
+      </w:rPr>
+    </w:lvl>
+    <w:lvl w:ilvl="6" w:tentative="1">
+      <w:start w:val="1"/>
+      <w:numFmt w:val="bullet"/>
+      <w:lvlText w:val=""/>
+      <w:lvlJc w:val="left"/>
+      <w:pPr>
+        <w:tabs>
+          <w:tab w:val="num" w:pos="5040"/>
+        </w:tabs>
+        <w:ind w:left="5040" w:hanging="360"/>
+      </w:pPr>
+      <w:rPr>
+        <w:rFonts w:ascii="Wingdings" w:hAnsi="Wingdings" w:hint="default"/>
+        <w:sz w:val="20"/>
+      </w:rPr>
+    </w:lvl>
+    <w:lvl w:ilvl="7" w:tentative="1">
+      <w:start w:val="1"/>
+      <w:numFmt w:val="bullet"/>
+      <w:lvlText w:val=""/>
+      <w:lvlJc w:val="left"/>
+      <w:pPr>
+        <w:tabs>
+          <w:tab w:val="num" w:pos="5760"/>
+        </w:tabs>
+        <w:ind w:left="5760" w:hanging="360"/>
+      </w:pPr>
+      <w:rPr>
+        <w:rFonts w:ascii="Wingdings" w:hAnsi="Wingdings" w:hint="default"/>
+        <w:sz w:val="20"/>
+      </w:rPr>
+    </w:lvl>
+    <w:lvl w:ilvl="8" w:tentative="1">
+      <w:start w:val="1"/>
+      <w:numFmt w:val="bullet"/>
+      <w:lvlText w:val=""/>
+      <w:lvlJc w:val="left"/>
+      <w:pPr>
+        <w:tabs>
+          <w:tab w:val="num" w:pos="6480"/>
+        </w:tabs>
+        <w:ind w:left="6480" w:hanging="360"/>
+      </w:pPr>
+      <w:rPr>
+        <w:rFonts w:ascii="Wingdings" w:hAnsi="Wingdings" w:hint="default"/>
+        <w:sz w:val="20"/>
+      </w:rPr>
+    </w:lvl>
+  </w:abstractNum>
+  <w:abstractNum w:abstractNumId="11" w15:restartNumberingAfterBreak="0">
     <w:nsid w:val="07D060D4"/>
     <w:multiLevelType w:val="multilevel"/>
     <w:tmpl w:val="C3E2482E"/>
@@ -6009,7 +7664,7 @@
       </w:rPr>
     </w:lvl>
   </w:abstractNum>
-  <w:abstractNum w:abstractNumId="11" w15:restartNumberingAfterBreak="0">
+  <w:abstractNum w:abstractNumId="12" w15:restartNumberingAfterBreak="0">
     <w:nsid w:val="0A5A3F38"/>
     <w:multiLevelType w:val="multilevel"/>
     <w:tmpl w:val="1CDA349A"/>
@@ -6158,7 +7813,7 @@
       </w:rPr>
     </w:lvl>
   </w:abstractNum>
-  <w:abstractNum w:abstractNumId="12" w15:restartNumberingAfterBreak="0">
+  <w:abstractNum w:abstractNumId="13" w15:restartNumberingAfterBreak="0">
     <w:nsid w:val="0E272F82"/>
     <w:multiLevelType w:val="multilevel"/>
     <w:tmpl w:val="9004515A"/>
@@ -6307,7 +7962,7 @@
       </w:rPr>
     </w:lvl>
   </w:abstractNum>
-  <w:abstractNum w:abstractNumId="13" w15:restartNumberingAfterBreak="0">
+  <w:abstractNum w:abstractNumId="14" w15:restartNumberingAfterBreak="0">
     <w:nsid w:val="10182C56"/>
     <w:multiLevelType w:val="multilevel"/>
     <w:tmpl w:val="442C9DCA"/>
@@ -6456,7 +8111,7 @@
       </w:rPr>
     </w:lvl>
   </w:abstractNum>
-  <w:abstractNum w:abstractNumId="14" w15:restartNumberingAfterBreak="0">
+  <w:abstractNum w:abstractNumId="15" w15:restartNumberingAfterBreak="0">
     <w:nsid w:val="128D7095"/>
     <w:multiLevelType w:val="multilevel"/>
     <w:tmpl w:val="BFCC9A1E"/>
@@ -6605,7 +8260,7 @@
       </w:rPr>
     </w:lvl>
   </w:abstractNum>
-  <w:abstractNum w:abstractNumId="15" w15:restartNumberingAfterBreak="0">
+  <w:abstractNum w:abstractNumId="16" w15:restartNumberingAfterBreak="0">
     <w:nsid w:val="1B7D3625"/>
     <w:multiLevelType w:val="multilevel"/>
     <w:tmpl w:val="D74624E2"/>
@@ -6754,7 +8409,7 @@
       </w:rPr>
     </w:lvl>
   </w:abstractNum>
-  <w:abstractNum w:abstractNumId="16" w15:restartNumberingAfterBreak="0">
+  <w:abstractNum w:abstractNumId="17" w15:restartNumberingAfterBreak="0">
     <w:nsid w:val="22123B6C"/>
     <w:multiLevelType w:val="multilevel"/>
     <w:tmpl w:val="9F5CFA4A"/>
@@ -6903,7 +8558,7 @@
       </w:rPr>
     </w:lvl>
   </w:abstractNum>
-  <w:abstractNum w:abstractNumId="17" w15:restartNumberingAfterBreak="0">
+  <w:abstractNum w:abstractNumId="18" w15:restartNumberingAfterBreak="0">
     <w:nsid w:val="2B162722"/>
     <w:multiLevelType w:val="multilevel"/>
     <w:tmpl w:val="F10042A2"/>
@@ -7021,7 +8676,7 @@
       </w:rPr>
     </w:lvl>
   </w:abstractNum>
-  <w:abstractNum w:abstractNumId="18" w15:restartNumberingAfterBreak="0">
+  <w:abstractNum w:abstractNumId="19" w15:restartNumberingAfterBreak="0">
     <w:nsid w:val="2CA16309"/>
     <w:multiLevelType w:val="multilevel"/>
     <w:tmpl w:val="5EA69A06"/>
@@ -7170,7 +8825,7 @@
       </w:rPr>
     </w:lvl>
   </w:abstractNum>
-  <w:abstractNum w:abstractNumId="19" w15:restartNumberingAfterBreak="0">
+  <w:abstractNum w:abstractNumId="20" w15:restartNumberingAfterBreak="0">
     <w:nsid w:val="31605CD4"/>
     <w:multiLevelType w:val="multilevel"/>
     <w:tmpl w:val="165E603C"/>
@@ -7319,7 +8974,7 @@
       </w:rPr>
     </w:lvl>
   </w:abstractNum>
-  <w:abstractNum w:abstractNumId="20" w15:restartNumberingAfterBreak="0">
+  <w:abstractNum w:abstractNumId="21" w15:restartNumberingAfterBreak="0">
     <w:nsid w:val="362900DD"/>
     <w:multiLevelType w:val="multilevel"/>
     <w:tmpl w:val="74BCCB00"/>
@@ -7468,7 +9123,120 @@
       </w:rPr>
     </w:lvl>
   </w:abstractNum>
-  <w:abstractNum w:abstractNumId="21" w15:restartNumberingAfterBreak="0">
+  <w:abstractNum w:abstractNumId="22" w15:restartNumberingAfterBreak="0">
+    <w:nsid w:val="39EE0FBE"/>
+    <w:multiLevelType w:val="hybridMultilevel"/>
+    <w:tmpl w:val="2D16F86A"/>
+    <w:lvl w:ilvl="0" w:tplc="04100001">
+      <w:start w:val="1"/>
+      <w:numFmt w:val="bullet"/>
+      <w:lvlText w:val=""/>
+      <w:lvlJc w:val="left"/>
+      <w:pPr>
+        <w:ind w:left="1080" w:hanging="360"/>
+      </w:pPr>
+      <w:rPr>
+        <w:rFonts w:ascii="Symbol" w:hAnsi="Symbol" w:hint="default"/>
+      </w:rPr>
+    </w:lvl>
+    <w:lvl w:ilvl="1" w:tplc="04100003" w:tentative="1">
+      <w:start w:val="1"/>
+      <w:numFmt w:val="bullet"/>
+      <w:lvlText w:val="o"/>
+      <w:lvlJc w:val="left"/>
+      <w:pPr>
+        <w:ind w:left="1800" w:hanging="360"/>
+      </w:pPr>
+      <w:rPr>
+        <w:rFonts w:ascii="Courier New" w:hAnsi="Courier New" w:cs="Courier New" w:hint="default"/>
+      </w:rPr>
+    </w:lvl>
+    <w:lvl w:ilvl="2" w:tplc="04100005" w:tentative="1">
+      <w:start w:val="1"/>
+      <w:numFmt w:val="bullet"/>
+      <w:lvlText w:val=""/>
+      <w:lvlJc w:val="left"/>
+      <w:pPr>
+        <w:ind w:left="2520" w:hanging="360"/>
+      </w:pPr>
+      <w:rPr>
+        <w:rFonts w:ascii="Wingdings" w:hAnsi="Wingdings" w:hint="default"/>
+      </w:rPr>
+    </w:lvl>
+    <w:lvl w:ilvl="3" w:tplc="04100001" w:tentative="1">
+      <w:start w:val="1"/>
+      <w:numFmt w:val="bullet"/>
+      <w:lvlText w:val=""/>
+      <w:lvlJc w:val="left"/>
+      <w:pPr>
+        <w:ind w:left="3240" w:hanging="360"/>
+      </w:pPr>
+      <w:rPr>
+        <w:rFonts w:ascii="Symbol" w:hAnsi="Symbol" w:hint="default"/>
+      </w:rPr>
+    </w:lvl>
+    <w:lvl w:ilvl="4" w:tplc="04100003" w:tentative="1">
+      <w:start w:val="1"/>
+      <w:numFmt w:val="bullet"/>
+      <w:lvlText w:val="o"/>
+      <w:lvlJc w:val="left"/>
+      <w:pPr>
+        <w:ind w:left="3960" w:hanging="360"/>
+      </w:pPr>
+      <w:rPr>
+        <w:rFonts w:ascii="Courier New" w:hAnsi="Courier New" w:cs="Courier New" w:hint="default"/>
+      </w:rPr>
+    </w:lvl>
+    <w:lvl w:ilvl="5" w:tplc="04100005" w:tentative="1">
+      <w:start w:val="1"/>
+      <w:numFmt w:val="bullet"/>
+      <w:lvlText w:val=""/>
+      <w:lvlJc w:val="left"/>
+      <w:pPr>
+        <w:ind w:left="4680" w:hanging="360"/>
+      </w:pPr>
+      <w:rPr>
+        <w:rFonts w:ascii="Wingdings" w:hAnsi="Wingdings" w:hint="default"/>
+      </w:rPr>
+    </w:lvl>
+    <w:lvl w:ilvl="6" w:tplc="04100001" w:tentative="1">
+      <w:start w:val="1"/>
+      <w:numFmt w:val="bullet"/>
+      <w:lvlText w:val=""/>
+      <w:lvlJc w:val="left"/>
+      <w:pPr>
+        <w:ind w:left="5400" w:hanging="360"/>
+      </w:pPr>
+      <w:rPr>
+        <w:rFonts w:ascii="Symbol" w:hAnsi="Symbol" w:hint="default"/>
+      </w:rPr>
+    </w:lvl>
+    <w:lvl w:ilvl="7" w:tplc="04100003" w:tentative="1">
+      <w:start w:val="1"/>
+      <w:numFmt w:val="bullet"/>
+      <w:lvlText w:val="o"/>
+      <w:lvlJc w:val="left"/>
+      <w:pPr>
+        <w:ind w:left="6120" w:hanging="360"/>
+      </w:pPr>
+      <w:rPr>
+        <w:rFonts w:ascii="Courier New" w:hAnsi="Courier New" w:cs="Courier New" w:hint="default"/>
+      </w:rPr>
+    </w:lvl>
+    <w:lvl w:ilvl="8" w:tplc="04100005" w:tentative="1">
+      <w:start w:val="1"/>
+      <w:numFmt w:val="bullet"/>
+      <w:lvlText w:val=""/>
+      <w:lvlJc w:val="left"/>
+      <w:pPr>
+        <w:ind w:left="6840" w:hanging="360"/>
+      </w:pPr>
+      <w:rPr>
+        <w:rFonts w:ascii="Wingdings" w:hAnsi="Wingdings" w:hint="default"/>
+      </w:rPr>
+    </w:lvl>
+  </w:abstractNum>
+  <w:abstractNum w:abstractNumId="23" w15:restartNumberingAfterBreak="0">
     <w:nsid w:val="46834B65"/>
     <w:multiLevelType w:val="hybridMultilevel"/>
     <w:tmpl w:val="5DCA7540"/>
@@ -7581,7 +9349,7 @@
       </w:rPr>
     </w:lvl>
   </w:abstractNum>
-  <w:abstractNum w:abstractNumId="22" w15:restartNumberingAfterBreak="0">
+  <w:abstractNum w:abstractNumId="24" w15:restartNumberingAfterBreak="0">
     <w:nsid w:val="4A24133E"/>
     <w:multiLevelType w:val="multilevel"/>
     <w:tmpl w:val="CF50E8FA"/>
@@ -7730,7 +9498,7 @@
       </w:rPr>
     </w:lvl>
   </w:abstractNum>
-  <w:abstractNum w:abstractNumId="23" w15:restartNumberingAfterBreak="0">
+  <w:abstractNum w:abstractNumId="25" w15:restartNumberingAfterBreak="0">
     <w:nsid w:val="59B71916"/>
     <w:multiLevelType w:val="multilevel"/>
     <w:tmpl w:val="338CFCAE"/>
@@ -7879,7 +9647,7 @@
       </w:rPr>
     </w:lvl>
   </w:abstractNum>
-  <w:abstractNum w:abstractNumId="24" w15:restartNumberingAfterBreak="0">
+  <w:abstractNum w:abstractNumId="26" w15:restartNumberingAfterBreak="0">
     <w:nsid w:val="614435EB"/>
     <w:multiLevelType w:val="multilevel"/>
     <w:tmpl w:val="7DFA7E9C"/>
@@ -8028,7 +9796,7 @@
       </w:rPr>
     </w:lvl>
   </w:abstractNum>
-  <w:abstractNum w:abstractNumId="25" w15:restartNumberingAfterBreak="0">
+  <w:abstractNum w:abstractNumId="27" w15:restartNumberingAfterBreak="0">
     <w:nsid w:val="633778F0"/>
     <w:multiLevelType w:val="hybridMultilevel"/>
     <w:tmpl w:val="E8AEE9FC"/>
@@ -8141,7 +9909,120 @@
       </w:rPr>
     </w:lvl>
   </w:abstractNum>
-  <w:abstractNum w:abstractNumId="26" w15:restartNumberingAfterBreak="0">
+  <w:abstractNum w:abstractNumId="28" w15:restartNumberingAfterBreak="0">
+    <w:nsid w:val="74B17612"/>
+    <w:multiLevelType w:val="hybridMultilevel"/>
+    <w:tmpl w:val="C192B8F8"/>
+    <w:lvl w:ilvl="0" w:tplc="04100001">
+      <w:start w:val="1"/>
+      <w:numFmt w:val="bullet"/>
+      <w:lvlText w:val=""/>
+      <w:lvlJc w:val="left"/>
+      <w:pPr>
+        <w:ind w:left="720" w:hanging="360"/>
+      </w:pPr>
+      <w:rPr>
+        <w:rFonts w:ascii="Symbol" w:hAnsi="Symbol" w:hint="default"/>
+      </w:rPr>
+    </w:lvl>
+    <w:lvl w:ilvl="1" w:tplc="04100003" w:tentative="1">
+      <w:start w:val="1"/>
+      <w:numFmt w:val="bullet"/>
+      <w:lvlText w:val="o"/>
+      <w:lvlJc w:val="left"/>
+      <w:pPr>
+        <w:ind w:left="1440" w:hanging="360"/>
+      </w:pPr>
+      <w:rPr>
+        <w:rFonts w:ascii="Courier New" w:hAnsi="Courier New" w:cs="Courier New" w:hint="default"/>
+      </w:rPr>
+    </w:lvl>
+    <w:lvl w:ilvl="2" w:tplc="04100005" w:tentative="1">
+      <w:start w:val="1"/>
+      <w:numFmt w:val="bullet"/>
+      <w:lvlText w:val=""/>
+      <w:lvlJc w:val="left"/>
+      <w:pPr>
+        <w:ind w:left="2160" w:hanging="360"/>
+      </w:pPr>
+      <w:rPr>
+        <w:rFonts w:ascii="Wingdings" w:hAnsi="Wingdings" w:hint="default"/>
+      </w:rPr>
+    </w:lvl>
+    <w:lvl w:ilvl="3" w:tplc="04100001" w:tentative="1">
+      <w:start w:val="1"/>
+      <w:numFmt w:val="bullet"/>
+      <w:lvlText w:val=""/>
+      <w:lvlJc w:val="left"/>
+      <w:pPr>
+        <w:ind w:left="2880" w:hanging="360"/>
+      </w:pPr>
+      <w:rPr>
+        <w:rFonts w:ascii="Symbol" w:hAnsi="Symbol" w:hint="default"/>
+      </w:rPr>
+    </w:lvl>
+    <w:lvl w:ilvl="4" w:tplc="04100003" w:tentative="1">
+      <w:start w:val="1"/>
+      <w:numFmt w:val="bullet"/>
+      <w:lvlText w:val="o"/>
+      <w:lvlJc w:val="left"/>
+      <w:pPr>
+        <w:ind w:left="3600" w:hanging="360"/>
+      </w:pPr>
+      <w:rPr>
+        <w:rFonts w:ascii="Courier New" w:hAnsi="Courier New" w:cs="Courier New" w:hint="default"/>
+      </w:rPr>
+    </w:lvl>
+    <w:lvl w:ilvl="5" w:tplc="04100005" w:tentative="1">
+      <w:start w:val="1"/>
+      <w:numFmt w:val="bullet"/>
+      <w:lvlText w:val=""/>
+      <w:lvlJc w:val="left"/>
+      <w:pPr>
+        <w:ind w:left="4320" w:hanging="360"/>
+      </w:pPr>
+      <w:rPr>
+        <w:rFonts w:ascii="Wingdings" w:hAnsi="Wingdings" w:hint="default"/>
+      </w:rPr>
+    </w:lvl>
+    <w:lvl w:ilvl="6" w:tplc="04100001" w:tentative="1">
+      <w:start w:val="1"/>
+      <w:numFmt w:val="bullet"/>
+      <w:lvlText w:val=""/>
+      <w:lvlJc w:val="left"/>
+      <w:pPr>
+        <w:ind w:left="5040" w:hanging="360"/>
+      </w:pPr>
+      <w:rPr>
+        <w:rFonts w:ascii="Symbol" w:hAnsi="Symbol" w:hint="default"/>
+      </w:rPr>
+    </w:lvl>
+    <w:lvl w:ilvl="7" w:tplc="04100003" w:tentative="1">
+      <w:start w:val="1"/>
+      <w:numFmt w:val="bullet"/>
+      <w:lvlText w:val="o"/>
+      <w:lvlJc w:val="left"/>
+      <w:pPr>
+        <w:ind w:left="5760" w:hanging="360"/>
+      </w:pPr>
+      <w:rPr>
+        <w:rFonts w:ascii="Courier New" w:hAnsi="Courier New" w:cs="Courier New" w:hint="default"/>
+      </w:rPr>
+    </w:lvl>
+    <w:lvl w:ilvl="8" w:tplc="04100005" w:tentative="1">
+      <w:start w:val="1"/>
+      <w:numFmt w:val="bullet"/>
+      <w:lvlText w:val=""/>
+      <w:lvlJc w:val="left"/>
+      <w:pPr>
+        <w:ind w:left="6480" w:hanging="360"/>
+      </w:pPr>
+      <w:rPr>
+        <w:rFonts w:ascii="Wingdings" w:hAnsi="Wingdings" w:hint="default"/>
+      </w:rPr>
+    </w:lvl>
+  </w:abstractNum>
+  <w:abstractNum w:abstractNumId="29" w15:restartNumberingAfterBreak="0">
     <w:nsid w:val="7ECB0B39"/>
     <w:multiLevelType w:val="multilevel"/>
     <w:tmpl w:val="0410001F"/>
@@ -8261,58 +10142,67 @@
     <w:abstractNumId w:val="7"/>
   </w:num>
   <w:num w:numId="12" w16cid:durableId="1023554993">
+    <w:abstractNumId w:val="19"/>
+  </w:num>
+  <w:num w:numId="13" w16cid:durableId="1004434476">
+    <w:abstractNumId w:val="11"/>
+  </w:num>
+  <w:num w:numId="14" w16cid:durableId="1042709233">
+    <w:abstractNumId w:val="16"/>
+  </w:num>
+  <w:num w:numId="15" w16cid:durableId="720979826">
+    <w:abstractNumId w:val="20"/>
+  </w:num>
+  <w:num w:numId="16" w16cid:durableId="1451820963">
+    <w:abstractNumId w:val="17"/>
+  </w:num>
+  <w:num w:numId="17" w16cid:durableId="276378060">
     <w:abstractNumId w:val="18"/>
   </w:num>
-  <w:num w:numId="13" w16cid:durableId="1004434476">
-    <w:abstractNumId w:val="10"/>
-  </w:num>
-  <w:num w:numId="14" w16cid:durableId="1042709233">
-    <w:abstractNumId w:val="15"/>
-  </w:num>
-  <w:num w:numId="15" w16cid:durableId="720979826">
-    <w:abstractNumId w:val="19"/>
-  </w:num>
-  <w:num w:numId="16" w16cid:durableId="1451820963">
-    <w:abstractNumId w:val="16"/>
-  </w:num>
-  <w:num w:numId="17" w16cid:durableId="276378060">
-    <w:abstractNumId w:val="17"/>
-  </w:num>
   <w:num w:numId="18" w16cid:durableId="572588143">
-    <w:abstractNumId w:val="20"/>
+    <w:abstractNumId w:val="21"/>
   </w:num>
   <w:num w:numId="19" w16cid:durableId="1329753434">
+    <w:abstractNumId w:val="26"/>
+  </w:num>
+  <w:num w:numId="20" w16cid:durableId="376587033">
+    <w:abstractNumId w:val="25"/>
+  </w:num>
+  <w:num w:numId="21" w16cid:durableId="691952524">
     <w:abstractNumId w:val="24"/>
   </w:num>
-  <w:num w:numId="20" w16cid:durableId="376587033">
-    <w:abstractNumId w:val="23"/>
-  </w:num>
-  <w:num w:numId="21" w16cid:durableId="691952524">
-    <w:abstractNumId w:val="22"/>
-  </w:num>
   <w:num w:numId="22" w16cid:durableId="239945271">
-    <w:abstractNumId w:val="26"/>
+    <w:abstractNumId w:val="29"/>
   </w:num>
   <w:num w:numId="23" w16cid:durableId="987593719">
-    <w:abstractNumId w:val="11"/>
+    <w:abstractNumId w:val="12"/>
   </w:num>
   <w:num w:numId="24" w16cid:durableId="188566686">
-    <w:abstractNumId w:val="14"/>
+    <w:abstractNumId w:val="15"/>
   </w:num>
   <w:num w:numId="25" w16cid:durableId="1030496364">
     <w:abstractNumId w:val="9"/>
   </w:num>
   <w:num w:numId="26" w16cid:durableId="805663509">
-    <w:abstractNumId w:val="12"/>
+    <w:abstractNumId w:val="13"/>
   </w:num>
   <w:num w:numId="27" w16cid:durableId="868570480">
-    <w:abstractNumId w:val="25"/>
+    <w:abstractNumId w:val="27"/>
   </w:num>
   <w:num w:numId="28" w16cid:durableId="1690718675">
-    <w:abstractNumId w:val="13"/>
+    <w:abstractNumId w:val="14"/>
   </w:num>
   <w:num w:numId="29" w16cid:durableId="1092431449">
-    <w:abstractNumId w:val="21"/>
+    <w:abstractNumId w:val="23"/>
+  </w:num>
+  <w:num w:numId="30" w16cid:durableId="2077777472">
+    <w:abstractNumId w:val="28"/>
+  </w:num>
+  <w:num w:numId="31" w16cid:durableId="646784156">
+    <w:abstractNumId w:val="22"/>
+  </w:num>
+  <w:num w:numId="32" w16cid:durableId="939265555">
+    <w:abstractNumId w:val="10"/>
   </w:num>
 </w:numbering>
 </file>
@@ -8706,7 +10596,7 @@
   <w:style w:type="paragraph" w:default="1" w:styleId="Normale">
     <w:name w:val="Normal"/>
     <w:qFormat/>
-    <w:rsid w:val="009821FA"/>
+    <w:rsid w:val="004C7D13"/>
     <w:pPr>
       <w:spacing w:after="0" w:line="240" w:lineRule="auto"/>
     </w:pPr>

--- a/doc/CarRentalHub.docx
+++ b/doc/CarRentalHub.docx
@@ -10,23 +10,144 @@
           <w:sz w:val="28"/>
         </w:rPr>
       </w:pPr>
-      <w:r>
+    </w:p>
+    <w:p>
+      <w:pPr>
+        <w:jc w:val="center"/>
         <w:rPr>
           <w:b/>
           <w:sz w:val="28"/>
         </w:rPr>
-        <w:t>RELAZIONE TECNICA E DOCUMENTAZIONE</w:t>
-      </w:r>
-    </w:p>
-    <w:p/>
-    <w:p>
-      <w:pPr>
-        <w:jc w:val="center"/>
       </w:pPr>
     </w:p>
     <w:p>
       <w:pPr>
         <w:jc w:val="center"/>
+        <w:rPr>
+          <w:b/>
+          <w:sz w:val="28"/>
+        </w:rPr>
+      </w:pPr>
+    </w:p>
+    <w:p>
+      <w:pPr>
+        <w:jc w:val="center"/>
+        <w:rPr>
+          <w:b/>
+          <w:sz w:val="28"/>
+        </w:rPr>
+      </w:pPr>
+    </w:p>
+    <w:p>
+      <w:pPr>
+        <w:jc w:val="center"/>
+        <w:rPr>
+          <w:b/>
+          <w:sz w:val="28"/>
+        </w:rPr>
+      </w:pPr>
+    </w:p>
+    <w:p>
+      <w:pPr>
+        <w:jc w:val="center"/>
+        <w:rPr>
+          <w:b/>
+          <w:sz w:val="28"/>
+        </w:rPr>
+      </w:pPr>
+    </w:p>
+    <w:p>
+      <w:pPr>
+        <w:jc w:val="center"/>
+        <w:rPr>
+          <w:b/>
+          <w:sz w:val="28"/>
+        </w:rPr>
+      </w:pPr>
+    </w:p>
+    <w:p>
+      <w:pPr>
+        <w:jc w:val="center"/>
+        <w:rPr>
+          <w:b/>
+          <w:sz w:val="28"/>
+        </w:rPr>
+      </w:pPr>
+    </w:p>
+    <w:p>
+      <w:pPr>
+        <w:jc w:val="center"/>
+        <w:rPr>
+          <w:b/>
+          <w:sz w:val="28"/>
+        </w:rPr>
+      </w:pPr>
+    </w:p>
+    <w:p>
+      <w:pPr>
+        <w:jc w:val="center"/>
+        <w:rPr>
+          <w:b/>
+          <w:sz w:val="28"/>
+        </w:rPr>
+      </w:pPr>
+    </w:p>
+    <w:p>
+      <w:pPr>
+        <w:jc w:val="center"/>
+        <w:rPr>
+          <w:b/>
+          <w:sz w:val="28"/>
+        </w:rPr>
+      </w:pPr>
+    </w:p>
+    <w:p>
+      <w:pPr>
+        <w:jc w:val="center"/>
+        <w:rPr>
+          <w:b/>
+          <w:sz w:val="28"/>
+        </w:rPr>
+      </w:pPr>
+    </w:p>
+    <w:p>
+      <w:pPr>
+        <w:jc w:val="center"/>
+        <w:rPr>
+          <w:b/>
+          <w:sz w:val="28"/>
+        </w:rPr>
+      </w:pPr>
+    </w:p>
+    <w:p>
+      <w:pPr>
+        <w:jc w:val="center"/>
+        <w:rPr>
+          <w:b/>
+          <w:sz w:val="28"/>
+        </w:rPr>
+      </w:pPr>
+      <w:r>
+        <w:rPr>
+          <w:b/>
+          <w:sz w:val="28"/>
+        </w:rPr>
+        <w:t>RELAZIONE TECNICA E DOCUMENTAZIONE</w:t>
+      </w:r>
+    </w:p>
+    <w:p>
+      <w:pPr>
+        <w:jc w:val="center"/>
+      </w:pPr>
+    </w:p>
+    <w:p>
+      <w:pPr>
+        <w:jc w:val="center"/>
+      </w:pPr>
+    </w:p>
+    <w:p>
+      <w:pPr>
+        <w:jc w:val="center"/>
       </w:pPr>
       <w:proofErr w:type="spellStart"/>
       <w:r>
@@ -38,24 +159,6 @@
       </w:r>
       <w:proofErr w:type="spellEnd"/>
     </w:p>
-    <w:p/>
-    <w:p>
-      <w:pPr>
-        <w:jc w:val="center"/>
-      </w:pPr>
-      <w:r>
-        <w:t xml:space="preserve">Advanced Programming </w:t>
-      </w:r>
-      <w:proofErr w:type="spellStart"/>
-      <w:r>
-        <w:t>Languages</w:t>
-      </w:r>
-      <w:proofErr w:type="spellEnd"/>
-      <w:r>
-        <w:t xml:space="preserve"> A.A. 2024/25</w:t>
-      </w:r>
-    </w:p>
-    <w:p/>
     <w:p>
       <w:pPr>
         <w:jc w:val="center"/>
@@ -66,6 +169,32 @@
         <w:jc w:val="center"/>
       </w:pPr>
       <w:r>
+        <w:t xml:space="preserve">Advanced Programming </w:t>
+      </w:r>
+      <w:proofErr w:type="spellStart"/>
+      <w:r>
+        <w:t>Languages</w:t>
+      </w:r>
+      <w:proofErr w:type="spellEnd"/>
+      <w:r>
+        <w:t xml:space="preserve"> A.A. 2024/25</w:t>
+      </w:r>
+    </w:p>
+    <w:p>
+      <w:pPr>
+        <w:jc w:val="center"/>
+      </w:pPr>
+    </w:p>
+    <w:p>
+      <w:pPr>
+        <w:jc w:val="center"/>
+      </w:pPr>
+    </w:p>
+    <w:p>
+      <w:pPr>
+        <w:jc w:val="center"/>
+      </w:pPr>
+      <w:r>
         <w:t>Francesco Denaro - 1000050594</w:t>
       </w:r>
       <w:r>
@@ -74,6 +203,9 @@
       </w:r>
     </w:p>
     <w:p>
+      <w:pPr>
+        <w:jc w:val="center"/>
+      </w:pPr>
       <w:r>
         <w:br w:type="page"/>
       </w:r>
@@ -163,16 +295,20 @@
         <w:pStyle w:val="Numeroelenco"/>
       </w:pPr>
       <w:r>
-        <w:t>API</w:t>
+        <w:t>Requisiti e installazione</w:t>
       </w:r>
     </w:p>
     <w:p>
       <w:pPr>
         <w:pStyle w:val="Numeroelenco"/>
-      </w:pPr>
-      <w:r>
-        <w:t xml:space="preserve">Requisiti e installazione </w:t>
-      </w:r>
+        <w:numPr>
+          <w:ilvl w:val="0"/>
+          <w:numId w:val="0"/>
+        </w:numPr>
+        <w:rPr>
+          <w:u w:val="single"/>
+        </w:rPr>
+      </w:pPr>
     </w:p>
     <w:p>
       <w:pPr>
@@ -979,218 +1115,35 @@
         <w:rPr>
           <w:b/>
           <w:bCs/>
+          <w:sz w:val="28"/>
+          <w:szCs w:val="28"/>
         </w:rPr>
       </w:pPr>
       <w:r>
         <w:rPr>
           <w:b/>
           <w:bCs/>
-        </w:rPr>
-        <w:t>Componenti principali dell’architettura</w:t>
+          <w:sz w:val="28"/>
+          <w:szCs w:val="28"/>
+        </w:rPr>
+        <w:t>Comunicazione tra i componenti</w:t>
       </w:r>
     </w:p>
     <w:p>
       <w:pPr>
-        <w:numPr>
-          <w:ilvl w:val="0"/>
-          <w:numId w:val="19"/>
-        </w:numPr>
         <w:spacing w:after="200" w:line="276" w:lineRule="auto"/>
       </w:pPr>
-      <w:proofErr w:type="spellStart"/>
-      <w:r>
-        <w:rPr>
-          <w:b/>
-          <w:bCs/>
-        </w:rPr>
-        <w:t>Frontend</w:t>
-      </w:r>
-      <w:proofErr w:type="spellEnd"/>
-      <w:r>
-        <w:t xml:space="preserve">: sviluppato in </w:t>
-      </w:r>
-      <w:r>
-        <w:rPr>
-          <w:b/>
-          <w:bCs/>
-        </w:rPr>
-        <w:t xml:space="preserve">C# </w:t>
-      </w:r>
-      <w:r>
-        <w:t>con</w:t>
-      </w:r>
-      <w:r>
-        <w:rPr>
-          <w:b/>
-          <w:bCs/>
-        </w:rPr>
-        <w:t xml:space="preserve"> </w:t>
-      </w:r>
-      <w:proofErr w:type="spellStart"/>
-      <w:r>
-        <w:rPr>
-          <w:b/>
-          <w:bCs/>
-        </w:rPr>
-        <w:t>Avalonia</w:t>
-      </w:r>
-      <w:proofErr w:type="spellEnd"/>
-      <w:r>
-        <w:rPr>
-          <w:b/>
-          <w:bCs/>
-        </w:rPr>
-        <w:t xml:space="preserve"> UI</w:t>
-      </w:r>
-      <w:r>
-        <w:t xml:space="preserve">, si occupa dell’interazione con l’utente, sia per il ruolo cliente che amministratore. È </w:t>
-      </w:r>
-      <w:r>
-        <w:t>costituito dal client e dalla</w:t>
-      </w:r>
-      <w:r>
-        <w:t xml:space="preserve"> GU</w:t>
-      </w:r>
-      <w:r>
-        <w:t>, la quale</w:t>
-      </w:r>
-      <w:r>
-        <w:t xml:space="preserve"> offre schermate di login, registrazione, dashboard dei veicoli, prenotazioni, cronologia, e mappa dei punti di ritiro.</w:t>
-      </w:r>
-    </w:p>
-    <w:p>
-      <w:pPr>
-        <w:numPr>
-          <w:ilvl w:val="0"/>
-          <w:numId w:val="19"/>
-        </w:numPr>
-        <w:spacing w:after="200" w:line="276" w:lineRule="auto"/>
-      </w:pPr>
-      <w:proofErr w:type="spellStart"/>
-      <w:r>
-        <w:rPr>
-          <w:b/>
-          <w:bCs/>
-        </w:rPr>
-        <w:t>Backend</w:t>
-      </w:r>
-      <w:proofErr w:type="spellEnd"/>
-      <w:r>
-        <w:t xml:space="preserve">: realizzato in </w:t>
-      </w:r>
-      <w:r>
-        <w:rPr>
-          <w:b/>
-          <w:bCs/>
-        </w:rPr>
-        <w:t>Go</w:t>
-      </w:r>
-      <w:r>
-        <w:t xml:space="preserve">, rappresenta il core logico del sistema. Gestisce tutte le operazioni principali tramite API </w:t>
-      </w:r>
-      <w:proofErr w:type="spellStart"/>
-      <w:r>
-        <w:t>RESTful</w:t>
-      </w:r>
-      <w:proofErr w:type="spellEnd"/>
-      <w:r>
-        <w:t xml:space="preserve">. </w:t>
-      </w:r>
-      <w:r>
-        <w:t xml:space="preserve">È progettato secondo il pattern controller-service-repository per garantire scalabilità e </w:t>
-      </w:r>
-      <w:r>
-        <w:t>manutenibilità</w:t>
-      </w:r>
-      <w:r>
-        <w:t>.</w:t>
-      </w:r>
-    </w:p>
-    <w:p>
-      <w:pPr>
-        <w:numPr>
-          <w:ilvl w:val="0"/>
-          <w:numId w:val="19"/>
-        </w:numPr>
-        <w:spacing w:after="200" w:line="276" w:lineRule="auto"/>
-      </w:pPr>
-      <w:r>
-        <w:rPr>
-          <w:b/>
-          <w:bCs/>
-        </w:rPr>
-        <w:t>Database</w:t>
-      </w:r>
-      <w:r>
-        <w:t xml:space="preserve">: il sistema utilizza </w:t>
-      </w:r>
-      <w:proofErr w:type="spellStart"/>
-      <w:r>
-        <w:rPr>
-          <w:b/>
-          <w:bCs/>
-        </w:rPr>
-        <w:t>PostgreSQL</w:t>
-      </w:r>
-      <w:proofErr w:type="spellEnd"/>
-      <w:r>
-        <w:t xml:space="preserve"> come RDBMS per la gestione della persistenza dei dati. La struttura relazionale garantisce coerenza, integrità referenziale e performance nelle query.</w:t>
-      </w:r>
-    </w:p>
-    <w:p>
-      <w:pPr>
-        <w:numPr>
-          <w:ilvl w:val="0"/>
-          <w:numId w:val="19"/>
-        </w:numPr>
-        <w:spacing w:after="200" w:line="276" w:lineRule="auto"/>
-      </w:pPr>
-      <w:r>
-        <w:rPr>
-          <w:b/>
-          <w:bCs/>
-        </w:rPr>
-        <w:t>Modulo Statistiche</w:t>
-      </w:r>
-      <w:r>
-        <w:t xml:space="preserve">: sviluppato in </w:t>
-      </w:r>
-      <w:r>
-        <w:rPr>
-          <w:b/>
-          <w:bCs/>
-        </w:rPr>
-        <w:t>Python</w:t>
-      </w:r>
-      <w:r>
-        <w:t xml:space="preserve">, è responsabile dell’analisi dei dati e della generazione di report statistici. Comunica con il </w:t>
-      </w:r>
-      <w:proofErr w:type="spellStart"/>
-      <w:r>
-        <w:t>backend</w:t>
-      </w:r>
-      <w:proofErr w:type="spellEnd"/>
-      <w:r>
-        <w:t xml:space="preserve"> per ricevere i dati da analizzare e restituisce JSON o grafici (immagini) utili all’amministratore per monitorare le performance del servizio</w:t>
-      </w:r>
-      <w:r>
-        <w:t>.</w:t>
-      </w:r>
-    </w:p>
-    <w:p>
-      <w:pPr>
-        <w:spacing w:after="200" w:line="276" w:lineRule="auto"/>
-        <w:rPr>
-          <w:b/>
-          <w:bCs/>
-        </w:rPr>
-      </w:pPr>
-      <w:r>
-        <w:rPr>
-          <w:b/>
-          <w:bCs/>
-        </w:rPr>
-        <w:t>Comunicazione tra i componenti</w:t>
+      <w:r>
+        <w:t xml:space="preserve">I </w:t>
+      </w:r>
+      <w:r>
+        <w:t>principali</w:t>
+      </w:r>
+      <w:r>
+        <w:t xml:space="preserve"> moduli si </w:t>
+      </w:r>
+      <w:r>
+        <w:t>interconnettono tra loro in questo modo:</w:t>
       </w:r>
     </w:p>
     <w:p>
@@ -1278,27 +1231,33 @@
           <w:numId w:val="20"/>
         </w:numPr>
         <w:spacing w:after="200" w:line="276" w:lineRule="auto"/>
-      </w:pPr>
-      <w:r>
-        <w:t xml:space="preserve">Quando sono necessarie analisi statistiche, il </w:t>
-      </w:r>
-      <w:proofErr w:type="spellStart"/>
-      <w:r>
         <w:rPr>
           <w:b/>
           <w:bCs/>
-        </w:rPr>
-        <w:t>backend</w:t>
-      </w:r>
-      <w:proofErr w:type="spellEnd"/>
-      <w:r>
-        <w:t xml:space="preserve"> comunica con il modulo </w:t>
-      </w:r>
+          <w:sz w:val="28"/>
+          <w:szCs w:val="28"/>
+        </w:rPr>
+      </w:pPr>
+      <w:r>
+        <w:t xml:space="preserve">Quando sono necessarie analisi statistiche, il </w:t>
+      </w:r>
+      <w:proofErr w:type="spellStart"/>
       <w:r>
         <w:rPr>
           <w:b/>
           <w:bCs/>
         </w:rPr>
+        <w:t>backend</w:t>
+      </w:r>
+      <w:proofErr w:type="spellEnd"/>
+      <w:r>
+        <w:t xml:space="preserve"> comunica con il modulo </w:t>
+      </w:r>
+      <w:r>
+        <w:rPr>
+          <w:b/>
+          <w:bCs/>
+        </w:rPr>
         <w:t>Python</w:t>
       </w:r>
       <w:r>
@@ -1307,68 +1266,31 @@
     </w:p>
     <w:p>
       <w:pPr>
-        <w:numPr>
-          <w:ilvl w:val="0"/>
-          <w:numId w:val="20"/>
-        </w:numPr>
         <w:spacing w:after="200" w:line="276" w:lineRule="auto"/>
-      </w:pPr>
-      <w:r>
-        <w:lastRenderedPageBreak/>
-        <w:t xml:space="preserve">La </w:t>
-      </w:r>
-      <w:r>
-        <w:t>libreria</w:t>
-      </w:r>
-      <w:r>
         <w:rPr>
           <w:b/>
           <w:bCs/>
-        </w:rPr>
-        <w:t xml:space="preserve"> Maps </w:t>
-      </w:r>
+          <w:sz w:val="28"/>
+          <w:szCs w:val="28"/>
+        </w:rPr>
+      </w:pPr>
       <w:r>
         <w:rPr>
           <w:b/>
           <w:bCs/>
-        </w:rPr>
-        <w:t>UI</w:t>
-      </w:r>
-      <w:r>
-        <w:t xml:space="preserve"> è </w:t>
-      </w:r>
-      <w:r>
-        <w:t>utilizzata</w:t>
-      </w:r>
-      <w:r>
-        <w:t xml:space="preserve"> lato </w:t>
-      </w:r>
-      <w:proofErr w:type="spellStart"/>
-      <w:r>
-        <w:t>frontend</w:t>
-      </w:r>
-      <w:proofErr w:type="spellEnd"/>
-      <w:r>
-        <w:t xml:space="preserve"> per visualizzare dinamicamente i punti di ritiro in mappa</w:t>
-      </w:r>
-      <w:r>
-        <w:t xml:space="preserve"> con relativo parco auto.</w:t>
+          <w:sz w:val="28"/>
+          <w:szCs w:val="28"/>
+        </w:rPr>
+        <w:t>Vantaggi dell’architettura</w:t>
       </w:r>
     </w:p>
     <w:p>
       <w:pPr>
         <w:spacing w:after="200" w:line="276" w:lineRule="auto"/>
-        <w:rPr>
-          <w:b/>
-          <w:bCs/>
-        </w:rPr>
-      </w:pPr>
-      <w:r>
-        <w:rPr>
-          <w:b/>
-          <w:bCs/>
-        </w:rPr>
-        <w:t>Vantaggi dell’architettura</w:t>
+        <w:jc w:val="both"/>
+      </w:pPr>
+      <w:r>
+        <w:t>Adottando l’architettura descritta, possiamo definire i principali vantaggi come segue:</w:t>
       </w:r>
     </w:p>
     <w:p>
@@ -1462,14 +1384,22 @@
       </w:r>
     </w:p>
     <w:p>
-      <w:r>
-        <w:t>Nella figura di seguito è mostrata l’archi</w:t>
-      </w:r>
-      <w:r>
-        <w:t>tettura di riferimento.</w:t>
-      </w:r>
+      <w:pPr>
+        <w:rPr>
+          <w:sz w:val="22"/>
+          <w:szCs w:val="22"/>
+        </w:rPr>
+      </w:pPr>
     </w:p>
     <w:p>
+      <w:r>
+        <w:t>Nella figura di seguito è mostrata l’archi</w:t>
+      </w:r>
+      <w:r>
+        <w:t>tettura di riferimento.</w:t>
+      </w:r>
+    </w:p>
+    <w:p>
       <w:pPr>
         <w:spacing w:after="200" w:line="276" w:lineRule="auto"/>
         <w:jc w:val="center"/>
@@ -1478,6 +1408,7 @@
         <w:rPr>
           <w:noProof/>
         </w:rPr>
+        <w:lastRenderedPageBreak/>
         <w:drawing>
           <wp:inline distT="0" distB="0" distL="0" distR="0" wp14:anchorId="423B4EFF" wp14:editId="0DF85390">
             <wp:extent cx="4706007" cy="3543795"/>
@@ -1532,7 +1463,6 @@
         <w:ind w:left="0" w:firstLine="0"/>
       </w:pPr>
       <w:r>
-        <w:lastRenderedPageBreak/>
         <w:t>DESCRIZIONE DEI COMPONENTI</w:t>
       </w:r>
     </w:p>
@@ -1975,107 +1905,10 @@
     </w:p>
     <w:p>
       <w:pPr>
-        <w:pStyle w:val="Paragrafoelenco"/>
-        <w:numPr>
-          <w:ilvl w:val="0"/>
-          <w:numId w:val="29"/>
-        </w:numPr>
-        <w:spacing w:before="100" w:beforeAutospacing="1" w:after="100" w:afterAutospacing="1"/>
-      </w:pPr>
-      <w:r>
-        <w:rPr>
-          <w:rStyle w:val="CodiceHTML"/>
-          <w:rFonts w:ascii="Times New Roman" w:hAnsi="Times New Roman" w:cs="Times New Roman"/>
-          <w:sz w:val="24"/>
-          <w:szCs w:val="24"/>
-        </w:rPr>
-        <w:t>“</w:t>
-      </w:r>
-      <w:r>
-        <w:rPr>
-          <w:rStyle w:val="CodiceHTML"/>
-          <w:rFonts w:ascii="Times New Roman" w:hAnsi="Times New Roman" w:cs="Times New Roman"/>
-          <w:sz w:val="24"/>
-          <w:szCs w:val="24"/>
-        </w:rPr>
-        <w:t>golang.org/x/</w:t>
-      </w:r>
-      <w:proofErr w:type="spellStart"/>
-      <w:r>
-        <w:rPr>
-          <w:rStyle w:val="CodiceHTML"/>
-          <w:rFonts w:ascii="Times New Roman" w:hAnsi="Times New Roman" w:cs="Times New Roman"/>
-          <w:sz w:val="24"/>
-          <w:szCs w:val="24"/>
-        </w:rPr>
-        <w:t>crypto</w:t>
-      </w:r>
-      <w:proofErr w:type="spellEnd"/>
-      <w:r>
-        <w:rPr>
-          <w:rStyle w:val="CodiceHTML"/>
-          <w:rFonts w:ascii="Times New Roman" w:hAnsi="Times New Roman" w:cs="Times New Roman"/>
-          <w:sz w:val="24"/>
-          <w:szCs w:val="24"/>
-        </w:rPr>
-        <w:t>/</w:t>
-      </w:r>
-      <w:proofErr w:type="spellStart"/>
-      <w:r>
-        <w:rPr>
-          <w:rStyle w:val="CodiceHTML"/>
-          <w:rFonts w:ascii="Times New Roman" w:hAnsi="Times New Roman" w:cs="Times New Roman"/>
-          <w:sz w:val="24"/>
-          <w:szCs w:val="24"/>
-        </w:rPr>
-        <w:t>bcrypt</w:t>
-      </w:r>
-      <w:proofErr w:type="spellEnd"/>
-      <w:r>
-        <w:rPr>
-          <w:rStyle w:val="CodiceHTML"/>
-          <w:rFonts w:ascii="Times New Roman" w:hAnsi="Times New Roman" w:cs="Times New Roman"/>
-          <w:sz w:val="24"/>
-          <w:szCs w:val="24"/>
-        </w:rPr>
-        <w:t>”</w:t>
-      </w:r>
-      <w:r>
-        <w:rPr>
-          <w:sz w:val="32"/>
-          <w:szCs w:val="32"/>
-        </w:rPr>
-        <w:t xml:space="preserve"> </w:t>
-      </w:r>
-      <w:r>
-        <w:t>per l’</w:t>
-      </w:r>
-      <w:proofErr w:type="spellStart"/>
-      <w:r>
-        <w:rPr>
-          <w:rStyle w:val="Enfasigrassetto"/>
-        </w:rPr>
-        <w:t>hashing</w:t>
-      </w:r>
-      <w:proofErr w:type="spellEnd"/>
-      <w:r>
-        <w:rPr>
-          <w:rStyle w:val="Enfasigrassetto"/>
-        </w:rPr>
-        <w:t xml:space="preserve"> delle password</w:t>
-      </w:r>
-    </w:p>
-    <w:p>
-      <w:pPr>
-        <w:pStyle w:val="Paragrafoelenco"/>
         <w:spacing w:after="200" w:line="276" w:lineRule="auto"/>
       </w:pPr>
-    </w:p>
-    <w:p>
-      <w:pPr>
-        <w:spacing w:after="200" w:line="276" w:lineRule="auto"/>
-      </w:pPr>
-      <w:r>
+      <w:r>
+        <w:lastRenderedPageBreak/>
         <w:t xml:space="preserve">Esso espone un set di </w:t>
       </w:r>
       <w:r>
@@ -2152,6 +1985,11 @@
     <w:p>
       <w:pPr>
         <w:spacing w:after="200" w:line="276" w:lineRule="auto"/>
+      </w:pPr>
+    </w:p>
+    <w:p>
+      <w:pPr>
+        <w:spacing w:after="200" w:line="276" w:lineRule="auto"/>
         <w:rPr>
           <w:b/>
           <w:bCs/>
@@ -2179,265 +2017,1970 @@
         <w:t>backend</w:t>
       </w:r>
       <w:proofErr w:type="spellEnd"/>
+      <w:r>
+        <w:rPr>
+          <w:b/>
+          <w:bCs/>
+          <w:sz w:val="28"/>
+          <w:szCs w:val="28"/>
+        </w:rPr>
+        <w:t xml:space="preserve"> e dettagli implementativi</w:t>
+      </w:r>
     </w:p>
     <w:p>
       <w:pPr>
         <w:spacing w:after="200" w:line="276" w:lineRule="auto"/>
       </w:pPr>
       <w:r>
-        <w:t xml:space="preserve">La cartella </w:t>
-      </w:r>
-      <w:proofErr w:type="spellStart"/>
-      <w:r>
-        <w:t>Backend</w:t>
-      </w:r>
-      <w:proofErr w:type="spellEnd"/>
-      <w:r>
-        <w:t>/ è organizzata come segue:</w:t>
+        <w:t>Il</w:t>
+      </w:r>
+      <w:r>
+        <w:t xml:space="preserve"> </w:t>
+      </w:r>
+      <w:proofErr w:type="spellStart"/>
+      <w:r>
+        <w:t>backend</w:t>
+      </w:r>
+      <w:proofErr w:type="spellEnd"/>
+      <w:r>
+        <w:t xml:space="preserve"> di </w:t>
+      </w:r>
+      <w:proofErr w:type="spellStart"/>
+      <w:r>
+        <w:rPr>
+          <w:b/>
+          <w:bCs/>
+        </w:rPr>
+        <w:t>CarRentalHub</w:t>
+      </w:r>
+      <w:proofErr w:type="spellEnd"/>
+      <w:r>
+        <w:t xml:space="preserve"> è strutturato secondo un’architettura modulare che segue i principi della separazione delle responsabilità. Ogni pacchetto ha un ruolo specifico nella gestione delle richieste REST, del flusso dei dati e della logica applicativa.</w:t>
       </w:r>
     </w:p>
     <w:p>
       <w:pPr>
+        <w:spacing w:after="200" w:line="276" w:lineRule="auto"/>
+      </w:pPr>
+      <w:r>
+        <w:t>Di seguito una descrizione dettagliata delle componenti principali:</w:t>
+      </w:r>
+    </w:p>
+    <w:p>
+      <w:pPr>
         <w:numPr>
           <w:ilvl w:val="0"/>
-          <w:numId w:val="24"/>
+          <w:numId w:val="28"/>
         </w:numPr>
         <w:spacing w:after="200" w:line="276" w:lineRule="auto"/>
       </w:pPr>
       <w:r>
-        <w:t>controllers/: contiene i file che gestiscono le chiamate HTTP in entrata, smistandole verso i service. Ogni controller è responsabile di un dominio (</w:t>
-      </w:r>
-      <w:proofErr w:type="spellStart"/>
-      <w:r>
-        <w:t>auth</w:t>
-      </w:r>
-      <w:proofErr w:type="spellEnd"/>
-      <w:r>
-        <w:t xml:space="preserve">, </w:t>
-      </w:r>
-      <w:proofErr w:type="spellStart"/>
-      <w:r>
-        <w:t>vehicle</w:t>
-      </w:r>
-      <w:proofErr w:type="spellEnd"/>
-      <w:r>
-        <w:t>, booking, user).</w:t>
+        <w:rPr>
+          <w:b/>
+          <w:bCs/>
+        </w:rPr>
+        <w:t>Controllers (/controllers)</w:t>
+      </w:r>
+      <w:r>
+        <w:br/>
+        <w:t>Ogni controller espone gli endpoint HTTP appartenenti a un determinato dominio funzionale</w:t>
+      </w:r>
+      <w:r>
+        <w:t xml:space="preserve"> e smista le chiamate in entrata verso i service</w:t>
+      </w:r>
+      <w:r>
+        <w:t>:</w:t>
       </w:r>
     </w:p>
     <w:p>
       <w:pPr>
         <w:numPr>
-          <w:ilvl w:val="0"/>
-          <w:numId w:val="24"/>
+          <w:ilvl w:val="1"/>
+          <w:numId w:val="28"/>
         </w:numPr>
         <w:spacing w:after="200" w:line="276" w:lineRule="auto"/>
       </w:pPr>
-      <w:r>
-        <w:t xml:space="preserve">services/: contengono la logica applicativa. Eseguono controlli, operazioni e </w:t>
-      </w:r>
-      <w:r>
-        <w:t>gestiscono</w:t>
-      </w:r>
-      <w:r>
-        <w:t xml:space="preserve"> l’interazione tra controller e repository.</w:t>
+      <w:proofErr w:type="spellStart"/>
+      <w:r>
+        <w:t>auth_</w:t>
+      </w:r>
+      <w:proofErr w:type="gramStart"/>
+      <w:r>
+        <w:t>controller.go</w:t>
+      </w:r>
+      <w:proofErr w:type="spellEnd"/>
+      <w:proofErr w:type="gramEnd"/>
+      <w:r>
+        <w:t>: gestisce la registrazione e il login degli utenti. Al login, genera un token JWT</w:t>
+      </w:r>
+      <w:r>
+        <w:t>, richiamando l’</w:t>
+      </w:r>
+      <w:proofErr w:type="spellStart"/>
+      <w:r>
+        <w:t>helper</w:t>
+      </w:r>
+      <w:proofErr w:type="spellEnd"/>
+      <w:r>
+        <w:t xml:space="preserve"> “</w:t>
+      </w:r>
+      <w:proofErr w:type="spellStart"/>
+      <w:r>
+        <w:t>jwt_</w:t>
+      </w:r>
+      <w:proofErr w:type="gramStart"/>
+      <w:r>
+        <w:t>helper.go</w:t>
+      </w:r>
+      <w:proofErr w:type="spellEnd"/>
+      <w:proofErr w:type="gramEnd"/>
+      <w:r>
+        <w:t xml:space="preserve">”. Le </w:t>
+      </w:r>
+      <w:proofErr w:type="spellStart"/>
+      <w:r>
+        <w:t>func</w:t>
+      </w:r>
+      <w:proofErr w:type="spellEnd"/>
+      <w:r>
+        <w:t xml:space="preserve"> presenti in questo controller sono “</w:t>
+      </w:r>
+      <w:proofErr w:type="spellStart"/>
+      <w:r>
+        <w:t>Register</w:t>
+      </w:r>
+      <w:proofErr w:type="spellEnd"/>
+      <w:r>
+        <w:t>” e “Login”.</w:t>
       </w:r>
     </w:p>
     <w:p>
       <w:pPr>
         <w:numPr>
-          <w:ilvl w:val="0"/>
-          <w:numId w:val="24"/>
+          <w:ilvl w:val="1"/>
+          <w:numId w:val="28"/>
         </w:numPr>
         <w:spacing w:after="200" w:line="276" w:lineRule="auto"/>
       </w:pPr>
-      <w:r>
-        <w:t xml:space="preserve">repositories/: interfacce per l’accesso al database </w:t>
-      </w:r>
-      <w:proofErr w:type="spellStart"/>
-      <w:r>
-        <w:t>PostgreSQL</w:t>
-      </w:r>
-      <w:proofErr w:type="spellEnd"/>
-      <w:r>
-        <w:t>. Contengono le query SQL necessarie per ogni entità.</w:t>
+      <w:proofErr w:type="spellStart"/>
+      <w:r>
+        <w:t>user_</w:t>
+      </w:r>
+      <w:proofErr w:type="gramStart"/>
+      <w:r>
+        <w:t>controller.go</w:t>
+      </w:r>
+      <w:proofErr w:type="spellEnd"/>
+      <w:proofErr w:type="gramEnd"/>
+      <w:r>
+        <w:t>: consente all’utente autenticato di aggiornare o eliminare il proprio profilo</w:t>
+      </w:r>
+      <w:r>
+        <w:t xml:space="preserve">, rispettivamente tramite le </w:t>
+      </w:r>
+      <w:proofErr w:type="spellStart"/>
+      <w:r>
+        <w:t>func</w:t>
+      </w:r>
+      <w:proofErr w:type="spellEnd"/>
+      <w:r>
+        <w:t xml:space="preserve"> “</w:t>
+      </w:r>
+      <w:proofErr w:type="spellStart"/>
+      <w:r>
+        <w:t>UpdateCurrentUser</w:t>
+      </w:r>
+      <w:proofErr w:type="spellEnd"/>
+      <w:r>
+        <w:t>” e “</w:t>
+      </w:r>
+      <w:proofErr w:type="spellStart"/>
+      <w:r>
+        <w:t>DeleteCurrentUser</w:t>
+      </w:r>
+      <w:proofErr w:type="spellEnd"/>
+      <w:r>
+        <w:t>”.</w:t>
       </w:r>
     </w:p>
     <w:p>
       <w:pPr>
         <w:numPr>
-          <w:ilvl w:val="0"/>
-          <w:numId w:val="24"/>
+          <w:ilvl w:val="1"/>
+          <w:numId w:val="28"/>
         </w:numPr>
         <w:spacing w:after="200" w:line="276" w:lineRule="auto"/>
       </w:pPr>
-      <w:r>
-        <w:lastRenderedPageBreak/>
-        <w:t xml:space="preserve">models/: definisce </w:t>
-      </w:r>
-      <w:r>
-        <w:t xml:space="preserve">sia </w:t>
-      </w:r>
-      <w:r>
-        <w:t xml:space="preserve">le strutture dati principali (es. User, </w:t>
-      </w:r>
-      <w:proofErr w:type="spellStart"/>
+      <w:proofErr w:type="spellStart"/>
+      <w:r>
+        <w:t>vehicle_</w:t>
+      </w:r>
+      <w:proofErr w:type="gramStart"/>
+      <w:r>
+        <w:t>controller.go</w:t>
+      </w:r>
+      <w:proofErr w:type="spellEnd"/>
+      <w:proofErr w:type="gramEnd"/>
+      <w:r>
+        <w:t>:</w:t>
+      </w:r>
+      <w:r>
+        <w:t xml:space="preserve"> le principali funzionalità </w:t>
+      </w:r>
+      <w:r>
+        <w:t>accessibil</w:t>
+      </w:r>
+      <w:r>
+        <w:t>i</w:t>
+      </w:r>
+      <w:r>
+        <w:t xml:space="preserve"> solo dagli admin, permett</w:t>
+      </w:r>
+      <w:r>
+        <w:t>ono</w:t>
+      </w:r>
+      <w:r>
+        <w:t xml:space="preserve"> di creare, modificare e rimuovere veicoli dal parco </w:t>
+      </w:r>
+      <w:r>
+        <w:t xml:space="preserve">auto, tramite le </w:t>
+      </w:r>
+      <w:proofErr w:type="spellStart"/>
+      <w:r>
+        <w:t>func</w:t>
+      </w:r>
+      <w:proofErr w:type="spellEnd"/>
+      <w:r>
+        <w:t xml:space="preserve"> “</w:t>
+      </w:r>
+      <w:proofErr w:type="spellStart"/>
+      <w:r>
+        <w:t>CreateVehicle</w:t>
+      </w:r>
+      <w:proofErr w:type="spellEnd"/>
+      <w:r>
+        <w:t>”, “</w:t>
+      </w:r>
+      <w:proofErr w:type="spellStart"/>
+      <w:r>
+        <w:t>Update</w:t>
+      </w:r>
       <w:r>
         <w:t>Vehicle</w:t>
       </w:r>
       <w:proofErr w:type="spellEnd"/>
       <w:r>
-        <w:t xml:space="preserve">, Booking) utilizzando </w:t>
-      </w:r>
-      <w:r>
-        <w:t xml:space="preserve">sia </w:t>
-      </w:r>
-      <w:r>
-        <w:t xml:space="preserve">le </w:t>
-      </w:r>
-      <w:proofErr w:type="spellStart"/>
-      <w:r>
-        <w:t>struct</w:t>
-      </w:r>
-      <w:proofErr w:type="spellEnd"/>
-      <w:r>
-        <w:t xml:space="preserve"> di </w:t>
-      </w:r>
-      <w:r>
-        <w:t>Go</w:t>
-      </w:r>
-      <w:r>
-        <w:t>, che</w:t>
-      </w:r>
-      <w:r>
-        <w:t xml:space="preserve"> le strutture DTO</w:t>
-      </w:r>
-      <w:r>
-        <w:t xml:space="preserve">: </w:t>
-      </w:r>
-      <w:r>
-        <w:t>Data Transfer Object</w:t>
-      </w:r>
-      <w:r>
-        <w:t xml:space="preserve">, utilizzate per l’invio di dati </w:t>
-      </w:r>
-      <w:r>
-        <w:t>tra i</w:t>
-      </w:r>
-      <w:r>
-        <w:t xml:space="preserve"> vari moduli, strutturati in base alle esigenze del client, scegliendo quali campi mostrare, senza modificare le entità interne del sistema e del </w:t>
-      </w:r>
-      <w:proofErr w:type="spellStart"/>
-      <w:r>
-        <w:t>db</w:t>
-      </w:r>
-      <w:proofErr w:type="spellEnd"/>
-      <w:r>
-        <w:t>.</w:t>
+        <w:t>”, “</w:t>
+      </w:r>
+      <w:proofErr w:type="spellStart"/>
+      <w:r>
+        <w:t>Delete</w:t>
+      </w:r>
+      <w:r>
+        <w:t>Vehicle</w:t>
+      </w:r>
+      <w:proofErr w:type="spellEnd"/>
+      <w:r>
+        <w:t xml:space="preserve">”. Mentre per i customer è possibile visualizzare tutti i veicoli, o un veicolo specifico tramite id, oppure di recuperare tutte le auto disponibili, nel range di date se specificato, per effettuare successivamente una prenotazione. Tutto ciò è possibile, tramite le </w:t>
+      </w:r>
+      <w:proofErr w:type="spellStart"/>
+      <w:r>
+        <w:t>func</w:t>
+      </w:r>
+      <w:proofErr w:type="spellEnd"/>
+      <w:r>
+        <w:t xml:space="preserve"> “</w:t>
+      </w:r>
+      <w:proofErr w:type="spellStart"/>
+      <w:r>
+        <w:t>GetAllVehicles</w:t>
+      </w:r>
+      <w:proofErr w:type="spellEnd"/>
+      <w:r>
+        <w:t>”, “</w:t>
+      </w:r>
+      <w:proofErr w:type="spellStart"/>
+      <w:r>
+        <w:t>GetVehicleById</w:t>
+      </w:r>
+      <w:proofErr w:type="spellEnd"/>
+      <w:r>
+        <w:t>”, “</w:t>
+      </w:r>
+      <w:proofErr w:type="spellStart"/>
+      <w:r>
+        <w:t>GetAvailableVehicles</w:t>
+      </w:r>
+      <w:proofErr w:type="spellEnd"/>
+      <w:r>
+        <w:t>”.</w:t>
       </w:r>
     </w:p>
     <w:p>
       <w:pPr>
         <w:numPr>
-          <w:ilvl w:val="0"/>
-          <w:numId w:val="24"/>
+          <w:ilvl w:val="1"/>
+          <w:numId w:val="28"/>
         </w:numPr>
         <w:spacing w:after="200" w:line="276" w:lineRule="auto"/>
       </w:pPr>
-      <w:r>
-        <w:t xml:space="preserve">middleware/: implementa il middleware di autenticazione JWT. Decodifica il token e salva nel </w:t>
-      </w:r>
-      <w:proofErr w:type="spellStart"/>
-      <w:r>
-        <w:t>context</w:t>
-      </w:r>
-      <w:proofErr w:type="spellEnd"/>
-      <w:r>
-        <w:t xml:space="preserve"> le informazioni utente.</w:t>
+      <w:proofErr w:type="spellStart"/>
+      <w:r>
+        <w:lastRenderedPageBreak/>
+        <w:t>booking_</w:t>
+      </w:r>
+      <w:proofErr w:type="gramStart"/>
+      <w:r>
+        <w:t>controller.go</w:t>
+      </w:r>
+      <w:proofErr w:type="spellEnd"/>
+      <w:proofErr w:type="gramEnd"/>
+      <w:r>
+        <w:t>: consente a</w:t>
+      </w:r>
+      <w:r>
+        <w:t xml:space="preserve">i customer </w:t>
+      </w:r>
+      <w:r>
+        <w:t>di creare nuove prenotazioni</w:t>
+      </w:r>
+      <w:r>
+        <w:t xml:space="preserve"> e</w:t>
+      </w:r>
+      <w:r>
+        <w:t xml:space="preserve"> visualizzare la propria cronologi</w:t>
+      </w:r>
+      <w:r>
+        <w:t xml:space="preserve">, mentre agli admin consente di visualizzare tutte le prenotazioni effettuate tramite sistema, modificare e cancellare </w:t>
+      </w:r>
+      <w:proofErr w:type="spellStart"/>
+      <w:r>
+        <w:t>prenotaizoni</w:t>
+      </w:r>
+      <w:proofErr w:type="spellEnd"/>
+      <w:r>
+        <w:t xml:space="preserve">. Le </w:t>
+      </w:r>
+      <w:proofErr w:type="spellStart"/>
+      <w:r>
+        <w:t>func</w:t>
+      </w:r>
+      <w:proofErr w:type="spellEnd"/>
+      <w:r>
+        <w:t xml:space="preserve"> che permettono tutto ciò sono “</w:t>
+      </w:r>
+      <w:proofErr w:type="spellStart"/>
+      <w:r>
+        <w:t>GetAllBookings</w:t>
+      </w:r>
+      <w:proofErr w:type="spellEnd"/>
+      <w:r>
+        <w:t>”, “</w:t>
+      </w:r>
+      <w:proofErr w:type="spellStart"/>
+      <w:r>
+        <w:t>CreateBooking</w:t>
+      </w:r>
+      <w:proofErr w:type="spellEnd"/>
+      <w:r>
+        <w:t>”, “</w:t>
+      </w:r>
+      <w:proofErr w:type="spellStart"/>
+      <w:r>
+        <w:t>UpdateBooking</w:t>
+      </w:r>
+      <w:proofErr w:type="spellEnd"/>
+      <w:r>
+        <w:t>”.</w:t>
       </w:r>
     </w:p>
     <w:p>
       <w:pPr>
         <w:numPr>
           <w:ilvl w:val="0"/>
-          <w:numId w:val="24"/>
+          <w:numId w:val="28"/>
         </w:numPr>
         <w:spacing w:after="200" w:line="276" w:lineRule="auto"/>
       </w:pPr>
-      <w:proofErr w:type="spellStart"/>
-      <w:r>
-        <w:t>config</w:t>
-      </w:r>
-      <w:proofErr w:type="spellEnd"/>
-      <w:r>
-        <w:t>/: gestisce la configurazione dell’app, tra cui parametri di connessione al database.</w:t>
+      <w:r>
+        <w:rPr>
+          <w:b/>
+          <w:bCs/>
+        </w:rPr>
+        <w:t>Services (/services)</w:t>
+      </w:r>
+      <w:r>
+        <w:br/>
+        <w:t>Contengono la logica di business. Validano i dati ricevuti dai controller, applicano eventuali regole aziendali e interagiscono con i repository.</w:t>
+      </w:r>
+      <w:r>
+        <w:br/>
+        <w:t>Ad esempio:</w:t>
       </w:r>
     </w:p>
     <w:p>
       <w:pPr>
         <w:numPr>
-          <w:ilvl w:val="0"/>
-          <w:numId w:val="24"/>
+          <w:ilvl w:val="1"/>
+          <w:numId w:val="28"/>
         </w:numPr>
         <w:spacing w:after="200" w:line="276" w:lineRule="auto"/>
       </w:pPr>
       <w:proofErr w:type="spellStart"/>
       <w:r>
-        <w:t>routes</w:t>
-      </w:r>
-      <w:proofErr w:type="spellEnd"/>
-      <w:r>
-        <w:t xml:space="preserve">/: definisce le </w:t>
-      </w:r>
-      <w:proofErr w:type="spellStart"/>
-      <w:r>
-        <w:t>route</w:t>
-      </w:r>
-      <w:r>
-        <w:t>s</w:t>
-      </w:r>
-      <w:proofErr w:type="spellEnd"/>
-      <w:r>
-        <w:t xml:space="preserve"> pubbliche e protette, suddivise per gruppi (es. /</w:t>
-      </w:r>
-      <w:proofErr w:type="spellStart"/>
-      <w:r>
-        <w:t>auth</w:t>
-      </w:r>
-      <w:proofErr w:type="spellEnd"/>
-      <w:r>
-        <w:t xml:space="preserve">, </w:t>
-      </w:r>
-      <w:r>
-        <w:t xml:space="preserve">/user, </w:t>
-      </w:r>
-      <w:r>
-        <w:t>/</w:t>
-      </w:r>
-      <w:proofErr w:type="spellStart"/>
-      <w:r>
-        <w:t>vehicle</w:t>
-      </w:r>
-      <w:proofErr w:type="spellEnd"/>
-      <w:r>
-        <w:t>, /booking).</w:t>
+        <w:t>auth_</w:t>
+      </w:r>
+      <w:proofErr w:type="gramStart"/>
+      <w:r>
+        <w:t>service.go</w:t>
+      </w:r>
+      <w:proofErr w:type="spellEnd"/>
+      <w:proofErr w:type="gramEnd"/>
+      <w:r>
+        <w:t xml:space="preserve">: la </w:t>
+      </w:r>
+      <w:proofErr w:type="spellStart"/>
+      <w:r>
+        <w:t>func</w:t>
+      </w:r>
+      <w:proofErr w:type="spellEnd"/>
+      <w:r>
+        <w:t xml:space="preserve"> “</w:t>
+      </w:r>
+      <w:proofErr w:type="spellStart"/>
+      <w:r>
+        <w:t>RegisterUser</w:t>
+      </w:r>
+      <w:proofErr w:type="spellEnd"/>
+      <w:r>
+        <w:t xml:space="preserve">” permette di creare un nuovo utente e applica tutti i controlli per verificare che lo username e la mail non siano già stati utilizzati e ritorna un DTO contenente le info del nuovo utente a meno della password. La </w:t>
+      </w:r>
+      <w:proofErr w:type="spellStart"/>
+      <w:r>
+        <w:t>func</w:t>
+      </w:r>
+      <w:proofErr w:type="spellEnd"/>
+      <w:r>
+        <w:t xml:space="preserve"> “</w:t>
+      </w:r>
+      <w:proofErr w:type="spellStart"/>
+      <w:r>
+        <w:t>AuthenticateUser</w:t>
+      </w:r>
+      <w:proofErr w:type="spellEnd"/>
+      <w:r>
+        <w:t xml:space="preserve">”, richiamata dal controller quando si effettua il login, consente di recuperare l’utente dal </w:t>
+      </w:r>
+      <w:proofErr w:type="spellStart"/>
+      <w:r>
+        <w:t>db</w:t>
+      </w:r>
+      <w:proofErr w:type="spellEnd"/>
+      <w:r>
+        <w:t xml:space="preserve">, tramite username o </w:t>
+      </w:r>
+      <w:proofErr w:type="gramStart"/>
+      <w:r>
+        <w:t>email</w:t>
+      </w:r>
+      <w:proofErr w:type="gramEnd"/>
+      <w:r>
+        <w:t xml:space="preserve">, e di generare un token </w:t>
+      </w:r>
+      <w:proofErr w:type="spellStart"/>
+      <w:r>
+        <w:t>jwt</w:t>
+      </w:r>
+      <w:proofErr w:type="spellEnd"/>
+      <w:r>
+        <w:t xml:space="preserve"> in base al ruolo dell’utente che si sta loggando. La funzione ritorna un messaggio di login effettuato, il DTO contenente le info dell’utente e il token associato.</w:t>
       </w:r>
     </w:p>
     <w:p>
       <w:pPr>
         <w:numPr>
-          <w:ilvl w:val="0"/>
-          <w:numId w:val="24"/>
+          <w:ilvl w:val="1"/>
+          <w:numId w:val="28"/>
         </w:numPr>
         <w:spacing w:after="200" w:line="276" w:lineRule="auto"/>
       </w:pPr>
       <w:proofErr w:type="spellStart"/>
       <w:r>
+        <w:t>booking_</w:t>
+      </w:r>
+      <w:proofErr w:type="gramStart"/>
+      <w:r>
+        <w:t>service.go</w:t>
+      </w:r>
+      <w:proofErr w:type="spellEnd"/>
+      <w:proofErr w:type="gramEnd"/>
+      <w:r>
+        <w:t xml:space="preserve">: applica la logica per recuperare, creare, modificare ed eliminare le prenotazioni, utilizzando sia una cache per velocizzare il processo di recupero dati piuttosto che effettuare subito una chiamata al </w:t>
+      </w:r>
+      <w:proofErr w:type="spellStart"/>
+      <w:r>
+        <w:t>db</w:t>
+      </w:r>
+      <w:proofErr w:type="spellEnd"/>
+      <w:r>
+        <w:t xml:space="preserve">. Inoltre, la gestione della concorrenza è gestita tramite </w:t>
+      </w:r>
+      <w:proofErr w:type="spellStart"/>
+      <w:r>
+        <w:t>Goroutine</w:t>
+      </w:r>
+      <w:proofErr w:type="spellEnd"/>
+      <w:r>
+        <w:t xml:space="preserve"> ed un canale globale. Le funzioni presenti in questo service sono: “</w:t>
+      </w:r>
+      <w:proofErr w:type="spellStart"/>
+      <w:r>
+        <w:t>GetAllBookings</w:t>
+      </w:r>
+      <w:proofErr w:type="spellEnd"/>
+      <w:r>
+        <w:t>”, “</w:t>
+      </w:r>
+      <w:proofErr w:type="spellStart"/>
+      <w:r>
+        <w:t>CreateBooking</w:t>
+      </w:r>
+      <w:proofErr w:type="spellEnd"/>
+      <w:r>
+        <w:t>”, “</w:t>
+      </w:r>
+      <w:proofErr w:type="spellStart"/>
+      <w:r>
+        <w:t>UpdateBooking</w:t>
+      </w:r>
+      <w:proofErr w:type="spellEnd"/>
+      <w:r>
+        <w:t>”, “</w:t>
+      </w:r>
+      <w:proofErr w:type="spellStart"/>
+      <w:r>
+        <w:t>DeleteBooking</w:t>
+      </w:r>
+      <w:proofErr w:type="spellEnd"/>
+      <w:r>
+        <w:t xml:space="preserve">”. La funzione utilizzata per modificare una prenotazione effettua un primo controllo per verificare che l’auto sia ancora disponibile nelle nuove date inserite. La funzione di creazione di una nuova prenotazione ritorna al </w:t>
+      </w:r>
+      <w:proofErr w:type="spellStart"/>
+      <w:r>
+        <w:t>frontend</w:t>
+      </w:r>
+      <w:proofErr w:type="spellEnd"/>
+      <w:r>
+        <w:t xml:space="preserve"> un oggetto </w:t>
+      </w:r>
+      <w:proofErr w:type="spellStart"/>
+      <w:r>
+        <w:t>BookingDTO</w:t>
+      </w:r>
+      <w:proofErr w:type="spellEnd"/>
+      <w:r>
+        <w:t xml:space="preserve"> che aggiunge oltre ai </w:t>
+      </w:r>
+      <w:proofErr w:type="spellStart"/>
+      <w:r>
+        <w:t>cmapi</w:t>
+      </w:r>
+      <w:proofErr w:type="spellEnd"/>
+      <w:r>
+        <w:t xml:space="preserve"> presenti in booking anche il totale da pagare e l’username dell’utente che sta effettuando la prenotazione.</w:t>
+      </w:r>
+    </w:p>
+    <w:p>
+      <w:pPr>
+        <w:numPr>
+          <w:ilvl w:val="1"/>
+          <w:numId w:val="28"/>
+        </w:numPr>
+        <w:spacing w:after="200" w:line="276" w:lineRule="auto"/>
+      </w:pPr>
+      <w:proofErr w:type="spellStart"/>
+      <w:r>
+        <w:t>user_</w:t>
+      </w:r>
+      <w:proofErr w:type="gramStart"/>
+      <w:r>
+        <w:t>service.go</w:t>
+      </w:r>
+      <w:proofErr w:type="spellEnd"/>
+      <w:proofErr w:type="gramEnd"/>
+      <w:r>
+        <w:t xml:space="preserve">: applica la logica per modificare ed eliminare un utente, </w:t>
+      </w:r>
+      <w:proofErr w:type="spellStart"/>
+      <w:r>
+        <w:t>tramaite</w:t>
+      </w:r>
+      <w:proofErr w:type="spellEnd"/>
+      <w:r>
+        <w:t xml:space="preserve"> “</w:t>
+      </w:r>
+      <w:proofErr w:type="spellStart"/>
+      <w:r>
+        <w:t>UpdateUser</w:t>
+      </w:r>
+      <w:proofErr w:type="spellEnd"/>
+      <w:r>
+        <w:t>” e “</w:t>
+      </w:r>
+      <w:proofErr w:type="spellStart"/>
+      <w:r>
+        <w:t>DeleteUser</w:t>
+      </w:r>
+      <w:proofErr w:type="spellEnd"/>
+      <w:r>
+        <w:t xml:space="preserve">”. </w:t>
+      </w:r>
+    </w:p>
+    <w:p>
+      <w:pPr>
+        <w:numPr>
+          <w:ilvl w:val="1"/>
+          <w:numId w:val="28"/>
+        </w:numPr>
+        <w:spacing w:after="200" w:line="276" w:lineRule="auto"/>
+        <w:rPr>
+          <w:lang w:val="en-US"/>
+        </w:rPr>
+      </w:pPr>
+      <w:proofErr w:type="spellStart"/>
+      <w:r>
+        <w:t>vehicle_</w:t>
+      </w:r>
+      <w:proofErr w:type="gramStart"/>
+      <w:r>
+        <w:t>service.go</w:t>
+      </w:r>
+      <w:proofErr w:type="spellEnd"/>
+      <w:proofErr w:type="gramEnd"/>
+      <w:r>
+        <w:t xml:space="preserve">: applica la logica per recuperare tutti i veicoli, o i veicoli disponibili per una successiva prenotazione, per creare, modificare ed eliminare i veicoli. </w:t>
+      </w:r>
+      <w:r>
+        <w:rPr>
+          <w:lang w:val="en-US"/>
+        </w:rPr>
+        <w:t xml:space="preserve">Le </w:t>
+      </w:r>
+      <w:proofErr w:type="spellStart"/>
+      <w:r>
+        <w:rPr>
+          <w:lang w:val="en-US"/>
+        </w:rPr>
+        <w:t>func</w:t>
+      </w:r>
+      <w:proofErr w:type="spellEnd"/>
+      <w:r>
+        <w:rPr>
+          <w:lang w:val="en-US"/>
+        </w:rPr>
+        <w:t xml:space="preserve"> </w:t>
+      </w:r>
+      <w:proofErr w:type="spellStart"/>
+      <w:r>
+        <w:rPr>
+          <w:lang w:val="en-US"/>
+        </w:rPr>
+        <w:t>presenti</w:t>
+      </w:r>
+      <w:proofErr w:type="spellEnd"/>
+      <w:r>
+        <w:rPr>
+          <w:lang w:val="en-US"/>
+        </w:rPr>
+        <w:t xml:space="preserve"> </w:t>
+      </w:r>
+      <w:proofErr w:type="spellStart"/>
+      <w:r>
+        <w:rPr>
+          <w:lang w:val="en-US"/>
+        </w:rPr>
+        <w:t>sono</w:t>
+      </w:r>
+      <w:proofErr w:type="spellEnd"/>
+      <w:r>
+        <w:rPr>
+          <w:lang w:val="en-US"/>
+        </w:rPr>
+        <w:t>: “</w:t>
+      </w:r>
+      <w:proofErr w:type="spellStart"/>
+      <w:r>
+        <w:rPr>
+          <w:lang w:val="en-US"/>
+        </w:rPr>
+        <w:t>CreateVehicle</w:t>
+      </w:r>
+      <w:proofErr w:type="spellEnd"/>
+      <w:r>
+        <w:rPr>
+          <w:lang w:val="en-US"/>
+        </w:rPr>
+        <w:t>”, “</w:t>
+      </w:r>
+      <w:proofErr w:type="spellStart"/>
+      <w:r>
+        <w:rPr>
+          <w:lang w:val="en-US"/>
+        </w:rPr>
+        <w:t>UpdateVehicle</w:t>
+      </w:r>
+      <w:proofErr w:type="spellEnd"/>
+      <w:r>
+        <w:rPr>
+          <w:lang w:val="en-US"/>
+        </w:rPr>
+        <w:t>”, “</w:t>
+      </w:r>
+      <w:proofErr w:type="spellStart"/>
+      <w:r>
+        <w:rPr>
+          <w:lang w:val="en-US"/>
+        </w:rPr>
+        <w:t>DeleteVehicle</w:t>
+      </w:r>
+      <w:proofErr w:type="spellEnd"/>
+      <w:r>
+        <w:rPr>
+          <w:lang w:val="en-US"/>
+        </w:rPr>
+        <w:t>”, “</w:t>
+      </w:r>
+      <w:proofErr w:type="spellStart"/>
+      <w:r>
+        <w:rPr>
+          <w:lang w:val="en-US"/>
+        </w:rPr>
+        <w:t>GetAllVehicles</w:t>
+      </w:r>
+      <w:proofErr w:type="spellEnd"/>
+      <w:r>
+        <w:rPr>
+          <w:lang w:val="en-US"/>
+        </w:rPr>
+        <w:t>”, “</w:t>
+      </w:r>
+      <w:proofErr w:type="spellStart"/>
+      <w:r>
+        <w:rPr>
+          <w:lang w:val="en-US"/>
+        </w:rPr>
+        <w:t>GetVehicleById</w:t>
+      </w:r>
+      <w:proofErr w:type="spellEnd"/>
+      <w:r>
+        <w:rPr>
+          <w:lang w:val="en-US"/>
+        </w:rPr>
+        <w:t>”, “</w:t>
+      </w:r>
+      <w:proofErr w:type="spellStart"/>
+      <w:r>
+        <w:rPr>
+          <w:lang w:val="en-US"/>
+        </w:rPr>
+        <w:t>G</w:t>
+      </w:r>
+      <w:r>
+        <w:rPr>
+          <w:lang w:val="en-US"/>
+        </w:rPr>
+        <w:t>etAvailableVehicles</w:t>
+      </w:r>
+      <w:proofErr w:type="spellEnd"/>
+      <w:r>
+        <w:rPr>
+          <w:lang w:val="en-US"/>
+        </w:rPr>
+        <w:t>”</w:t>
+      </w:r>
+    </w:p>
+    <w:p>
+      <w:pPr>
+        <w:numPr>
+          <w:ilvl w:val="0"/>
+          <w:numId w:val="28"/>
+        </w:numPr>
+        <w:spacing w:after="200" w:line="276" w:lineRule="auto"/>
+      </w:pPr>
+      <w:r>
+        <w:rPr>
+          <w:b/>
+          <w:bCs/>
+        </w:rPr>
+        <w:lastRenderedPageBreak/>
+        <w:t>Repositories (/repositories)</w:t>
+      </w:r>
+      <w:r>
+        <w:br/>
+        <w:t xml:space="preserve">Racchiudono l’accesso diretto al database </w:t>
+      </w:r>
+      <w:proofErr w:type="spellStart"/>
+      <w:r>
+        <w:t>PostgreSQL</w:t>
+      </w:r>
+      <w:proofErr w:type="spellEnd"/>
+      <w:r>
+        <w:t>. Utilizzano il package database/</w:t>
+      </w:r>
+      <w:proofErr w:type="spellStart"/>
+      <w:r>
+        <w:t>sql</w:t>
+      </w:r>
+      <w:proofErr w:type="spellEnd"/>
+      <w:r>
+        <w:t xml:space="preserve"> con query SQL parametrizzate.</w:t>
+      </w:r>
+      <w:r>
+        <w:t xml:space="preserve"> Tutte le operazioni di </w:t>
+      </w:r>
+      <w:r>
+        <w:rPr>
+          <w:rStyle w:val="Enfasigrassetto"/>
+        </w:rPr>
+        <w:t>creazione</w:t>
+      </w:r>
+      <w:r>
+        <w:t xml:space="preserve">, </w:t>
+      </w:r>
+      <w:r>
+        <w:rPr>
+          <w:rStyle w:val="Enfasigrassetto"/>
+        </w:rPr>
+        <w:t>aggiornamento</w:t>
+      </w:r>
+      <w:r>
+        <w:t xml:space="preserve"> ed </w:t>
+      </w:r>
+      <w:r>
+        <w:rPr>
+          <w:rStyle w:val="Enfasigrassetto"/>
+        </w:rPr>
+        <w:t>eliminazione</w:t>
+      </w:r>
+      <w:r>
+        <w:t xml:space="preserve"> vengono eseguite all'interno di </w:t>
+      </w:r>
+      <w:r>
+        <w:rPr>
+          <w:rStyle w:val="Enfasigrassetto"/>
+        </w:rPr>
+        <w:t>transazioni</w:t>
+      </w:r>
+      <w:r>
+        <w:t xml:space="preserve"> database, garantendo la consistenza dei dati: in caso di errore durante l'esecuzione, viene effettuato automaticamente un </w:t>
+      </w:r>
+      <w:proofErr w:type="spellStart"/>
+      <w:r>
+        <w:rPr>
+          <w:rStyle w:val="Enfasigrassetto"/>
+        </w:rPr>
+        <w:t>rollback</w:t>
+      </w:r>
+      <w:proofErr w:type="spellEnd"/>
+      <w:r>
+        <w:t>, evitando di lasciare il database in uno stato incoerente o parziale.</w:t>
+      </w:r>
+    </w:p>
+    <w:p>
+      <w:pPr>
+        <w:numPr>
+          <w:ilvl w:val="1"/>
+          <w:numId w:val="28"/>
+        </w:numPr>
+        <w:spacing w:after="200" w:line="276" w:lineRule="auto"/>
+      </w:pPr>
+      <w:proofErr w:type="spellStart"/>
+      <w:r>
+        <w:t>auth_</w:t>
+      </w:r>
+      <w:proofErr w:type="gramStart"/>
+      <w:r>
+        <w:t>repository.go</w:t>
+      </w:r>
+      <w:proofErr w:type="spellEnd"/>
+      <w:proofErr w:type="gramEnd"/>
+      <w:r>
+        <w:t>: “</w:t>
+      </w:r>
+      <w:proofErr w:type="spellStart"/>
+      <w:r>
+        <w:t>FindByEmail</w:t>
+      </w:r>
+      <w:proofErr w:type="spellEnd"/>
+      <w:r>
+        <w:t>”, “</w:t>
+      </w:r>
+      <w:proofErr w:type="spellStart"/>
+      <w:r>
+        <w:t>FindByUsername</w:t>
+      </w:r>
+      <w:proofErr w:type="spellEnd"/>
+      <w:r>
+        <w:t>” e “</w:t>
+      </w:r>
+      <w:proofErr w:type="spellStart"/>
+      <w:r>
+        <w:t>SaveUser</w:t>
+      </w:r>
+      <w:proofErr w:type="spellEnd"/>
+      <w:r>
+        <w:t>” eseguono rispett</w:t>
+      </w:r>
+      <w:r>
+        <w:t xml:space="preserve">ivamente le query per recuperare un utente dalla tabella user tramite email o username e per memorizzare un nuovo utente in </w:t>
+      </w:r>
+      <w:proofErr w:type="spellStart"/>
+      <w:r>
+        <w:t>db</w:t>
+      </w:r>
+      <w:proofErr w:type="spellEnd"/>
+      <w:r>
+        <w:t>.</w:t>
+      </w:r>
+    </w:p>
+    <w:p>
+      <w:pPr>
+        <w:numPr>
+          <w:ilvl w:val="1"/>
+          <w:numId w:val="28"/>
+        </w:numPr>
+        <w:spacing w:after="200" w:line="276" w:lineRule="auto"/>
+      </w:pPr>
+      <w:proofErr w:type="spellStart"/>
+      <w:r>
+        <w:t>booking_</w:t>
+      </w:r>
+      <w:proofErr w:type="gramStart"/>
+      <w:r>
+        <w:t>repository.go</w:t>
+      </w:r>
+      <w:proofErr w:type="spellEnd"/>
+      <w:proofErr w:type="gramEnd"/>
+      <w:r>
+        <w:t>: vengono eseguite le query per recuperare, creare, modificare ed eliminare una prenotazione dal database. “</w:t>
+      </w:r>
+      <w:proofErr w:type="spellStart"/>
+      <w:r>
+        <w:t>GetAllBookings</w:t>
+      </w:r>
+      <w:proofErr w:type="spellEnd"/>
+      <w:r>
+        <w:t>” differenzia la query eseguita in base al ruolo dell’user che la richiede, se admin consente di recuperare tutte le prenotazioni esistenti, mentre per un customer è possibile recuperare solo le proprie prenotazioni, viene ritornato un array di bookings. “</w:t>
+      </w:r>
+      <w:proofErr w:type="spellStart"/>
+      <w:r>
+        <w:t>IsVehicleAvailable</w:t>
+      </w:r>
+      <w:proofErr w:type="spellEnd"/>
+      <w:r>
+        <w:t xml:space="preserve">” esegue una query verso il </w:t>
+      </w:r>
+      <w:proofErr w:type="spellStart"/>
+      <w:r>
+        <w:t>db</w:t>
+      </w:r>
+      <w:proofErr w:type="spellEnd"/>
+      <w:r>
+        <w:t xml:space="preserve"> per verificare la disponibilità del veicolo selezionato, nelle date richieste. “</w:t>
+      </w:r>
+      <w:proofErr w:type="spellStart"/>
+      <w:r>
+        <w:t>CreateBooking</w:t>
+      </w:r>
+      <w:proofErr w:type="spellEnd"/>
+      <w:r>
+        <w:t xml:space="preserve">” esegue la query per inserire una nuova prenotazione nel database ed esegue anche le query per recuperare l’username dell’utente che effettua la </w:t>
+      </w:r>
+      <w:proofErr w:type="spellStart"/>
+      <w:r>
+        <w:t>prenotaizoni</w:t>
+      </w:r>
+      <w:proofErr w:type="spellEnd"/>
+      <w:r>
+        <w:t xml:space="preserve"> ed il prezzo del veicolo per poi calcolare il prezzo totale in base ai giorni. “</w:t>
+      </w:r>
+      <w:proofErr w:type="spellStart"/>
+      <w:r>
+        <w:t>UpdateBooking</w:t>
+      </w:r>
+      <w:proofErr w:type="spellEnd"/>
+      <w:r>
+        <w:t>” e “</w:t>
+      </w:r>
+      <w:proofErr w:type="spellStart"/>
+      <w:r>
+        <w:t>DeleteBooking</w:t>
+      </w:r>
+      <w:proofErr w:type="spellEnd"/>
+      <w:r>
+        <w:t>” eseguono le query per aggiornare l’entry del database o per eliminarla.</w:t>
+      </w:r>
+    </w:p>
+    <w:p>
+      <w:pPr>
+        <w:numPr>
+          <w:ilvl w:val="1"/>
+          <w:numId w:val="28"/>
+        </w:numPr>
+        <w:spacing w:after="200" w:line="276" w:lineRule="auto"/>
+      </w:pPr>
+      <w:proofErr w:type="spellStart"/>
+      <w:r>
+        <w:t>user_</w:t>
+      </w:r>
+      <w:proofErr w:type="gramStart"/>
+      <w:r>
+        <w:t>repository.go</w:t>
+      </w:r>
+      <w:proofErr w:type="spellEnd"/>
+      <w:proofErr w:type="gramEnd"/>
+      <w:r>
+        <w:t xml:space="preserve">: </w:t>
+      </w:r>
+      <w:r>
+        <w:t>“</w:t>
+      </w:r>
+      <w:proofErr w:type="spellStart"/>
+      <w:r>
+        <w:t>Find</w:t>
+      </w:r>
+      <w:r>
+        <w:t>User</w:t>
+      </w:r>
+      <w:r>
+        <w:t>By</w:t>
+      </w:r>
+      <w:r>
+        <w:t>Id</w:t>
+      </w:r>
+      <w:proofErr w:type="spellEnd"/>
+      <w:r>
+        <w:t>”, “</w:t>
+      </w:r>
+      <w:proofErr w:type="spellStart"/>
+      <w:r>
+        <w:t>U</w:t>
+      </w:r>
+      <w:r>
+        <w:t>pdateFullUser</w:t>
+      </w:r>
+      <w:proofErr w:type="spellEnd"/>
+      <w:r>
+        <w:t>” e “</w:t>
+      </w:r>
+      <w:proofErr w:type="spellStart"/>
+      <w:r>
+        <w:t>DeleteUserByID</w:t>
+      </w:r>
+      <w:proofErr w:type="spellEnd"/>
+      <w:r>
+        <w:t>” eseguono rispett</w:t>
+      </w:r>
+      <w:r>
+        <w:t>ivamente le query per recuperare un utente tramite id, modificare i campi di un utente ed eliminare un utente dalla tabella.</w:t>
+      </w:r>
+    </w:p>
+    <w:p>
+      <w:pPr>
+        <w:numPr>
+          <w:ilvl w:val="1"/>
+          <w:numId w:val="28"/>
+        </w:numPr>
+        <w:spacing w:after="200" w:line="276" w:lineRule="auto"/>
+      </w:pPr>
+      <w:proofErr w:type="spellStart"/>
+      <w:r>
+        <w:t>vehicle_</w:t>
+      </w:r>
+      <w:proofErr w:type="gramStart"/>
+      <w:r>
+        <w:t>repository.go</w:t>
+      </w:r>
+      <w:proofErr w:type="spellEnd"/>
+      <w:proofErr w:type="gramEnd"/>
+      <w:r>
+        <w:t>: vengono eseguite le query per recuperare, creare, aggiornare o eliminare un veicolo dal database. “</w:t>
+      </w:r>
+      <w:proofErr w:type="spellStart"/>
+      <w:r>
+        <w:t>GetAllVehicles</w:t>
+      </w:r>
+      <w:proofErr w:type="spellEnd"/>
+      <w:r>
+        <w:t>”, “</w:t>
+      </w:r>
+      <w:proofErr w:type="spellStart"/>
+      <w:r>
+        <w:t>GetVehicleById</w:t>
+      </w:r>
+      <w:proofErr w:type="spellEnd"/>
+      <w:r>
+        <w:t>”, “</w:t>
+      </w:r>
+      <w:proofErr w:type="spellStart"/>
+      <w:r>
+        <w:t>GetAvailableVehicles</w:t>
+      </w:r>
+      <w:proofErr w:type="spellEnd"/>
+      <w:r>
+        <w:t>” consentono rispettivamente di recuperare tutti i veicoli, un veicolo tramite id e di mostrare gli autosaloni che hanno dei veicoli disponibili nel range di date specificato, se le date non sono specificate allora vengono mostrati tutti gli autosaloni con tutti i veicoli posseduti. “</w:t>
+      </w:r>
+      <w:proofErr w:type="spellStart"/>
+      <w:r>
+        <w:t>CreateVehicle</w:t>
+      </w:r>
+      <w:proofErr w:type="spellEnd"/>
+      <w:r>
+        <w:t>”, “</w:t>
+      </w:r>
+      <w:proofErr w:type="spellStart"/>
+      <w:r>
+        <w:t>UpdateVehicle</w:t>
+      </w:r>
+      <w:proofErr w:type="spellEnd"/>
+      <w:r>
+        <w:t>”, “</w:t>
+      </w:r>
+      <w:proofErr w:type="spellStart"/>
+      <w:r>
+        <w:t>DeleteVehicle</w:t>
+      </w:r>
+      <w:proofErr w:type="spellEnd"/>
+      <w:r>
+        <w:t>” consentono di eseguire le query per creare, aggiornare ed eliminare un veicolo dal database.</w:t>
+      </w:r>
+    </w:p>
+    <w:p>
+      <w:pPr>
+        <w:numPr>
+          <w:ilvl w:val="0"/>
+          <w:numId w:val="28"/>
+        </w:numPr>
+        <w:spacing w:after="200" w:line="276" w:lineRule="auto"/>
+      </w:pPr>
+      <w:r>
+        <w:rPr>
+          <w:b/>
+          <w:bCs/>
+        </w:rPr>
+        <w:lastRenderedPageBreak/>
+        <w:t>Models (/models)</w:t>
+      </w:r>
+      <w:r>
+        <w:br/>
+        <w:t xml:space="preserve">Contengono le definizioni delle strutture dati principali del sistema. Ogni </w:t>
+      </w:r>
+      <w:proofErr w:type="spellStart"/>
+      <w:r>
+        <w:t>struct</w:t>
+      </w:r>
+      <w:proofErr w:type="spellEnd"/>
+      <w:r>
+        <w:t xml:space="preserve"> rappresenta una tabella </w:t>
+      </w:r>
+      <w:r>
+        <w:t>d</w:t>
+      </w:r>
+      <w:r>
+        <w:t>el database.</w:t>
+      </w:r>
+      <w:r>
+        <w:t xml:space="preserve"> Mentre DTO rappresenta un oggetto trasferito tra i vari moduli.</w:t>
+      </w:r>
+    </w:p>
+    <w:p>
+      <w:pPr>
+        <w:numPr>
+          <w:ilvl w:val="1"/>
+          <w:numId w:val="28"/>
+        </w:numPr>
+        <w:spacing w:after="200" w:line="276" w:lineRule="auto"/>
+        <w:rPr>
+          <w:lang w:val="en-US"/>
+        </w:rPr>
+      </w:pPr>
+      <w:r>
+        <w:rPr>
+          <w:lang w:val="en-US"/>
+        </w:rPr>
+        <w:t xml:space="preserve">Booking: ID, </w:t>
+      </w:r>
+      <w:proofErr w:type="spellStart"/>
+      <w:r>
+        <w:rPr>
+          <w:lang w:val="en-US"/>
+        </w:rPr>
+        <w:t>UserID</w:t>
+      </w:r>
+      <w:proofErr w:type="spellEnd"/>
+      <w:r>
+        <w:rPr>
+          <w:lang w:val="en-US"/>
+        </w:rPr>
+        <w:t xml:space="preserve">, </w:t>
+      </w:r>
+      <w:proofErr w:type="spellStart"/>
+      <w:r>
+        <w:rPr>
+          <w:lang w:val="en-US"/>
+        </w:rPr>
+        <w:t>VehicleID</w:t>
+      </w:r>
+      <w:proofErr w:type="spellEnd"/>
+      <w:r>
+        <w:rPr>
+          <w:lang w:val="en-US"/>
+        </w:rPr>
+        <w:t xml:space="preserve">, StartDate, </w:t>
+      </w:r>
+      <w:proofErr w:type="spellStart"/>
+      <w:r>
+        <w:rPr>
+          <w:lang w:val="en-US"/>
+        </w:rPr>
+        <w:t>EndDate</w:t>
+      </w:r>
+      <w:proofErr w:type="spellEnd"/>
+      <w:r>
+        <w:rPr>
+          <w:lang w:val="en-US"/>
+        </w:rPr>
+        <w:t xml:space="preserve">, </w:t>
+      </w:r>
+      <w:proofErr w:type="spellStart"/>
+      <w:r>
+        <w:rPr>
+          <w:lang w:val="en-US"/>
+        </w:rPr>
+        <w:t>CreatedAt</w:t>
+      </w:r>
+      <w:proofErr w:type="spellEnd"/>
+      <w:r>
+        <w:rPr>
+          <w:lang w:val="en-US"/>
+        </w:rPr>
+        <w:t xml:space="preserve">, </w:t>
+      </w:r>
+      <w:proofErr w:type="spellStart"/>
+      <w:r>
+        <w:rPr>
+          <w:lang w:val="en-US"/>
+        </w:rPr>
+        <w:t>UpdatedAt</w:t>
+      </w:r>
+      <w:proofErr w:type="spellEnd"/>
+    </w:p>
+    <w:p>
+      <w:pPr>
+        <w:numPr>
+          <w:ilvl w:val="1"/>
+          <w:numId w:val="28"/>
+        </w:numPr>
+        <w:spacing w:after="200" w:line="276" w:lineRule="auto"/>
+      </w:pPr>
+      <w:proofErr w:type="spellStart"/>
+      <w:r>
+        <w:rPr>
+          <w:lang w:val="en-US"/>
+        </w:rPr>
+        <w:t>BookingDTO</w:t>
+      </w:r>
+      <w:proofErr w:type="spellEnd"/>
+      <w:r>
+        <w:rPr>
+          <w:lang w:val="en-US"/>
+        </w:rPr>
+        <w:t xml:space="preserve">: </w:t>
+      </w:r>
+      <w:proofErr w:type="spellStart"/>
+      <w:r>
+        <w:rPr>
+          <w:lang w:val="en-US"/>
+        </w:rPr>
+        <w:t>UserID</w:t>
+      </w:r>
+      <w:proofErr w:type="spellEnd"/>
+      <w:r>
+        <w:rPr>
+          <w:lang w:val="en-US"/>
+        </w:rPr>
+        <w:t xml:space="preserve">, Username, </w:t>
+      </w:r>
+      <w:proofErr w:type="spellStart"/>
+      <w:r>
+        <w:rPr>
+          <w:lang w:val="en-US"/>
+        </w:rPr>
+        <w:t>VehicleID</w:t>
+      </w:r>
+      <w:proofErr w:type="spellEnd"/>
+      <w:r>
+        <w:rPr>
+          <w:lang w:val="en-US"/>
+        </w:rPr>
+        <w:t xml:space="preserve">, </w:t>
+      </w:r>
+      <w:proofErr w:type="spellStart"/>
+      <w:r>
+        <w:rPr>
+          <w:lang w:val="en-US"/>
+        </w:rPr>
+        <w:t>VehicleModel</w:t>
+      </w:r>
+      <w:proofErr w:type="spellEnd"/>
+      <w:r>
+        <w:rPr>
+          <w:lang w:val="en-US"/>
+        </w:rPr>
+        <w:t xml:space="preserve">, StartDate, </w:t>
+      </w:r>
+      <w:proofErr w:type="spellStart"/>
+      <w:r>
+        <w:rPr>
+          <w:lang w:val="en-US"/>
+        </w:rPr>
+        <w:t>EndDate</w:t>
+      </w:r>
+      <w:proofErr w:type="spellEnd"/>
+      <w:r>
+        <w:rPr>
+          <w:lang w:val="en-US"/>
+        </w:rPr>
+        <w:t xml:space="preserve">, </w:t>
+      </w:r>
+      <w:proofErr w:type="spellStart"/>
+      <w:r>
+        <w:rPr>
+          <w:lang w:val="en-US"/>
+        </w:rPr>
+        <w:t>CreatedAt</w:t>
+      </w:r>
+      <w:proofErr w:type="spellEnd"/>
+      <w:r>
+        <w:rPr>
+          <w:lang w:val="en-US"/>
+        </w:rPr>
+        <w:t xml:space="preserve">, </w:t>
+      </w:r>
+      <w:proofErr w:type="spellStart"/>
+      <w:r>
+        <w:rPr>
+          <w:lang w:val="en-US"/>
+        </w:rPr>
+        <w:t>UpdatedAt</w:t>
+      </w:r>
+      <w:proofErr w:type="spellEnd"/>
+      <w:r>
+        <w:rPr>
+          <w:lang w:val="en-US"/>
+        </w:rPr>
+        <w:t xml:space="preserve">, </w:t>
+      </w:r>
+      <w:proofErr w:type="spellStart"/>
+      <w:r>
+        <w:rPr>
+          <w:lang w:val="en-US"/>
+        </w:rPr>
+        <w:t>TotalPrice</w:t>
+      </w:r>
+      <w:proofErr w:type="spellEnd"/>
+      <w:r>
+        <w:rPr>
+          <w:lang w:val="en-US"/>
+        </w:rPr>
+        <w:t>.</w:t>
+      </w:r>
+      <w:r>
+        <w:rPr>
+          <w:lang w:val="en-US"/>
+        </w:rPr>
+        <w:br/>
+      </w:r>
+      <w:r>
+        <w:t xml:space="preserve">Oggetto </w:t>
+      </w:r>
+      <w:r>
+        <w:t>ritornato alla creazione di una nuova prenotazione così da mostrare tutte le info sulla prenotazione, incluso l’username dell’utente che l’ha effettuata e il prezzo totale ottenuto dal prodotto tra il costo giornaliero del veicolo e i giorni di prenotazione.</w:t>
+      </w:r>
+    </w:p>
+    <w:p>
+      <w:pPr>
+        <w:numPr>
+          <w:ilvl w:val="1"/>
+          <w:numId w:val="28"/>
+        </w:numPr>
+        <w:spacing w:after="200" w:line="276" w:lineRule="auto"/>
+        <w:rPr>
+          <w:lang w:val="en-US"/>
+        </w:rPr>
+      </w:pPr>
+      <w:proofErr w:type="spellStart"/>
+      <w:r>
+        <w:rPr>
+          <w:lang w:val="en-US"/>
+        </w:rPr>
+        <w:t>CarShowroom</w:t>
+      </w:r>
+      <w:proofErr w:type="spellEnd"/>
+      <w:r>
+        <w:rPr>
+          <w:lang w:val="en-US"/>
+        </w:rPr>
+        <w:t>: ID, Name, Location, Latitude, Longitude</w:t>
+      </w:r>
+    </w:p>
+    <w:p>
+      <w:pPr>
+        <w:numPr>
+          <w:ilvl w:val="1"/>
+          <w:numId w:val="28"/>
+        </w:numPr>
+        <w:spacing w:after="200" w:line="276" w:lineRule="auto"/>
+      </w:pPr>
+      <w:proofErr w:type="spellStart"/>
+      <w:r>
+        <w:rPr>
+          <w:lang w:val="en-US"/>
+        </w:rPr>
+        <w:t>CarShowroomVehicleDTO</w:t>
+      </w:r>
+      <w:proofErr w:type="spellEnd"/>
+      <w:r>
+        <w:rPr>
+          <w:lang w:val="en-US"/>
+        </w:rPr>
+        <w:t>: ID, Name, Location, Latitude, Longitude, Vehicles.</w:t>
+      </w:r>
+      <w:r>
+        <w:rPr>
+          <w:lang w:val="en-US"/>
+        </w:rPr>
+        <w:br/>
+      </w:r>
+      <w:r>
+        <w:t xml:space="preserve">Oggetto ritornato alla richiesta di recupero di tutti </w:t>
+      </w:r>
+      <w:r>
+        <w:t>i</w:t>
+      </w:r>
+      <w:r>
+        <w:t xml:space="preserve"> ve</w:t>
+      </w:r>
+      <w:r>
+        <w:t>icoli disponibili, così da permettere all’utente di sapere qual è la lista di veicoli disponibili rispetto alle date indicate nella richiesta e in quale autosalone sono presenti.</w:t>
+      </w:r>
+    </w:p>
+    <w:p>
+      <w:pPr>
+        <w:numPr>
+          <w:ilvl w:val="1"/>
+          <w:numId w:val="28"/>
+        </w:numPr>
+        <w:spacing w:after="200" w:line="276" w:lineRule="auto"/>
+        <w:rPr>
+          <w:lang w:val="en-US"/>
+        </w:rPr>
+      </w:pPr>
+      <w:r>
+        <w:rPr>
+          <w:lang w:val="en-US"/>
+        </w:rPr>
+        <w:t xml:space="preserve">User: ID, Username, Email, Password, </w:t>
+      </w:r>
+      <w:r>
+        <w:rPr>
+          <w:lang w:val="en-US"/>
+        </w:rPr>
+        <w:t xml:space="preserve">Region, </w:t>
+      </w:r>
+      <w:r>
+        <w:rPr>
+          <w:lang w:val="en-US"/>
+        </w:rPr>
+        <w:t>Role</w:t>
+      </w:r>
+    </w:p>
+    <w:p>
+      <w:pPr>
+        <w:numPr>
+          <w:ilvl w:val="1"/>
+          <w:numId w:val="28"/>
+        </w:numPr>
+        <w:spacing w:after="200" w:line="276" w:lineRule="auto"/>
+      </w:pPr>
+      <w:proofErr w:type="spellStart"/>
+      <w:r>
+        <w:t>UserLoginResponseDTO</w:t>
+      </w:r>
+      <w:proofErr w:type="spellEnd"/>
+      <w:r>
+        <w:t xml:space="preserve">: ID, Username, </w:t>
+      </w:r>
+      <w:proofErr w:type="gramStart"/>
+      <w:r>
+        <w:t>Email</w:t>
+      </w:r>
+      <w:proofErr w:type="gramEnd"/>
+      <w:r>
+        <w:t xml:space="preserve">, </w:t>
+      </w:r>
+      <w:proofErr w:type="spellStart"/>
+      <w:r>
+        <w:t>Region</w:t>
+      </w:r>
+      <w:proofErr w:type="spellEnd"/>
+      <w:r>
+        <w:t xml:space="preserve">, </w:t>
+      </w:r>
+      <w:proofErr w:type="spellStart"/>
+      <w:r>
+        <w:t>Role</w:t>
+      </w:r>
+      <w:proofErr w:type="spellEnd"/>
+      <w:r>
+        <w:br/>
+        <w:t>Ogge</w:t>
+      </w:r>
+      <w:r>
+        <w:t>tto ritornato al login di un utente, insieme ad un token utile per le successive richieste. La password non è ritornata per aumentare la sicurezza e non inviare dati sensibili in chiaro.</w:t>
+      </w:r>
+    </w:p>
+    <w:p>
+      <w:pPr>
+        <w:numPr>
+          <w:ilvl w:val="1"/>
+          <w:numId w:val="28"/>
+        </w:numPr>
+        <w:spacing w:after="200" w:line="276" w:lineRule="auto"/>
+      </w:pPr>
+      <w:proofErr w:type="spellStart"/>
+      <w:r>
+        <w:t>UserUpdateRequestDTO</w:t>
+      </w:r>
+      <w:proofErr w:type="spellEnd"/>
+      <w:r>
+        <w:t xml:space="preserve">: Username, </w:t>
+      </w:r>
+      <w:proofErr w:type="gramStart"/>
+      <w:r>
+        <w:t>Email</w:t>
+      </w:r>
+      <w:proofErr w:type="gramEnd"/>
+      <w:r>
+        <w:t xml:space="preserve">, </w:t>
+      </w:r>
+      <w:proofErr w:type="spellStart"/>
+      <w:r>
+        <w:t>Region</w:t>
+      </w:r>
+      <w:proofErr w:type="spellEnd"/>
+      <w:r>
+        <w:t xml:space="preserve">, Password, </w:t>
+      </w:r>
+      <w:proofErr w:type="spellStart"/>
+      <w:r>
+        <w:t>NewPassword</w:t>
+      </w:r>
+      <w:proofErr w:type="spellEnd"/>
+      <w:r>
+        <w:br/>
+        <w:t>Oggetto ricevuto da</w:t>
+      </w:r>
+      <w:r>
+        <w:t xml:space="preserve">l </w:t>
+      </w:r>
+      <w:proofErr w:type="spellStart"/>
+      <w:r>
+        <w:t>frontend</w:t>
+      </w:r>
+      <w:proofErr w:type="spellEnd"/>
+      <w:r>
+        <w:t xml:space="preserve"> quando un utente ha necessità di cambiare le informazioni del suo profilo, compreso la password utilizzata per accedere alla GUI. In questo caso è necessario inviare anche la password precedente per continuare l’operazione.</w:t>
+      </w:r>
+    </w:p>
+    <w:p>
+      <w:pPr>
+        <w:numPr>
+          <w:ilvl w:val="1"/>
+          <w:numId w:val="28"/>
+        </w:numPr>
+        <w:spacing w:after="200" w:line="276" w:lineRule="auto"/>
+        <w:rPr>
+          <w:lang w:val="en-US"/>
+        </w:rPr>
+      </w:pPr>
+      <w:r>
+        <w:rPr>
+          <w:lang w:val="en-US"/>
+        </w:rPr>
+        <w:t xml:space="preserve">Vehicle: ID, Model, Category, Price, </w:t>
+      </w:r>
+      <w:proofErr w:type="spellStart"/>
+      <w:r>
+        <w:rPr>
+          <w:lang w:val="en-US"/>
+        </w:rPr>
+        <w:t>CarShowroomID</w:t>
+      </w:r>
+      <w:proofErr w:type="spellEnd"/>
+    </w:p>
+    <w:p>
+      <w:pPr>
+        <w:numPr>
+          <w:ilvl w:val="1"/>
+          <w:numId w:val="28"/>
+        </w:numPr>
+        <w:spacing w:after="200" w:line="276" w:lineRule="auto"/>
+      </w:pPr>
+      <w:proofErr w:type="spellStart"/>
+      <w:r>
+        <w:rPr>
+          <w:lang w:val="en-US"/>
+        </w:rPr>
+        <w:t>Vehicle</w:t>
+      </w:r>
+      <w:r>
+        <w:rPr>
+          <w:lang w:val="en-US"/>
+        </w:rPr>
+        <w:t>DTO</w:t>
+      </w:r>
+      <w:proofErr w:type="spellEnd"/>
+      <w:r>
+        <w:rPr>
+          <w:lang w:val="en-US"/>
+        </w:rPr>
+        <w:t xml:space="preserve">: ID, Model, Category, Price, </w:t>
+      </w:r>
+      <w:proofErr w:type="spellStart"/>
+      <w:r>
+        <w:rPr>
+          <w:lang w:val="en-US"/>
+        </w:rPr>
+        <w:t>CarShowroomID</w:t>
+      </w:r>
+      <w:proofErr w:type="spellEnd"/>
+      <w:r>
+        <w:rPr>
+          <w:lang w:val="en-US"/>
+        </w:rPr>
+        <w:t xml:space="preserve">, </w:t>
+      </w:r>
+      <w:proofErr w:type="spellStart"/>
+      <w:r>
+        <w:rPr>
+          <w:lang w:val="en-US"/>
+        </w:rPr>
+        <w:t>CarshowroomName</w:t>
+      </w:r>
+      <w:proofErr w:type="spellEnd"/>
+      <w:r>
+        <w:rPr>
+          <w:lang w:val="en-US"/>
+        </w:rPr>
+        <w:t>.</w:t>
+      </w:r>
+      <w:r>
+        <w:rPr>
+          <w:lang w:val="en-US"/>
+        </w:rPr>
+        <w:br/>
+      </w:r>
+      <w:r>
+        <w:t xml:space="preserve">Oggetto ritornato alla richiesta di recupero di tutti </w:t>
+      </w:r>
+      <w:r>
+        <w:t>i</w:t>
+      </w:r>
+      <w:r>
+        <w:t xml:space="preserve"> veico</w:t>
+      </w:r>
+      <w:r>
+        <w:t xml:space="preserve">li presenti nel </w:t>
+      </w:r>
+      <w:r>
+        <w:lastRenderedPageBreak/>
+        <w:t>sistema, così da mostrare oltre le informazioni sul veicolo anche le informazioni principali sull’autosalone in cui si trovano.</w:t>
+      </w:r>
+    </w:p>
+    <w:p>
+      <w:pPr>
+        <w:numPr>
+          <w:ilvl w:val="0"/>
+          <w:numId w:val="28"/>
+        </w:numPr>
+        <w:spacing w:after="200" w:line="276" w:lineRule="auto"/>
+      </w:pPr>
+      <w:r>
+        <w:rPr>
+          <w:b/>
+          <w:bCs/>
+        </w:rPr>
+        <w:t>Middleware (/middleware)</w:t>
+      </w:r>
+      <w:r>
+        <w:br/>
+        <w:t xml:space="preserve">Il middleware principale è </w:t>
+      </w:r>
+      <w:proofErr w:type="spellStart"/>
+      <w:r>
+        <w:t>AuthMiddleware</w:t>
+      </w:r>
+      <w:proofErr w:type="spellEnd"/>
+      <w:r>
+        <w:t xml:space="preserve">, che intercetta le richieste protette, verifica la validità del JWT token e inserisce l’identificativo e il ruolo dell’utente nel </w:t>
+      </w:r>
+      <w:proofErr w:type="spellStart"/>
+      <w:r>
+        <w:t>context</w:t>
+      </w:r>
+      <w:proofErr w:type="spellEnd"/>
+      <w:r>
+        <w:t>. Questo consente ai controller di sapere “chi sta chiamando” l’endpoint, e con che permessi</w:t>
+      </w:r>
+      <w:r>
+        <w:t>, così da differenziare il ruolo dell’admin da quello del customer per le specifiche API.</w:t>
+      </w:r>
+    </w:p>
+    <w:p>
+      <w:pPr>
+        <w:numPr>
+          <w:ilvl w:val="0"/>
+          <w:numId w:val="28"/>
+        </w:numPr>
+        <w:spacing w:after="200" w:line="276" w:lineRule="auto"/>
+      </w:pPr>
+      <w:proofErr w:type="spellStart"/>
+      <w:r>
+        <w:rPr>
+          <w:b/>
+          <w:bCs/>
+        </w:rPr>
+        <w:t>Routes</w:t>
+      </w:r>
+      <w:proofErr w:type="spellEnd"/>
+      <w:r>
+        <w:rPr>
+          <w:b/>
+          <w:bCs/>
+        </w:rPr>
+        <w:t xml:space="preserve"> (/</w:t>
+      </w:r>
+      <w:proofErr w:type="spellStart"/>
+      <w:r>
+        <w:rPr>
+          <w:b/>
+          <w:bCs/>
+        </w:rPr>
+        <w:t>routes</w:t>
+      </w:r>
+      <w:proofErr w:type="spellEnd"/>
+      <w:r>
+        <w:rPr>
+          <w:b/>
+          <w:bCs/>
+        </w:rPr>
+        <w:t>)</w:t>
+      </w:r>
+      <w:r>
+        <w:br/>
+        <w:t xml:space="preserve">Qui vengono definiti i gruppi di </w:t>
+      </w:r>
+      <w:proofErr w:type="spellStart"/>
+      <w:r>
+        <w:t>route</w:t>
+      </w:r>
+      <w:proofErr w:type="spellEnd"/>
+      <w:r>
+        <w:t xml:space="preserve">, con </w:t>
+      </w:r>
+      <w:r>
+        <w:t xml:space="preserve">il </w:t>
+      </w:r>
+      <w:r>
+        <w:t>prefiss</w:t>
+      </w:r>
+      <w:r>
+        <w:t>o “</w:t>
+      </w:r>
+      <w:r>
+        <w:t>/api/v1</w:t>
+      </w:r>
+      <w:r>
+        <w:t xml:space="preserve">” al quale viene aggiunto poi il dominio di </w:t>
+      </w:r>
+      <w:proofErr w:type="spellStart"/>
+      <w:r>
+        <w:t>apparteneza</w:t>
+      </w:r>
+      <w:proofErr w:type="spellEnd"/>
+      <w:r>
+        <w:t xml:space="preserve"> delle api, quindi “/</w:t>
+      </w:r>
+      <w:proofErr w:type="spellStart"/>
+      <w:r>
+        <w:t>auth</w:t>
+      </w:r>
+      <w:proofErr w:type="spellEnd"/>
+      <w:r>
+        <w:t>”</w:t>
+      </w:r>
+      <w:r>
+        <w:t>,</w:t>
+      </w:r>
+      <w:r>
+        <w:t xml:space="preserve"> per le richieste di autenticazione, “/user”, per le richieste relative </w:t>
+      </w:r>
+      <w:proofErr w:type="spellStart"/>
+      <w:r>
+        <w:t>aalla</w:t>
+      </w:r>
+      <w:proofErr w:type="spellEnd"/>
+      <w:r>
+        <w:t xml:space="preserve"> modifica ed eliminazione di un utente, “</w:t>
+      </w:r>
+      <w:r>
+        <w:t>/</w:t>
+      </w:r>
+      <w:proofErr w:type="spellStart"/>
+      <w:r>
+        <w:t>vehicle</w:t>
+      </w:r>
+      <w:proofErr w:type="spellEnd"/>
+      <w:r>
+        <w:t>”</w:t>
+      </w:r>
+      <w:r>
+        <w:t>,</w:t>
+      </w:r>
+      <w:r>
+        <w:t xml:space="preserve"> per le richieste relative ai veicoli, “/booking”, per le richieste relative alle prenotazioni</w:t>
+      </w:r>
+      <w:r>
+        <w:t xml:space="preserve">. Ogni gruppo è protetto, dove necessario, dal middleware di autenticazione. Le </w:t>
+      </w:r>
+      <w:proofErr w:type="spellStart"/>
+      <w:r>
+        <w:t>route</w:t>
+      </w:r>
+      <w:proofErr w:type="spellEnd"/>
+      <w:r>
+        <w:t xml:space="preserve"> sono inizializzate nel </w:t>
+      </w:r>
+      <w:proofErr w:type="spellStart"/>
+      <w:r>
         <w:t>main.go</w:t>
       </w:r>
       <w:proofErr w:type="spellEnd"/>
       <w:r>
-        <w:t>: punto d’ingresso dell’applicazione. Inizializza il router Gin, configura le rotte, i middleware e avvia il server.</w:t>
-      </w:r>
+        <w:t>.</w:t>
+      </w:r>
+    </w:p>
+    <w:p>
+      <w:pPr>
+        <w:numPr>
+          <w:ilvl w:val="0"/>
+          <w:numId w:val="28"/>
+        </w:numPr>
+        <w:spacing w:after="200" w:line="276" w:lineRule="auto"/>
+      </w:pPr>
+      <w:proofErr w:type="spellStart"/>
+      <w:r>
+        <w:rPr>
+          <w:b/>
+          <w:bCs/>
+        </w:rPr>
+        <w:t>Helpers</w:t>
+      </w:r>
+      <w:proofErr w:type="spellEnd"/>
+      <w:r>
+        <w:rPr>
+          <w:b/>
+          <w:bCs/>
+        </w:rPr>
+        <w:t xml:space="preserve"> (/</w:t>
+      </w:r>
+      <w:proofErr w:type="spellStart"/>
+      <w:r>
+        <w:rPr>
+          <w:b/>
+          <w:bCs/>
+        </w:rPr>
+        <w:t>helpers</w:t>
+      </w:r>
+      <w:proofErr w:type="spellEnd"/>
+      <w:r>
+        <w:rPr>
+          <w:b/>
+          <w:bCs/>
+        </w:rPr>
+        <w:t>)</w:t>
+      </w:r>
+      <w:r>
+        <w:br/>
+        <w:t xml:space="preserve">Utility comuni, come la generazione del token JWT </w:t>
+      </w:r>
+      <w:r>
+        <w:t>tramite la funzione “</w:t>
+      </w:r>
+      <w:proofErr w:type="spellStart"/>
+      <w:r>
+        <w:t>GenerateToken</w:t>
+      </w:r>
+      <w:proofErr w:type="spellEnd"/>
+      <w:r>
+        <w:t>”, utilizzando l’algoritmo Hash256. Mentre, la funzione “</w:t>
+      </w:r>
+      <w:proofErr w:type="spellStart"/>
+      <w:r>
+        <w:t>ValidateJWT</w:t>
+      </w:r>
+      <w:proofErr w:type="spellEnd"/>
+      <w:r>
+        <w:t xml:space="preserve">” consente di validare il token, facendo il </w:t>
+      </w:r>
+      <w:proofErr w:type="spellStart"/>
+      <w:r>
+        <w:t>parsing</w:t>
+      </w:r>
+      <w:proofErr w:type="spellEnd"/>
+      <w:r>
+        <w:t xml:space="preserve"> con i </w:t>
+      </w:r>
+      <w:proofErr w:type="spellStart"/>
+      <w:r>
+        <w:t>Claims</w:t>
+      </w:r>
+      <w:proofErr w:type="spellEnd"/>
+      <w:r>
+        <w:t xml:space="preserve"> e verificando che il token non sia valido, scaduto o malformato.</w:t>
+      </w:r>
+    </w:p>
+    <w:p>
+      <w:pPr>
+        <w:spacing w:after="200" w:line="276" w:lineRule="auto"/>
+      </w:pPr>
+      <w:r>
+        <w:t xml:space="preserve">Questa struttura rende il </w:t>
+      </w:r>
+      <w:proofErr w:type="spellStart"/>
+      <w:r>
+        <w:t>backend</w:t>
+      </w:r>
+      <w:proofErr w:type="spellEnd"/>
+      <w:r>
+        <w:t xml:space="preserve"> facilmente estendibile, testabile e scalabile. L’approccio modulare consente inoltre di isolare i componenti per facilitare la manutenzione e l’evoluzione futura del progetto.</w:t>
+      </w:r>
+    </w:p>
+    <w:p>
+      <w:pPr>
+        <w:spacing w:after="200" w:line="276" w:lineRule="auto"/>
+      </w:pPr>
     </w:p>
     <w:p>
       <w:pPr>
@@ -2556,6 +4099,7 @@
           <w:sz w:val="28"/>
           <w:szCs w:val="28"/>
         </w:rPr>
+        <w:lastRenderedPageBreak/>
         <w:t>Database</w:t>
       </w:r>
     </w:p>
@@ -2581,6 +4125,7 @@
         <w:t xml:space="preserve"> un database </w:t>
       </w:r>
       <w:proofErr w:type="spellStart"/>
+      <w:proofErr w:type="gramStart"/>
       <w:r>
         <w:rPr>
           <w:b/>
@@ -2589,6 +4134,7 @@
         <w:t>PostgreSQL</w:t>
       </w:r>
       <w:proofErr w:type="spellEnd"/>
+      <w:proofErr w:type="gramEnd"/>
       <w:r>
         <w:t xml:space="preserve"> </w:t>
       </w:r>
@@ -2685,13 +4231,18 @@
       </w:r>
       <w:proofErr w:type="spellEnd"/>
       <w:r>
-        <w:t xml:space="preserve"> e sono parametrizzate per evitare SQL injection. Le credenziali sono caricate da file .</w:t>
+        <w:t xml:space="preserve"> e sono parametrizzate per evitare SQL injection. Le credenziali sono caricate da </w:t>
+      </w:r>
+      <w:proofErr w:type="gramStart"/>
+      <w:r>
+        <w:t>file .</w:t>
       </w:r>
       <w:proofErr w:type="spellStart"/>
       <w:r>
         <w:t>env</w:t>
       </w:r>
       <w:proofErr w:type="spellEnd"/>
+      <w:proofErr w:type="gramEnd"/>
       <w:r>
         <w:t>.</w:t>
       </w:r>
@@ -2713,7 +4264,6 @@
           <w:sz w:val="28"/>
           <w:szCs w:val="28"/>
         </w:rPr>
-        <w:lastRenderedPageBreak/>
         <w:t>API</w:t>
       </w:r>
     </w:p>
@@ -3444,7 +4994,11 @@
               <w:t>Permette di recuperare tutti i</w:t>
             </w:r>
             <w:r>
-              <w:t xml:space="preserve"> veicoli disponibili nel range di date passati come parametri.</w:t>
+              <w:t xml:space="preserve"> veicoli disponibili </w:t>
+            </w:r>
+            <w:r>
+              <w:lastRenderedPageBreak/>
+              <w:t>nel range di date passati come parametri.</w:t>
             </w:r>
           </w:p>
         </w:tc>
@@ -3717,11 +5271,7 @@
               <w:spacing w:before="100" w:beforeAutospacing="1" w:after="100" w:afterAutospacing="1"/>
             </w:pPr>
             <w:r>
-              <w:t xml:space="preserve">Permette ad un customer </w:t>
-            </w:r>
-            <w:r>
-              <w:lastRenderedPageBreak/>
-              <w:t>di prenotare un veicolo.</w:t>
+              <w:t>Permette ad un customer di prenotare un veicolo.</w:t>
             </w:r>
           </w:p>
         </w:tc>
@@ -3918,7 +5468,21 @@
               <w:rPr>
                 <w:lang w:val="en-US"/>
               </w:rPr>
-              <w:t>/v1/booking/delete/:i</w:t>
+              <w:t>/v1/booking</w:t>
+            </w:r>
+            <w:proofErr w:type="gramStart"/>
+            <w:r>
+              <w:rPr>
+                <w:lang w:val="en-US"/>
+              </w:rPr>
+              <w:t>/delete/:</w:t>
+            </w:r>
+            <w:proofErr w:type="gramEnd"/>
+            <w:r>
+              <w:rPr>
+                <w:lang w:val="en-US"/>
+              </w:rPr>
+              <w:t>i</w:t>
             </w:r>
             <w:r>
               <w:rPr>
@@ -3949,6 +5513,11 @@
     <w:p>
       <w:pPr>
         <w:spacing w:after="200" w:line="276" w:lineRule="auto"/>
+      </w:pPr>
+    </w:p>
+    <w:p>
+      <w:pPr>
+        <w:spacing w:after="200" w:line="276" w:lineRule="auto"/>
         <w:rPr>
           <w:b/>
           <w:bCs/>
@@ -3956,25 +5525,53 @@
           <w:szCs w:val="28"/>
         </w:rPr>
       </w:pPr>
-    </w:p>
-    <w:p>
-      <w:pPr>
-        <w:spacing w:after="200" w:line="276" w:lineRule="auto"/>
+      <w:r>
         <w:rPr>
           <w:b/>
           <w:bCs/>
           <w:sz w:val="28"/>
           <w:szCs w:val="28"/>
         </w:rPr>
-      </w:pPr>
+        <w:t>Gestione della concorrenza e parallelizzazione</w:t>
+      </w:r>
+    </w:p>
+    <w:p>
+      <w:pPr>
+        <w:spacing w:after="200" w:line="276" w:lineRule="auto"/>
+      </w:pPr>
+      <w:r>
+        <w:t xml:space="preserve">Uno dei punti di forza del linguaggio </w:t>
+      </w:r>
       <w:r>
         <w:rPr>
           <w:b/>
           <w:bCs/>
-          <w:sz w:val="28"/>
-          <w:szCs w:val="28"/>
-        </w:rPr>
-        <w:t>Dettagli implementativi</w:t>
+        </w:rPr>
+        <w:t>Go</w:t>
+      </w:r>
+      <w:r>
+        <w:t xml:space="preserve"> è la gestione della concorrenza tramite le cosiddette </w:t>
+      </w:r>
+      <w:proofErr w:type="spellStart"/>
+      <w:r>
+        <w:rPr>
+          <w:b/>
+          <w:bCs/>
+        </w:rPr>
+        <w:t>goroutine</w:t>
+      </w:r>
+      <w:proofErr w:type="spellEnd"/>
+      <w:r>
+        <w:t>, un meccanismo semplice</w:t>
+      </w:r>
+      <w:r>
+        <w:t xml:space="preserve">, </w:t>
+      </w:r>
+      <w:r>
+        <w:t>ma molto potente per eseguire più operazioni in parallelo.</w:t>
+      </w:r>
+      <w:r>
+        <w:t xml:space="preserve"> </w:t>
       </w:r>
     </w:p>
     <w:p>
@@ -3982,18 +5579,7 @@
         <w:spacing w:after="200" w:line="276" w:lineRule="auto"/>
       </w:pPr>
       <w:r>
-        <w:t>Come gi</w:t>
-      </w:r>
-      <w:r>
-        <w:t xml:space="preserve">à definito precedentemente, il </w:t>
-      </w:r>
-      <w:proofErr w:type="spellStart"/>
-      <w:r>
-        <w:t>backend</w:t>
-      </w:r>
-      <w:proofErr w:type="spellEnd"/>
-      <w:r>
-        <w:t xml:space="preserve"> di </w:t>
+        <w:t xml:space="preserve">Una </w:t>
       </w:r>
       <w:proofErr w:type="spellStart"/>
       <w:r>
@@ -4001,11 +5587,137 @@
           <w:b/>
           <w:bCs/>
         </w:rPr>
-        <w:t>CarRentalHub</w:t>
-      </w:r>
-      <w:proofErr w:type="spellEnd"/>
-      <w:r>
-        <w:t xml:space="preserve"> è strutturato secondo un’architettura modulare che segue i principi della separazione delle responsabilità. Ogni pacchetto ha un ruolo specifico nella gestione delle richieste REST, del flusso dei dati e della logica applicativa.</w:t>
+        <w:t>goroutine</w:t>
+      </w:r>
+      <w:proofErr w:type="spellEnd"/>
+      <w:r>
+        <w:t xml:space="preserve"> è un’unità di esecuzione concorrente molto leggera, simile a un </w:t>
+      </w:r>
+      <w:proofErr w:type="spellStart"/>
+      <w:r>
+        <w:t>thread</w:t>
+      </w:r>
+      <w:proofErr w:type="spellEnd"/>
+      <w:r>
+        <w:t xml:space="preserve"> ma con un’occupazione di memoria e overhead ridotti. In Go, è possibile avviare una </w:t>
+      </w:r>
+      <w:proofErr w:type="spellStart"/>
+      <w:r>
+        <w:t>goroutine</w:t>
+      </w:r>
+      <w:proofErr w:type="spellEnd"/>
+      <w:r>
+        <w:t xml:space="preserve"> anteponendo la parola chiave go davanti a una funzione, come mostrato di </w:t>
+      </w:r>
+      <w:r>
+        <w:lastRenderedPageBreak/>
+        <w:t>seguito:</w:t>
+      </w:r>
+      <w:r>
+        <w:t xml:space="preserve"> “</w:t>
+      </w:r>
+      <w:r>
+        <w:t xml:space="preserve">go </w:t>
+      </w:r>
+      <w:proofErr w:type="spellStart"/>
+      <w:proofErr w:type="gramStart"/>
+      <w:r>
+        <w:t>processBookingRequests</w:t>
+      </w:r>
+      <w:proofErr w:type="spellEnd"/>
+      <w:r>
+        <w:t>(</w:t>
+      </w:r>
+      <w:proofErr w:type="gramEnd"/>
+      <w:r>
+        <w:t>)</w:t>
+      </w:r>
+      <w:r>
+        <w:t xml:space="preserve">”. Questa istruzione fa sì che </w:t>
+      </w:r>
+      <w:proofErr w:type="spellStart"/>
+      <w:r>
+        <w:rPr>
+          <w:i/>
+          <w:iCs/>
+        </w:rPr>
+        <w:t>processBookingRequest</w:t>
+      </w:r>
+      <w:proofErr w:type="spellEnd"/>
+      <w:r>
+        <w:t xml:space="preserve"> </w:t>
+      </w:r>
+      <w:r>
+        <w:t xml:space="preserve">venga eseguita </w:t>
+      </w:r>
+      <w:r>
+        <w:rPr>
+          <w:b/>
+          <w:bCs/>
+        </w:rPr>
+        <w:t>in parallelo</w:t>
+      </w:r>
+      <w:r>
+        <w:t xml:space="preserve"> rispetto al flusso principale del programma</w:t>
+      </w:r>
+      <w:r>
+        <w:t xml:space="preserve">. </w:t>
+      </w:r>
+      <w:r>
+        <w:t xml:space="preserve">Ogni </w:t>
+      </w:r>
+      <w:proofErr w:type="spellStart"/>
+      <w:r>
+        <w:t>goroutine</w:t>
+      </w:r>
+      <w:proofErr w:type="spellEnd"/>
+      <w:r>
+        <w:t xml:space="preserve"> viene gestita dal </w:t>
+      </w:r>
+      <w:proofErr w:type="spellStart"/>
+      <w:r>
+        <w:t>runtime</w:t>
+      </w:r>
+      <w:proofErr w:type="spellEnd"/>
+      <w:r>
+        <w:t xml:space="preserve"> Go e può essere eseguita in contemporanea con altre </w:t>
+      </w:r>
+      <w:proofErr w:type="spellStart"/>
+      <w:r>
+        <w:t>goroutine</w:t>
+      </w:r>
+      <w:proofErr w:type="spellEnd"/>
+      <w:r>
+        <w:t xml:space="preserve">. Per coordinare più </w:t>
+      </w:r>
+      <w:proofErr w:type="spellStart"/>
+      <w:r>
+        <w:t>goroutine</w:t>
+      </w:r>
+      <w:proofErr w:type="spellEnd"/>
+      <w:r>
+        <w:t xml:space="preserve"> e gestire la comunicazione tra esse, Go mette a disposizione i </w:t>
+      </w:r>
+      <w:r>
+        <w:rPr>
+          <w:b/>
+          <w:bCs/>
+        </w:rPr>
+        <w:t>canali</w:t>
+      </w:r>
+      <w:r>
+        <w:t xml:space="preserve"> (</w:t>
+      </w:r>
+      <w:proofErr w:type="spellStart"/>
+      <w:r>
+        <w:t>chan</w:t>
+      </w:r>
+      <w:proofErr w:type="spellEnd"/>
+      <w:r>
+        <w:t>), che permettono di scambiarsi dati in modo sicuro.</w:t>
+      </w:r>
+      <w:r>
+        <w:t xml:space="preserve"> </w:t>
       </w:r>
     </w:p>
     <w:p>
@@ -4013,2213 +5725,108 @@
         <w:spacing w:after="200" w:line="276" w:lineRule="auto"/>
       </w:pPr>
       <w:r>
-        <w:t>Di seguito una descrizione dettagliata delle componenti principali:</w:t>
-      </w:r>
-    </w:p>
-    <w:p>
-      <w:pPr>
-        <w:numPr>
-          <w:ilvl w:val="0"/>
-          <w:numId w:val="28"/>
-        </w:numPr>
-        <w:spacing w:after="200" w:line="276" w:lineRule="auto"/>
-      </w:pPr>
+        <w:t xml:space="preserve">In </w:t>
+      </w:r>
+      <w:proofErr w:type="spellStart"/>
       <w:r>
         <w:rPr>
           <w:b/>
           <w:bCs/>
         </w:rPr>
-        <w:t>Controllers (/controllers)</w:t>
+        <w:t>CarRentalHub</w:t>
+      </w:r>
+      <w:proofErr w:type="spellEnd"/>
+      <w:r>
+        <w:t xml:space="preserve"> le </w:t>
+      </w:r>
+      <w:proofErr w:type="spellStart"/>
+      <w:r>
+        <w:t>goroutine</w:t>
+      </w:r>
+      <w:proofErr w:type="spellEnd"/>
+      <w:r>
+        <w:t xml:space="preserve"> sono fondamentali per la gestione corretta e ottimale della concorrenza nella prenotazione dei veicoli. </w:t>
       </w:r>
       <w:r>
         <w:br/>
-        <w:t>Ogni controller espone gli endpoint HTTP appartenenti a un determinato dominio funzionale:</w:t>
-      </w:r>
-    </w:p>
-    <w:p>
-      <w:pPr>
-        <w:numPr>
-          <w:ilvl w:val="1"/>
-          <w:numId w:val="28"/>
-        </w:numPr>
-        <w:spacing w:after="200" w:line="276" w:lineRule="auto"/>
-      </w:pPr>
-      <w:proofErr w:type="spellStart"/>
-      <w:r>
-        <w:t>auth_controller.go</w:t>
-      </w:r>
-      <w:proofErr w:type="spellEnd"/>
-      <w:r>
-        <w:t>: gestisce la registrazione e il login degli utenti. Al login, genera un token JWT</w:t>
-      </w:r>
-      <w:r>
-        <w:t>, richiamando l’</w:t>
-      </w:r>
-      <w:proofErr w:type="spellStart"/>
-      <w:r>
-        <w:t>helper</w:t>
-      </w:r>
-      <w:proofErr w:type="spellEnd"/>
-      <w:r>
-        <w:t xml:space="preserve"> “</w:t>
-      </w:r>
-      <w:proofErr w:type="spellStart"/>
-      <w:r>
-        <w:t>jwt_helper.go</w:t>
-      </w:r>
-      <w:proofErr w:type="spellEnd"/>
-      <w:r>
-        <w:t>”.</w:t>
-      </w:r>
-      <w:r>
-        <w:t xml:space="preserve"> Le </w:t>
-      </w:r>
-      <w:proofErr w:type="spellStart"/>
-      <w:r>
-        <w:t>func</w:t>
-      </w:r>
-      <w:proofErr w:type="spellEnd"/>
-      <w:r>
-        <w:t xml:space="preserve"> presenti in questo controller sono “</w:t>
-      </w:r>
-      <w:proofErr w:type="spellStart"/>
-      <w:r>
-        <w:t>Register</w:t>
-      </w:r>
-      <w:proofErr w:type="spellEnd"/>
-      <w:r>
-        <w:t>” e “Login”.</w:t>
-      </w:r>
-    </w:p>
-    <w:p>
-      <w:pPr>
-        <w:numPr>
-          <w:ilvl w:val="1"/>
-          <w:numId w:val="28"/>
-        </w:numPr>
-        <w:spacing w:after="200" w:line="276" w:lineRule="auto"/>
-      </w:pPr>
-      <w:proofErr w:type="spellStart"/>
-      <w:r>
-        <w:t>user_controller.go</w:t>
-      </w:r>
-      <w:proofErr w:type="spellEnd"/>
-      <w:r>
-        <w:t>: consente all’utente autenticato di aggiornare o eliminare il proprio profilo</w:t>
-      </w:r>
-      <w:r>
-        <w:t xml:space="preserve">, rispettivamente tramite le </w:t>
-      </w:r>
-      <w:proofErr w:type="spellStart"/>
-      <w:r>
-        <w:t>func</w:t>
-      </w:r>
-      <w:proofErr w:type="spellEnd"/>
-      <w:r>
-        <w:t xml:space="preserve"> “</w:t>
-      </w:r>
-      <w:proofErr w:type="spellStart"/>
-      <w:r>
-        <w:t>UpdateCurrentUser</w:t>
-      </w:r>
-      <w:proofErr w:type="spellEnd"/>
-      <w:r>
-        <w:t>” e “</w:t>
-      </w:r>
-      <w:proofErr w:type="spellStart"/>
-      <w:r>
-        <w:t>DeleteCurrentUser</w:t>
-      </w:r>
-      <w:proofErr w:type="spellEnd"/>
-      <w:r>
-        <w:t>”.</w:t>
-      </w:r>
-    </w:p>
-    <w:p>
-      <w:pPr>
-        <w:numPr>
-          <w:ilvl w:val="1"/>
-          <w:numId w:val="28"/>
-        </w:numPr>
-        <w:spacing w:after="200" w:line="276" w:lineRule="auto"/>
-      </w:pPr>
-      <w:proofErr w:type="spellStart"/>
-      <w:r>
-        <w:t>vehicle_controller.go</w:t>
-      </w:r>
-      <w:proofErr w:type="spellEnd"/>
-      <w:r>
-        <w:t>:</w:t>
-      </w:r>
-      <w:r>
-        <w:t xml:space="preserve"> le principali funzionalità </w:t>
-      </w:r>
-      <w:r>
-        <w:t>accessibil</w:t>
-      </w:r>
-      <w:r>
-        <w:t>i</w:t>
-      </w:r>
-      <w:r>
-        <w:t xml:space="preserve"> solo dagli admin, permett</w:t>
-      </w:r>
-      <w:r>
-        <w:t>ono</w:t>
-      </w:r>
-      <w:r>
-        <w:t xml:space="preserve"> di creare, modificare e rimuovere veicoli dal parco </w:t>
-      </w:r>
-      <w:r>
-        <w:lastRenderedPageBreak/>
-        <w:t xml:space="preserve">auto, tramite le </w:t>
-      </w:r>
-      <w:proofErr w:type="spellStart"/>
-      <w:r>
-        <w:t>func</w:t>
-      </w:r>
-      <w:proofErr w:type="spellEnd"/>
-      <w:r>
-        <w:t xml:space="preserve"> “</w:t>
-      </w:r>
-      <w:proofErr w:type="spellStart"/>
-      <w:r>
-        <w:t>CreateVehicle</w:t>
-      </w:r>
-      <w:proofErr w:type="spellEnd"/>
-      <w:r>
-        <w:t>”, “</w:t>
-      </w:r>
-      <w:proofErr w:type="spellStart"/>
-      <w:r>
-        <w:t>Update</w:t>
-      </w:r>
-      <w:r>
-        <w:t>Vehicle</w:t>
-      </w:r>
-      <w:proofErr w:type="spellEnd"/>
-      <w:r>
-        <w:t>”, “</w:t>
-      </w:r>
-      <w:proofErr w:type="spellStart"/>
-      <w:r>
-        <w:t>Delete</w:t>
-      </w:r>
-      <w:r>
-        <w:t>Vehicle</w:t>
-      </w:r>
-      <w:proofErr w:type="spellEnd"/>
-      <w:r>
-        <w:t>”. Mentre per i customer è possibile visualizzare tutti i veicoli, o un veicolo specifico tramite id, oppure di recuperare tutte le auto disponibili, nel range di date se specificato, per</w:t>
-      </w:r>
-      <w:r>
-        <w:t xml:space="preserve"> effettuare successivamente</w:t>
-      </w:r>
-      <w:r>
-        <w:t xml:space="preserve"> una prenotazione. Tutto ciò è possibile, tramite le </w:t>
-      </w:r>
-      <w:proofErr w:type="spellStart"/>
-      <w:r>
-        <w:t>func</w:t>
-      </w:r>
-      <w:proofErr w:type="spellEnd"/>
-      <w:r>
-        <w:t xml:space="preserve"> “</w:t>
-      </w:r>
-      <w:proofErr w:type="spellStart"/>
-      <w:r>
-        <w:t>GetAllVehicles</w:t>
-      </w:r>
-      <w:proofErr w:type="spellEnd"/>
-      <w:r>
-        <w:t>”, “</w:t>
-      </w:r>
-      <w:proofErr w:type="spellStart"/>
-      <w:r>
-        <w:t>GetVehicleById</w:t>
-      </w:r>
-      <w:proofErr w:type="spellEnd"/>
-      <w:r>
-        <w:t>”, “</w:t>
-      </w:r>
-      <w:proofErr w:type="spellStart"/>
-      <w:r>
-        <w:t>GetAvailableVehicles</w:t>
-      </w:r>
-      <w:proofErr w:type="spellEnd"/>
-      <w:r>
-        <w:t>”.</w:t>
-      </w:r>
-    </w:p>
-    <w:p>
-      <w:pPr>
-        <w:numPr>
-          <w:ilvl w:val="1"/>
-          <w:numId w:val="28"/>
-        </w:numPr>
-        <w:spacing w:after="200" w:line="276" w:lineRule="auto"/>
-      </w:pPr>
-      <w:proofErr w:type="spellStart"/>
-      <w:r>
-        <w:t>booking_controller.go</w:t>
-      </w:r>
-      <w:proofErr w:type="spellEnd"/>
-      <w:r>
-        <w:t>: consente a</w:t>
-      </w:r>
-      <w:r>
-        <w:t xml:space="preserve">i customer </w:t>
-      </w:r>
-      <w:r>
-        <w:t>di creare nuove prenotazioni</w:t>
-      </w:r>
-      <w:r>
-        <w:t xml:space="preserve"> e</w:t>
-      </w:r>
-      <w:r>
-        <w:t xml:space="preserve"> visualizzare la propria cronologi</w:t>
-      </w:r>
-      <w:r>
-        <w:t xml:space="preserve">, mentre agli admin consente di visualizzare tutte le prenotazioni effettuate tramite sistema, modificare e cancellare </w:t>
-      </w:r>
-      <w:proofErr w:type="spellStart"/>
-      <w:r>
-        <w:t>prenotaizoni</w:t>
-      </w:r>
-      <w:proofErr w:type="spellEnd"/>
-      <w:r>
-        <w:t xml:space="preserve">. Le </w:t>
-      </w:r>
-      <w:proofErr w:type="spellStart"/>
-      <w:r>
-        <w:t>func</w:t>
-      </w:r>
-      <w:proofErr w:type="spellEnd"/>
-      <w:r>
-        <w:t xml:space="preserve"> che permettono tutto ciò sono “</w:t>
-      </w:r>
-      <w:proofErr w:type="spellStart"/>
-      <w:r>
-        <w:t>GetAllBookings</w:t>
-      </w:r>
-      <w:proofErr w:type="spellEnd"/>
-      <w:r>
-        <w:t>”, “</w:t>
-      </w:r>
-      <w:proofErr w:type="spellStart"/>
-      <w:r>
-        <w:t>CreateBooking</w:t>
-      </w:r>
-      <w:proofErr w:type="spellEnd"/>
-      <w:r>
-        <w:t>”, “</w:t>
-      </w:r>
-      <w:proofErr w:type="spellStart"/>
-      <w:r>
-        <w:t>UpdateBooking</w:t>
-      </w:r>
-      <w:proofErr w:type="spellEnd"/>
-      <w:r>
-        <w:t>”.</w:t>
-      </w:r>
-    </w:p>
-    <w:p>
-      <w:pPr>
-        <w:numPr>
-          <w:ilvl w:val="0"/>
-          <w:numId w:val="28"/>
-        </w:numPr>
-        <w:spacing w:after="200" w:line="276" w:lineRule="auto"/>
-      </w:pPr>
+      </w:r>
+      <w:r>
+        <w:t xml:space="preserve">Il problema affrontato è tipico nei sistemi di prenotazione: due utenti potrebbero tentare di prenotare lo stesso veicolo </w:t>
+      </w:r>
+      <w:r>
+        <w:t>per</w:t>
+      </w:r>
+      <w:r>
+        <w:t xml:space="preserve"> date che si sovrappongono, </w:t>
+      </w:r>
+      <w:r>
+        <w:t>esattamente nello stesso istante, quando questo risulta ancora disponibile per entrambi. Senza un meccanismo di sincronizzazione, ciò potrebbe portare a una condizione di race e alla sovrapposizione delle prenotazioni, compromettendo la coerenza dei dati.</w:t>
+      </w:r>
+      <w:r>
+        <w:t xml:space="preserve"> </w:t>
+      </w:r>
+      <w:r>
+        <w:t xml:space="preserve">Per evitare </w:t>
+      </w:r>
+      <w:r>
+        <w:t>ciò</w:t>
+      </w:r>
+      <w:r>
+        <w:t xml:space="preserve">, </w:t>
+      </w:r>
+      <w:r>
+        <w:t>si è adottato</w:t>
+      </w:r>
+      <w:r>
+        <w:t xml:space="preserve"> un </w:t>
+      </w:r>
       <w:r>
         <w:rPr>
           <w:b/>
           <w:bCs/>
         </w:rPr>
-        <w:t>Services (/services)</w:t>
-      </w:r>
-      <w:r>
-        <w:br/>
-        <w:t>Contengono la logica di business. Validano i dati ricevuti dai controller, applicano eventuali regole aziendali e interagiscono con i repository.</w:t>
-      </w:r>
-      <w:r>
-        <w:br/>
-        <w:t>Ad esempio:</w:t>
-      </w:r>
-    </w:p>
-    <w:p>
-      <w:pPr>
-        <w:numPr>
-          <w:ilvl w:val="1"/>
-          <w:numId w:val="28"/>
-        </w:numPr>
-        <w:spacing w:after="200" w:line="276" w:lineRule="auto"/>
-      </w:pPr>
-      <w:proofErr w:type="spellStart"/>
-      <w:r>
-        <w:t>auth_service.go</w:t>
-      </w:r>
-      <w:proofErr w:type="spellEnd"/>
-      <w:r>
-        <w:t xml:space="preserve">: la </w:t>
-      </w:r>
-      <w:proofErr w:type="spellStart"/>
-      <w:r>
-        <w:t>func</w:t>
-      </w:r>
-      <w:proofErr w:type="spellEnd"/>
-      <w:r>
-        <w:t xml:space="preserve"> “</w:t>
-      </w:r>
-      <w:proofErr w:type="spellStart"/>
-      <w:r>
-        <w:t>RegisterUser</w:t>
-      </w:r>
-      <w:proofErr w:type="spellEnd"/>
-      <w:r>
-        <w:t xml:space="preserve">” permette di creare un nuovo utente e applica tutti i controlli per verificare che lo username e la mail non siano già stati utilizzati e ritorna un DTO contenente le info del nuovo utente a meno della password. La </w:t>
-      </w:r>
-      <w:proofErr w:type="spellStart"/>
-      <w:r>
-        <w:t>func</w:t>
-      </w:r>
-      <w:proofErr w:type="spellEnd"/>
-      <w:r>
-        <w:t xml:space="preserve"> “</w:t>
-      </w:r>
-      <w:proofErr w:type="spellStart"/>
-      <w:r>
-        <w:t>AuthenticateUser</w:t>
-      </w:r>
-      <w:proofErr w:type="spellEnd"/>
-      <w:r>
-        <w:t xml:space="preserve">”, richiamata dal controller quando si effettua il login, consente di recuperare l’utente dal </w:t>
-      </w:r>
-      <w:proofErr w:type="spellStart"/>
-      <w:r>
-        <w:t>db</w:t>
-      </w:r>
-      <w:proofErr w:type="spellEnd"/>
-      <w:r>
-        <w:t xml:space="preserve">, tramite username o email, e di generare un token </w:t>
-      </w:r>
-      <w:proofErr w:type="spellStart"/>
-      <w:r>
-        <w:t>jwt</w:t>
-      </w:r>
-      <w:proofErr w:type="spellEnd"/>
-      <w:r>
-        <w:t xml:space="preserve"> in base al ruolo dell’utente che si sta loggando. La funzione ritorna un messaggio di login effettuato, il DTO contenente le info dell’utente e il token associato.</w:t>
-      </w:r>
-    </w:p>
-    <w:p>
-      <w:pPr>
-        <w:numPr>
-          <w:ilvl w:val="1"/>
-          <w:numId w:val="28"/>
-        </w:numPr>
-        <w:spacing w:after="200" w:line="276" w:lineRule="auto"/>
-      </w:pPr>
-      <w:proofErr w:type="spellStart"/>
-      <w:r>
-        <w:t>booking_service.go</w:t>
-      </w:r>
-      <w:proofErr w:type="spellEnd"/>
-      <w:r>
-        <w:t xml:space="preserve">: </w:t>
-      </w:r>
-      <w:r>
-        <w:t xml:space="preserve">applica la logica per recuperare, creare, modificare ed eliminare le prenotazioni, utilizzando sia una cache per velocizzare il processo di recupero dati piuttosto che effettuare subito una chiamata al </w:t>
-      </w:r>
-      <w:proofErr w:type="spellStart"/>
-      <w:r>
-        <w:t>db</w:t>
-      </w:r>
-      <w:proofErr w:type="spellEnd"/>
-      <w:r>
-        <w:t xml:space="preserve">. Inoltre, la gestione della concorrenza è gestita tramite </w:t>
-      </w:r>
-      <w:proofErr w:type="spellStart"/>
-      <w:r>
-        <w:t>Goroutine</w:t>
-      </w:r>
-      <w:proofErr w:type="spellEnd"/>
-      <w:r>
-        <w:t xml:space="preserve"> ed un canale globale. Le funzioni presenti in questo service sono: “</w:t>
-      </w:r>
-      <w:proofErr w:type="spellStart"/>
-      <w:r>
-        <w:t>GetAllBookings</w:t>
-      </w:r>
-      <w:proofErr w:type="spellEnd"/>
-      <w:r>
-        <w:t>”, “</w:t>
-      </w:r>
-      <w:proofErr w:type="spellStart"/>
-      <w:r>
-        <w:t>CreateBooking</w:t>
-      </w:r>
-      <w:proofErr w:type="spellEnd"/>
-      <w:r>
-        <w:t>”, “</w:t>
-      </w:r>
-      <w:proofErr w:type="spellStart"/>
-      <w:r>
-        <w:t>UpdateBooking</w:t>
-      </w:r>
-      <w:proofErr w:type="spellEnd"/>
-      <w:r>
-        <w:t>”, “</w:t>
-      </w:r>
-      <w:proofErr w:type="spellStart"/>
-      <w:r>
-        <w:t>DeleteBooking</w:t>
-      </w:r>
-      <w:proofErr w:type="spellEnd"/>
-      <w:r>
-        <w:t>”. La funzione utilizzata per modificare una prenotazione effettua un primo controllo per verificare che l’auto sia ancora disponibile nelle nuove date inserite.</w:t>
-      </w:r>
-      <w:r>
-        <w:t xml:space="preserve"> La funzione di creazione di una nuova prenotazione ritorna al </w:t>
-      </w:r>
-      <w:proofErr w:type="spellStart"/>
-      <w:r>
-        <w:t>frontend</w:t>
-      </w:r>
-      <w:proofErr w:type="spellEnd"/>
-      <w:r>
-        <w:t xml:space="preserve"> un oggetto </w:t>
-      </w:r>
-      <w:proofErr w:type="spellStart"/>
-      <w:r>
-        <w:t>BookingDTO</w:t>
-      </w:r>
-      <w:proofErr w:type="spellEnd"/>
-      <w:r>
-        <w:t xml:space="preserve"> che aggiunge oltre ai </w:t>
-      </w:r>
-      <w:proofErr w:type="spellStart"/>
-      <w:r>
-        <w:t>cmapi</w:t>
-      </w:r>
-      <w:proofErr w:type="spellEnd"/>
-      <w:r>
-        <w:t xml:space="preserve"> presenti in booking anche il totale da pagare e l’username dell’utente che sta effettuando la prenotazione.</w:t>
-      </w:r>
-    </w:p>
-    <w:p>
-      <w:pPr>
-        <w:numPr>
-          <w:ilvl w:val="1"/>
-          <w:numId w:val="28"/>
-        </w:numPr>
-        <w:spacing w:after="200" w:line="276" w:lineRule="auto"/>
-      </w:pPr>
-      <w:proofErr w:type="spellStart"/>
-      <w:r>
-        <w:t>user_service.go</w:t>
-      </w:r>
-      <w:proofErr w:type="spellEnd"/>
-      <w:r>
-        <w:t>:</w:t>
-      </w:r>
-      <w:r>
-        <w:t xml:space="preserve"> applica la logica per modificare ed eliminare un utente, </w:t>
-      </w:r>
-      <w:proofErr w:type="spellStart"/>
-      <w:r>
-        <w:t>tr</w:t>
-      </w:r>
-      <w:r>
-        <w:t>a</w:t>
-      </w:r>
-      <w:r>
-        <w:t>maite</w:t>
-      </w:r>
-      <w:proofErr w:type="spellEnd"/>
-      <w:r>
-        <w:t xml:space="preserve"> “</w:t>
-      </w:r>
-      <w:proofErr w:type="spellStart"/>
-      <w:r>
-        <w:t>UpdateUser</w:t>
-      </w:r>
-      <w:proofErr w:type="spellEnd"/>
-      <w:r>
-        <w:t>” e “</w:t>
-      </w:r>
-      <w:proofErr w:type="spellStart"/>
-      <w:r>
-        <w:t>DeleteUser</w:t>
-      </w:r>
-      <w:proofErr w:type="spellEnd"/>
-      <w:r>
-        <w:t xml:space="preserve">”. </w:t>
-      </w:r>
-    </w:p>
-    <w:p>
-      <w:pPr>
-        <w:numPr>
-          <w:ilvl w:val="1"/>
-          <w:numId w:val="28"/>
-        </w:numPr>
-        <w:spacing w:after="200" w:line="276" w:lineRule="auto"/>
-        <w:rPr>
-          <w:lang w:val="en-US"/>
-        </w:rPr>
-      </w:pPr>
-      <w:proofErr w:type="spellStart"/>
-      <w:r>
-        <w:lastRenderedPageBreak/>
-        <w:t>vehicle_service.go</w:t>
-      </w:r>
-      <w:proofErr w:type="spellEnd"/>
-      <w:r>
-        <w:t xml:space="preserve">: </w:t>
-      </w:r>
-      <w:r>
-        <w:t xml:space="preserve">applica la logica per recuperare tutti i veicoli, o i veicoli disponibili per una successiva prenotazione, per creare, modificare ed eliminare i veicoli. </w:t>
-      </w:r>
-      <w:r>
-        <w:rPr>
-          <w:lang w:val="en-US"/>
-        </w:rPr>
-        <w:t xml:space="preserve">Le </w:t>
-      </w:r>
-      <w:proofErr w:type="spellStart"/>
-      <w:r>
-        <w:rPr>
-          <w:lang w:val="en-US"/>
-        </w:rPr>
-        <w:t>func</w:t>
-      </w:r>
-      <w:proofErr w:type="spellEnd"/>
-      <w:r>
-        <w:rPr>
-          <w:lang w:val="en-US"/>
-        </w:rPr>
-        <w:t xml:space="preserve"> </w:t>
-      </w:r>
-      <w:proofErr w:type="spellStart"/>
-      <w:r>
-        <w:rPr>
-          <w:lang w:val="en-US"/>
-        </w:rPr>
-        <w:t>presenti</w:t>
-      </w:r>
-      <w:proofErr w:type="spellEnd"/>
-      <w:r>
-        <w:rPr>
-          <w:lang w:val="en-US"/>
-        </w:rPr>
-        <w:t xml:space="preserve"> </w:t>
-      </w:r>
-      <w:proofErr w:type="spellStart"/>
-      <w:r>
-        <w:rPr>
-          <w:lang w:val="en-US"/>
-        </w:rPr>
-        <w:t>sono</w:t>
-      </w:r>
-      <w:proofErr w:type="spellEnd"/>
-      <w:r>
-        <w:rPr>
-          <w:lang w:val="en-US"/>
-        </w:rPr>
-        <w:t>: “</w:t>
-      </w:r>
-      <w:proofErr w:type="spellStart"/>
-      <w:r>
-        <w:rPr>
-          <w:lang w:val="en-US"/>
-        </w:rPr>
-        <w:t>CreateVehicle</w:t>
-      </w:r>
-      <w:proofErr w:type="spellEnd"/>
-      <w:r>
-        <w:rPr>
-          <w:lang w:val="en-US"/>
-        </w:rPr>
-        <w:t>”, “</w:t>
-      </w:r>
-      <w:proofErr w:type="spellStart"/>
-      <w:r>
-        <w:rPr>
-          <w:lang w:val="en-US"/>
-        </w:rPr>
-        <w:t>UpdateVehicle</w:t>
-      </w:r>
-      <w:proofErr w:type="spellEnd"/>
-      <w:r>
-        <w:rPr>
-          <w:lang w:val="en-US"/>
-        </w:rPr>
-        <w:t>”, “</w:t>
-      </w:r>
-      <w:proofErr w:type="spellStart"/>
-      <w:r>
-        <w:rPr>
-          <w:lang w:val="en-US"/>
-        </w:rPr>
-        <w:t>DeleteVehicle</w:t>
-      </w:r>
-      <w:proofErr w:type="spellEnd"/>
-      <w:r>
-        <w:rPr>
-          <w:lang w:val="en-US"/>
-        </w:rPr>
-        <w:t>”, “</w:t>
-      </w:r>
-      <w:proofErr w:type="spellStart"/>
-      <w:r>
-        <w:rPr>
-          <w:lang w:val="en-US"/>
-        </w:rPr>
-        <w:t>GetAllVehicles</w:t>
-      </w:r>
-      <w:proofErr w:type="spellEnd"/>
-      <w:r>
-        <w:rPr>
-          <w:lang w:val="en-US"/>
-        </w:rPr>
-        <w:t>”, “</w:t>
-      </w:r>
-      <w:proofErr w:type="spellStart"/>
-      <w:r>
-        <w:rPr>
-          <w:lang w:val="en-US"/>
-        </w:rPr>
-        <w:t>GetVehicleById</w:t>
-      </w:r>
-      <w:proofErr w:type="spellEnd"/>
-      <w:r>
-        <w:rPr>
-          <w:lang w:val="en-US"/>
-        </w:rPr>
-        <w:t>”, “</w:t>
-      </w:r>
-      <w:proofErr w:type="spellStart"/>
-      <w:r>
-        <w:rPr>
-          <w:lang w:val="en-US"/>
-        </w:rPr>
-        <w:t>G</w:t>
-      </w:r>
-      <w:r>
-        <w:rPr>
-          <w:lang w:val="en-US"/>
-        </w:rPr>
-        <w:t>etAvailableVehicles</w:t>
-      </w:r>
-      <w:proofErr w:type="spellEnd"/>
-      <w:r>
-        <w:rPr>
-          <w:lang w:val="en-US"/>
-        </w:rPr>
-        <w:t>”</w:t>
-      </w:r>
-    </w:p>
-    <w:p>
-      <w:pPr>
-        <w:numPr>
-          <w:ilvl w:val="0"/>
-          <w:numId w:val="28"/>
-        </w:numPr>
-        <w:spacing w:after="200" w:line="276" w:lineRule="auto"/>
-      </w:pPr>
+        <w:t>pattern worker-</w:t>
+      </w:r>
+      <w:proofErr w:type="spellStart"/>
       <w:r>
         <w:rPr>
           <w:b/>
           <w:bCs/>
         </w:rPr>
-        <w:t>Repositories (/repositories)</w:t>
-      </w:r>
-      <w:r>
-        <w:br/>
-        <w:t xml:space="preserve">Racchiudono l’accesso diretto al database </w:t>
-      </w:r>
-      <w:proofErr w:type="spellStart"/>
-      <w:r>
-        <w:t>PostgreSQL</w:t>
-      </w:r>
-      <w:proofErr w:type="spellEnd"/>
-      <w:r>
-        <w:t>. Utilizzano il package database/</w:t>
-      </w:r>
-      <w:proofErr w:type="spellStart"/>
-      <w:r>
-        <w:t>sql</w:t>
-      </w:r>
-      <w:proofErr w:type="spellEnd"/>
-      <w:r>
-        <w:t xml:space="preserve"> con query SQL parametrizzate.</w:t>
-      </w:r>
-      <w:r>
-        <w:t xml:space="preserve"> Tutte le operazioni di </w:t>
-      </w:r>
-      <w:r>
-        <w:rPr>
-          <w:rStyle w:val="Enfasigrassetto"/>
-        </w:rPr>
-        <w:t>creazione</w:t>
-      </w:r>
-      <w:r>
-        <w:t xml:space="preserve">, </w:t>
-      </w:r>
-      <w:r>
-        <w:rPr>
-          <w:rStyle w:val="Enfasigrassetto"/>
-        </w:rPr>
-        <w:t>aggiornamento</w:t>
-      </w:r>
-      <w:r>
-        <w:t xml:space="preserve"> ed </w:t>
-      </w:r>
-      <w:r>
-        <w:rPr>
-          <w:rStyle w:val="Enfasigrassetto"/>
-        </w:rPr>
-        <w:t>eliminazione</w:t>
-      </w:r>
-      <w:r>
-        <w:t xml:space="preserve"> vengono eseguite all'interno di </w:t>
-      </w:r>
-      <w:r>
-        <w:rPr>
-          <w:rStyle w:val="Enfasigrassetto"/>
-        </w:rPr>
-        <w:t>transazioni</w:t>
-      </w:r>
-      <w:r>
-        <w:t xml:space="preserve"> database, garantendo la consistenza dei dati: in caso di errore durante l'esecuzione, viene effettuato automaticamente un </w:t>
-      </w:r>
-      <w:proofErr w:type="spellStart"/>
-      <w:r>
-        <w:rPr>
-          <w:rStyle w:val="Enfasigrassetto"/>
-        </w:rPr>
-        <w:t>rollback</w:t>
-      </w:r>
-      <w:proofErr w:type="spellEnd"/>
-      <w:r>
-        <w:t>, evitando di lasciare il database in uno stato incoerente o parziale.</w:t>
-      </w:r>
-    </w:p>
-    <w:p>
-      <w:pPr>
-        <w:numPr>
-          <w:ilvl w:val="1"/>
-          <w:numId w:val="28"/>
-        </w:numPr>
-        <w:spacing w:after="200" w:line="276" w:lineRule="auto"/>
-      </w:pPr>
-      <w:proofErr w:type="spellStart"/>
-      <w:r>
-        <w:t>auth_repository.go</w:t>
-      </w:r>
-      <w:proofErr w:type="spellEnd"/>
-      <w:r>
-        <w:t>: “</w:t>
-      </w:r>
-      <w:proofErr w:type="spellStart"/>
-      <w:r>
-        <w:t>FindByEmail</w:t>
-      </w:r>
-      <w:proofErr w:type="spellEnd"/>
-      <w:r>
-        <w:t>”, “</w:t>
-      </w:r>
-      <w:proofErr w:type="spellStart"/>
-      <w:r>
-        <w:t>FindByUsername</w:t>
-      </w:r>
-      <w:proofErr w:type="spellEnd"/>
-      <w:r>
-        <w:t>” e “</w:t>
-      </w:r>
-      <w:proofErr w:type="spellStart"/>
-      <w:r>
-        <w:t>SaveUser</w:t>
-      </w:r>
-      <w:proofErr w:type="spellEnd"/>
-      <w:r>
-        <w:t>” eseguono rispett</w:t>
-      </w:r>
-      <w:r>
-        <w:t xml:space="preserve">ivamente le query per recuperare un utente dalla tabella user tramite email o username e per memorizzare un nuovo utente in </w:t>
-      </w:r>
-      <w:proofErr w:type="spellStart"/>
-      <w:r>
-        <w:t>db</w:t>
-      </w:r>
-      <w:proofErr w:type="spellEnd"/>
-      <w:r>
-        <w:t>.</w:t>
-      </w:r>
-    </w:p>
-    <w:p>
-      <w:pPr>
-        <w:numPr>
-          <w:ilvl w:val="1"/>
-          <w:numId w:val="28"/>
-        </w:numPr>
-        <w:spacing w:after="200" w:line="276" w:lineRule="auto"/>
-      </w:pPr>
-      <w:proofErr w:type="spellStart"/>
-      <w:r>
-        <w:t>booking_repository.go</w:t>
-      </w:r>
-      <w:proofErr w:type="spellEnd"/>
-      <w:r>
-        <w:t>: vengono eseguite le query per recuperare, creare, modificare ed eliminare una prenotazione dal database. “</w:t>
-      </w:r>
-      <w:proofErr w:type="spellStart"/>
-      <w:r>
-        <w:t>GetAllBookings</w:t>
-      </w:r>
-      <w:proofErr w:type="spellEnd"/>
-      <w:r>
-        <w:t>” differenzia la query eseguita in base al ruolo dell’user che la richiede, se admin consente di recuperare tutte le prenotazioni esistenti, mentre per un customer è possibile recuperare solo le proprie prenotazioni, viene ritornato un array di bookings. “</w:t>
-      </w:r>
-      <w:proofErr w:type="spellStart"/>
-      <w:r>
-        <w:t>IsVehicleAvailable</w:t>
-      </w:r>
-      <w:proofErr w:type="spellEnd"/>
-      <w:r>
-        <w:t xml:space="preserve">” esegue una query verso il </w:t>
-      </w:r>
-      <w:proofErr w:type="spellStart"/>
-      <w:r>
-        <w:t>db</w:t>
-      </w:r>
-      <w:proofErr w:type="spellEnd"/>
-      <w:r>
-        <w:t xml:space="preserve"> per verificare la disponibilità del veicolo selezionato, nelle date richieste. “</w:t>
-      </w:r>
-      <w:proofErr w:type="spellStart"/>
-      <w:r>
-        <w:t>CreateBooking</w:t>
-      </w:r>
-      <w:proofErr w:type="spellEnd"/>
-      <w:r>
-        <w:t>” esegue la query per inserire una nuova prenotazione nel database ed esegue anche le query per recuperare</w:t>
-      </w:r>
-      <w:r>
-        <w:t xml:space="preserve"> l’username dell’utente che effettua la </w:t>
-      </w:r>
-      <w:proofErr w:type="spellStart"/>
-      <w:r>
-        <w:t>prenotaizoni</w:t>
-      </w:r>
-      <w:proofErr w:type="spellEnd"/>
-      <w:r>
-        <w:t xml:space="preserve"> ed</w:t>
-      </w:r>
-      <w:r>
-        <w:t xml:space="preserve"> il prezzo del veicolo per poi calcolare il prezzo totale in base ai giorni</w:t>
-      </w:r>
-      <w:r>
-        <w:t>. “</w:t>
-      </w:r>
-      <w:proofErr w:type="spellStart"/>
-      <w:r>
-        <w:t>UpdateBooking</w:t>
-      </w:r>
-      <w:proofErr w:type="spellEnd"/>
-      <w:r>
-        <w:t>” e “</w:t>
-      </w:r>
-      <w:proofErr w:type="spellStart"/>
-      <w:r>
-        <w:t>DeleteBooking</w:t>
-      </w:r>
-      <w:proofErr w:type="spellEnd"/>
-      <w:r>
-        <w:t>” eseguono le query per aggiornare l’entry del database o per eliminarla.</w:t>
-      </w:r>
-    </w:p>
-    <w:p>
-      <w:pPr>
-        <w:numPr>
-          <w:ilvl w:val="1"/>
-          <w:numId w:val="28"/>
-        </w:numPr>
-        <w:spacing w:after="200" w:line="276" w:lineRule="auto"/>
-      </w:pPr>
-      <w:proofErr w:type="spellStart"/>
-      <w:r>
-        <w:t>user_repository.go</w:t>
-      </w:r>
-      <w:proofErr w:type="spellEnd"/>
-      <w:r>
-        <w:t xml:space="preserve">: </w:t>
-      </w:r>
-      <w:r>
-        <w:t>“</w:t>
-      </w:r>
-      <w:proofErr w:type="spellStart"/>
-      <w:r>
-        <w:t>Find</w:t>
-      </w:r>
-      <w:r>
-        <w:t>User</w:t>
-      </w:r>
-      <w:r>
-        <w:t>By</w:t>
-      </w:r>
-      <w:r>
-        <w:t>Id</w:t>
-      </w:r>
-      <w:proofErr w:type="spellEnd"/>
-      <w:r>
-        <w:t>”, “</w:t>
-      </w:r>
-      <w:proofErr w:type="spellStart"/>
-      <w:r>
-        <w:t>U</w:t>
-      </w:r>
-      <w:r>
-        <w:t>pdateFullUser</w:t>
-      </w:r>
-      <w:proofErr w:type="spellEnd"/>
-      <w:r>
-        <w:t>” e “</w:t>
-      </w:r>
-      <w:proofErr w:type="spellStart"/>
-      <w:r>
-        <w:t>DeleteUserByID</w:t>
-      </w:r>
-      <w:proofErr w:type="spellEnd"/>
-      <w:r>
-        <w:t>” eseguono rispett</w:t>
-      </w:r>
-      <w:r>
-        <w:t>ivamente le query per recuperare un utente tramite id, modificare i campi di un utente ed eliminare un utente dalla tabella.</w:t>
-      </w:r>
-    </w:p>
-    <w:p>
-      <w:pPr>
-        <w:numPr>
-          <w:ilvl w:val="1"/>
-          <w:numId w:val="28"/>
-        </w:numPr>
-        <w:spacing w:after="200" w:line="276" w:lineRule="auto"/>
-      </w:pPr>
-      <w:proofErr w:type="spellStart"/>
-      <w:r>
-        <w:t>vehicle_repository.go</w:t>
-      </w:r>
-      <w:proofErr w:type="spellEnd"/>
-      <w:r>
-        <w:t>: vengono eseguite le query per recuperare, creare, aggiornare o eliminare un veicolo dal database. “</w:t>
-      </w:r>
-      <w:proofErr w:type="spellStart"/>
-      <w:r>
-        <w:t>GetAllVehicles</w:t>
-      </w:r>
-      <w:proofErr w:type="spellEnd"/>
-      <w:r>
-        <w:t>”, “</w:t>
-      </w:r>
-      <w:proofErr w:type="spellStart"/>
-      <w:r>
-        <w:t>GetVehicleById</w:t>
-      </w:r>
-      <w:proofErr w:type="spellEnd"/>
-      <w:r>
-        <w:t>”, “</w:t>
-      </w:r>
-      <w:proofErr w:type="spellStart"/>
-      <w:r>
-        <w:t>GetAvailableVehicles</w:t>
-      </w:r>
-      <w:proofErr w:type="spellEnd"/>
-      <w:r>
-        <w:t xml:space="preserve">” consentono rispettivamente di recuperare tutti i veicoli, un veicolo tramite id e di mostrare gli autosaloni che hanno dei veicoli disponibili nel range di date specificato, se le date </w:t>
-      </w:r>
-      <w:r>
-        <w:lastRenderedPageBreak/>
-        <w:t>non sono specificate allora vengono mostrati tutti gli autosaloni con tutti i veicoli posseduti. “</w:t>
-      </w:r>
-      <w:proofErr w:type="spellStart"/>
-      <w:r>
-        <w:t>CreateVehicle</w:t>
-      </w:r>
-      <w:proofErr w:type="spellEnd"/>
-      <w:r>
-        <w:t>”, “</w:t>
-      </w:r>
-      <w:proofErr w:type="spellStart"/>
-      <w:r>
-        <w:t>UpdateVehicle</w:t>
-      </w:r>
-      <w:proofErr w:type="spellEnd"/>
-      <w:r>
-        <w:t>”, “</w:t>
-      </w:r>
-      <w:proofErr w:type="spellStart"/>
-      <w:r>
-        <w:t>DeleteVehicle</w:t>
-      </w:r>
-      <w:proofErr w:type="spellEnd"/>
-      <w:r>
-        <w:t>” consentono di eseguire le query per creare, aggiornare ed eliminare un veicolo dal database.</w:t>
-      </w:r>
-    </w:p>
-    <w:p>
-      <w:pPr>
-        <w:numPr>
-          <w:ilvl w:val="0"/>
-          <w:numId w:val="28"/>
-        </w:numPr>
-        <w:spacing w:after="200" w:line="276" w:lineRule="auto"/>
-      </w:pPr>
+        <w:t>based</w:t>
+      </w:r>
+      <w:proofErr w:type="spellEnd"/>
       <w:r>
         <w:rPr>
           <w:b/>
           <w:bCs/>
         </w:rPr>
-        <w:t>Models (/models)</w:t>
-      </w:r>
-      <w:r>
-        <w:br/>
-        <w:t xml:space="preserve">Contengono le definizioni delle strutture dati principali del sistema. Ogni </w:t>
-      </w:r>
-      <w:proofErr w:type="spellStart"/>
-      <w:r>
-        <w:t>struct</w:t>
-      </w:r>
-      <w:proofErr w:type="spellEnd"/>
-      <w:r>
-        <w:t xml:space="preserve"> rappresenta una tabella </w:t>
-      </w:r>
-      <w:r>
-        <w:t>d</w:t>
-      </w:r>
-      <w:r>
-        <w:t>el database.</w:t>
-      </w:r>
-      <w:r>
-        <w:t xml:space="preserve"> Mentre DTO rappresenta un oggetto trasferito tra i vari moduli.</w:t>
-      </w:r>
-    </w:p>
-    <w:p>
-      <w:pPr>
-        <w:numPr>
-          <w:ilvl w:val="1"/>
-          <w:numId w:val="28"/>
-        </w:numPr>
-        <w:spacing w:after="200" w:line="276" w:lineRule="auto"/>
-        <w:rPr>
-          <w:lang w:val="en-US"/>
-        </w:rPr>
-      </w:pPr>
-      <w:r>
-        <w:rPr>
-          <w:lang w:val="en-US"/>
-        </w:rPr>
-        <w:t xml:space="preserve">Booking: ID, </w:t>
-      </w:r>
-      <w:proofErr w:type="spellStart"/>
-      <w:r>
-        <w:rPr>
-          <w:lang w:val="en-US"/>
-        </w:rPr>
-        <w:t>UserID</w:t>
-      </w:r>
-      <w:proofErr w:type="spellEnd"/>
-      <w:r>
-        <w:rPr>
-          <w:lang w:val="en-US"/>
-        </w:rPr>
-        <w:t xml:space="preserve">, </w:t>
-      </w:r>
-      <w:proofErr w:type="spellStart"/>
-      <w:r>
-        <w:rPr>
-          <w:lang w:val="en-US"/>
-        </w:rPr>
-        <w:t>VehicleID</w:t>
-      </w:r>
-      <w:proofErr w:type="spellEnd"/>
-      <w:r>
-        <w:rPr>
-          <w:lang w:val="en-US"/>
-        </w:rPr>
-        <w:t xml:space="preserve">, StartDate, </w:t>
-      </w:r>
-      <w:proofErr w:type="spellStart"/>
-      <w:r>
-        <w:rPr>
-          <w:lang w:val="en-US"/>
-        </w:rPr>
-        <w:t>EndDate</w:t>
-      </w:r>
-      <w:proofErr w:type="spellEnd"/>
-      <w:r>
-        <w:rPr>
-          <w:lang w:val="en-US"/>
-        </w:rPr>
-        <w:t xml:space="preserve">, </w:t>
-      </w:r>
-      <w:proofErr w:type="spellStart"/>
-      <w:r>
-        <w:rPr>
-          <w:lang w:val="en-US"/>
-        </w:rPr>
-        <w:t>CreatedAt</w:t>
-      </w:r>
-      <w:proofErr w:type="spellEnd"/>
-      <w:r>
-        <w:rPr>
-          <w:lang w:val="en-US"/>
-        </w:rPr>
-        <w:t xml:space="preserve">, </w:t>
-      </w:r>
-      <w:proofErr w:type="spellStart"/>
-      <w:r>
-        <w:rPr>
-          <w:lang w:val="en-US"/>
-        </w:rPr>
-        <w:t>UpdatedAt</w:t>
-      </w:r>
-      <w:proofErr w:type="spellEnd"/>
-    </w:p>
-    <w:p>
-      <w:pPr>
-        <w:numPr>
-          <w:ilvl w:val="1"/>
-          <w:numId w:val="28"/>
-        </w:numPr>
-        <w:spacing w:after="200" w:line="276" w:lineRule="auto"/>
-      </w:pPr>
-      <w:proofErr w:type="spellStart"/>
-      <w:r>
-        <w:rPr>
-          <w:lang w:val="en-US"/>
-        </w:rPr>
-        <w:t>BookingDTO</w:t>
-      </w:r>
-      <w:proofErr w:type="spellEnd"/>
-      <w:r>
-        <w:rPr>
-          <w:lang w:val="en-US"/>
-        </w:rPr>
-        <w:t xml:space="preserve">: </w:t>
-      </w:r>
-      <w:proofErr w:type="spellStart"/>
-      <w:r>
-        <w:rPr>
-          <w:lang w:val="en-US"/>
-        </w:rPr>
-        <w:t>UserID</w:t>
-      </w:r>
-      <w:proofErr w:type="spellEnd"/>
-      <w:r>
-        <w:rPr>
-          <w:lang w:val="en-US"/>
-        </w:rPr>
-        <w:t xml:space="preserve">, Username, </w:t>
-      </w:r>
-      <w:proofErr w:type="spellStart"/>
-      <w:r>
-        <w:rPr>
-          <w:lang w:val="en-US"/>
-        </w:rPr>
-        <w:t>VehicleID</w:t>
-      </w:r>
-      <w:proofErr w:type="spellEnd"/>
-      <w:r>
-        <w:rPr>
-          <w:lang w:val="en-US"/>
-        </w:rPr>
-        <w:t xml:space="preserve">, </w:t>
-      </w:r>
-      <w:proofErr w:type="spellStart"/>
-      <w:r>
-        <w:rPr>
-          <w:lang w:val="en-US"/>
-        </w:rPr>
-        <w:t>VehicleModel</w:t>
-      </w:r>
-      <w:proofErr w:type="spellEnd"/>
-      <w:r>
-        <w:rPr>
-          <w:lang w:val="en-US"/>
-        </w:rPr>
-        <w:t xml:space="preserve">, StartDate, </w:t>
-      </w:r>
-      <w:proofErr w:type="spellStart"/>
-      <w:r>
-        <w:rPr>
-          <w:lang w:val="en-US"/>
-        </w:rPr>
-        <w:t>EndDate</w:t>
-      </w:r>
-      <w:proofErr w:type="spellEnd"/>
-      <w:r>
-        <w:rPr>
-          <w:lang w:val="en-US"/>
-        </w:rPr>
-        <w:t xml:space="preserve">, </w:t>
-      </w:r>
-      <w:proofErr w:type="spellStart"/>
-      <w:r>
-        <w:rPr>
-          <w:lang w:val="en-US"/>
-        </w:rPr>
-        <w:t>CreatedAt</w:t>
-      </w:r>
-      <w:proofErr w:type="spellEnd"/>
-      <w:r>
-        <w:rPr>
-          <w:lang w:val="en-US"/>
-        </w:rPr>
-        <w:t xml:space="preserve">, </w:t>
-      </w:r>
-      <w:proofErr w:type="spellStart"/>
-      <w:r>
-        <w:rPr>
-          <w:lang w:val="en-US"/>
-        </w:rPr>
-        <w:t>UpdatedAt</w:t>
-      </w:r>
-      <w:proofErr w:type="spellEnd"/>
-      <w:r>
-        <w:rPr>
-          <w:lang w:val="en-US"/>
-        </w:rPr>
-        <w:t xml:space="preserve">, </w:t>
-      </w:r>
-      <w:proofErr w:type="spellStart"/>
-      <w:r>
-        <w:rPr>
-          <w:lang w:val="en-US"/>
-        </w:rPr>
-        <w:t>TotalPrice</w:t>
-      </w:r>
-      <w:proofErr w:type="spellEnd"/>
-      <w:r>
-        <w:rPr>
-          <w:lang w:val="en-US"/>
-        </w:rPr>
-        <w:t>.</w:t>
-      </w:r>
-      <w:r>
-        <w:rPr>
-          <w:lang w:val="en-US"/>
-        </w:rPr>
-        <w:br/>
-      </w:r>
-      <w:r>
-        <w:t xml:space="preserve">Oggetto </w:t>
-      </w:r>
-      <w:r>
-        <w:t xml:space="preserve">ritornato alla creazione di una nuova prenotazione così da </w:t>
-      </w:r>
-      <w:r>
-        <w:t>mostrare</w:t>
-      </w:r>
-      <w:r>
-        <w:t xml:space="preserve"> tutte le info sulla prenotazione</w:t>
-      </w:r>
-      <w:r>
-        <w:t xml:space="preserve">, </w:t>
-      </w:r>
-      <w:r>
-        <w:t>incluso l’username dell’utente che l’ha effettuata e il prezzo totale ottenuto dal prodotto tra il costo giornaliero del veicolo e i giorni di prenotazione.</w:t>
-      </w:r>
-    </w:p>
-    <w:p>
-      <w:pPr>
-        <w:numPr>
-          <w:ilvl w:val="1"/>
-          <w:numId w:val="28"/>
-        </w:numPr>
-        <w:spacing w:after="200" w:line="276" w:lineRule="auto"/>
-        <w:rPr>
-          <w:lang w:val="en-US"/>
-        </w:rPr>
-      </w:pPr>
-      <w:proofErr w:type="spellStart"/>
-      <w:r>
-        <w:rPr>
-          <w:lang w:val="en-US"/>
-        </w:rPr>
-        <w:t>CarShowroom</w:t>
-      </w:r>
-      <w:proofErr w:type="spellEnd"/>
-      <w:r>
-        <w:rPr>
-          <w:lang w:val="en-US"/>
-        </w:rPr>
-        <w:t>: ID, Name, Location, Latitude, Longitude</w:t>
-      </w:r>
-    </w:p>
-    <w:p>
-      <w:pPr>
-        <w:numPr>
-          <w:ilvl w:val="1"/>
-          <w:numId w:val="28"/>
-        </w:numPr>
-        <w:spacing w:after="200" w:line="276" w:lineRule="auto"/>
-      </w:pPr>
-      <w:proofErr w:type="spellStart"/>
-      <w:r>
-        <w:rPr>
-          <w:lang w:val="en-US"/>
-        </w:rPr>
-        <w:t>CarShowroomVehicleDTO</w:t>
-      </w:r>
-      <w:proofErr w:type="spellEnd"/>
-      <w:r>
-        <w:rPr>
-          <w:lang w:val="en-US"/>
-        </w:rPr>
-        <w:t>: ID, Name, Location, Latitude, Longitude, Vehicles.</w:t>
-      </w:r>
-      <w:r>
-        <w:rPr>
-          <w:lang w:val="en-US"/>
-        </w:rPr>
-        <w:br/>
-      </w:r>
-      <w:r>
-        <w:t xml:space="preserve">Oggetto ritornato alla richiesta di recupero di tutti </w:t>
-      </w:r>
-      <w:r>
-        <w:t>i</w:t>
-      </w:r>
-      <w:r>
-        <w:t xml:space="preserve"> ve</w:t>
-      </w:r>
-      <w:r>
-        <w:t xml:space="preserve">icoli disponibili, così da permettere all’utente di sapere qual è la lista di veicoli disponibili rispetto alle date indicate </w:t>
-      </w:r>
-      <w:r>
-        <w:t xml:space="preserve">nella richiesta </w:t>
-      </w:r>
-      <w:r>
-        <w:t xml:space="preserve">e in quale autosalone </w:t>
-      </w:r>
-      <w:r>
-        <w:t>sono presenti.</w:t>
-      </w:r>
-    </w:p>
-    <w:p>
-      <w:pPr>
-        <w:numPr>
-          <w:ilvl w:val="1"/>
-          <w:numId w:val="28"/>
-        </w:numPr>
-        <w:spacing w:after="200" w:line="276" w:lineRule="auto"/>
-        <w:rPr>
-          <w:lang w:val="en-US"/>
-        </w:rPr>
-      </w:pPr>
-      <w:r>
-        <w:rPr>
-          <w:lang w:val="en-US"/>
-        </w:rPr>
-        <w:t xml:space="preserve">User: ID, Username, Email, Password, </w:t>
-      </w:r>
-      <w:r>
-        <w:rPr>
-          <w:lang w:val="en-US"/>
-        </w:rPr>
-        <w:t xml:space="preserve">Region, </w:t>
-      </w:r>
-      <w:r>
-        <w:rPr>
-          <w:lang w:val="en-US"/>
-        </w:rPr>
-        <w:t>Role</w:t>
-      </w:r>
-    </w:p>
-    <w:p>
-      <w:pPr>
-        <w:numPr>
-          <w:ilvl w:val="1"/>
-          <w:numId w:val="28"/>
-        </w:numPr>
-        <w:spacing w:after="200" w:line="276" w:lineRule="auto"/>
-      </w:pPr>
-      <w:proofErr w:type="spellStart"/>
-      <w:r>
-        <w:t>UserLoginResponseDTO</w:t>
-      </w:r>
-      <w:proofErr w:type="spellEnd"/>
-      <w:r>
-        <w:t xml:space="preserve">: ID, Username, Email, </w:t>
-      </w:r>
-      <w:proofErr w:type="spellStart"/>
-      <w:r>
-        <w:t>Region</w:t>
-      </w:r>
-      <w:proofErr w:type="spellEnd"/>
-      <w:r>
-        <w:t xml:space="preserve">, </w:t>
-      </w:r>
-      <w:proofErr w:type="spellStart"/>
-      <w:r>
-        <w:t>Role</w:t>
-      </w:r>
-      <w:proofErr w:type="spellEnd"/>
-      <w:r>
-        <w:br/>
-        <w:t>Ogge</w:t>
-      </w:r>
-      <w:r>
-        <w:t>tto ritornato al login di un utente, insieme ad un token utile per le successive richieste. La password non è ritornata per aumentare la sicurezza e non inviare dati sensibili in chiaro.</w:t>
-      </w:r>
-    </w:p>
-    <w:p>
-      <w:pPr>
-        <w:numPr>
-          <w:ilvl w:val="1"/>
-          <w:numId w:val="28"/>
-        </w:numPr>
-        <w:spacing w:after="200" w:line="276" w:lineRule="auto"/>
-      </w:pPr>
-      <w:proofErr w:type="spellStart"/>
-      <w:r>
-        <w:t>UserUpdateRe</w:t>
-      </w:r>
-      <w:r>
-        <w:t>quest</w:t>
-      </w:r>
-      <w:r>
-        <w:t>DTO</w:t>
-      </w:r>
-      <w:proofErr w:type="spellEnd"/>
-      <w:r>
-        <w:t xml:space="preserve">: Username, Email, </w:t>
-      </w:r>
-      <w:proofErr w:type="spellStart"/>
-      <w:r>
-        <w:t>Region</w:t>
-      </w:r>
-      <w:proofErr w:type="spellEnd"/>
-      <w:r>
-        <w:t xml:space="preserve">, Password, </w:t>
-      </w:r>
-      <w:proofErr w:type="spellStart"/>
-      <w:r>
-        <w:t>NewPassword</w:t>
-      </w:r>
-      <w:proofErr w:type="spellEnd"/>
-      <w:r>
-        <w:br/>
-        <w:t>Oggetto ricevuto da</w:t>
-      </w:r>
-      <w:r>
-        <w:t xml:space="preserve">l </w:t>
-      </w:r>
-      <w:proofErr w:type="spellStart"/>
-      <w:r>
-        <w:t>frontend</w:t>
-      </w:r>
-      <w:proofErr w:type="spellEnd"/>
-      <w:r>
-        <w:t xml:space="preserve"> quando un utente ha necessità di cambiare le informazioni del suo profilo, compreso la password utilizzata per accedere alla GUI. In questo caso è necessario inviare anche la password precedente per continuare l’operazione.</w:t>
-      </w:r>
-    </w:p>
-    <w:p>
-      <w:pPr>
-        <w:numPr>
-          <w:ilvl w:val="1"/>
-          <w:numId w:val="28"/>
-        </w:numPr>
-        <w:spacing w:after="200" w:line="276" w:lineRule="auto"/>
-        <w:rPr>
-          <w:lang w:val="en-US"/>
-        </w:rPr>
-      </w:pPr>
-      <w:r>
-        <w:rPr>
-          <w:lang w:val="en-US"/>
-        </w:rPr>
-        <w:t xml:space="preserve">Vehicle: ID, Model, Category, Price, </w:t>
-      </w:r>
-      <w:proofErr w:type="spellStart"/>
-      <w:r>
-        <w:rPr>
-          <w:lang w:val="en-US"/>
-        </w:rPr>
-        <w:t>CarShowroomID</w:t>
-      </w:r>
-      <w:proofErr w:type="spellEnd"/>
-    </w:p>
-    <w:p>
-      <w:pPr>
-        <w:numPr>
-          <w:ilvl w:val="1"/>
-          <w:numId w:val="28"/>
-        </w:numPr>
-        <w:spacing w:after="200" w:line="276" w:lineRule="auto"/>
-      </w:pPr>
-      <w:proofErr w:type="spellStart"/>
-      <w:r>
-        <w:rPr>
-          <w:lang w:val="en-US"/>
-        </w:rPr>
-        <w:lastRenderedPageBreak/>
-        <w:t>Vehicle</w:t>
-      </w:r>
-      <w:r>
-        <w:rPr>
-          <w:lang w:val="en-US"/>
-        </w:rPr>
-        <w:t>DTO</w:t>
-      </w:r>
-      <w:proofErr w:type="spellEnd"/>
-      <w:r>
-        <w:rPr>
-          <w:lang w:val="en-US"/>
-        </w:rPr>
-        <w:t xml:space="preserve">: </w:t>
-      </w:r>
-      <w:r>
-        <w:rPr>
-          <w:lang w:val="en-US"/>
-        </w:rPr>
-        <w:t xml:space="preserve">ID, Model, Category, Price, </w:t>
-      </w:r>
-      <w:proofErr w:type="spellStart"/>
-      <w:r>
-        <w:rPr>
-          <w:lang w:val="en-US"/>
-        </w:rPr>
-        <w:t>CarShowroomID</w:t>
-      </w:r>
-      <w:proofErr w:type="spellEnd"/>
-      <w:r>
-        <w:rPr>
-          <w:lang w:val="en-US"/>
-        </w:rPr>
-        <w:t xml:space="preserve">, </w:t>
-      </w:r>
-      <w:proofErr w:type="spellStart"/>
-      <w:r>
-        <w:rPr>
-          <w:lang w:val="en-US"/>
-        </w:rPr>
-        <w:t>CarshowroomName</w:t>
-      </w:r>
-      <w:proofErr w:type="spellEnd"/>
-      <w:r>
-        <w:rPr>
-          <w:lang w:val="en-US"/>
-        </w:rPr>
-        <w:t>.</w:t>
-      </w:r>
-      <w:r>
-        <w:rPr>
-          <w:lang w:val="en-US"/>
-        </w:rPr>
-        <w:br/>
-      </w:r>
-      <w:r>
-        <w:t xml:space="preserve">Oggetto ritornato alla richiesta di recupero di tutti </w:t>
-      </w:r>
-      <w:r>
-        <w:t>i</w:t>
-      </w:r>
-      <w:r>
-        <w:t xml:space="preserve"> veico</w:t>
-      </w:r>
-      <w:r>
-        <w:t>li presenti nel sistema, così da mostrare oltre le informazioni sul veicolo anche le informazioni principali sull’autosalone in cui si trovano.</w:t>
-      </w:r>
-    </w:p>
-    <w:p>
-      <w:pPr>
-        <w:numPr>
-          <w:ilvl w:val="0"/>
-          <w:numId w:val="28"/>
-        </w:numPr>
-        <w:spacing w:after="200" w:line="276" w:lineRule="auto"/>
-      </w:pPr>
-      <w:r>
-        <w:rPr>
-          <w:b/>
-          <w:bCs/>
-        </w:rPr>
-        <w:t>Middleware (/middleware)</w:t>
-      </w:r>
-      <w:r>
-        <w:br/>
-        <w:t xml:space="preserve">Il middleware principale è </w:t>
-      </w:r>
-      <w:proofErr w:type="spellStart"/>
-      <w:r>
-        <w:t>AuthMiddleware</w:t>
-      </w:r>
-      <w:proofErr w:type="spellEnd"/>
-      <w:r>
-        <w:t xml:space="preserve">, che intercetta le richieste protette, verifica la validità del JWT token e inserisce l’identificativo e il ruolo dell’utente nel </w:t>
-      </w:r>
-      <w:proofErr w:type="spellStart"/>
-      <w:r>
-        <w:t>context</w:t>
-      </w:r>
-      <w:proofErr w:type="spellEnd"/>
-      <w:r>
-        <w:t>. Questo consente ai controller di sapere “chi sta chiamando” l’endpoint, e con che permessi</w:t>
-      </w:r>
-      <w:r>
-        <w:t>, così da differenziare il ruolo dell’admin da quello del customer per le specifiche API.</w:t>
-      </w:r>
-    </w:p>
-    <w:p>
-      <w:pPr>
-        <w:numPr>
-          <w:ilvl w:val="0"/>
-          <w:numId w:val="28"/>
-        </w:numPr>
-        <w:spacing w:after="200" w:line="276" w:lineRule="auto"/>
-      </w:pPr>
-      <w:proofErr w:type="spellStart"/>
-      <w:r>
-        <w:rPr>
-          <w:b/>
-          <w:bCs/>
-        </w:rPr>
-        <w:t>Routes</w:t>
-      </w:r>
-      <w:proofErr w:type="spellEnd"/>
-      <w:r>
-        <w:rPr>
-          <w:b/>
-          <w:bCs/>
-        </w:rPr>
-        <w:t xml:space="preserve"> (/</w:t>
-      </w:r>
-      <w:proofErr w:type="spellStart"/>
-      <w:r>
-        <w:rPr>
-          <w:b/>
-          <w:bCs/>
-        </w:rPr>
-        <w:t>routes</w:t>
-      </w:r>
-      <w:proofErr w:type="spellEnd"/>
-      <w:r>
-        <w:rPr>
-          <w:b/>
-          <w:bCs/>
-        </w:rPr>
-        <w:t>)</w:t>
-      </w:r>
-      <w:r>
-        <w:br/>
-        <w:t xml:space="preserve">Qui vengono definiti i gruppi di </w:t>
-      </w:r>
-      <w:proofErr w:type="spellStart"/>
-      <w:r>
-        <w:t>route</w:t>
-      </w:r>
-      <w:proofErr w:type="spellEnd"/>
-      <w:r>
-        <w:t xml:space="preserve">, con </w:t>
-      </w:r>
-      <w:r>
-        <w:t xml:space="preserve">il </w:t>
-      </w:r>
-      <w:r>
-        <w:t>prefiss</w:t>
-      </w:r>
-      <w:r>
-        <w:t>o “</w:t>
-      </w:r>
-      <w:r>
-        <w:t>/api/v1</w:t>
-      </w:r>
-      <w:r>
-        <w:t xml:space="preserve">” al quale viene aggiunto poi il dominio di </w:t>
-      </w:r>
-      <w:proofErr w:type="spellStart"/>
-      <w:r>
-        <w:t>apparteneza</w:t>
-      </w:r>
-      <w:proofErr w:type="spellEnd"/>
-      <w:r>
-        <w:t xml:space="preserve"> delle api, quindi “/</w:t>
-      </w:r>
-      <w:proofErr w:type="spellStart"/>
-      <w:r>
-        <w:t>auth</w:t>
-      </w:r>
-      <w:proofErr w:type="spellEnd"/>
-      <w:r>
-        <w:t>”</w:t>
-      </w:r>
-      <w:r>
-        <w:t>,</w:t>
-      </w:r>
-      <w:r>
-        <w:t xml:space="preserve"> per le richieste di autenticazione, </w:t>
-      </w:r>
-      <w:r>
-        <w:t xml:space="preserve">“/user”, per le richieste relative </w:t>
-      </w:r>
-      <w:proofErr w:type="spellStart"/>
-      <w:r>
-        <w:t>aalla</w:t>
-      </w:r>
-      <w:proofErr w:type="spellEnd"/>
-      <w:r>
-        <w:t xml:space="preserve"> modifica ed eliminazione di un utente, </w:t>
-      </w:r>
-      <w:r>
-        <w:t>“</w:t>
-      </w:r>
-      <w:r>
-        <w:t>/</w:t>
-      </w:r>
-      <w:proofErr w:type="spellStart"/>
-      <w:r>
-        <w:t>vehicle</w:t>
-      </w:r>
-      <w:proofErr w:type="spellEnd"/>
-      <w:r>
-        <w:t>”</w:t>
-      </w:r>
-      <w:r>
-        <w:t>,</w:t>
-      </w:r>
-      <w:r>
-        <w:t xml:space="preserve"> per le richieste relative ai veicoli, “/booking”</w:t>
-      </w:r>
-      <w:r>
-        <w:t>, per le richieste relative alle prenotazioni</w:t>
-      </w:r>
-      <w:r>
-        <w:t xml:space="preserve">. Ogni gruppo è protetto, dove necessario, dal middleware di autenticazione. Le </w:t>
-      </w:r>
-      <w:proofErr w:type="spellStart"/>
-      <w:r>
-        <w:t>route</w:t>
-      </w:r>
-      <w:proofErr w:type="spellEnd"/>
-      <w:r>
-        <w:t xml:space="preserve"> sono inizializzate nel </w:t>
-      </w:r>
-      <w:proofErr w:type="spellStart"/>
-      <w:r>
-        <w:t>main.go</w:t>
-      </w:r>
-      <w:proofErr w:type="spellEnd"/>
-      <w:r>
-        <w:t>.</w:t>
-      </w:r>
-    </w:p>
-    <w:p>
-      <w:pPr>
-        <w:numPr>
-          <w:ilvl w:val="0"/>
-          <w:numId w:val="28"/>
-        </w:numPr>
-        <w:spacing w:after="200" w:line="276" w:lineRule="auto"/>
-      </w:pPr>
-      <w:proofErr w:type="spellStart"/>
-      <w:r>
-        <w:rPr>
-          <w:b/>
-          <w:bCs/>
-        </w:rPr>
-        <w:t>Helpers</w:t>
-      </w:r>
-      <w:proofErr w:type="spellEnd"/>
-      <w:r>
-        <w:rPr>
-          <w:b/>
-          <w:bCs/>
-        </w:rPr>
-        <w:t xml:space="preserve"> (/</w:t>
-      </w:r>
-      <w:proofErr w:type="spellStart"/>
-      <w:r>
-        <w:rPr>
-          <w:b/>
-          <w:bCs/>
-        </w:rPr>
-        <w:t>helpers</w:t>
-      </w:r>
-      <w:proofErr w:type="spellEnd"/>
-      <w:r>
-        <w:rPr>
-          <w:b/>
-          <w:bCs/>
-        </w:rPr>
-        <w:t>)</w:t>
-      </w:r>
-      <w:r>
-        <w:br/>
-        <w:t xml:space="preserve">Utility comuni, come la generazione del token JWT </w:t>
-      </w:r>
-      <w:r>
-        <w:t>tramite la funzione “</w:t>
-      </w:r>
-      <w:proofErr w:type="spellStart"/>
-      <w:r>
-        <w:t>GenerateToken</w:t>
-      </w:r>
-      <w:proofErr w:type="spellEnd"/>
-      <w:r>
-        <w:t>”, utilizzando l’algoritmo Hash256. Mentre, la funzione “</w:t>
-      </w:r>
-      <w:proofErr w:type="spellStart"/>
-      <w:r>
-        <w:t>ValidateJWT</w:t>
-      </w:r>
-      <w:proofErr w:type="spellEnd"/>
-      <w:r>
-        <w:t xml:space="preserve">” consente di validare il token, facendo il </w:t>
-      </w:r>
-      <w:proofErr w:type="spellStart"/>
-      <w:r>
-        <w:t>parsing</w:t>
-      </w:r>
-      <w:proofErr w:type="spellEnd"/>
-      <w:r>
-        <w:t xml:space="preserve"> con i </w:t>
-      </w:r>
-      <w:proofErr w:type="spellStart"/>
-      <w:r>
-        <w:t>Claims</w:t>
-      </w:r>
-      <w:proofErr w:type="spellEnd"/>
-      <w:r>
-        <w:t xml:space="preserve"> e verificando che il token non sia valido, scaduto o malformato.</w:t>
-      </w:r>
-    </w:p>
-    <w:p>
-      <w:pPr>
-        <w:spacing w:after="200" w:line="276" w:lineRule="auto"/>
-      </w:pPr>
-      <w:r>
-        <w:t xml:space="preserve">Questa struttura rende il </w:t>
-      </w:r>
-      <w:proofErr w:type="spellStart"/>
-      <w:r>
-        <w:t>backend</w:t>
-      </w:r>
-      <w:proofErr w:type="spellEnd"/>
-      <w:r>
-        <w:t xml:space="preserve"> facilmente estendibile, testabile e scalabile. L’approccio modulare consente inoltre di isolare i componenti per facilitare la manutenzione e l’evoluzione futura del progetto.</w:t>
-      </w:r>
-    </w:p>
-    <w:p>
-      <w:pPr>
-        <w:spacing w:after="200" w:line="276" w:lineRule="auto"/>
-      </w:pPr>
-    </w:p>
-    <w:p>
-      <w:pPr>
-        <w:spacing w:after="200" w:line="276" w:lineRule="auto"/>
-        <w:rPr>
-          <w:b/>
-          <w:bCs/>
-          <w:sz w:val="28"/>
-          <w:szCs w:val="28"/>
-        </w:rPr>
-      </w:pPr>
-      <w:r>
-        <w:rPr>
-          <w:b/>
-          <w:bCs/>
-          <w:sz w:val="28"/>
-          <w:szCs w:val="28"/>
-        </w:rPr>
-        <w:t>Gestione della concorrenza e parallelizzazione</w:t>
-      </w:r>
-    </w:p>
-    <w:p>
-      <w:pPr>
-        <w:spacing w:after="200" w:line="276" w:lineRule="auto"/>
-      </w:pPr>
-      <w:r>
-        <w:t xml:space="preserve">Uno dei punti di forza del linguaggio </w:t>
-      </w:r>
-      <w:r>
-        <w:rPr>
-          <w:b/>
-          <w:bCs/>
-        </w:rPr>
-        <w:t>Go</w:t>
-      </w:r>
-      <w:r>
-        <w:t xml:space="preserve"> è la gestione della concorrenza tramite le cosiddette </w:t>
-      </w:r>
-      <w:proofErr w:type="spellStart"/>
-      <w:r>
-        <w:rPr>
-          <w:b/>
-          <w:bCs/>
-        </w:rPr>
+        <w:t xml:space="preserve"> </w:t>
+      </w:r>
+      <w:r>
+        <w:t xml:space="preserve">con </w:t>
+      </w:r>
+      <w:proofErr w:type="spellStart"/>
+      <w:r>
         <w:t>goroutine</w:t>
       </w:r>
       <w:proofErr w:type="spellEnd"/>
       <w:r>
-        <w:t>, un meccanismo semplice</w:t>
-      </w:r>
-      <w:r>
-        <w:t xml:space="preserve">, </w:t>
-      </w:r>
-      <w:r>
-        <w:t>ma molto potente per eseguire più operazioni in parallelo.</w:t>
-      </w:r>
-      <w:r>
-        <w:t xml:space="preserve"> </w:t>
-      </w:r>
-    </w:p>
-    <w:p>
-      <w:pPr>
-        <w:spacing w:after="200" w:line="276" w:lineRule="auto"/>
-      </w:pPr>
-      <w:r>
-        <w:t xml:space="preserve">Una </w:t>
-      </w:r>
-      <w:proofErr w:type="spellStart"/>
-      <w:r>
-        <w:rPr>
-          <w:b/>
-          <w:bCs/>
-        </w:rPr>
-        <w:t>goroutine</w:t>
-      </w:r>
-      <w:proofErr w:type="spellEnd"/>
-      <w:r>
-        <w:t xml:space="preserve"> è un’unità di esecuzione concorrente molto leggera, simile a un </w:t>
-      </w:r>
-      <w:proofErr w:type="spellStart"/>
-      <w:r>
-        <w:t>thread</w:t>
-      </w:r>
-      <w:proofErr w:type="spellEnd"/>
-      <w:r>
-        <w:t xml:space="preserve"> ma con un’occupazione di memoria e overhead ridotti. In Go, è possibile avviare una </w:t>
-      </w:r>
-      <w:proofErr w:type="spellStart"/>
-      <w:r>
-        <w:t>goroutine</w:t>
-      </w:r>
-      <w:proofErr w:type="spellEnd"/>
-      <w:r>
-        <w:t xml:space="preserve"> anteponendo la parola chiave go davanti a una funzione, come mostrato di seguito:</w:t>
-      </w:r>
-      <w:r>
-        <w:t xml:space="preserve"> “</w:t>
-      </w:r>
-      <w:r>
-        <w:t xml:space="preserve">go </w:t>
-      </w:r>
-      <w:proofErr w:type="spellStart"/>
-      <w:r>
-        <w:t>processBookingRequests</w:t>
-      </w:r>
-      <w:proofErr w:type="spellEnd"/>
-      <w:r>
-        <w:t>()</w:t>
-      </w:r>
-      <w:r>
-        <w:t xml:space="preserve">”. Questa istruzione fa sì che </w:t>
-      </w:r>
-      <w:proofErr w:type="spellStart"/>
-      <w:r>
-        <w:rPr>
-          <w:i/>
-          <w:iCs/>
-        </w:rPr>
-        <w:lastRenderedPageBreak/>
-        <w:t>processBookingRequest</w:t>
-      </w:r>
-      <w:proofErr w:type="spellEnd"/>
-      <w:r>
-        <w:t xml:space="preserve"> </w:t>
-      </w:r>
-      <w:r>
-        <w:t xml:space="preserve">venga eseguita </w:t>
-      </w:r>
-      <w:r>
-        <w:rPr>
-          <w:b/>
-          <w:bCs/>
-        </w:rPr>
-        <w:t>in parallelo</w:t>
-      </w:r>
-      <w:r>
-        <w:t xml:space="preserve"> rispetto al flusso principale del programma</w:t>
-      </w:r>
-      <w:r>
-        <w:t xml:space="preserve">. </w:t>
-      </w:r>
-      <w:r>
-        <w:t xml:space="preserve">Ogni </w:t>
-      </w:r>
-      <w:proofErr w:type="spellStart"/>
-      <w:r>
-        <w:t>goroutine</w:t>
-      </w:r>
-      <w:proofErr w:type="spellEnd"/>
-      <w:r>
-        <w:t xml:space="preserve"> viene gestita dal </w:t>
-      </w:r>
-      <w:proofErr w:type="spellStart"/>
-      <w:r>
-        <w:t>runtime</w:t>
-      </w:r>
-      <w:proofErr w:type="spellEnd"/>
-      <w:r>
-        <w:t xml:space="preserve"> Go e può essere eseguita in contemporanea con altre </w:t>
-      </w:r>
-      <w:proofErr w:type="spellStart"/>
-      <w:r>
-        <w:t>goroutine</w:t>
-      </w:r>
-      <w:proofErr w:type="spellEnd"/>
-      <w:r>
-        <w:t xml:space="preserve">. Per coordinare più </w:t>
-      </w:r>
-      <w:proofErr w:type="spellStart"/>
-      <w:r>
-        <w:t>goroutine</w:t>
-      </w:r>
-      <w:proofErr w:type="spellEnd"/>
-      <w:r>
-        <w:t xml:space="preserve"> e gestire la comunicazione tra esse, Go mette a disposizione i </w:t>
-      </w:r>
-      <w:r>
-        <w:rPr>
-          <w:b/>
-          <w:bCs/>
-        </w:rPr>
-        <w:t>canali</w:t>
-      </w:r>
-      <w:r>
-        <w:t xml:space="preserve"> (</w:t>
-      </w:r>
-      <w:proofErr w:type="spellStart"/>
-      <w:r>
-        <w:t>chan</w:t>
-      </w:r>
-      <w:proofErr w:type="spellEnd"/>
-      <w:r>
-        <w:t>), che permettono di scambiarsi dati in modo sicuro.</w:t>
-      </w:r>
-      <w:r>
-        <w:t xml:space="preserve"> </w:t>
-      </w:r>
-    </w:p>
-    <w:p>
-      <w:pPr>
-        <w:spacing w:after="200" w:line="276" w:lineRule="auto"/>
-      </w:pPr>
-      <w:r>
-        <w:t xml:space="preserve">In </w:t>
-      </w:r>
-      <w:proofErr w:type="spellStart"/>
-      <w:r>
-        <w:rPr>
-          <w:b/>
-          <w:bCs/>
-        </w:rPr>
-        <w:t>CarRentalHub</w:t>
-      </w:r>
-      <w:proofErr w:type="spellEnd"/>
-      <w:r>
-        <w:t xml:space="preserve"> le </w:t>
-      </w:r>
-      <w:proofErr w:type="spellStart"/>
-      <w:r>
-        <w:t>goroutine</w:t>
-      </w:r>
-      <w:proofErr w:type="spellEnd"/>
-      <w:r>
-        <w:t xml:space="preserve"> sono fondamentali per la gestione corretta e ottimale della concorrenza nella prenotazione dei veicoli. </w:t>
-      </w:r>
-      <w:r>
-        <w:br/>
-      </w:r>
-      <w:r>
-        <w:t xml:space="preserve">Il problema affrontato è tipico nei sistemi di prenotazione: due utenti potrebbero tentare di prenotare lo stesso veicolo </w:t>
-      </w:r>
-      <w:r>
-        <w:t>per</w:t>
-      </w:r>
-      <w:r>
-        <w:t xml:space="preserve"> date che si sovrappongono, </w:t>
-      </w:r>
-      <w:r>
-        <w:t>esattamente nello stesso istante, quando questo risulta ancora disponibile per entrambi. Senza un meccanismo di sincronizzazione, ciò potrebbe portare a una condizione di race e alla sovrapposizione delle prenotazioni, compromettendo la coerenza dei dati.</w:t>
-      </w:r>
-      <w:r>
-        <w:t xml:space="preserve"> </w:t>
-      </w:r>
-      <w:r>
-        <w:t xml:space="preserve">Per evitare </w:t>
-      </w:r>
-      <w:r>
-        <w:t>ciò</w:t>
-      </w:r>
-      <w:r>
-        <w:t xml:space="preserve">, </w:t>
-      </w:r>
-      <w:r>
-        <w:t>si è adottato</w:t>
-      </w:r>
-      <w:r>
-        <w:t xml:space="preserve"> un </w:t>
-      </w:r>
-      <w:r>
-        <w:rPr>
-          <w:b/>
-          <w:bCs/>
-        </w:rPr>
-        <w:t>pattern worker-</w:t>
-      </w:r>
-      <w:proofErr w:type="spellStart"/>
-      <w:r>
-        <w:rPr>
-          <w:b/>
-          <w:bCs/>
-        </w:rPr>
-        <w:t>based</w:t>
-      </w:r>
-      <w:proofErr w:type="spellEnd"/>
-      <w:r>
-        <w:rPr>
-          <w:b/>
-          <w:bCs/>
-        </w:rPr>
-        <w:t xml:space="preserve"> </w:t>
-      </w:r>
-      <w:r>
-        <w:t xml:space="preserve">con </w:t>
-      </w:r>
-      <w:proofErr w:type="spellStart"/>
-      <w:r>
-        <w:t>goroutine</w:t>
-      </w:r>
-      <w:proofErr w:type="spellEnd"/>
-      <w:r>
-        <w:t xml:space="preserve"> </w:t>
-      </w:r>
-      <w:r>
-        <w:t>più</w:t>
-      </w:r>
-      <w:r>
-        <w:t xml:space="preserve"> canale condiviso.</w:t>
+        <w:t xml:space="preserve"> più canale condiviso.</w:t>
       </w:r>
       <w:r>
         <w:t xml:space="preserve"> In particolare, nel file </w:t>
       </w:r>
       <w:proofErr w:type="spellStart"/>
       <w:r>
-        <w:t>booking_service.go</w:t>
-      </w:r>
-      <w:proofErr w:type="spellEnd"/>
+        <w:t>booking_</w:t>
+      </w:r>
+      <w:proofErr w:type="gramStart"/>
+      <w:r>
+        <w:t>service.go</w:t>
+      </w:r>
+      <w:proofErr w:type="spellEnd"/>
+      <w:proofErr w:type="gramEnd"/>
       <w:r>
         <w:t>:</w:t>
       </w:r>
@@ -6256,12 +5863,17 @@
         <w:t xml:space="preserve"> viene avviata all'avvio del sistema tramite </w:t>
       </w:r>
       <w:proofErr w:type="spellStart"/>
+      <w:proofErr w:type="gramStart"/>
       <w:r>
         <w:t>init</w:t>
       </w:r>
       <w:proofErr w:type="spellEnd"/>
       <w:r>
-        <w:t>()</w:t>
+        <w:t>(</w:t>
+      </w:r>
+      <w:proofErr w:type="gramEnd"/>
+      <w:r>
+        <w:t>)</w:t>
       </w:r>
       <w:r>
         <w:t xml:space="preserve"> “</w:t>
@@ -6379,17 +5991,20 @@
       </w:r>
       <w:r>
         <w:br/>
-      </w:r>
-      <w:r>
         <w:t xml:space="preserve">for </w:t>
       </w:r>
       <w:proofErr w:type="spellStart"/>
+      <w:proofErr w:type="gramStart"/>
       <w:r>
         <w:t>req</w:t>
       </w:r>
       <w:proofErr w:type="spellEnd"/>
       <w:r>
-        <w:t xml:space="preserve"> := range </w:t>
+        <w:t xml:space="preserve"> :</w:t>
+      </w:r>
+      <w:proofErr w:type="gramEnd"/>
+      <w:r>
+        <w:t xml:space="preserve">= range </w:t>
       </w:r>
       <w:proofErr w:type="spellStart"/>
       <w:r>
@@ -6421,7 +6036,21 @@
         <w:rPr>
           <w:lang w:val="en-US"/>
         </w:rPr>
-        <w:t xml:space="preserve">, err := </w:t>
+        <w:t xml:space="preserve">, </w:t>
+      </w:r>
+      <w:proofErr w:type="gramStart"/>
+      <w:r>
+        <w:rPr>
+          <w:lang w:val="en-US"/>
+        </w:rPr>
+        <w:t>err :</w:t>
+      </w:r>
+      <w:proofErr w:type="gramEnd"/>
+      <w:r>
+        <w:rPr>
+          <w:lang w:val="en-US"/>
+        </w:rPr>
+        <w:t xml:space="preserve">= </w:t>
       </w:r>
       <w:proofErr w:type="spellStart"/>
       <w:r>
@@ -6482,13 +6111,7 @@
         <w:t xml:space="preserve"> </w:t>
       </w:r>
       <w:r>
-        <w:t>...</w:t>
-      </w:r>
-      <w:r>
-        <w:t xml:space="preserve"> </w:t>
-      </w:r>
-      <w:r>
-        <w:t>}</w:t>
+        <w:t>... }</w:t>
       </w:r>
     </w:p>
     <w:p>
@@ -6548,10 +6171,12 @@
         <w:t xml:space="preserve">Questa soluzione presenta diversi vantaggi, poiché non è necessario usare librerie come </w:t>
       </w:r>
       <w:proofErr w:type="spellStart"/>
+      <w:proofErr w:type="gramStart"/>
       <w:r>
         <w:t>sync.Mutex</w:t>
       </w:r>
       <w:proofErr w:type="spellEnd"/>
+      <w:proofErr w:type="gramEnd"/>
       <w:r>
         <w:t xml:space="preserve"> o lock manuali e si riesce ad evitare la race </w:t>
       </w:r>
@@ -6912,10 +6537,12 @@
         <w:t xml:space="preserve">go </w:t>
       </w:r>
       <w:proofErr w:type="spellStart"/>
+      <w:proofErr w:type="gramStart"/>
       <w:r>
         <w:t>c.cleanupExpiredEntries</w:t>
       </w:r>
       <w:proofErr w:type="spellEnd"/>
+      <w:proofErr w:type="gramEnd"/>
       <w:r>
         <w:t>()</w:t>
       </w:r>
@@ -6938,9 +6565,14 @@
       </w:r>
       <w:proofErr w:type="spellStart"/>
       <w:r>
-        <w:t>cache_manager.go</w:t>
-      </w:r>
-      <w:proofErr w:type="spellEnd"/>
+        <w:t>cache_</w:t>
+      </w:r>
+      <w:proofErr w:type="gramStart"/>
+      <w:r>
+        <w:t>manager.go</w:t>
+      </w:r>
+      <w:proofErr w:type="spellEnd"/>
+      <w:proofErr w:type="gramEnd"/>
       <w:r>
         <w:t>, con un TTL di 30 secondi</w:t>
       </w:r>
@@ -10819,6 +10451,7 @@
   <w:style w:type="character" w:default="1" w:styleId="Carpredefinitoparagrafo">
     <w:name w:val="Default Paragraph Font"/>
     <w:uiPriority w:val="1"/>
+    <w:semiHidden/>
     <w:unhideWhenUsed/>
   </w:style>
   <w:style w:type="table" w:default="1" w:styleId="Tabellanormale">

--- a/doc/CarRentalHub.docx
+++ b/doc/CarRentalHub.docx
@@ -282,7 +282,12 @@
     <w:sdt>
       <w:sdtPr>
         <w:rPr>
+          <w:rFonts w:ascii="Times New Roman" w:eastAsia="Times New Roman" w:hAnsi="Times New Roman" w:cs="Times New Roman"/>
+          <w:b w:val="0"/>
+          <w:bCs w:val="0"/>
           <w:color w:val="000000" w:themeColor="text1"/>
+          <w:sz w:val="24"/>
+          <w:szCs w:val="24"/>
         </w:rPr>
         <w:id w:val="-1145814383"/>
         <w:docPartObj>
@@ -292,11 +297,8 @@
       </w:sdtPr>
       <w:sdtEndPr>
         <w:rPr>
-          <w:rFonts w:ascii="Times New Roman" w:eastAsia="Times New Roman" w:hAnsi="Times New Roman" w:cs="Times New Roman"/>
           <w:noProof/>
           <w:color w:val="auto"/>
-          <w:sz w:val="24"/>
-          <w:szCs w:val="24"/>
         </w:rPr>
       </w:sdtEndPr>
       <w:sdtContent>
@@ -310,6 +312,7 @@
           </w:pPr>
           <w:r>
             <w:rPr>
+              <w:rFonts w:ascii="Calibri" w:hAnsi="Calibri" w:cs="Calibri"/>
               <w:color w:val="000000" w:themeColor="text1"/>
             </w:rPr>
             <w:t>Indice</w:t>
@@ -319,7 +322,11 @@
           <w:pPr>
             <w:pStyle w:val="Sommario1"/>
             <w:rPr>
-              <w:rFonts w:eastAsiaTheme="minorEastAsia" w:cstheme="minorBidi"/>
+              <w:rFonts w:ascii="Calibri" w:eastAsiaTheme="minorEastAsia" w:hAnsi="Calibri" w:cs="Calibri"/>
+              <w:b w:val="0"/>
+              <w:bCs w:val="0"/>
+              <w:i w:val="0"/>
+              <w:iCs w:val="0"/>
               <w:noProof/>
               <w:kern w:val="2"/>
               <w14:ligatures w14:val="standardContextual"/>
@@ -328,33 +335,45 @@
           <w:r>
             <w:rPr>
               <w:rFonts w:ascii="Calibri" w:hAnsi="Calibri" w:cs="Calibri"/>
+              <w:i w:val="0"/>
+              <w:iCs w:val="0"/>
             </w:rPr>
             <w:fldChar w:fldCharType="begin"/>
           </w:r>
           <w:r>
             <w:rPr>
               <w:rFonts w:ascii="Calibri" w:hAnsi="Calibri" w:cs="Calibri"/>
+              <w:i w:val="0"/>
+              <w:iCs w:val="0"/>
             </w:rPr>
             <w:instrText>TOC \o "1-3" \h \z \u</w:instrText>
           </w:r>
           <w:r>
             <w:rPr>
               <w:rFonts w:ascii="Calibri" w:hAnsi="Calibri" w:cs="Calibri"/>
+              <w:i w:val="0"/>
+              <w:iCs w:val="0"/>
             </w:rPr>
             <w:fldChar w:fldCharType="separate"/>
           </w:r>
-          <w:hyperlink w:anchor="_Toc194401427" w:history="1">
+          <w:hyperlink w:anchor="_Toc194418631" w:history="1">
             <w:r>
               <w:rPr>
                 <w:rStyle w:val="Collegamentoipertestuale"/>
-                <w:rFonts w:eastAsiaTheme="majorEastAsia"/>
+                <w:rFonts w:ascii="Calibri" w:eastAsiaTheme="majorEastAsia" w:hAnsi="Calibri" w:cs="Calibri"/>
+                <w:i w:val="0"/>
+                <w:iCs w:val="0"/>
                 <w:noProof/>
               </w:rPr>
               <w:t>1.</w:t>
             </w:r>
             <w:r>
               <w:rPr>
-                <w:rFonts w:eastAsiaTheme="minorEastAsia" w:cstheme="minorBidi"/>
+                <w:rFonts w:ascii="Calibri" w:eastAsiaTheme="minorEastAsia" w:hAnsi="Calibri" w:cs="Calibri"/>
+                <w:b w:val="0"/>
+                <w:bCs w:val="0"/>
+                <w:i w:val="0"/>
+                <w:iCs w:val="0"/>
                 <w:noProof/>
                 <w:kern w:val="2"/>
                 <w14:ligatures w14:val="standardContextual"/>
@@ -364,13 +383,18 @@
             <w:r>
               <w:rPr>
                 <w:rStyle w:val="Collegamentoipertestuale"/>
-                <w:rFonts w:eastAsiaTheme="majorEastAsia"/>
+                <w:rFonts w:ascii="Calibri" w:eastAsiaTheme="majorEastAsia" w:hAnsi="Calibri" w:cs="Calibri"/>
+                <w:i w:val="0"/>
+                <w:iCs w:val="0"/>
                 <w:noProof/>
               </w:rPr>
               <w:t>Introduzione</w:t>
             </w:r>
             <w:r>
               <w:rPr>
+                <w:rFonts w:ascii="Calibri" w:hAnsi="Calibri" w:cs="Calibri"/>
+                <w:i w:val="0"/>
+                <w:iCs w:val="0"/>
                 <w:noProof/>
                 <w:webHidden/>
               </w:rPr>
@@ -378,6 +402,9 @@
             </w:r>
             <w:r>
               <w:rPr>
+                <w:rFonts w:ascii="Calibri" w:hAnsi="Calibri" w:cs="Calibri"/>
+                <w:i w:val="0"/>
+                <w:iCs w:val="0"/>
                 <w:noProof/>
                 <w:webHidden/>
               </w:rPr>
@@ -385,19 +412,28 @@
             </w:r>
             <w:r>
               <w:rPr>
+                <w:rFonts w:ascii="Calibri" w:hAnsi="Calibri" w:cs="Calibri"/>
+                <w:i w:val="0"/>
+                <w:iCs w:val="0"/>
                 <w:noProof/>
                 <w:webHidden/>
               </w:rPr>
-              <w:instrText xml:space="preserve"> PAGEREF _Toc194401427 \h </w:instrText>
+              <w:instrText xml:space="preserve"> PAGEREF _Toc194418631 \h </w:instrText>
             </w:r>
             <w:r>
               <w:rPr>
+                <w:rFonts w:ascii="Calibri" w:hAnsi="Calibri" w:cs="Calibri"/>
+                <w:i w:val="0"/>
+                <w:iCs w:val="0"/>
                 <w:noProof/>
                 <w:webHidden/>
               </w:rPr>
             </w:r>
             <w:r>
               <w:rPr>
+                <w:rFonts w:ascii="Calibri" w:hAnsi="Calibri" w:cs="Calibri"/>
+                <w:i w:val="0"/>
+                <w:iCs w:val="0"/>
                 <w:noProof/>
                 <w:webHidden/>
               </w:rPr>
@@ -405,6 +441,9 @@
             </w:r>
             <w:r>
               <w:rPr>
+                <w:rFonts w:ascii="Calibri" w:hAnsi="Calibri" w:cs="Calibri"/>
+                <w:i w:val="0"/>
+                <w:iCs w:val="0"/>
                 <w:noProof/>
                 <w:webHidden/>
               </w:rPr>
@@ -412,6 +451,9 @@
             </w:r>
             <w:r>
               <w:rPr>
+                <w:rFonts w:ascii="Calibri" w:hAnsi="Calibri" w:cs="Calibri"/>
+                <w:i w:val="0"/>
+                <w:iCs w:val="0"/>
                 <w:noProof/>
                 <w:webHidden/>
               </w:rPr>
@@ -423,24 +465,34 @@
           <w:pPr>
             <w:pStyle w:val="Sommario1"/>
             <w:rPr>
-              <w:rFonts w:eastAsiaTheme="minorEastAsia" w:cstheme="minorBidi"/>
+              <w:rFonts w:ascii="Calibri" w:eastAsiaTheme="minorEastAsia" w:hAnsi="Calibri" w:cs="Calibri"/>
+              <w:b w:val="0"/>
+              <w:bCs w:val="0"/>
+              <w:i w:val="0"/>
+              <w:iCs w:val="0"/>
               <w:noProof/>
               <w:kern w:val="2"/>
               <w14:ligatures w14:val="standardContextual"/>
             </w:rPr>
           </w:pPr>
-          <w:hyperlink w:anchor="_Toc194401428" w:history="1">
+          <w:hyperlink w:anchor="_Toc194418632" w:history="1">
             <w:r>
               <w:rPr>
                 <w:rStyle w:val="Collegamentoipertestuale"/>
-                <w:rFonts w:eastAsiaTheme="majorEastAsia"/>
+                <w:rFonts w:ascii="Calibri" w:eastAsiaTheme="majorEastAsia" w:hAnsi="Calibri" w:cs="Calibri"/>
+                <w:i w:val="0"/>
+                <w:iCs w:val="0"/>
                 <w:noProof/>
               </w:rPr>
               <w:t>2.</w:t>
             </w:r>
             <w:r>
               <w:rPr>
-                <w:rFonts w:eastAsiaTheme="minorEastAsia" w:cstheme="minorBidi"/>
+                <w:rFonts w:ascii="Calibri" w:eastAsiaTheme="minorEastAsia" w:hAnsi="Calibri" w:cs="Calibri"/>
+                <w:b w:val="0"/>
+                <w:bCs w:val="0"/>
+                <w:i w:val="0"/>
+                <w:iCs w:val="0"/>
                 <w:noProof/>
                 <w:kern w:val="2"/>
                 <w14:ligatures w14:val="standardContextual"/>
@@ -450,13 +502,18 @@
             <w:r>
               <w:rPr>
                 <w:rStyle w:val="Collegamentoipertestuale"/>
-                <w:rFonts w:eastAsiaTheme="majorEastAsia"/>
+                <w:rFonts w:ascii="Calibri" w:eastAsiaTheme="majorEastAsia" w:hAnsi="Calibri" w:cs="Calibri"/>
+                <w:i w:val="0"/>
+                <w:iCs w:val="0"/>
                 <w:noProof/>
               </w:rPr>
               <w:t>Architettura del sistema</w:t>
             </w:r>
             <w:r>
               <w:rPr>
+                <w:rFonts w:ascii="Calibri" w:hAnsi="Calibri" w:cs="Calibri"/>
+                <w:i w:val="0"/>
+                <w:iCs w:val="0"/>
                 <w:noProof/>
                 <w:webHidden/>
               </w:rPr>
@@ -464,6 +521,9 @@
             </w:r>
             <w:r>
               <w:rPr>
+                <w:rFonts w:ascii="Calibri" w:hAnsi="Calibri" w:cs="Calibri"/>
+                <w:i w:val="0"/>
+                <w:iCs w:val="0"/>
                 <w:noProof/>
                 <w:webHidden/>
               </w:rPr>
@@ -471,19 +531,28 @@
             </w:r>
             <w:r>
               <w:rPr>
+                <w:rFonts w:ascii="Calibri" w:hAnsi="Calibri" w:cs="Calibri"/>
+                <w:i w:val="0"/>
+                <w:iCs w:val="0"/>
                 <w:noProof/>
                 <w:webHidden/>
               </w:rPr>
-              <w:instrText xml:space="preserve"> PAGEREF _Toc194401428 \h </w:instrText>
+              <w:instrText xml:space="preserve"> PAGEREF _Toc194418632 \h </w:instrText>
             </w:r>
             <w:r>
               <w:rPr>
+                <w:rFonts w:ascii="Calibri" w:hAnsi="Calibri" w:cs="Calibri"/>
+                <w:i w:val="0"/>
+                <w:iCs w:val="0"/>
                 <w:noProof/>
                 <w:webHidden/>
               </w:rPr>
             </w:r>
             <w:r>
               <w:rPr>
+                <w:rFonts w:ascii="Calibri" w:hAnsi="Calibri" w:cs="Calibri"/>
+                <w:i w:val="0"/>
+                <w:iCs w:val="0"/>
                 <w:noProof/>
                 <w:webHidden/>
               </w:rPr>
@@ -491,6 +560,9 @@
             </w:r>
             <w:r>
               <w:rPr>
+                <w:rFonts w:ascii="Calibri" w:hAnsi="Calibri" w:cs="Calibri"/>
+                <w:i w:val="0"/>
+                <w:iCs w:val="0"/>
                 <w:noProof/>
                 <w:webHidden/>
               </w:rPr>
@@ -498,6 +570,9 @@
             </w:r>
             <w:r>
               <w:rPr>
+                <w:rFonts w:ascii="Calibri" w:hAnsi="Calibri" w:cs="Calibri"/>
+                <w:i w:val="0"/>
+                <w:iCs w:val="0"/>
                 <w:noProof/>
                 <w:webHidden/>
               </w:rPr>
@@ -513,7 +588,7 @@
               <w:tab w:val="right" w:leader="underscore" w:pos="8630"/>
             </w:tabs>
             <w:rPr>
-              <w:rFonts w:eastAsiaTheme="minorEastAsia" w:cstheme="minorBidi"/>
+              <w:rFonts w:ascii="Calibri" w:eastAsiaTheme="minorEastAsia" w:hAnsi="Calibri" w:cs="Calibri"/>
               <w:b w:val="0"/>
               <w:bCs w:val="0"/>
               <w:noProof/>
@@ -523,18 +598,18 @@
               <w14:ligatures w14:val="standardContextual"/>
             </w:rPr>
           </w:pPr>
-          <w:hyperlink w:anchor="_Toc194401429" w:history="1">
+          <w:hyperlink w:anchor="_Toc194418633" w:history="1">
             <w:r>
               <w:rPr>
                 <w:rStyle w:val="Collegamentoipertestuale"/>
-                <w:rFonts w:eastAsiaTheme="majorEastAsia"/>
+                <w:rFonts w:ascii="Calibri" w:eastAsiaTheme="majorEastAsia" w:hAnsi="Calibri" w:cs="Calibri"/>
                 <w:noProof/>
               </w:rPr>
               <w:t>2.1.</w:t>
             </w:r>
             <w:r>
               <w:rPr>
-                <w:rFonts w:eastAsiaTheme="minorEastAsia" w:cstheme="minorBidi"/>
+                <w:rFonts w:ascii="Calibri" w:eastAsiaTheme="minorEastAsia" w:hAnsi="Calibri" w:cs="Calibri"/>
                 <w:b w:val="0"/>
                 <w:bCs w:val="0"/>
                 <w:noProof/>
@@ -548,13 +623,14 @@
             <w:r>
               <w:rPr>
                 <w:rStyle w:val="Collegamentoipertestuale"/>
-                <w:rFonts w:eastAsiaTheme="majorEastAsia"/>
+                <w:rFonts w:ascii="Calibri" w:eastAsiaTheme="majorEastAsia" w:hAnsi="Calibri" w:cs="Calibri"/>
                 <w:noProof/>
               </w:rPr>
               <w:t>Comunicazione tra i componenti</w:t>
             </w:r>
             <w:r>
               <w:rPr>
+                <w:rFonts w:ascii="Calibri" w:hAnsi="Calibri" w:cs="Calibri"/>
                 <w:noProof/>
                 <w:webHidden/>
               </w:rPr>
@@ -562,6 +638,7 @@
             </w:r>
             <w:r>
               <w:rPr>
+                <w:rFonts w:ascii="Calibri" w:hAnsi="Calibri" w:cs="Calibri"/>
                 <w:noProof/>
                 <w:webHidden/>
               </w:rPr>
@@ -569,19 +646,22 @@
             </w:r>
             <w:r>
               <w:rPr>
+                <w:rFonts w:ascii="Calibri" w:hAnsi="Calibri" w:cs="Calibri"/>
                 <w:noProof/>
                 <w:webHidden/>
               </w:rPr>
-              <w:instrText xml:space="preserve"> PAGEREF _Toc194401429 \h </w:instrText>
+              <w:instrText xml:space="preserve"> PAGEREF _Toc194418633 \h </w:instrText>
             </w:r>
             <w:r>
               <w:rPr>
+                <w:rFonts w:ascii="Calibri" w:hAnsi="Calibri" w:cs="Calibri"/>
                 <w:noProof/>
                 <w:webHidden/>
               </w:rPr>
             </w:r>
             <w:r>
               <w:rPr>
+                <w:rFonts w:ascii="Calibri" w:hAnsi="Calibri" w:cs="Calibri"/>
                 <w:noProof/>
                 <w:webHidden/>
               </w:rPr>
@@ -589,6 +669,7 @@
             </w:r>
             <w:r>
               <w:rPr>
+                <w:rFonts w:ascii="Calibri" w:hAnsi="Calibri" w:cs="Calibri"/>
                 <w:noProof/>
                 <w:webHidden/>
               </w:rPr>
@@ -596,6 +677,7 @@
             </w:r>
             <w:r>
               <w:rPr>
+                <w:rFonts w:ascii="Calibri" w:hAnsi="Calibri" w:cs="Calibri"/>
                 <w:noProof/>
                 <w:webHidden/>
               </w:rPr>
@@ -611,7 +693,7 @@
               <w:tab w:val="right" w:leader="underscore" w:pos="8630"/>
             </w:tabs>
             <w:rPr>
-              <w:rFonts w:eastAsiaTheme="minorEastAsia" w:cstheme="minorBidi"/>
+              <w:rFonts w:ascii="Calibri" w:eastAsiaTheme="minorEastAsia" w:hAnsi="Calibri" w:cs="Calibri"/>
               <w:b w:val="0"/>
               <w:bCs w:val="0"/>
               <w:noProof/>
@@ -621,18 +703,18 @@
               <w14:ligatures w14:val="standardContextual"/>
             </w:rPr>
           </w:pPr>
-          <w:hyperlink w:anchor="_Toc194401430" w:history="1">
+          <w:hyperlink w:anchor="_Toc194418634" w:history="1">
             <w:r>
               <w:rPr>
                 <w:rStyle w:val="Collegamentoipertestuale"/>
-                <w:rFonts w:eastAsiaTheme="majorEastAsia"/>
+                <w:rFonts w:ascii="Calibri" w:eastAsiaTheme="majorEastAsia" w:hAnsi="Calibri" w:cs="Calibri"/>
                 <w:noProof/>
               </w:rPr>
               <w:t>2.2.</w:t>
             </w:r>
             <w:r>
               <w:rPr>
-                <w:rFonts w:eastAsiaTheme="minorEastAsia" w:cstheme="minorBidi"/>
+                <w:rFonts w:ascii="Calibri" w:eastAsiaTheme="minorEastAsia" w:hAnsi="Calibri" w:cs="Calibri"/>
                 <w:b w:val="0"/>
                 <w:bCs w:val="0"/>
                 <w:noProof/>
@@ -646,13 +728,14 @@
             <w:r>
               <w:rPr>
                 <w:rStyle w:val="Collegamentoipertestuale"/>
-                <w:rFonts w:eastAsiaTheme="majorEastAsia"/>
+                <w:rFonts w:ascii="Calibri" w:eastAsiaTheme="majorEastAsia" w:hAnsi="Calibri" w:cs="Calibri"/>
                 <w:noProof/>
               </w:rPr>
               <w:t>Vantaggi dell’architettura</w:t>
             </w:r>
             <w:r>
               <w:rPr>
+                <w:rFonts w:ascii="Calibri" w:hAnsi="Calibri" w:cs="Calibri"/>
                 <w:noProof/>
                 <w:webHidden/>
               </w:rPr>
@@ -660,6 +743,7 @@
             </w:r>
             <w:r>
               <w:rPr>
+                <w:rFonts w:ascii="Calibri" w:hAnsi="Calibri" w:cs="Calibri"/>
                 <w:noProof/>
                 <w:webHidden/>
               </w:rPr>
@@ -667,19 +751,22 @@
             </w:r>
             <w:r>
               <w:rPr>
+                <w:rFonts w:ascii="Calibri" w:hAnsi="Calibri" w:cs="Calibri"/>
                 <w:noProof/>
                 <w:webHidden/>
               </w:rPr>
-              <w:instrText xml:space="preserve"> PAGEREF _Toc194401430 \h </w:instrText>
+              <w:instrText xml:space="preserve"> PAGEREF _Toc194418634 \h </w:instrText>
             </w:r>
             <w:r>
               <w:rPr>
+                <w:rFonts w:ascii="Calibri" w:hAnsi="Calibri" w:cs="Calibri"/>
                 <w:noProof/>
                 <w:webHidden/>
               </w:rPr>
             </w:r>
             <w:r>
               <w:rPr>
+                <w:rFonts w:ascii="Calibri" w:hAnsi="Calibri" w:cs="Calibri"/>
                 <w:noProof/>
                 <w:webHidden/>
               </w:rPr>
@@ -687,6 +774,7 @@
             </w:r>
             <w:r>
               <w:rPr>
+                <w:rFonts w:ascii="Calibri" w:hAnsi="Calibri" w:cs="Calibri"/>
                 <w:noProof/>
                 <w:webHidden/>
               </w:rPr>
@@ -694,6 +782,7 @@
             </w:r>
             <w:r>
               <w:rPr>
+                <w:rFonts w:ascii="Calibri" w:hAnsi="Calibri" w:cs="Calibri"/>
                 <w:noProof/>
                 <w:webHidden/>
               </w:rPr>
@@ -705,24 +794,34 @@
           <w:pPr>
             <w:pStyle w:val="Sommario1"/>
             <w:rPr>
-              <w:rFonts w:eastAsiaTheme="minorEastAsia" w:cstheme="minorBidi"/>
+              <w:rFonts w:ascii="Calibri" w:eastAsiaTheme="minorEastAsia" w:hAnsi="Calibri" w:cs="Calibri"/>
+              <w:b w:val="0"/>
+              <w:bCs w:val="0"/>
+              <w:i w:val="0"/>
+              <w:iCs w:val="0"/>
               <w:noProof/>
               <w:kern w:val="2"/>
               <w14:ligatures w14:val="standardContextual"/>
             </w:rPr>
           </w:pPr>
-          <w:hyperlink w:anchor="_Toc194401431" w:history="1">
+          <w:hyperlink w:anchor="_Toc194418635" w:history="1">
             <w:r>
               <w:rPr>
                 <w:rStyle w:val="Collegamentoipertestuale"/>
-                <w:rFonts w:eastAsiaTheme="majorEastAsia"/>
+                <w:rFonts w:ascii="Calibri" w:eastAsiaTheme="majorEastAsia" w:hAnsi="Calibri" w:cs="Calibri"/>
+                <w:i w:val="0"/>
+                <w:iCs w:val="0"/>
                 <w:noProof/>
               </w:rPr>
               <w:t>3.</w:t>
             </w:r>
             <w:r>
               <w:rPr>
-                <w:rFonts w:eastAsiaTheme="minorEastAsia" w:cstheme="minorBidi"/>
+                <w:rFonts w:ascii="Calibri" w:eastAsiaTheme="minorEastAsia" w:hAnsi="Calibri" w:cs="Calibri"/>
+                <w:b w:val="0"/>
+                <w:bCs w:val="0"/>
+                <w:i w:val="0"/>
+                <w:iCs w:val="0"/>
                 <w:noProof/>
                 <w:kern w:val="2"/>
                 <w14:ligatures w14:val="standardContextual"/>
@@ -732,13 +831,18 @@
             <w:r>
               <w:rPr>
                 <w:rStyle w:val="Collegamentoipertestuale"/>
-                <w:rFonts w:eastAsiaTheme="majorEastAsia"/>
+                <w:rFonts w:ascii="Calibri" w:eastAsiaTheme="majorEastAsia" w:hAnsi="Calibri" w:cs="Calibri"/>
+                <w:i w:val="0"/>
+                <w:iCs w:val="0"/>
                 <w:noProof/>
               </w:rPr>
               <w:t>Descrizione componenti</w:t>
             </w:r>
             <w:r>
               <w:rPr>
+                <w:rFonts w:ascii="Calibri" w:hAnsi="Calibri" w:cs="Calibri"/>
+                <w:i w:val="0"/>
+                <w:iCs w:val="0"/>
                 <w:noProof/>
                 <w:webHidden/>
               </w:rPr>
@@ -746,6 +850,9 @@
             </w:r>
             <w:r>
               <w:rPr>
+                <w:rFonts w:ascii="Calibri" w:hAnsi="Calibri" w:cs="Calibri"/>
+                <w:i w:val="0"/>
+                <w:iCs w:val="0"/>
                 <w:noProof/>
                 <w:webHidden/>
               </w:rPr>
@@ -753,19 +860,28 @@
             </w:r>
             <w:r>
               <w:rPr>
+                <w:rFonts w:ascii="Calibri" w:hAnsi="Calibri" w:cs="Calibri"/>
+                <w:i w:val="0"/>
+                <w:iCs w:val="0"/>
                 <w:noProof/>
                 <w:webHidden/>
               </w:rPr>
-              <w:instrText xml:space="preserve"> PAGEREF _Toc194401431 \h </w:instrText>
+              <w:instrText xml:space="preserve"> PAGEREF _Toc194418635 \h </w:instrText>
             </w:r>
             <w:r>
               <w:rPr>
+                <w:rFonts w:ascii="Calibri" w:hAnsi="Calibri" w:cs="Calibri"/>
+                <w:i w:val="0"/>
+                <w:iCs w:val="0"/>
                 <w:noProof/>
                 <w:webHidden/>
               </w:rPr>
             </w:r>
             <w:r>
               <w:rPr>
+                <w:rFonts w:ascii="Calibri" w:hAnsi="Calibri" w:cs="Calibri"/>
+                <w:i w:val="0"/>
+                <w:iCs w:val="0"/>
                 <w:noProof/>
                 <w:webHidden/>
               </w:rPr>
@@ -773,6 +889,9 @@
             </w:r>
             <w:r>
               <w:rPr>
+                <w:rFonts w:ascii="Calibri" w:hAnsi="Calibri" w:cs="Calibri"/>
+                <w:i w:val="0"/>
+                <w:iCs w:val="0"/>
                 <w:noProof/>
                 <w:webHidden/>
               </w:rPr>
@@ -780,6 +899,9 @@
             </w:r>
             <w:r>
               <w:rPr>
+                <w:rFonts w:ascii="Calibri" w:hAnsi="Calibri" w:cs="Calibri"/>
+                <w:i w:val="0"/>
+                <w:iCs w:val="0"/>
                 <w:noProof/>
                 <w:webHidden/>
               </w:rPr>
@@ -795,7 +917,7 @@
               <w:tab w:val="right" w:leader="underscore" w:pos="8630"/>
             </w:tabs>
             <w:rPr>
-              <w:rFonts w:eastAsiaTheme="minorEastAsia" w:cstheme="minorBidi"/>
+              <w:rFonts w:ascii="Calibri" w:eastAsiaTheme="minorEastAsia" w:hAnsi="Calibri" w:cs="Calibri"/>
               <w:b w:val="0"/>
               <w:bCs w:val="0"/>
               <w:noProof/>
@@ -805,18 +927,18 @@
               <w14:ligatures w14:val="standardContextual"/>
             </w:rPr>
           </w:pPr>
-          <w:hyperlink w:anchor="_Toc194401432" w:history="1">
+          <w:hyperlink w:anchor="_Toc194418636" w:history="1">
             <w:r>
               <w:rPr>
                 <w:rStyle w:val="Collegamentoipertestuale"/>
-                <w:rFonts w:eastAsiaTheme="majorEastAsia"/>
+                <w:rFonts w:ascii="Calibri" w:eastAsiaTheme="majorEastAsia" w:hAnsi="Calibri" w:cs="Calibri"/>
                 <w:noProof/>
               </w:rPr>
               <w:t>3.1.</w:t>
             </w:r>
             <w:r>
               <w:rPr>
-                <w:rFonts w:eastAsiaTheme="minorEastAsia" w:cstheme="minorBidi"/>
+                <w:rFonts w:ascii="Calibri" w:eastAsiaTheme="minorEastAsia" w:hAnsi="Calibri" w:cs="Calibri"/>
                 <w:b w:val="0"/>
                 <w:bCs w:val="0"/>
                 <w:noProof/>
@@ -830,13 +952,14 @@
             <w:r>
               <w:rPr>
                 <w:rStyle w:val="Collegamentoipertestuale"/>
-                <w:rFonts w:eastAsiaTheme="majorEastAsia"/>
+                <w:rFonts w:ascii="Calibri" w:eastAsiaTheme="majorEastAsia" w:hAnsi="Calibri" w:cs="Calibri"/>
                 <w:noProof/>
               </w:rPr>
               <w:t>Frontend [.NET Avalonia]</w:t>
             </w:r>
             <w:r>
               <w:rPr>
+                <w:rFonts w:ascii="Calibri" w:hAnsi="Calibri" w:cs="Calibri"/>
                 <w:noProof/>
                 <w:webHidden/>
               </w:rPr>
@@ -844,6 +967,7 @@
             </w:r>
             <w:r>
               <w:rPr>
+                <w:rFonts w:ascii="Calibri" w:hAnsi="Calibri" w:cs="Calibri"/>
                 <w:noProof/>
                 <w:webHidden/>
               </w:rPr>
@@ -851,19 +975,22 @@
             </w:r>
             <w:r>
               <w:rPr>
+                <w:rFonts w:ascii="Calibri" w:hAnsi="Calibri" w:cs="Calibri"/>
                 <w:noProof/>
                 <w:webHidden/>
               </w:rPr>
-              <w:instrText xml:space="preserve"> PAGEREF _Toc194401432 \h </w:instrText>
+              <w:instrText xml:space="preserve"> PAGEREF _Toc194418636 \h </w:instrText>
             </w:r>
             <w:r>
               <w:rPr>
+                <w:rFonts w:ascii="Calibri" w:hAnsi="Calibri" w:cs="Calibri"/>
                 <w:noProof/>
                 <w:webHidden/>
               </w:rPr>
             </w:r>
             <w:r>
               <w:rPr>
+                <w:rFonts w:ascii="Calibri" w:hAnsi="Calibri" w:cs="Calibri"/>
                 <w:noProof/>
                 <w:webHidden/>
               </w:rPr>
@@ -871,6 +998,7 @@
             </w:r>
             <w:r>
               <w:rPr>
+                <w:rFonts w:ascii="Calibri" w:hAnsi="Calibri" w:cs="Calibri"/>
                 <w:noProof/>
                 <w:webHidden/>
               </w:rPr>
@@ -878,6 +1006,7 @@
             </w:r>
             <w:r>
               <w:rPr>
+                <w:rFonts w:ascii="Calibri" w:hAnsi="Calibri" w:cs="Calibri"/>
                 <w:noProof/>
                 <w:webHidden/>
               </w:rPr>
@@ -888,12 +1017,8 @@
         <w:p>
           <w:pPr>
             <w:pStyle w:val="Sommario3"/>
-            <w:tabs>
-              <w:tab w:val="left" w:pos="1200"/>
-              <w:tab w:val="right" w:leader="underscore" w:pos="8630"/>
-            </w:tabs>
             <w:rPr>
-              <w:rFonts w:eastAsiaTheme="minorEastAsia" w:cstheme="minorBidi"/>
+              <w:rFonts w:ascii="Calibri" w:eastAsiaTheme="minorEastAsia" w:hAnsi="Calibri" w:cs="Calibri"/>
               <w:noProof/>
               <w:kern w:val="2"/>
               <w:sz w:val="24"/>
@@ -901,18 +1026,18 @@
               <w14:ligatures w14:val="standardContextual"/>
             </w:rPr>
           </w:pPr>
-          <w:hyperlink w:anchor="_Toc194401433" w:history="1">
+          <w:hyperlink w:anchor="_Toc194418637" w:history="1">
             <w:r>
               <w:rPr>
                 <w:rStyle w:val="Collegamentoipertestuale"/>
-                <w:rFonts w:eastAsiaTheme="majorEastAsia"/>
+                <w:rFonts w:ascii="Calibri" w:eastAsiaTheme="majorEastAsia" w:hAnsi="Calibri" w:cs="Calibri"/>
                 <w:noProof/>
               </w:rPr>
               <w:t>3.1.1.</w:t>
             </w:r>
             <w:r>
               <w:rPr>
-                <w:rFonts w:eastAsiaTheme="minorEastAsia" w:cstheme="minorBidi"/>
+                <w:rFonts w:ascii="Calibri" w:eastAsiaTheme="minorEastAsia" w:hAnsi="Calibri" w:cs="Calibri"/>
                 <w:noProof/>
                 <w:kern w:val="2"/>
                 <w:sz w:val="24"/>
@@ -924,13 +1049,14 @@
             <w:r>
               <w:rPr>
                 <w:rStyle w:val="Collegamentoipertestuale"/>
-                <w:rFonts w:eastAsiaTheme="majorEastAsia"/>
+                <w:rFonts w:ascii="Calibri" w:eastAsiaTheme="majorEastAsia" w:hAnsi="Calibri" w:cs="Calibri"/>
                 <w:noProof/>
               </w:rPr>
               <w:t>Funzionalità modulo Frontend</w:t>
             </w:r>
             <w:r>
               <w:rPr>
+                <w:rFonts w:ascii="Calibri" w:hAnsi="Calibri" w:cs="Calibri"/>
                 <w:noProof/>
                 <w:webHidden/>
               </w:rPr>
@@ -938,6 +1064,7 @@
             </w:r>
             <w:r>
               <w:rPr>
+                <w:rFonts w:ascii="Calibri" w:hAnsi="Calibri" w:cs="Calibri"/>
                 <w:noProof/>
                 <w:webHidden/>
               </w:rPr>
@@ -945,19 +1072,22 @@
             </w:r>
             <w:r>
               <w:rPr>
+                <w:rFonts w:ascii="Calibri" w:hAnsi="Calibri" w:cs="Calibri"/>
                 <w:noProof/>
                 <w:webHidden/>
               </w:rPr>
-              <w:instrText xml:space="preserve"> PAGEREF _Toc194401433 \h </w:instrText>
+              <w:instrText xml:space="preserve"> PAGEREF _Toc194418637 \h </w:instrText>
             </w:r>
             <w:r>
               <w:rPr>
+                <w:rFonts w:ascii="Calibri" w:hAnsi="Calibri" w:cs="Calibri"/>
                 <w:noProof/>
                 <w:webHidden/>
               </w:rPr>
             </w:r>
             <w:r>
               <w:rPr>
+                <w:rFonts w:ascii="Calibri" w:hAnsi="Calibri" w:cs="Calibri"/>
                 <w:noProof/>
                 <w:webHidden/>
               </w:rPr>
@@ -965,6 +1095,7 @@
             </w:r>
             <w:r>
               <w:rPr>
+                <w:rFonts w:ascii="Calibri" w:hAnsi="Calibri" w:cs="Calibri"/>
                 <w:noProof/>
                 <w:webHidden/>
               </w:rPr>
@@ -972,6 +1103,7 @@
             </w:r>
             <w:r>
               <w:rPr>
+                <w:rFonts w:ascii="Calibri" w:hAnsi="Calibri" w:cs="Calibri"/>
                 <w:noProof/>
                 <w:webHidden/>
               </w:rPr>
@@ -982,12 +1114,8 @@
         <w:p>
           <w:pPr>
             <w:pStyle w:val="Sommario3"/>
-            <w:tabs>
-              <w:tab w:val="left" w:pos="1200"/>
-              <w:tab w:val="right" w:leader="underscore" w:pos="8630"/>
-            </w:tabs>
             <w:rPr>
-              <w:rFonts w:eastAsiaTheme="minorEastAsia" w:cstheme="minorBidi"/>
+              <w:rFonts w:ascii="Calibri" w:eastAsiaTheme="minorEastAsia" w:hAnsi="Calibri" w:cs="Calibri"/>
               <w:noProof/>
               <w:kern w:val="2"/>
               <w:sz w:val="24"/>
@@ -995,18 +1123,18 @@
               <w14:ligatures w14:val="standardContextual"/>
             </w:rPr>
           </w:pPr>
-          <w:hyperlink w:anchor="_Toc194401434" w:history="1">
+          <w:hyperlink w:anchor="_Toc194418638" w:history="1">
             <w:r>
               <w:rPr>
                 <w:rStyle w:val="Collegamentoipertestuale"/>
-                <w:rFonts w:eastAsiaTheme="majorEastAsia"/>
+                <w:rFonts w:ascii="Calibri" w:eastAsiaTheme="majorEastAsia" w:hAnsi="Calibri" w:cs="Calibri"/>
                 <w:noProof/>
               </w:rPr>
               <w:t>3.1.2.</w:t>
             </w:r>
             <w:r>
               <w:rPr>
-                <w:rFonts w:eastAsiaTheme="minorEastAsia" w:cstheme="minorBidi"/>
+                <w:rFonts w:ascii="Calibri" w:eastAsiaTheme="minorEastAsia" w:hAnsi="Calibri" w:cs="Calibri"/>
                 <w:noProof/>
                 <w:kern w:val="2"/>
                 <w:sz w:val="24"/>
@@ -1018,13 +1146,14 @@
             <w:r>
               <w:rPr>
                 <w:rStyle w:val="Collegamentoipertestuale"/>
-                <w:rFonts w:eastAsiaTheme="majorEastAsia"/>
+                <w:rFonts w:ascii="Calibri" w:eastAsiaTheme="majorEastAsia" w:hAnsi="Calibri" w:cs="Calibri"/>
                 <w:noProof/>
               </w:rPr>
               <w:t>Implementazione</w:t>
             </w:r>
             <w:r>
               <w:rPr>
+                <w:rFonts w:ascii="Calibri" w:hAnsi="Calibri" w:cs="Calibri"/>
                 <w:noProof/>
                 <w:webHidden/>
               </w:rPr>
@@ -1032,6 +1161,7 @@
             </w:r>
             <w:r>
               <w:rPr>
+                <w:rFonts w:ascii="Calibri" w:hAnsi="Calibri" w:cs="Calibri"/>
                 <w:noProof/>
                 <w:webHidden/>
               </w:rPr>
@@ -1039,19 +1169,22 @@
             </w:r>
             <w:r>
               <w:rPr>
+                <w:rFonts w:ascii="Calibri" w:hAnsi="Calibri" w:cs="Calibri"/>
                 <w:noProof/>
                 <w:webHidden/>
               </w:rPr>
-              <w:instrText xml:space="preserve"> PAGEREF _Toc194401434 \h </w:instrText>
+              <w:instrText xml:space="preserve"> PAGEREF _Toc194418638 \h </w:instrText>
             </w:r>
             <w:r>
               <w:rPr>
+                <w:rFonts w:ascii="Calibri" w:hAnsi="Calibri" w:cs="Calibri"/>
                 <w:noProof/>
                 <w:webHidden/>
               </w:rPr>
             </w:r>
             <w:r>
               <w:rPr>
+                <w:rFonts w:ascii="Calibri" w:hAnsi="Calibri" w:cs="Calibri"/>
                 <w:noProof/>
                 <w:webHidden/>
               </w:rPr>
@@ -1059,6 +1192,7 @@
             </w:r>
             <w:r>
               <w:rPr>
+                <w:rFonts w:ascii="Calibri" w:hAnsi="Calibri" w:cs="Calibri"/>
                 <w:noProof/>
                 <w:webHidden/>
               </w:rPr>
@@ -1066,6 +1200,7 @@
             </w:r>
             <w:r>
               <w:rPr>
+                <w:rFonts w:ascii="Calibri" w:hAnsi="Calibri" w:cs="Calibri"/>
                 <w:noProof/>
                 <w:webHidden/>
               </w:rPr>
@@ -1076,12 +1211,8 @@
         <w:p>
           <w:pPr>
             <w:pStyle w:val="Sommario3"/>
-            <w:tabs>
-              <w:tab w:val="left" w:pos="1200"/>
-              <w:tab w:val="right" w:leader="underscore" w:pos="8630"/>
-            </w:tabs>
             <w:rPr>
-              <w:rFonts w:eastAsiaTheme="minorEastAsia" w:cstheme="minorBidi"/>
+              <w:rFonts w:ascii="Calibri" w:eastAsiaTheme="minorEastAsia" w:hAnsi="Calibri" w:cs="Calibri"/>
               <w:noProof/>
               <w:kern w:val="2"/>
               <w:sz w:val="24"/>
@@ -1089,18 +1220,18 @@
               <w14:ligatures w14:val="standardContextual"/>
             </w:rPr>
           </w:pPr>
-          <w:hyperlink w:anchor="_Toc194401435" w:history="1">
+          <w:hyperlink w:anchor="_Toc194418639" w:history="1">
             <w:r>
               <w:rPr>
                 <w:rStyle w:val="Collegamentoipertestuale"/>
-                <w:rFonts w:eastAsiaTheme="majorEastAsia"/>
+                <w:rFonts w:ascii="Calibri" w:eastAsiaTheme="majorEastAsia" w:hAnsi="Calibri" w:cs="Calibri"/>
                 <w:noProof/>
               </w:rPr>
               <w:t>3.1.3.</w:t>
             </w:r>
             <w:r>
               <w:rPr>
-                <w:rFonts w:eastAsiaTheme="minorEastAsia" w:cstheme="minorBidi"/>
+                <w:rFonts w:ascii="Calibri" w:eastAsiaTheme="minorEastAsia" w:hAnsi="Calibri" w:cs="Calibri"/>
                 <w:noProof/>
                 <w:kern w:val="2"/>
                 <w:sz w:val="24"/>
@@ -1112,13 +1243,14 @@
             <w:r>
               <w:rPr>
                 <w:rStyle w:val="Collegamentoipertestuale"/>
-                <w:rFonts w:eastAsiaTheme="majorEastAsia"/>
+                <w:rFonts w:ascii="Calibri" w:eastAsiaTheme="majorEastAsia" w:hAnsi="Calibri" w:cs="Calibri"/>
                 <w:noProof/>
               </w:rPr>
               <w:t>Struttura e Configurazione per Avalonia</w:t>
             </w:r>
             <w:r>
               <w:rPr>
+                <w:rFonts w:ascii="Calibri" w:hAnsi="Calibri" w:cs="Calibri"/>
                 <w:noProof/>
                 <w:webHidden/>
               </w:rPr>
@@ -1126,6 +1258,7 @@
             </w:r>
             <w:r>
               <w:rPr>
+                <w:rFonts w:ascii="Calibri" w:hAnsi="Calibri" w:cs="Calibri"/>
                 <w:noProof/>
                 <w:webHidden/>
               </w:rPr>
@@ -1133,19 +1266,22 @@
             </w:r>
             <w:r>
               <w:rPr>
+                <w:rFonts w:ascii="Calibri" w:hAnsi="Calibri" w:cs="Calibri"/>
                 <w:noProof/>
                 <w:webHidden/>
               </w:rPr>
-              <w:instrText xml:space="preserve"> PAGEREF _Toc194401435 \h </w:instrText>
+              <w:instrText xml:space="preserve"> PAGEREF _Toc194418639 \h </w:instrText>
             </w:r>
             <w:r>
               <w:rPr>
+                <w:rFonts w:ascii="Calibri" w:hAnsi="Calibri" w:cs="Calibri"/>
                 <w:noProof/>
                 <w:webHidden/>
               </w:rPr>
             </w:r>
             <w:r>
               <w:rPr>
+                <w:rFonts w:ascii="Calibri" w:hAnsi="Calibri" w:cs="Calibri"/>
                 <w:noProof/>
                 <w:webHidden/>
               </w:rPr>
@@ -1153,6 +1289,7 @@
             </w:r>
             <w:r>
               <w:rPr>
+                <w:rFonts w:ascii="Calibri" w:hAnsi="Calibri" w:cs="Calibri"/>
                 <w:noProof/>
                 <w:webHidden/>
               </w:rPr>
@@ -1160,6 +1297,7 @@
             </w:r>
             <w:r>
               <w:rPr>
+                <w:rFonts w:ascii="Calibri" w:hAnsi="Calibri" w:cs="Calibri"/>
                 <w:noProof/>
                 <w:webHidden/>
               </w:rPr>
@@ -1170,12 +1308,8 @@
         <w:p>
           <w:pPr>
             <w:pStyle w:val="Sommario3"/>
-            <w:tabs>
-              <w:tab w:val="left" w:pos="1200"/>
-              <w:tab w:val="right" w:leader="underscore" w:pos="8630"/>
-            </w:tabs>
             <w:rPr>
-              <w:rFonts w:eastAsiaTheme="minorEastAsia" w:cstheme="minorBidi"/>
+              <w:rFonts w:ascii="Calibri" w:eastAsiaTheme="minorEastAsia" w:hAnsi="Calibri" w:cs="Calibri"/>
               <w:noProof/>
               <w:kern w:val="2"/>
               <w:sz w:val="24"/>
@@ -1183,18 +1317,18 @@
               <w14:ligatures w14:val="standardContextual"/>
             </w:rPr>
           </w:pPr>
-          <w:hyperlink w:anchor="_Toc194401436" w:history="1">
+          <w:hyperlink w:anchor="_Toc194418640" w:history="1">
             <w:r>
               <w:rPr>
                 <w:rStyle w:val="Collegamentoipertestuale"/>
-                <w:rFonts w:eastAsiaTheme="majorEastAsia"/>
+                <w:rFonts w:ascii="Calibri" w:eastAsiaTheme="majorEastAsia" w:hAnsi="Calibri" w:cs="Calibri"/>
                 <w:noProof/>
               </w:rPr>
               <w:t>3.1.4.</w:t>
             </w:r>
             <w:r>
               <w:rPr>
-                <w:rFonts w:eastAsiaTheme="minorEastAsia" w:cstheme="minorBidi"/>
+                <w:rFonts w:ascii="Calibri" w:eastAsiaTheme="minorEastAsia" w:hAnsi="Calibri" w:cs="Calibri"/>
                 <w:noProof/>
                 <w:kern w:val="2"/>
                 <w:sz w:val="24"/>
@@ -1206,13 +1340,14 @@
             <w:r>
               <w:rPr>
                 <w:rStyle w:val="Collegamentoipertestuale"/>
-                <w:rFonts w:eastAsiaTheme="majorEastAsia"/>
+                <w:rFonts w:ascii="Calibri" w:eastAsiaTheme="majorEastAsia" w:hAnsi="Calibri" w:cs="Calibri"/>
                 <w:noProof/>
               </w:rPr>
               <w:t>Dettagli librerie utilizzate</w:t>
             </w:r>
             <w:r>
               <w:rPr>
+                <w:rFonts w:ascii="Calibri" w:hAnsi="Calibri" w:cs="Calibri"/>
                 <w:noProof/>
                 <w:webHidden/>
               </w:rPr>
@@ -1220,6 +1355,7 @@
             </w:r>
             <w:r>
               <w:rPr>
+                <w:rFonts w:ascii="Calibri" w:hAnsi="Calibri" w:cs="Calibri"/>
                 <w:noProof/>
                 <w:webHidden/>
               </w:rPr>
@@ -1227,19 +1363,22 @@
             </w:r>
             <w:r>
               <w:rPr>
+                <w:rFonts w:ascii="Calibri" w:hAnsi="Calibri" w:cs="Calibri"/>
                 <w:noProof/>
                 <w:webHidden/>
               </w:rPr>
-              <w:instrText xml:space="preserve"> PAGEREF _Toc194401436 \h </w:instrText>
+              <w:instrText xml:space="preserve"> PAGEREF _Toc194418640 \h </w:instrText>
             </w:r>
             <w:r>
               <w:rPr>
+                <w:rFonts w:ascii="Calibri" w:hAnsi="Calibri" w:cs="Calibri"/>
                 <w:noProof/>
                 <w:webHidden/>
               </w:rPr>
             </w:r>
             <w:r>
               <w:rPr>
+                <w:rFonts w:ascii="Calibri" w:hAnsi="Calibri" w:cs="Calibri"/>
                 <w:noProof/>
                 <w:webHidden/>
               </w:rPr>
@@ -1247,6 +1386,7 @@
             </w:r>
             <w:r>
               <w:rPr>
+                <w:rFonts w:ascii="Calibri" w:hAnsi="Calibri" w:cs="Calibri"/>
                 <w:noProof/>
                 <w:webHidden/>
               </w:rPr>
@@ -1254,6 +1394,7 @@
             </w:r>
             <w:r>
               <w:rPr>
+                <w:rFonts w:ascii="Calibri" w:hAnsi="Calibri" w:cs="Calibri"/>
                 <w:noProof/>
                 <w:webHidden/>
               </w:rPr>
@@ -1269,7 +1410,7 @@
               <w:tab w:val="right" w:leader="underscore" w:pos="8630"/>
             </w:tabs>
             <w:rPr>
-              <w:rFonts w:eastAsiaTheme="minorEastAsia" w:cstheme="minorBidi"/>
+              <w:rFonts w:ascii="Calibri" w:eastAsiaTheme="minorEastAsia" w:hAnsi="Calibri" w:cs="Calibri"/>
               <w:b w:val="0"/>
               <w:bCs w:val="0"/>
               <w:noProof/>
@@ -1279,18 +1420,18 @@
               <w14:ligatures w14:val="standardContextual"/>
             </w:rPr>
           </w:pPr>
-          <w:hyperlink w:anchor="_Toc194401437" w:history="1">
+          <w:hyperlink w:anchor="_Toc194418641" w:history="1">
             <w:r>
               <w:rPr>
                 <w:rStyle w:val="Collegamentoipertestuale"/>
-                <w:rFonts w:eastAsiaTheme="majorEastAsia"/>
+                <w:rFonts w:ascii="Calibri" w:eastAsiaTheme="majorEastAsia" w:hAnsi="Calibri" w:cs="Calibri"/>
                 <w:noProof/>
               </w:rPr>
               <w:t>3.2.</w:t>
             </w:r>
             <w:r>
               <w:rPr>
-                <w:rFonts w:eastAsiaTheme="minorEastAsia" w:cstheme="minorBidi"/>
+                <w:rFonts w:ascii="Calibri" w:eastAsiaTheme="minorEastAsia" w:hAnsi="Calibri" w:cs="Calibri"/>
                 <w:b w:val="0"/>
                 <w:bCs w:val="0"/>
                 <w:noProof/>
@@ -1304,13 +1445,14 @@
             <w:r>
               <w:rPr>
                 <w:rStyle w:val="Collegamentoipertestuale"/>
-                <w:rFonts w:eastAsiaTheme="majorEastAsia"/>
+                <w:rFonts w:ascii="Calibri" w:eastAsiaTheme="majorEastAsia" w:hAnsi="Calibri" w:cs="Calibri"/>
                 <w:noProof/>
               </w:rPr>
               <w:t>Modulo Backend [Go]</w:t>
             </w:r>
             <w:r>
               <w:rPr>
+                <w:rFonts w:ascii="Calibri" w:hAnsi="Calibri" w:cs="Calibri"/>
                 <w:noProof/>
                 <w:webHidden/>
               </w:rPr>
@@ -1318,6 +1460,7 @@
             </w:r>
             <w:r>
               <w:rPr>
+                <w:rFonts w:ascii="Calibri" w:hAnsi="Calibri" w:cs="Calibri"/>
                 <w:noProof/>
                 <w:webHidden/>
               </w:rPr>
@@ -1325,19 +1468,22 @@
             </w:r>
             <w:r>
               <w:rPr>
+                <w:rFonts w:ascii="Calibri" w:hAnsi="Calibri" w:cs="Calibri"/>
                 <w:noProof/>
                 <w:webHidden/>
               </w:rPr>
-              <w:instrText xml:space="preserve"> PAGEREF _Toc194401437 \h </w:instrText>
+              <w:instrText xml:space="preserve"> PAGEREF _Toc194418641 \h </w:instrText>
             </w:r>
             <w:r>
               <w:rPr>
+                <w:rFonts w:ascii="Calibri" w:hAnsi="Calibri" w:cs="Calibri"/>
                 <w:noProof/>
                 <w:webHidden/>
               </w:rPr>
             </w:r>
             <w:r>
               <w:rPr>
+                <w:rFonts w:ascii="Calibri" w:hAnsi="Calibri" w:cs="Calibri"/>
                 <w:noProof/>
                 <w:webHidden/>
               </w:rPr>
@@ -1345,6 +1491,7 @@
             </w:r>
             <w:r>
               <w:rPr>
+                <w:rFonts w:ascii="Calibri" w:hAnsi="Calibri" w:cs="Calibri"/>
                 <w:noProof/>
                 <w:webHidden/>
               </w:rPr>
@@ -1352,6 +1499,7 @@
             </w:r>
             <w:r>
               <w:rPr>
+                <w:rFonts w:ascii="Calibri" w:hAnsi="Calibri" w:cs="Calibri"/>
                 <w:noProof/>
                 <w:webHidden/>
               </w:rPr>
@@ -1362,12 +1510,8 @@
         <w:p>
           <w:pPr>
             <w:pStyle w:val="Sommario3"/>
-            <w:tabs>
-              <w:tab w:val="left" w:pos="1200"/>
-              <w:tab w:val="right" w:leader="underscore" w:pos="8630"/>
-            </w:tabs>
             <w:rPr>
-              <w:rFonts w:eastAsiaTheme="minorEastAsia" w:cstheme="minorBidi"/>
+              <w:rFonts w:ascii="Calibri" w:eastAsiaTheme="minorEastAsia" w:hAnsi="Calibri" w:cs="Calibri"/>
               <w:noProof/>
               <w:kern w:val="2"/>
               <w:sz w:val="24"/>
@@ -1375,18 +1519,18 @@
               <w14:ligatures w14:val="standardContextual"/>
             </w:rPr>
           </w:pPr>
-          <w:hyperlink w:anchor="_Toc194401438" w:history="1">
+          <w:hyperlink w:anchor="_Toc194418642" w:history="1">
             <w:r>
               <w:rPr>
                 <w:rStyle w:val="Collegamentoipertestuale"/>
-                <w:rFonts w:eastAsiaTheme="majorEastAsia"/>
+                <w:rFonts w:ascii="Calibri" w:eastAsiaTheme="majorEastAsia" w:hAnsi="Calibri" w:cs="Calibri"/>
                 <w:noProof/>
               </w:rPr>
               <w:t>3.2.1.</w:t>
             </w:r>
             <w:r>
               <w:rPr>
-                <w:rFonts w:eastAsiaTheme="minorEastAsia" w:cstheme="minorBidi"/>
+                <w:rFonts w:ascii="Calibri" w:eastAsiaTheme="minorEastAsia" w:hAnsi="Calibri" w:cs="Calibri"/>
                 <w:noProof/>
                 <w:kern w:val="2"/>
                 <w:sz w:val="24"/>
@@ -1398,13 +1542,14 @@
             <w:r>
               <w:rPr>
                 <w:rStyle w:val="Collegamentoipertestuale"/>
-                <w:rFonts w:eastAsiaTheme="majorEastAsia"/>
+                <w:rFonts w:ascii="Calibri" w:eastAsiaTheme="majorEastAsia" w:hAnsi="Calibri" w:cs="Calibri"/>
                 <w:noProof/>
               </w:rPr>
               <w:t>Struttura del backend e dettagli implementativi</w:t>
             </w:r>
             <w:r>
               <w:rPr>
+                <w:rFonts w:ascii="Calibri" w:hAnsi="Calibri" w:cs="Calibri"/>
                 <w:noProof/>
                 <w:webHidden/>
               </w:rPr>
@@ -1412,6 +1557,7 @@
             </w:r>
             <w:r>
               <w:rPr>
+                <w:rFonts w:ascii="Calibri" w:hAnsi="Calibri" w:cs="Calibri"/>
                 <w:noProof/>
                 <w:webHidden/>
               </w:rPr>
@@ -1419,19 +1565,22 @@
             </w:r>
             <w:r>
               <w:rPr>
+                <w:rFonts w:ascii="Calibri" w:hAnsi="Calibri" w:cs="Calibri"/>
                 <w:noProof/>
                 <w:webHidden/>
               </w:rPr>
-              <w:instrText xml:space="preserve"> PAGEREF _Toc194401438 \h </w:instrText>
+              <w:instrText xml:space="preserve"> PAGEREF _Toc194418642 \h </w:instrText>
             </w:r>
             <w:r>
               <w:rPr>
+                <w:rFonts w:ascii="Calibri" w:hAnsi="Calibri" w:cs="Calibri"/>
                 <w:noProof/>
                 <w:webHidden/>
               </w:rPr>
             </w:r>
             <w:r>
               <w:rPr>
+                <w:rFonts w:ascii="Calibri" w:hAnsi="Calibri" w:cs="Calibri"/>
                 <w:noProof/>
                 <w:webHidden/>
               </w:rPr>
@@ -1439,6 +1588,7 @@
             </w:r>
             <w:r>
               <w:rPr>
+                <w:rFonts w:ascii="Calibri" w:hAnsi="Calibri" w:cs="Calibri"/>
                 <w:noProof/>
                 <w:webHidden/>
               </w:rPr>
@@ -1446,6 +1596,7 @@
             </w:r>
             <w:r>
               <w:rPr>
+                <w:rFonts w:ascii="Calibri" w:hAnsi="Calibri" w:cs="Calibri"/>
                 <w:noProof/>
                 <w:webHidden/>
               </w:rPr>
@@ -1456,12 +1607,8 @@
         <w:p>
           <w:pPr>
             <w:pStyle w:val="Sommario3"/>
-            <w:tabs>
-              <w:tab w:val="left" w:pos="1200"/>
-              <w:tab w:val="right" w:leader="underscore" w:pos="8630"/>
-            </w:tabs>
             <w:rPr>
-              <w:rFonts w:eastAsiaTheme="minorEastAsia" w:cstheme="minorBidi"/>
+              <w:rFonts w:ascii="Calibri" w:eastAsiaTheme="minorEastAsia" w:hAnsi="Calibri" w:cs="Calibri"/>
               <w:noProof/>
               <w:kern w:val="2"/>
               <w:sz w:val="24"/>
@@ -1469,18 +1616,18 @@
               <w14:ligatures w14:val="standardContextual"/>
             </w:rPr>
           </w:pPr>
-          <w:hyperlink w:anchor="_Toc194401439" w:history="1">
+          <w:hyperlink w:anchor="_Toc194418643" w:history="1">
             <w:r>
               <w:rPr>
                 <w:rStyle w:val="Collegamentoipertestuale"/>
-                <w:rFonts w:eastAsiaTheme="majorEastAsia"/>
+                <w:rFonts w:ascii="Calibri" w:eastAsiaTheme="majorEastAsia" w:hAnsi="Calibri" w:cs="Calibri"/>
                 <w:noProof/>
               </w:rPr>
               <w:t>3.2.2.</w:t>
             </w:r>
             <w:r>
               <w:rPr>
-                <w:rFonts w:eastAsiaTheme="minorEastAsia" w:cstheme="minorBidi"/>
+                <w:rFonts w:ascii="Calibri" w:eastAsiaTheme="minorEastAsia" w:hAnsi="Calibri" w:cs="Calibri"/>
                 <w:noProof/>
                 <w:kern w:val="2"/>
                 <w:sz w:val="24"/>
@@ -1492,13 +1639,14 @@
             <w:r>
               <w:rPr>
                 <w:rStyle w:val="Collegamentoipertestuale"/>
-                <w:rFonts w:eastAsiaTheme="majorEastAsia"/>
+                <w:rFonts w:ascii="Calibri" w:eastAsiaTheme="majorEastAsia" w:hAnsi="Calibri" w:cs="Calibri"/>
                 <w:noProof/>
               </w:rPr>
               <w:t>Sicurezza</w:t>
             </w:r>
             <w:r>
               <w:rPr>
+                <w:rFonts w:ascii="Calibri" w:hAnsi="Calibri" w:cs="Calibri"/>
                 <w:noProof/>
                 <w:webHidden/>
               </w:rPr>
@@ -1506,6 +1654,7 @@
             </w:r>
             <w:r>
               <w:rPr>
+                <w:rFonts w:ascii="Calibri" w:hAnsi="Calibri" w:cs="Calibri"/>
                 <w:noProof/>
                 <w:webHidden/>
               </w:rPr>
@@ -1513,19 +1662,22 @@
             </w:r>
             <w:r>
               <w:rPr>
+                <w:rFonts w:ascii="Calibri" w:hAnsi="Calibri" w:cs="Calibri"/>
                 <w:noProof/>
                 <w:webHidden/>
               </w:rPr>
-              <w:instrText xml:space="preserve"> PAGEREF _Toc194401439 \h </w:instrText>
+              <w:instrText xml:space="preserve"> PAGEREF _Toc194418643 \h </w:instrText>
             </w:r>
             <w:r>
               <w:rPr>
+                <w:rFonts w:ascii="Calibri" w:hAnsi="Calibri" w:cs="Calibri"/>
                 <w:noProof/>
                 <w:webHidden/>
               </w:rPr>
             </w:r>
             <w:r>
               <w:rPr>
+                <w:rFonts w:ascii="Calibri" w:hAnsi="Calibri" w:cs="Calibri"/>
                 <w:noProof/>
                 <w:webHidden/>
               </w:rPr>
@@ -1533,6 +1685,7 @@
             </w:r>
             <w:r>
               <w:rPr>
+                <w:rFonts w:ascii="Calibri" w:hAnsi="Calibri" w:cs="Calibri"/>
                 <w:noProof/>
                 <w:webHidden/>
               </w:rPr>
@@ -1540,6 +1693,7 @@
             </w:r>
             <w:r>
               <w:rPr>
+                <w:rFonts w:ascii="Calibri" w:hAnsi="Calibri" w:cs="Calibri"/>
                 <w:noProof/>
                 <w:webHidden/>
               </w:rPr>
@@ -1550,12 +1704,8 @@
         <w:p>
           <w:pPr>
             <w:pStyle w:val="Sommario3"/>
-            <w:tabs>
-              <w:tab w:val="left" w:pos="1200"/>
-              <w:tab w:val="right" w:leader="underscore" w:pos="8630"/>
-            </w:tabs>
             <w:rPr>
-              <w:rFonts w:eastAsiaTheme="minorEastAsia" w:cstheme="minorBidi"/>
+              <w:rFonts w:ascii="Calibri" w:eastAsiaTheme="minorEastAsia" w:hAnsi="Calibri" w:cs="Calibri"/>
               <w:noProof/>
               <w:kern w:val="2"/>
               <w:sz w:val="24"/>
@@ -1563,18 +1713,18 @@
               <w14:ligatures w14:val="standardContextual"/>
             </w:rPr>
           </w:pPr>
-          <w:hyperlink w:anchor="_Toc194401440" w:history="1">
+          <w:hyperlink w:anchor="_Toc194418644" w:history="1">
             <w:r>
               <w:rPr>
                 <w:rStyle w:val="Collegamentoipertestuale"/>
-                <w:rFonts w:eastAsiaTheme="majorEastAsia"/>
+                <w:rFonts w:ascii="Calibri" w:eastAsiaTheme="majorEastAsia" w:hAnsi="Calibri" w:cs="Calibri"/>
                 <w:noProof/>
               </w:rPr>
               <w:t>3.2.3.</w:t>
             </w:r>
             <w:r>
               <w:rPr>
-                <w:rFonts w:eastAsiaTheme="minorEastAsia" w:cstheme="minorBidi"/>
+                <w:rFonts w:ascii="Calibri" w:eastAsiaTheme="minorEastAsia" w:hAnsi="Calibri" w:cs="Calibri"/>
                 <w:noProof/>
                 <w:kern w:val="2"/>
                 <w:sz w:val="24"/>
@@ -1586,13 +1736,14 @@
             <w:r>
               <w:rPr>
                 <w:rStyle w:val="Collegamentoipertestuale"/>
-                <w:rFonts w:eastAsiaTheme="majorEastAsia"/>
+                <w:rFonts w:ascii="Calibri" w:eastAsiaTheme="majorEastAsia" w:hAnsi="Calibri" w:cs="Calibri"/>
                 <w:noProof/>
               </w:rPr>
               <w:t>Database</w:t>
             </w:r>
             <w:r>
               <w:rPr>
+                <w:rFonts w:ascii="Calibri" w:hAnsi="Calibri" w:cs="Calibri"/>
                 <w:noProof/>
                 <w:webHidden/>
               </w:rPr>
@@ -1600,6 +1751,7 @@
             </w:r>
             <w:r>
               <w:rPr>
+                <w:rFonts w:ascii="Calibri" w:hAnsi="Calibri" w:cs="Calibri"/>
                 <w:noProof/>
                 <w:webHidden/>
               </w:rPr>
@@ -1607,19 +1759,22 @@
             </w:r>
             <w:r>
               <w:rPr>
+                <w:rFonts w:ascii="Calibri" w:hAnsi="Calibri" w:cs="Calibri"/>
                 <w:noProof/>
                 <w:webHidden/>
               </w:rPr>
-              <w:instrText xml:space="preserve"> PAGEREF _Toc194401440 \h </w:instrText>
+              <w:instrText xml:space="preserve"> PAGEREF _Toc194418644 \h </w:instrText>
             </w:r>
             <w:r>
               <w:rPr>
+                <w:rFonts w:ascii="Calibri" w:hAnsi="Calibri" w:cs="Calibri"/>
                 <w:noProof/>
                 <w:webHidden/>
               </w:rPr>
             </w:r>
             <w:r>
               <w:rPr>
+                <w:rFonts w:ascii="Calibri" w:hAnsi="Calibri" w:cs="Calibri"/>
                 <w:noProof/>
                 <w:webHidden/>
               </w:rPr>
@@ -1627,6 +1782,7 @@
             </w:r>
             <w:r>
               <w:rPr>
+                <w:rFonts w:ascii="Calibri" w:hAnsi="Calibri" w:cs="Calibri"/>
                 <w:noProof/>
                 <w:webHidden/>
               </w:rPr>
@@ -1634,6 +1790,7 @@
             </w:r>
             <w:r>
               <w:rPr>
+                <w:rFonts w:ascii="Calibri" w:hAnsi="Calibri" w:cs="Calibri"/>
                 <w:noProof/>
                 <w:webHidden/>
               </w:rPr>
@@ -1644,12 +1801,8 @@
         <w:p>
           <w:pPr>
             <w:pStyle w:val="Sommario3"/>
-            <w:tabs>
-              <w:tab w:val="left" w:pos="1200"/>
-              <w:tab w:val="right" w:leader="underscore" w:pos="8630"/>
-            </w:tabs>
             <w:rPr>
-              <w:rFonts w:eastAsiaTheme="minorEastAsia" w:cstheme="minorBidi"/>
+              <w:rFonts w:ascii="Calibri" w:eastAsiaTheme="minorEastAsia" w:hAnsi="Calibri" w:cs="Calibri"/>
               <w:noProof/>
               <w:kern w:val="2"/>
               <w:sz w:val="24"/>
@@ -1657,18 +1810,167 @@
               <w14:ligatures w14:val="standardContextual"/>
             </w:rPr>
           </w:pPr>
-          <w:hyperlink w:anchor="_Toc194401441" w:history="1">
+          <w:r>
+            <w:rPr>
+              <w:rStyle w:val="Collegamentoipertestuale"/>
+              <w:rFonts w:ascii="Calibri" w:eastAsiaTheme="majorEastAsia" w:hAnsi="Calibri" w:cs="Calibri"/>
+              <w:noProof/>
+            </w:rPr>
+            <w:fldChar w:fldCharType="begin"/>
+          </w:r>
+          <w:r>
+            <w:rPr>
+              <w:rStyle w:val="Collegamentoipertestuale"/>
+              <w:rFonts w:ascii="Calibri" w:eastAsiaTheme="majorEastAsia" w:hAnsi="Calibri" w:cs="Calibri"/>
+              <w:noProof/>
+            </w:rPr>
+            <w:instrText xml:space="preserve"> </w:instrText>
+          </w:r>
+          <w:r>
+            <w:rPr>
+              <w:rFonts w:ascii="Calibri" w:hAnsi="Calibri" w:cs="Calibri"/>
+              <w:noProof/>
+            </w:rPr>
+            <w:instrText>HYPERLINK \l "_Toc194418645"</w:instrText>
+          </w:r>
+          <w:r>
+            <w:rPr>
+              <w:rStyle w:val="Collegamentoipertestuale"/>
+              <w:rFonts w:ascii="Calibri" w:eastAsiaTheme="majorEastAsia" w:hAnsi="Calibri" w:cs="Calibri"/>
+              <w:noProof/>
+            </w:rPr>
+            <w:instrText xml:space="preserve"> </w:instrText>
+          </w:r>
+          <w:r>
+            <w:rPr>
+              <w:rStyle w:val="Collegamentoipertestuale"/>
+              <w:rFonts w:ascii="Calibri" w:eastAsiaTheme="majorEastAsia" w:hAnsi="Calibri" w:cs="Calibri"/>
+              <w:noProof/>
+            </w:rPr>
+          </w:r>
+          <w:r>
+            <w:rPr>
+              <w:rStyle w:val="Collegamentoipertestuale"/>
+              <w:rFonts w:ascii="Calibri" w:eastAsiaTheme="majorEastAsia" w:hAnsi="Calibri" w:cs="Calibri"/>
+              <w:noProof/>
+            </w:rPr>
+            <w:fldChar w:fldCharType="separate"/>
+          </w:r>
+          <w:r>
+            <w:rPr>
+              <w:rStyle w:val="Collegamentoipertestuale"/>
+              <w:rFonts w:ascii="Calibri" w:eastAsiaTheme="majorEastAsia" w:hAnsi="Calibri" w:cs="Calibri"/>
+              <w:noProof/>
+            </w:rPr>
+            <w:t>3.2.4.</w:t>
+          </w:r>
+          <w:r>
+            <w:rPr>
+              <w:rFonts w:ascii="Calibri" w:eastAsiaTheme="minorEastAsia" w:hAnsi="Calibri" w:cs="Calibri"/>
+              <w:noProof/>
+              <w:kern w:val="2"/>
+              <w:sz w:val="24"/>
+              <w:szCs w:val="24"/>
+              <w14:ligatures w14:val="standardContextual"/>
+            </w:rPr>
+            <w:tab/>
+          </w:r>
+          <w:r>
+            <w:rPr>
+              <w:rStyle w:val="Collegamentoipertestuale"/>
+              <w:rFonts w:ascii="Calibri" w:eastAsiaTheme="majorEastAsia" w:hAnsi="Calibri" w:cs="Calibri"/>
+              <w:noProof/>
+            </w:rPr>
+            <w:t>Endpoints</w:t>
+          </w:r>
+          <w:r>
+            <w:rPr>
+              <w:rFonts w:ascii="Calibri" w:hAnsi="Calibri" w:cs="Calibri"/>
+              <w:noProof/>
+              <w:webHidden/>
+            </w:rPr>
+            <w:tab/>
+          </w:r>
+          <w:r>
+            <w:rPr>
+              <w:rFonts w:ascii="Calibri" w:hAnsi="Calibri" w:cs="Calibri"/>
+              <w:noProof/>
+              <w:webHidden/>
+            </w:rPr>
+            <w:fldChar w:fldCharType="begin"/>
+          </w:r>
+          <w:r>
+            <w:rPr>
+              <w:rFonts w:ascii="Calibri" w:hAnsi="Calibri" w:cs="Calibri"/>
+              <w:noProof/>
+              <w:webHidden/>
+            </w:rPr>
+            <w:instrText xml:space="preserve"> PAGEREF _Toc194418645 \h </w:instrText>
+          </w:r>
+          <w:r>
+            <w:rPr>
+              <w:rFonts w:ascii="Calibri" w:hAnsi="Calibri" w:cs="Calibri"/>
+              <w:noProof/>
+              <w:webHidden/>
+            </w:rPr>
+          </w:r>
+          <w:r>
+            <w:rPr>
+              <w:rFonts w:ascii="Calibri" w:hAnsi="Calibri" w:cs="Calibri"/>
+              <w:noProof/>
+              <w:webHidden/>
+            </w:rPr>
+            <w:fldChar w:fldCharType="separate"/>
+          </w:r>
+          <w:r>
+            <w:rPr>
+              <w:rFonts w:ascii="Calibri" w:hAnsi="Calibri" w:cs="Calibri"/>
+              <w:noProof/>
+              <w:webHidden/>
+            </w:rPr>
+            <w:t>24</w:t>
+          </w:r>
+          <w:r>
+            <w:rPr>
+              <w:rFonts w:ascii="Calibri" w:hAnsi="Calibri" w:cs="Calibri"/>
+              <w:noProof/>
+              <w:webHidden/>
+            </w:rPr>
+            <w:fldChar w:fldCharType="end"/>
+          </w:r>
+          <w:r>
+            <w:rPr>
+              <w:rStyle w:val="Collegamentoipertestuale"/>
+              <w:rFonts w:ascii="Calibri" w:eastAsiaTheme="majorEastAsia" w:hAnsi="Calibri" w:cs="Calibri"/>
+              <w:noProof/>
+            </w:rPr>
+            <w:fldChar w:fldCharType="end"/>
+          </w:r>
+        </w:p>
+        <w:p>
+          <w:pPr>
+            <w:pStyle w:val="Sommario3"/>
+            <w:rPr>
+              <w:rFonts w:ascii="Calibri" w:eastAsiaTheme="minorEastAsia" w:hAnsi="Calibri" w:cs="Calibri"/>
+              <w:noProof/>
+              <w:kern w:val="2"/>
+              <w:sz w:val="24"/>
+              <w:szCs w:val="24"/>
+              <w14:ligatures w14:val="standardContextual"/>
+            </w:rPr>
+          </w:pPr>
+          <w:hyperlink w:anchor="_Toc194418646" w:history="1">
             <w:r>
               <w:rPr>
                 <w:rStyle w:val="Collegamentoipertestuale"/>
                 <w:rFonts w:ascii="Calibri" w:eastAsiaTheme="majorEastAsia" w:hAnsi="Calibri" w:cs="Calibri"/>
                 <w:noProof/>
               </w:rPr>
-              <w:t>3.2.4.</w:t>
+              <w:t>3.2.5.</w:t>
             </w:r>
             <w:r>
               <w:rPr>
-                <w:rFonts w:eastAsiaTheme="minorEastAsia" w:cstheme="minorBidi"/>
+                <w:rFonts w:ascii="Calibri" w:eastAsiaTheme="minorEastAsia" w:hAnsi="Calibri" w:cs="Calibri"/>
                 <w:noProof/>
                 <w:kern w:val="2"/>
                 <w:sz w:val="24"/>
@@ -1680,13 +1982,14 @@
             <w:r>
               <w:rPr>
                 <w:rStyle w:val="Collegamentoipertestuale"/>
-                <w:rFonts w:eastAsiaTheme="majorEastAsia"/>
+                <w:rFonts w:ascii="Calibri" w:eastAsiaTheme="majorEastAsia" w:hAnsi="Calibri" w:cs="Calibri"/>
                 <w:noProof/>
               </w:rPr>
-              <w:t>Endpoints</w:t>
+              <w:t>Gestione della concorrenza e parallelizzazione</w:t>
             </w:r>
             <w:r>
               <w:rPr>
+                <w:rFonts w:ascii="Calibri" w:hAnsi="Calibri" w:cs="Calibri"/>
                 <w:noProof/>
                 <w:webHidden/>
               </w:rPr>
@@ -1694,6 +1997,7 @@
             </w:r>
             <w:r>
               <w:rPr>
+                <w:rFonts w:ascii="Calibri" w:hAnsi="Calibri" w:cs="Calibri"/>
                 <w:noProof/>
                 <w:webHidden/>
               </w:rPr>
@@ -1701,19 +2005,22 @@
             </w:r>
             <w:r>
               <w:rPr>
+                <w:rFonts w:ascii="Calibri" w:hAnsi="Calibri" w:cs="Calibri"/>
                 <w:noProof/>
                 <w:webHidden/>
               </w:rPr>
-              <w:instrText xml:space="preserve"> PAGEREF _Toc194401441 \h </w:instrText>
+              <w:instrText xml:space="preserve"> PAGEREF _Toc194418646 \h </w:instrText>
             </w:r>
             <w:r>
               <w:rPr>
+                <w:rFonts w:ascii="Calibri" w:hAnsi="Calibri" w:cs="Calibri"/>
                 <w:noProof/>
                 <w:webHidden/>
               </w:rPr>
             </w:r>
             <w:r>
               <w:rPr>
+                <w:rFonts w:ascii="Calibri" w:hAnsi="Calibri" w:cs="Calibri"/>
                 <w:noProof/>
                 <w:webHidden/>
               </w:rPr>
@@ -1721,13 +2028,15 @@
             </w:r>
             <w:r>
               <w:rPr>
+                <w:rFonts w:ascii="Calibri" w:hAnsi="Calibri" w:cs="Calibri"/>
                 <w:noProof/>
                 <w:webHidden/>
               </w:rPr>
-              <w:t>24</w:t>
+              <w:t>26</w:t>
             </w:r>
             <w:r>
               <w:rPr>
+                <w:rFonts w:ascii="Calibri" w:hAnsi="Calibri" w:cs="Calibri"/>
                 <w:noProof/>
                 <w:webHidden/>
               </w:rPr>
@@ -1738,12 +2047,8 @@
         <w:p>
           <w:pPr>
             <w:pStyle w:val="Sommario3"/>
-            <w:tabs>
-              <w:tab w:val="left" w:pos="1200"/>
-              <w:tab w:val="right" w:leader="underscore" w:pos="8630"/>
-            </w:tabs>
             <w:rPr>
-              <w:rFonts w:eastAsiaTheme="minorEastAsia" w:cstheme="minorBidi"/>
+              <w:rFonts w:ascii="Calibri" w:eastAsiaTheme="minorEastAsia" w:hAnsi="Calibri" w:cs="Calibri"/>
               <w:noProof/>
               <w:kern w:val="2"/>
               <w:sz w:val="24"/>
@@ -1751,18 +2056,18 @@
               <w14:ligatures w14:val="standardContextual"/>
             </w:rPr>
           </w:pPr>
-          <w:hyperlink w:anchor="_Toc194401442" w:history="1">
+          <w:hyperlink w:anchor="_Toc194418647" w:history="1">
             <w:r>
               <w:rPr>
                 <w:rStyle w:val="Collegamentoipertestuale"/>
-                <w:rFonts w:eastAsiaTheme="majorEastAsia"/>
+                <w:rFonts w:ascii="Calibri" w:eastAsiaTheme="majorEastAsia" w:hAnsi="Calibri" w:cs="Calibri"/>
                 <w:noProof/>
               </w:rPr>
-              <w:t>3.2.5.</w:t>
+              <w:t>3.2.6.</w:t>
             </w:r>
             <w:r>
               <w:rPr>
-                <w:rFonts w:eastAsiaTheme="minorEastAsia" w:cstheme="minorBidi"/>
+                <w:rFonts w:ascii="Calibri" w:eastAsiaTheme="minorEastAsia" w:hAnsi="Calibri" w:cs="Calibri"/>
                 <w:noProof/>
                 <w:kern w:val="2"/>
                 <w:sz w:val="24"/>
@@ -1774,13 +2079,14 @@
             <w:r>
               <w:rPr>
                 <w:rStyle w:val="Collegamentoipertestuale"/>
-                <w:rFonts w:eastAsiaTheme="majorEastAsia"/>
+                <w:rFonts w:ascii="Calibri" w:eastAsiaTheme="majorEastAsia" w:hAnsi="Calibri" w:cs="Calibri"/>
                 <w:noProof/>
               </w:rPr>
-              <w:t>Gestione della concorrenza e parallelizzazione</w:t>
+              <w:t>Implementazione della cache</w:t>
             </w:r>
             <w:r>
               <w:rPr>
+                <w:rFonts w:ascii="Calibri" w:hAnsi="Calibri" w:cs="Calibri"/>
                 <w:noProof/>
                 <w:webHidden/>
               </w:rPr>
@@ -1788,6 +2094,7 @@
             </w:r>
             <w:r>
               <w:rPr>
+                <w:rFonts w:ascii="Calibri" w:hAnsi="Calibri" w:cs="Calibri"/>
                 <w:noProof/>
                 <w:webHidden/>
               </w:rPr>
@@ -1795,19 +2102,22 @@
             </w:r>
             <w:r>
               <w:rPr>
+                <w:rFonts w:ascii="Calibri" w:hAnsi="Calibri" w:cs="Calibri"/>
                 <w:noProof/>
                 <w:webHidden/>
               </w:rPr>
-              <w:instrText xml:space="preserve"> PAGEREF _Toc194401442 \h </w:instrText>
+              <w:instrText xml:space="preserve"> PAGEREF _Toc194418647 \h </w:instrText>
             </w:r>
             <w:r>
               <w:rPr>
+                <w:rFonts w:ascii="Calibri" w:hAnsi="Calibri" w:cs="Calibri"/>
                 <w:noProof/>
                 <w:webHidden/>
               </w:rPr>
             </w:r>
             <w:r>
               <w:rPr>
+                <w:rFonts w:ascii="Calibri" w:hAnsi="Calibri" w:cs="Calibri"/>
                 <w:noProof/>
                 <w:webHidden/>
               </w:rPr>
@@ -1815,100 +2125,7 @@
             </w:r>
             <w:r>
               <w:rPr>
-                <w:noProof/>
-                <w:webHidden/>
-              </w:rPr>
-              <w:t>26</w:t>
-            </w:r>
-            <w:r>
-              <w:rPr>
-                <w:noProof/>
-                <w:webHidden/>
-              </w:rPr>
-              <w:fldChar w:fldCharType="end"/>
-            </w:r>
-          </w:hyperlink>
-        </w:p>
-        <w:p>
-          <w:pPr>
-            <w:pStyle w:val="Sommario3"/>
-            <w:tabs>
-              <w:tab w:val="left" w:pos="1200"/>
-              <w:tab w:val="right" w:leader="underscore" w:pos="8630"/>
-            </w:tabs>
-            <w:rPr>
-              <w:rFonts w:eastAsiaTheme="minorEastAsia" w:cstheme="minorBidi"/>
-              <w:noProof/>
-              <w:kern w:val="2"/>
-              <w:sz w:val="24"/>
-              <w:szCs w:val="24"/>
-              <w14:ligatures w14:val="standardContextual"/>
-            </w:rPr>
-          </w:pPr>
-          <w:hyperlink w:anchor="_Toc194401443" w:history="1">
-            <w:r>
-              <w:rPr>
-                <w:rStyle w:val="Collegamentoipertestuale"/>
-                <w:rFonts w:eastAsiaTheme="majorEastAsia"/>
-                <w:noProof/>
-              </w:rPr>
-              <w:t>3.2.6.</w:t>
-            </w:r>
-            <w:r>
-              <w:rPr>
-                <w:rFonts w:eastAsiaTheme="minorEastAsia" w:cstheme="minorBidi"/>
-                <w:noProof/>
-                <w:kern w:val="2"/>
-                <w:sz w:val="24"/>
-                <w:szCs w:val="24"/>
-                <w14:ligatures w14:val="standardContextual"/>
-              </w:rPr>
-              <w:tab/>
-            </w:r>
-            <w:r>
-              <w:rPr>
-                <w:rStyle w:val="Collegamentoipertestuale"/>
-                <w:rFonts w:eastAsiaTheme="majorEastAsia"/>
-                <w:noProof/>
-              </w:rPr>
-              <w:t>Implementazione della cache</w:t>
-            </w:r>
-            <w:r>
-              <w:rPr>
-                <w:noProof/>
-                <w:webHidden/>
-              </w:rPr>
-              <w:tab/>
-            </w:r>
-            <w:r>
-              <w:rPr>
-                <w:noProof/>
-                <w:webHidden/>
-              </w:rPr>
-              <w:fldChar w:fldCharType="begin"/>
-            </w:r>
-            <w:r>
-              <w:rPr>
-                <w:noProof/>
-                <w:webHidden/>
-              </w:rPr>
-              <w:instrText xml:space="preserve"> PAGEREF _Toc194401443 \h </w:instrText>
-            </w:r>
-            <w:r>
-              <w:rPr>
-                <w:noProof/>
-                <w:webHidden/>
-              </w:rPr>
-            </w:r>
-            <w:r>
-              <w:rPr>
-                <w:noProof/>
-                <w:webHidden/>
-              </w:rPr>
-              <w:fldChar w:fldCharType="separate"/>
-            </w:r>
-            <w:r>
-              <w:rPr>
+                <w:rFonts w:ascii="Calibri" w:hAnsi="Calibri" w:cs="Calibri"/>
                 <w:noProof/>
                 <w:webHidden/>
               </w:rPr>
@@ -1916,6 +2133,7 @@
             </w:r>
             <w:r>
               <w:rPr>
+                <w:rFonts w:ascii="Calibri" w:hAnsi="Calibri" w:cs="Calibri"/>
                 <w:noProof/>
                 <w:webHidden/>
               </w:rPr>
@@ -1931,7 +2149,7 @@
               <w:tab w:val="right" w:leader="underscore" w:pos="8630"/>
             </w:tabs>
             <w:rPr>
-              <w:rFonts w:eastAsiaTheme="minorEastAsia" w:cstheme="minorBidi"/>
+              <w:rFonts w:ascii="Calibri" w:eastAsiaTheme="minorEastAsia" w:hAnsi="Calibri" w:cs="Calibri"/>
               <w:b w:val="0"/>
               <w:bCs w:val="0"/>
               <w:noProof/>
@@ -1941,11 +2159,11 @@
               <w14:ligatures w14:val="standardContextual"/>
             </w:rPr>
           </w:pPr>
-          <w:hyperlink w:anchor="_Toc194401444" w:history="1">
+          <w:hyperlink w:anchor="_Toc194418648" w:history="1">
             <w:r>
               <w:rPr>
                 <w:rStyle w:val="Collegamentoipertestuale"/>
-                <w:rFonts w:eastAsiaTheme="majorEastAsia"/>
+                <w:rFonts w:ascii="Calibri" w:eastAsiaTheme="majorEastAsia" w:hAnsi="Calibri" w:cs="Calibri"/>
                 <w:noProof/>
                 <w:lang w:val="en-US"/>
               </w:rPr>
@@ -1953,7 +2171,7 @@
             </w:r>
             <w:r>
               <w:rPr>
-                <w:rFonts w:eastAsiaTheme="minorEastAsia" w:cstheme="minorBidi"/>
+                <w:rFonts w:ascii="Calibri" w:eastAsiaTheme="minorEastAsia" w:hAnsi="Calibri" w:cs="Calibri"/>
                 <w:b w:val="0"/>
                 <w:bCs w:val="0"/>
                 <w:noProof/>
@@ -1967,7 +2185,7 @@
             <w:r>
               <w:rPr>
                 <w:rStyle w:val="Collegamentoipertestuale"/>
-                <w:rFonts w:eastAsiaTheme="majorEastAsia"/>
+                <w:rFonts w:ascii="Calibri" w:eastAsiaTheme="majorEastAsia" w:hAnsi="Calibri" w:cs="Calibri"/>
                 <w:noProof/>
                 <w:lang w:val="en-US"/>
               </w:rPr>
@@ -1975,6 +2193,7 @@
             </w:r>
             <w:r>
               <w:rPr>
+                <w:rFonts w:ascii="Calibri" w:hAnsi="Calibri" w:cs="Calibri"/>
                 <w:noProof/>
                 <w:webHidden/>
               </w:rPr>
@@ -1982,6 +2201,7 @@
             </w:r>
             <w:r>
               <w:rPr>
+                <w:rFonts w:ascii="Calibri" w:hAnsi="Calibri" w:cs="Calibri"/>
                 <w:noProof/>
                 <w:webHidden/>
               </w:rPr>
@@ -1989,19 +2209,22 @@
             </w:r>
             <w:r>
               <w:rPr>
+                <w:rFonts w:ascii="Calibri" w:hAnsi="Calibri" w:cs="Calibri"/>
                 <w:noProof/>
                 <w:webHidden/>
               </w:rPr>
-              <w:instrText xml:space="preserve"> PAGEREF _Toc194401444 \h </w:instrText>
+              <w:instrText xml:space="preserve"> PAGEREF _Toc194418648 \h </w:instrText>
             </w:r>
             <w:r>
               <w:rPr>
+                <w:rFonts w:ascii="Calibri" w:hAnsi="Calibri" w:cs="Calibri"/>
                 <w:noProof/>
                 <w:webHidden/>
               </w:rPr>
             </w:r>
             <w:r>
               <w:rPr>
+                <w:rFonts w:ascii="Calibri" w:hAnsi="Calibri" w:cs="Calibri"/>
                 <w:noProof/>
                 <w:webHidden/>
               </w:rPr>
@@ -2009,6 +2232,7 @@
             </w:r>
             <w:r>
               <w:rPr>
+                <w:rFonts w:ascii="Calibri" w:hAnsi="Calibri" w:cs="Calibri"/>
                 <w:noProof/>
                 <w:webHidden/>
               </w:rPr>
@@ -2016,6 +2240,7 @@
             </w:r>
             <w:r>
               <w:rPr>
+                <w:rFonts w:ascii="Calibri" w:hAnsi="Calibri" w:cs="Calibri"/>
                 <w:noProof/>
                 <w:webHidden/>
               </w:rPr>
@@ -2027,17 +2252,23 @@
           <w:pPr>
             <w:pStyle w:val="Sommario1"/>
             <w:rPr>
-              <w:rFonts w:eastAsiaTheme="minorEastAsia" w:cstheme="minorBidi"/>
+              <w:rFonts w:ascii="Calibri" w:eastAsiaTheme="minorEastAsia" w:hAnsi="Calibri" w:cs="Calibri"/>
+              <w:b w:val="0"/>
+              <w:bCs w:val="0"/>
+              <w:i w:val="0"/>
+              <w:iCs w:val="0"/>
               <w:noProof/>
               <w:kern w:val="2"/>
               <w14:ligatures w14:val="standardContextual"/>
             </w:rPr>
           </w:pPr>
-          <w:hyperlink w:anchor="_Toc194401445" w:history="1">
+          <w:hyperlink w:anchor="_Toc194418649" w:history="1">
             <w:r>
               <w:rPr>
                 <w:rStyle w:val="Collegamentoipertestuale"/>
-                <w:rFonts w:eastAsiaTheme="majorEastAsia"/>
+                <w:rFonts w:ascii="Calibri" w:eastAsiaTheme="majorEastAsia" w:hAnsi="Calibri" w:cs="Calibri"/>
+                <w:i w:val="0"/>
+                <w:iCs w:val="0"/>
                 <w:noProof/>
                 <w:lang w:val="en-US"/>
               </w:rPr>
@@ -2045,7 +2276,11 @@
             </w:r>
             <w:r>
               <w:rPr>
-                <w:rFonts w:eastAsiaTheme="minorEastAsia" w:cstheme="minorBidi"/>
+                <w:rFonts w:ascii="Calibri" w:eastAsiaTheme="minorEastAsia" w:hAnsi="Calibri" w:cs="Calibri"/>
+                <w:b w:val="0"/>
+                <w:bCs w:val="0"/>
+                <w:i w:val="0"/>
+                <w:iCs w:val="0"/>
                 <w:noProof/>
                 <w:kern w:val="2"/>
                 <w14:ligatures w14:val="standardContextual"/>
@@ -2055,7 +2290,9 @@
             <w:r>
               <w:rPr>
                 <w:rStyle w:val="Collegamentoipertestuale"/>
-                <w:rFonts w:eastAsiaTheme="majorEastAsia"/>
+                <w:rFonts w:ascii="Calibri" w:eastAsiaTheme="majorEastAsia" w:hAnsi="Calibri" w:cs="Calibri"/>
+                <w:i w:val="0"/>
+                <w:iCs w:val="0"/>
                 <w:noProof/>
                 <w:lang w:val="en-US"/>
               </w:rPr>
@@ -2063,6 +2300,9 @@
             </w:r>
             <w:r>
               <w:rPr>
+                <w:rFonts w:ascii="Calibri" w:hAnsi="Calibri" w:cs="Calibri"/>
+                <w:i w:val="0"/>
+                <w:iCs w:val="0"/>
                 <w:noProof/>
                 <w:webHidden/>
               </w:rPr>
@@ -2070,6 +2310,9 @@
             </w:r>
             <w:r>
               <w:rPr>
+                <w:rFonts w:ascii="Calibri" w:hAnsi="Calibri" w:cs="Calibri"/>
+                <w:i w:val="0"/>
+                <w:iCs w:val="0"/>
                 <w:noProof/>
                 <w:webHidden/>
               </w:rPr>
@@ -2077,19 +2320,28 @@
             </w:r>
             <w:r>
               <w:rPr>
+                <w:rFonts w:ascii="Calibri" w:hAnsi="Calibri" w:cs="Calibri"/>
+                <w:i w:val="0"/>
+                <w:iCs w:val="0"/>
                 <w:noProof/>
                 <w:webHidden/>
               </w:rPr>
-              <w:instrText xml:space="preserve"> PAGEREF _Toc194401445 \h </w:instrText>
+              <w:instrText xml:space="preserve"> PAGEREF _Toc194418649 \h </w:instrText>
             </w:r>
             <w:r>
               <w:rPr>
+                <w:rFonts w:ascii="Calibri" w:hAnsi="Calibri" w:cs="Calibri"/>
+                <w:i w:val="0"/>
+                <w:iCs w:val="0"/>
                 <w:noProof/>
                 <w:webHidden/>
               </w:rPr>
             </w:r>
             <w:r>
               <w:rPr>
+                <w:rFonts w:ascii="Calibri" w:hAnsi="Calibri" w:cs="Calibri"/>
+                <w:i w:val="0"/>
+                <w:iCs w:val="0"/>
                 <w:noProof/>
                 <w:webHidden/>
               </w:rPr>
@@ -2097,13 +2349,334 @@
             </w:r>
             <w:r>
               <w:rPr>
+                <w:rFonts w:ascii="Calibri" w:hAnsi="Calibri" w:cs="Calibri"/>
+                <w:i w:val="0"/>
+                <w:iCs w:val="0"/>
                 <w:noProof/>
                 <w:webHidden/>
               </w:rPr>
-              <w:t>28</w:t>
+              <w:t>30</w:t>
             </w:r>
             <w:r>
               <w:rPr>
+                <w:rFonts w:ascii="Calibri" w:hAnsi="Calibri" w:cs="Calibri"/>
+                <w:i w:val="0"/>
+                <w:iCs w:val="0"/>
+                <w:noProof/>
+                <w:webHidden/>
+              </w:rPr>
+              <w:fldChar w:fldCharType="end"/>
+            </w:r>
+          </w:hyperlink>
+        </w:p>
+        <w:p>
+          <w:pPr>
+            <w:pStyle w:val="Sommario2"/>
+            <w:tabs>
+              <w:tab w:val="left" w:pos="960"/>
+              <w:tab w:val="right" w:leader="underscore" w:pos="8630"/>
+            </w:tabs>
+            <w:rPr>
+              <w:rFonts w:ascii="Calibri" w:eastAsiaTheme="minorEastAsia" w:hAnsi="Calibri" w:cs="Calibri"/>
+              <w:b w:val="0"/>
+              <w:bCs w:val="0"/>
+              <w:noProof/>
+              <w:kern w:val="2"/>
+              <w:sz w:val="24"/>
+              <w:szCs w:val="24"/>
+              <w14:ligatures w14:val="standardContextual"/>
+            </w:rPr>
+          </w:pPr>
+          <w:hyperlink w:anchor="_Toc194418650" w:history="1">
+            <w:r>
+              <w:rPr>
+                <w:rStyle w:val="Collegamentoipertestuale"/>
+                <w:rFonts w:ascii="Calibri" w:eastAsiaTheme="majorEastAsia" w:hAnsi="Calibri" w:cs="Calibri"/>
+                <w:noProof/>
+              </w:rPr>
+              <w:t>4.1.</w:t>
+            </w:r>
+            <w:r>
+              <w:rPr>
+                <w:rFonts w:ascii="Calibri" w:eastAsiaTheme="minorEastAsia" w:hAnsi="Calibri" w:cs="Calibri"/>
+                <w:b w:val="0"/>
+                <w:bCs w:val="0"/>
+                <w:noProof/>
+                <w:kern w:val="2"/>
+                <w:sz w:val="24"/>
+                <w:szCs w:val="24"/>
+                <w14:ligatures w14:val="standardContextual"/>
+              </w:rPr>
+              <w:tab/>
+            </w:r>
+            <w:r>
+              <w:rPr>
+                <w:rStyle w:val="Collegamentoipertestuale"/>
+                <w:rFonts w:ascii="Calibri" w:eastAsiaTheme="majorEastAsia" w:hAnsi="Calibri" w:cs="Calibri"/>
+                <w:noProof/>
+              </w:rPr>
+              <w:t>Modulo Frontend</w:t>
+            </w:r>
+            <w:r>
+              <w:rPr>
+                <w:rFonts w:ascii="Calibri" w:hAnsi="Calibri" w:cs="Calibri"/>
+                <w:noProof/>
+                <w:webHidden/>
+              </w:rPr>
+              <w:tab/>
+            </w:r>
+            <w:r>
+              <w:rPr>
+                <w:rFonts w:ascii="Calibri" w:hAnsi="Calibri" w:cs="Calibri"/>
+                <w:noProof/>
+                <w:webHidden/>
+              </w:rPr>
+              <w:fldChar w:fldCharType="begin"/>
+            </w:r>
+            <w:r>
+              <w:rPr>
+                <w:rFonts w:ascii="Calibri" w:hAnsi="Calibri" w:cs="Calibri"/>
+                <w:noProof/>
+                <w:webHidden/>
+              </w:rPr>
+              <w:instrText xml:space="preserve"> PAGEREF _Toc194418650 \h </w:instrText>
+            </w:r>
+            <w:r>
+              <w:rPr>
+                <w:rFonts w:ascii="Calibri" w:hAnsi="Calibri" w:cs="Calibri"/>
+                <w:noProof/>
+                <w:webHidden/>
+              </w:rPr>
+            </w:r>
+            <w:r>
+              <w:rPr>
+                <w:rFonts w:ascii="Calibri" w:hAnsi="Calibri" w:cs="Calibri"/>
+                <w:noProof/>
+                <w:webHidden/>
+              </w:rPr>
+              <w:fldChar w:fldCharType="separate"/>
+            </w:r>
+            <w:r>
+              <w:rPr>
+                <w:rFonts w:ascii="Calibri" w:hAnsi="Calibri" w:cs="Calibri"/>
+                <w:noProof/>
+                <w:webHidden/>
+              </w:rPr>
+              <w:t>30</w:t>
+            </w:r>
+            <w:r>
+              <w:rPr>
+                <w:rFonts w:ascii="Calibri" w:hAnsi="Calibri" w:cs="Calibri"/>
+                <w:noProof/>
+                <w:webHidden/>
+              </w:rPr>
+              <w:fldChar w:fldCharType="end"/>
+            </w:r>
+          </w:hyperlink>
+        </w:p>
+        <w:p>
+          <w:pPr>
+            <w:pStyle w:val="Sommario2"/>
+            <w:tabs>
+              <w:tab w:val="left" w:pos="960"/>
+              <w:tab w:val="right" w:leader="underscore" w:pos="8630"/>
+            </w:tabs>
+            <w:rPr>
+              <w:rFonts w:ascii="Calibri" w:eastAsiaTheme="minorEastAsia" w:hAnsi="Calibri" w:cs="Calibri"/>
+              <w:b w:val="0"/>
+              <w:bCs w:val="0"/>
+              <w:noProof/>
+              <w:kern w:val="2"/>
+              <w:sz w:val="24"/>
+              <w:szCs w:val="24"/>
+              <w14:ligatures w14:val="standardContextual"/>
+            </w:rPr>
+          </w:pPr>
+          <w:hyperlink w:anchor="_Toc194418651" w:history="1">
+            <w:r>
+              <w:rPr>
+                <w:rStyle w:val="Collegamentoipertestuale"/>
+                <w:rFonts w:ascii="Calibri" w:eastAsiaTheme="majorEastAsia" w:hAnsi="Calibri" w:cs="Calibri"/>
+                <w:noProof/>
+              </w:rPr>
+              <w:t>4.2.</w:t>
+            </w:r>
+            <w:r>
+              <w:rPr>
+                <w:rFonts w:ascii="Calibri" w:eastAsiaTheme="minorEastAsia" w:hAnsi="Calibri" w:cs="Calibri"/>
+                <w:b w:val="0"/>
+                <w:bCs w:val="0"/>
+                <w:noProof/>
+                <w:kern w:val="2"/>
+                <w:sz w:val="24"/>
+                <w:szCs w:val="24"/>
+                <w14:ligatures w14:val="standardContextual"/>
+              </w:rPr>
+              <w:tab/>
+            </w:r>
+            <w:r>
+              <w:rPr>
+                <w:rStyle w:val="Collegamentoipertestuale"/>
+                <w:rFonts w:ascii="Calibri" w:eastAsiaTheme="majorEastAsia" w:hAnsi="Calibri" w:cs="Calibri"/>
+                <w:noProof/>
+              </w:rPr>
+              <w:t>Moduli Backend e Stats</w:t>
+            </w:r>
+            <w:r>
+              <w:rPr>
+                <w:rFonts w:ascii="Calibri" w:hAnsi="Calibri" w:cs="Calibri"/>
+                <w:noProof/>
+                <w:webHidden/>
+              </w:rPr>
+              <w:tab/>
+            </w:r>
+            <w:r>
+              <w:rPr>
+                <w:rFonts w:ascii="Calibri" w:hAnsi="Calibri" w:cs="Calibri"/>
+                <w:noProof/>
+                <w:webHidden/>
+              </w:rPr>
+              <w:fldChar w:fldCharType="begin"/>
+            </w:r>
+            <w:r>
+              <w:rPr>
+                <w:rFonts w:ascii="Calibri" w:hAnsi="Calibri" w:cs="Calibri"/>
+                <w:noProof/>
+                <w:webHidden/>
+              </w:rPr>
+              <w:instrText xml:space="preserve"> PAGEREF _Toc194418651 \h </w:instrText>
+            </w:r>
+            <w:r>
+              <w:rPr>
+                <w:rFonts w:ascii="Calibri" w:hAnsi="Calibri" w:cs="Calibri"/>
+                <w:noProof/>
+                <w:webHidden/>
+              </w:rPr>
+            </w:r>
+            <w:r>
+              <w:rPr>
+                <w:rFonts w:ascii="Calibri" w:hAnsi="Calibri" w:cs="Calibri"/>
+                <w:noProof/>
+                <w:webHidden/>
+              </w:rPr>
+              <w:fldChar w:fldCharType="separate"/>
+            </w:r>
+            <w:r>
+              <w:rPr>
+                <w:rFonts w:ascii="Calibri" w:hAnsi="Calibri" w:cs="Calibri"/>
+                <w:noProof/>
+                <w:webHidden/>
+              </w:rPr>
+              <w:t>30</w:t>
+            </w:r>
+            <w:r>
+              <w:rPr>
+                <w:rFonts w:ascii="Calibri" w:hAnsi="Calibri" w:cs="Calibri"/>
+                <w:noProof/>
+                <w:webHidden/>
+              </w:rPr>
+              <w:fldChar w:fldCharType="end"/>
+            </w:r>
+          </w:hyperlink>
+        </w:p>
+        <w:p>
+          <w:pPr>
+            <w:pStyle w:val="Sommario2"/>
+            <w:tabs>
+              <w:tab w:val="left" w:pos="960"/>
+              <w:tab w:val="right" w:leader="underscore" w:pos="8630"/>
+            </w:tabs>
+            <w:rPr>
+              <w:rFonts w:ascii="Calibri" w:eastAsiaTheme="minorEastAsia" w:hAnsi="Calibri" w:cs="Calibri"/>
+              <w:b w:val="0"/>
+              <w:bCs w:val="0"/>
+              <w:noProof/>
+              <w:kern w:val="2"/>
+              <w:sz w:val="24"/>
+              <w:szCs w:val="24"/>
+              <w14:ligatures w14:val="standardContextual"/>
+            </w:rPr>
+          </w:pPr>
+          <w:hyperlink w:anchor="_Toc194418652" w:history="1">
+            <w:r>
+              <w:rPr>
+                <w:rStyle w:val="Collegamentoipertestuale"/>
+                <w:rFonts w:ascii="Calibri" w:eastAsiaTheme="majorEastAsia" w:hAnsi="Calibri" w:cs="Calibri"/>
+                <w:noProof/>
+              </w:rPr>
+              <w:t>4.3.</w:t>
+            </w:r>
+            <w:r>
+              <w:rPr>
+                <w:rFonts w:ascii="Calibri" w:eastAsiaTheme="minorEastAsia" w:hAnsi="Calibri" w:cs="Calibri"/>
+                <w:b w:val="0"/>
+                <w:bCs w:val="0"/>
+                <w:noProof/>
+                <w:kern w:val="2"/>
+                <w:sz w:val="24"/>
+                <w:szCs w:val="24"/>
+                <w14:ligatures w14:val="standardContextual"/>
+              </w:rPr>
+              <w:tab/>
+            </w:r>
+            <w:r>
+              <w:rPr>
+                <w:rStyle w:val="Collegamentoipertestuale"/>
+                <w:rFonts w:ascii="Calibri" w:eastAsiaTheme="majorEastAsia" w:hAnsi="Calibri" w:cs="Calibri"/>
+                <w:noProof/>
+              </w:rPr>
+              <w:t>Avvio del Sistema</w:t>
+            </w:r>
+            <w:r>
+              <w:rPr>
+                <w:rFonts w:ascii="Calibri" w:hAnsi="Calibri" w:cs="Calibri"/>
+                <w:noProof/>
+                <w:webHidden/>
+              </w:rPr>
+              <w:tab/>
+            </w:r>
+            <w:r>
+              <w:rPr>
+                <w:rFonts w:ascii="Calibri" w:hAnsi="Calibri" w:cs="Calibri"/>
+                <w:noProof/>
+                <w:webHidden/>
+              </w:rPr>
+              <w:fldChar w:fldCharType="begin"/>
+            </w:r>
+            <w:r>
+              <w:rPr>
+                <w:rFonts w:ascii="Calibri" w:hAnsi="Calibri" w:cs="Calibri"/>
+                <w:noProof/>
+                <w:webHidden/>
+              </w:rPr>
+              <w:instrText xml:space="preserve"> PAGEREF _Toc194418652 \h </w:instrText>
+            </w:r>
+            <w:r>
+              <w:rPr>
+                <w:rFonts w:ascii="Calibri" w:hAnsi="Calibri" w:cs="Calibri"/>
+                <w:noProof/>
+                <w:webHidden/>
+              </w:rPr>
+            </w:r>
+            <w:r>
+              <w:rPr>
+                <w:rFonts w:ascii="Calibri" w:hAnsi="Calibri" w:cs="Calibri"/>
+                <w:noProof/>
+                <w:webHidden/>
+              </w:rPr>
+              <w:fldChar w:fldCharType="separate"/>
+            </w:r>
+            <w:r>
+              <w:rPr>
+                <w:rFonts w:ascii="Calibri" w:hAnsi="Calibri" w:cs="Calibri"/>
+                <w:noProof/>
+                <w:webHidden/>
+              </w:rPr>
+              <w:t>30</w:t>
+            </w:r>
+            <w:r>
+              <w:rPr>
+                <w:rFonts w:ascii="Calibri" w:hAnsi="Calibri" w:cs="Calibri"/>
                 <w:noProof/>
                 <w:webHidden/>
               </w:rPr>
@@ -2390,7 +2963,7 @@
           <w:szCs w:val="48"/>
         </w:rPr>
       </w:pPr>
-      <w:bookmarkStart w:id="0" w:name="_Toc194401427"/>
+      <w:bookmarkStart w:id="0" w:name="_Toc194418631"/>
       <w:r>
         <w:rPr>
           <w:color w:val="000000" w:themeColor="text1"/>
@@ -2853,7 +3426,16 @@
           <w:sz w:val="22"/>
           <w:szCs w:val="22"/>
         </w:rPr>
-        <w:t xml:space="preserve">, con separazione chiara tra interfaccia utente, logica applicativa e persistenza dei dati. La comunicazione tra i moduli avviene tramite API REST. Inoltre, è prevista l’integrazione con servizi esterni, come Maps </w:t>
+        <w:t xml:space="preserve">, con separazione chiara tra interfaccia utente, logica applicativa e persistenza dei dati. La comunicazione tra i moduli avviene tramite </w:t>
+      </w:r>
+      <w:r>
+        <w:rPr>
+          <w:rFonts w:ascii="Calibri" w:hAnsi="Calibri" w:cs="Calibri"/>
+          <w:sz w:val="22"/>
+          <w:szCs w:val="22"/>
+        </w:rPr>
+        <w:lastRenderedPageBreak/>
+        <w:t xml:space="preserve">API REST. Inoltre, è prevista l’integrazione con servizi esterni, come Maps </w:t>
       </w:r>
       <w:r>
         <w:rPr>
@@ -2886,14 +3468,13 @@
           <w:szCs w:val="40"/>
         </w:rPr>
       </w:pPr>
-      <w:bookmarkStart w:id="1" w:name="_Toc194401428"/>
+      <w:bookmarkStart w:id="1" w:name="_Toc194418632"/>
       <w:r>
         <w:rPr>
           <w:color w:val="000000" w:themeColor="text1"/>
           <w:sz w:val="48"/>
           <w:szCs w:val="48"/>
         </w:rPr>
-        <w:lastRenderedPageBreak/>
         <w:t>Architettura del sistema</w:t>
       </w:r>
       <w:bookmarkEnd w:id="1"/>
@@ -3135,7 +3716,7 @@
           <w:szCs w:val="36"/>
         </w:rPr>
       </w:pPr>
-      <w:bookmarkStart w:id="2" w:name="_Toc194401429"/>
+      <w:bookmarkStart w:id="2" w:name="_Toc194418633"/>
       <w:r>
         <w:rPr>
           <w:color w:val="000000" w:themeColor="text1"/>
@@ -3466,7 +4047,7 @@
           <w:szCs w:val="36"/>
         </w:rPr>
       </w:pPr>
-      <w:bookmarkStart w:id="3" w:name="_Toc194401430"/>
+      <w:bookmarkStart w:id="3" w:name="_Toc194418634"/>
       <w:r>
         <w:rPr>
           <w:color w:val="000000" w:themeColor="text1"/>
@@ -3615,6 +4196,7 @@
           <w:sz w:val="22"/>
           <w:szCs w:val="22"/>
         </w:rPr>
+        <w:lastRenderedPageBreak/>
         <w:t>Scalabilità</w:t>
       </w:r>
       <w:r>
@@ -3706,7 +4288,6 @@
           <w:sz w:val="22"/>
           <w:szCs w:val="22"/>
         </w:rPr>
-        <w:lastRenderedPageBreak/>
         <w:t>Nella figura di seguito è mostrata l’archi</w:t>
       </w:r>
       <w:r>
@@ -3788,7 +4369,7 @@
           <w:szCs w:val="48"/>
         </w:rPr>
       </w:pPr>
-      <w:bookmarkStart w:id="4" w:name="_Toc194401431"/>
+      <w:bookmarkStart w:id="4" w:name="_Toc194418635"/>
       <w:r>
         <w:rPr>
           <w:color w:val="000000" w:themeColor="text1"/>
@@ -3813,7 +4394,7 @@
           <w:szCs w:val="36"/>
         </w:rPr>
       </w:pPr>
-      <w:bookmarkStart w:id="5" w:name="_Toc194401432"/>
+      <w:bookmarkStart w:id="5" w:name="_Toc194418636"/>
       <w:proofErr w:type="spellStart"/>
       <w:r>
         <w:rPr>
@@ -3885,15 +4466,7 @@
           <w:sz w:val="22"/>
           <w:szCs w:val="22"/>
         </w:rPr>
-        <w:t xml:space="preserve"> dell'applicazione è stato scelto di utilizzare </w:t>
-      </w:r>
-      <w:r>
-        <w:rPr>
-          <w:rFonts w:ascii="Calibri" w:hAnsi="Calibri" w:cs="Calibri"/>
-          <w:sz w:val="22"/>
-          <w:szCs w:val="22"/>
-        </w:rPr>
-        <w:t xml:space="preserve">il linguaggio </w:t>
+        <w:t xml:space="preserve"> dell'applicazione è stato scelto di utilizzare il linguaggio </w:t>
       </w:r>
       <w:r>
         <w:rPr>
@@ -3939,23 +4512,7 @@
           <w:sz w:val="22"/>
           <w:szCs w:val="22"/>
         </w:rPr>
-        <w:t>,</w:t>
-      </w:r>
-      <w:r>
-        <w:rPr>
-          <w:rFonts w:ascii="Calibri" w:hAnsi="Calibri" w:cs="Calibri"/>
-          <w:sz w:val="22"/>
-          <w:szCs w:val="22"/>
-        </w:rPr>
-        <w:t xml:space="preserve"> ovvero</w:t>
-      </w:r>
-      <w:r>
-        <w:rPr>
-          <w:rFonts w:ascii="Calibri" w:hAnsi="Calibri" w:cs="Calibri"/>
-          <w:sz w:val="22"/>
-          <w:szCs w:val="22"/>
-        </w:rPr>
-        <w:t xml:space="preserve"> una libreria open source per la creazione di applicazioni desktop </w:t>
+        <w:t xml:space="preserve">, ovvero una libreria open source per la creazione di applicazioni desktop </w:t>
       </w:r>
       <w:proofErr w:type="spellStart"/>
       <w:r>
@@ -4007,23 +4564,7 @@
           <w:sz w:val="22"/>
           <w:szCs w:val="22"/>
         </w:rPr>
-        <w:t xml:space="preserve"> si basa sulla robustezza, la flessibilità e l'ampio supporto della community, che permettono di sviluppare applicazioni scalabili e </w:t>
-      </w:r>
-      <w:r>
-        <w:rPr>
-          <w:rFonts w:ascii="Calibri" w:hAnsi="Calibri" w:cs="Calibri"/>
-          <w:sz w:val="22"/>
-          <w:szCs w:val="22"/>
-        </w:rPr>
-        <w:t>mantenibili</w:t>
-      </w:r>
-      <w:r>
-        <w:rPr>
-          <w:rFonts w:ascii="Calibri" w:hAnsi="Calibri" w:cs="Calibri"/>
-          <w:sz w:val="22"/>
-          <w:szCs w:val="22"/>
-        </w:rPr>
-        <w:t xml:space="preserve">. Inoltre, </w:t>
+        <w:t xml:space="preserve"> si basa sulla robustezza, la flessibilità e l'ampio supporto della community, che permettono di sviluppare applicazioni scalabili e mantenibili. Inoltre, </w:t>
       </w:r>
       <w:r>
         <w:rPr>
@@ -4076,15 +4617,7 @@
           <w:sz w:val="22"/>
           <w:szCs w:val="22"/>
         </w:rPr>
-        <w:t xml:space="preserve"> e Linux</w:t>
-      </w:r>
-      <w:r>
-        <w:rPr>
-          <w:rFonts w:ascii="Calibri" w:hAnsi="Calibri" w:cs="Calibri"/>
-          <w:sz w:val="22"/>
-          <w:szCs w:val="22"/>
-        </w:rPr>
-        <w:t>.</w:t>
+        <w:t xml:space="preserve"> e Linux.</w:t>
       </w:r>
     </w:p>
     <w:p>
@@ -4103,6 +4636,7 @@
           <w:sz w:val="22"/>
           <w:szCs w:val="22"/>
         </w:rPr>
+        <w:lastRenderedPageBreak/>
         <w:t>Avalonia</w:t>
       </w:r>
       <w:proofErr w:type="spellEnd"/>
@@ -4203,16 +4737,7 @@
           <w:sz w:val="22"/>
           <w:szCs w:val="22"/>
         </w:rPr>
-        <w:t xml:space="preserve"> dei dati e la gestione degli eventi in modo dichiarativo, evitando che la </w:t>
-      </w:r>
-      <w:r>
-        <w:rPr>
-          <w:rFonts w:ascii="Calibri" w:hAnsi="Calibri" w:cs="Calibri"/>
-          <w:sz w:val="22"/>
-          <w:szCs w:val="22"/>
-        </w:rPr>
-        <w:lastRenderedPageBreak/>
-        <w:t>logica applicativa interferisca direttamente con l'interfaccia utente (</w:t>
+        <w:t xml:space="preserve"> dei dati e la gestione degli eventi in modo dichiarativo, evitando che la logica applicativa interferisca direttamente con l'interfaccia utente (</w:t>
       </w:r>
       <w:proofErr w:type="spellStart"/>
       <w:r>
@@ -4248,15 +4773,7 @@
           <w:sz w:val="22"/>
           <w:szCs w:val="22"/>
         </w:rPr>
-        <w:t>V</w:t>
-      </w:r>
-      <w:r>
-        <w:rPr>
-          <w:rFonts w:ascii="Calibri" w:hAnsi="Calibri" w:cs="Calibri"/>
-          <w:sz w:val="22"/>
-          <w:szCs w:val="22"/>
-        </w:rPr>
-        <w:t xml:space="preserve">engono utilizzati diversi </w:t>
+        <w:t xml:space="preserve">Vengono utilizzati diversi </w:t>
       </w:r>
       <w:r>
         <w:rPr>
@@ -4284,15 +4801,7 @@
           <w:sz w:val="22"/>
           <w:szCs w:val="22"/>
         </w:rPr>
-        <w:t xml:space="preserve"> per aggiungere funzionalità all'applicazione</w:t>
-      </w:r>
-      <w:r>
-        <w:rPr>
-          <w:rFonts w:ascii="Calibri" w:hAnsi="Calibri" w:cs="Calibri"/>
-          <w:sz w:val="22"/>
-          <w:szCs w:val="22"/>
-        </w:rPr>
-        <w:t>.</w:t>
+        <w:t xml:space="preserve"> per aggiungere funzionalità all'applicazione.</w:t>
       </w:r>
       <w:r>
         <w:rPr>
@@ -4301,30 +4810,7 @@
           <w:szCs w:val="22"/>
         </w:rPr>
         <w:br/>
-      </w:r>
-      <w:r>
-        <w:rPr>
-          <w:rFonts w:ascii="Calibri" w:hAnsi="Calibri" w:cs="Calibri"/>
-          <w:sz w:val="22"/>
-          <w:szCs w:val="22"/>
-        </w:rPr>
-        <w:t>Di seguito sono elencati</w:t>
-      </w:r>
-      <w:r>
-        <w:rPr>
-          <w:rFonts w:ascii="Calibri" w:hAnsi="Calibri" w:cs="Calibri"/>
-          <w:sz w:val="22"/>
-          <w:szCs w:val="22"/>
-        </w:rPr>
-        <w:t xml:space="preserve"> alcuni tra </w:t>
-      </w:r>
-      <w:r>
-        <w:rPr>
-          <w:rFonts w:ascii="Calibri" w:hAnsi="Calibri" w:cs="Calibri"/>
-          <w:sz w:val="22"/>
-          <w:szCs w:val="22"/>
-        </w:rPr>
-        <w:t>i principali utilizzati nel progetto:</w:t>
+        <w:t>Di seguito sono elencati alcuni tra i principali utilizzati nel progetto:</w:t>
       </w:r>
     </w:p>
     <w:p>
@@ -4731,7 +5217,7 @@
           <w:szCs w:val="32"/>
         </w:rPr>
       </w:pPr>
-      <w:bookmarkStart w:id="6" w:name="_Toc194401433"/>
+      <w:bookmarkStart w:id="6" w:name="_Toc194418637"/>
       <w:r>
         <w:rPr>
           <w:color w:val="000000" w:themeColor="text1"/>
@@ -4862,71 +5348,7 @@
           <w:sz w:val="22"/>
           <w:szCs w:val="22"/>
         </w:rPr>
-        <w:t>, l'applicazione fornisce una serie di funzionalità pensate per ottimizzare</w:t>
-      </w:r>
-      <w:r>
-        <w:rPr>
-          <w:rFonts w:ascii="Calibri" w:hAnsi="Calibri" w:cs="Calibri"/>
-          <w:sz w:val="22"/>
-          <w:szCs w:val="22"/>
-        </w:rPr>
-        <w:t xml:space="preserve"> e soprattutto facilitare</w:t>
-      </w:r>
-      <w:r>
-        <w:rPr>
-          <w:rFonts w:ascii="Calibri" w:hAnsi="Calibri" w:cs="Calibri"/>
-          <w:sz w:val="22"/>
-          <w:szCs w:val="22"/>
-        </w:rPr>
-        <w:t xml:space="preserve"> </w:t>
-      </w:r>
-      <w:r>
-        <w:rPr>
-          <w:rFonts w:ascii="Calibri" w:hAnsi="Calibri" w:cs="Calibri"/>
-          <w:sz w:val="22"/>
-          <w:szCs w:val="22"/>
-        </w:rPr>
-        <w:t>il flusso di</w:t>
-      </w:r>
-      <w:r>
-        <w:rPr>
-          <w:rFonts w:ascii="Calibri" w:hAnsi="Calibri" w:cs="Calibri"/>
-          <w:sz w:val="22"/>
-          <w:szCs w:val="22"/>
-        </w:rPr>
-        <w:t xml:space="preserve"> prenotazion</w:t>
-      </w:r>
-      <w:r>
-        <w:rPr>
-          <w:rFonts w:ascii="Calibri" w:hAnsi="Calibri" w:cs="Calibri"/>
-          <w:sz w:val="22"/>
-          <w:szCs w:val="22"/>
-        </w:rPr>
-        <w:t>e e</w:t>
-      </w:r>
-      <w:r>
-        <w:rPr>
-          <w:rFonts w:ascii="Calibri" w:hAnsi="Calibri" w:cs="Calibri"/>
-          <w:sz w:val="22"/>
-          <w:szCs w:val="22"/>
-        </w:rPr>
-        <w:t xml:space="preserve"> </w:t>
-      </w:r>
-      <w:r>
-        <w:rPr>
-          <w:rFonts w:ascii="Calibri" w:hAnsi="Calibri" w:cs="Calibri"/>
-          <w:sz w:val="22"/>
-          <w:szCs w:val="22"/>
-        </w:rPr>
-        <w:t>la gestione</w:t>
-      </w:r>
-      <w:r>
-        <w:rPr>
-          <w:rFonts w:ascii="Calibri" w:hAnsi="Calibri" w:cs="Calibri"/>
-          <w:sz w:val="22"/>
-          <w:szCs w:val="22"/>
-        </w:rPr>
-        <w:t xml:space="preserve"> delle informazioni personali:</w:t>
+        <w:t>, l'applicazione fornisce una serie di funzionalità pensate per ottimizzare e soprattutto facilitare il flusso di prenotazione e la gestione delle informazioni personali:</w:t>
       </w:r>
     </w:p>
     <w:p>
@@ -5039,15 +5461,7 @@
           <w:sz w:val="22"/>
           <w:szCs w:val="22"/>
         </w:rPr>
-        <w:t xml:space="preserve">, </w:t>
-      </w:r>
-      <w:r>
-        <w:rPr>
-          <w:rFonts w:ascii="Calibri" w:hAnsi="Calibri" w:cs="Calibri"/>
-          <w:sz w:val="22"/>
-          <w:szCs w:val="22"/>
-        </w:rPr>
-        <w:t xml:space="preserve">dove vengono riassunte le feature </w:t>
+        <w:t xml:space="preserve">, dove vengono riassunte le feature </w:t>
       </w:r>
       <w:proofErr w:type="spellStart"/>
       <w:r>
@@ -5092,6 +5506,7 @@
           <w:sz w:val="22"/>
           <w:szCs w:val="22"/>
         </w:rPr>
+        <w:lastRenderedPageBreak/>
         <w:t>prentoazioni</w:t>
       </w:r>
       <w:proofErr w:type="spellEnd"/>
@@ -5254,16 +5669,7 @@
           <w:sz w:val="22"/>
           <w:szCs w:val="22"/>
         </w:rPr>
-        <w:t xml:space="preserve"> che mostra la posizione di tutti gli autosaloni </w:t>
-      </w:r>
-      <w:r>
-        <w:rPr>
-          <w:rFonts w:ascii="Calibri" w:hAnsi="Calibri" w:cs="Calibri"/>
-          <w:sz w:val="22"/>
-          <w:szCs w:val="22"/>
-        </w:rPr>
-        <w:lastRenderedPageBreak/>
-        <w:t>disponibili. Questa funzionalità è particolarmente utile per trovare l'autosalone più vicino e ottenere indicazioni per raggiungerlo, migliorando l'esperienza dell'utente.</w:t>
+        <w:t xml:space="preserve"> che mostra la posizione di tutti gli autosaloni disponibili. Questa funzionalità è particolarmente utile per trovare l'autosalone più vicino e ottenere indicazioni per raggiungerlo, migliorando l'esperienza dell'utente.</w:t>
       </w:r>
     </w:p>
     <w:p>
@@ -5298,15 +5704,7 @@
           <w:sz w:val="22"/>
           <w:szCs w:val="22"/>
         </w:rPr>
-        <w:t>, l'applicazione offre un set di strumenti avanzati per gestire l'intero servizio</w:t>
-      </w:r>
-      <w:r>
-        <w:rPr>
-          <w:rFonts w:ascii="Calibri" w:hAnsi="Calibri" w:cs="Calibri"/>
-          <w:sz w:val="22"/>
-          <w:szCs w:val="22"/>
-        </w:rPr>
-        <w:t xml:space="preserve"> (oltre al Login all’avvio dell’applicativo):</w:t>
+        <w:t>, l'applicazione offre un set di strumenti avanzati per gestire l'intero servizio (oltre al Login all’avvio dell’applicativo):</w:t>
       </w:r>
     </w:p>
     <w:p>
@@ -5349,32 +5747,16 @@
           <w:sz w:val="22"/>
           <w:szCs w:val="22"/>
         </w:rPr>
-        <w:t>intera</w:t>
-      </w:r>
-      <w:r>
-        <w:rPr>
-          <w:rFonts w:ascii="Calibri" w:hAnsi="Calibri" w:cs="Calibri"/>
-          <w:sz w:val="22"/>
-          <w:szCs w:val="22"/>
-        </w:rPr>
-        <w:t>o</w:t>
-      </w:r>
-      <w:proofErr w:type="spellEnd"/>
-      <w:r>
-        <w:rPr>
-          <w:rFonts w:ascii="Calibri" w:hAnsi="Calibri" w:cs="Calibri"/>
-          <w:sz w:val="22"/>
-          <w:szCs w:val="22"/>
-        </w:rPr>
-        <w:t xml:space="preserve"> parco auto suddiviso tra i</w:t>
-      </w:r>
-      <w:r>
-        <w:rPr>
-          <w:rFonts w:ascii="Calibri" w:hAnsi="Calibri" w:cs="Calibri"/>
-          <w:sz w:val="22"/>
-          <w:szCs w:val="22"/>
-        </w:rPr>
-        <w:t xml:space="preserve"> vari autosaloni. Possono aggiungere nuove auto, modificarne i dettagli, rimuoverle dalla lista o aggiornare la disponibilità. Inoltre, è possibile </w:t>
+        <w:t>interao</w:t>
+      </w:r>
+      <w:proofErr w:type="spellEnd"/>
+      <w:r>
+        <w:rPr>
+          <w:rFonts w:ascii="Calibri" w:hAnsi="Calibri" w:cs="Calibri"/>
+          <w:sz w:val="22"/>
+          <w:szCs w:val="22"/>
+        </w:rPr>
+        <w:t xml:space="preserve"> parco auto suddiviso tra i vari autosaloni. Possono aggiungere nuove auto, modificarne i dettagli, rimuoverle dalla lista o aggiornare la disponibilità. Inoltre, è possibile </w:t>
       </w:r>
       <w:r>
         <w:rPr>
@@ -5488,23 +5870,7 @@
           <w:sz w:val="22"/>
           <w:szCs w:val="22"/>
         </w:rPr>
-        <w:t xml:space="preserve">. Qui possono visualizzare grafici e analisi dettagliate sulle </w:t>
-      </w:r>
-      <w:r>
-        <w:rPr>
-          <w:rFonts w:ascii="Calibri" w:hAnsi="Calibri" w:cs="Calibri"/>
-          <w:sz w:val="22"/>
-          <w:szCs w:val="22"/>
-        </w:rPr>
-        <w:t>informazioni degli utenti</w:t>
-      </w:r>
-      <w:r>
-        <w:rPr>
-          <w:rFonts w:ascii="Calibri" w:hAnsi="Calibri" w:cs="Calibri"/>
-          <w:sz w:val="22"/>
-          <w:szCs w:val="22"/>
-        </w:rPr>
-        <w:t>, le prenotazioni e i trend di utilizzo, fornendo dati utili per prendere decisioni strategiche sulla gestione del servizio.</w:t>
+        <w:t>. Qui possono visualizzare grafici e analisi dettagliate sulle informazioni degli utenti, le prenotazioni e i trend di utilizzo, fornendo dati utili per prendere decisioni strategiche sulla gestione del servizio.</w:t>
       </w:r>
     </w:p>
     <w:p>
@@ -5521,7 +5887,7 @@
           <w:szCs w:val="32"/>
         </w:rPr>
       </w:pPr>
-      <w:bookmarkStart w:id="7" w:name="_Toc194401434"/>
+      <w:bookmarkStart w:id="7" w:name="_Toc194418638"/>
       <w:r>
         <w:rPr>
           <w:color w:val="000000" w:themeColor="text1"/>
@@ -5706,39 +6072,7 @@
           <w:sz w:val="22"/>
           <w:szCs w:val="22"/>
         </w:rPr>
-        <w:t xml:space="preserve">: </w:t>
-      </w:r>
-      <w:r>
-        <w:rPr>
-          <w:rFonts w:ascii="Calibri" w:hAnsi="Calibri" w:cs="Calibri"/>
-          <w:sz w:val="22"/>
-          <w:szCs w:val="22"/>
-        </w:rPr>
-        <w:t xml:space="preserve">Contiene le risorse statiche, </w:t>
-      </w:r>
-      <w:r>
-        <w:rPr>
-          <w:rFonts w:ascii="Calibri" w:hAnsi="Calibri" w:cs="Calibri"/>
-          <w:sz w:val="22"/>
-          <w:szCs w:val="22"/>
-        </w:rPr>
-        <w:t>ovvero</w:t>
-      </w:r>
-      <w:r>
-        <w:rPr>
-          <w:rFonts w:ascii="Calibri" w:hAnsi="Calibri" w:cs="Calibri"/>
-          <w:sz w:val="22"/>
-          <w:szCs w:val="22"/>
-        </w:rPr>
-        <w:t xml:space="preserve"> immagini e icone, utilizzate nelle varie interfacce utente. </w:t>
-      </w:r>
-      <w:r>
-        <w:rPr>
-          <w:rFonts w:ascii="Calibri" w:hAnsi="Calibri" w:cs="Calibri"/>
-          <w:sz w:val="22"/>
-          <w:szCs w:val="22"/>
-        </w:rPr>
-        <w:t xml:space="preserve">Troviamo le 4 immagini visualizzate nella homepage offerta ai customer subito dopo l’accesso e un file che mappa le </w:t>
+        <w:t xml:space="preserve">: Contiene le risorse statiche, ovvero immagini e icone, utilizzate nelle varie interfacce utente. Troviamo le 4 immagini visualizzate nella homepage offerta ai customer subito dopo l’accesso e un file che mappa le </w:t>
       </w:r>
       <w:proofErr w:type="spellStart"/>
       <w:r>
@@ -5841,15 +6175,7 @@
           <w:sz w:val="22"/>
           <w:szCs w:val="22"/>
         </w:rPr>
-        <w:t>Sono dei file</w:t>
-      </w:r>
-      <w:r>
-        <w:rPr>
-          <w:rFonts w:ascii="Calibri" w:hAnsi="Calibri" w:cs="Calibri"/>
-          <w:sz w:val="22"/>
-          <w:szCs w:val="22"/>
-        </w:rPr>
-        <w:t xml:space="preserve"> utilizzati per trasformare i dati tra la </w:t>
+        <w:t xml:space="preserve">Sono dei file utilizzati per trasformare i dati tra la </w:t>
       </w:r>
       <w:proofErr w:type="spellStart"/>
       <w:r>
@@ -5887,15 +6213,7 @@
           <w:sz w:val="22"/>
           <w:szCs w:val="22"/>
         </w:rPr>
-        <w:t xml:space="preserve">. </w:t>
-      </w:r>
-      <w:r>
-        <w:rPr>
-          <w:rFonts w:ascii="Calibri" w:hAnsi="Calibri" w:cs="Calibri"/>
-          <w:sz w:val="22"/>
-          <w:szCs w:val="22"/>
-        </w:rPr>
-        <w:t xml:space="preserve">Nello </w:t>
+        <w:t xml:space="preserve">. Nello </w:t>
       </w:r>
       <w:proofErr w:type="spellStart"/>
       <w:r>
@@ -5913,23 +6231,7 @@
           <w:sz w:val="22"/>
           <w:szCs w:val="22"/>
         </w:rPr>
-        <w:t xml:space="preserve"> è stato realizzato</w:t>
-      </w:r>
-      <w:r>
-        <w:rPr>
-          <w:rFonts w:ascii="Calibri" w:hAnsi="Calibri" w:cs="Calibri"/>
-          <w:sz w:val="22"/>
-          <w:szCs w:val="22"/>
-        </w:rPr>
-        <w:t xml:space="preserve"> per convertire </w:t>
-      </w:r>
-      <w:r>
-        <w:rPr>
-          <w:rFonts w:ascii="Calibri" w:hAnsi="Calibri" w:cs="Calibri"/>
-          <w:sz w:val="22"/>
-          <w:szCs w:val="22"/>
-        </w:rPr>
-        <w:t xml:space="preserve">la presenza di una stringa non vuota in </w:t>
+        <w:t xml:space="preserve"> è stato realizzato per convertire la presenza di una stringa non vuota in </w:t>
       </w:r>
       <w:proofErr w:type="spellStart"/>
       <w:r>
@@ -6120,15 +6422,7 @@
           <w:sz w:val="22"/>
           <w:szCs w:val="22"/>
         </w:rPr>
-        <w:t>” di default.</w:t>
-      </w:r>
-      <w:r>
-        <w:rPr>
-          <w:rFonts w:ascii="Calibri" w:hAnsi="Calibri" w:cs="Calibri"/>
-          <w:sz w:val="22"/>
-          <w:szCs w:val="22"/>
-        </w:rPr>
-        <w:t xml:space="preserve"> In pratica, i </w:t>
+        <w:t xml:space="preserve">” di default. In pratica, i </w:t>
       </w:r>
       <w:proofErr w:type="spellStart"/>
       <w:r>
@@ -6173,6 +6467,7 @@
           <w:sz w:val="22"/>
           <w:szCs w:val="22"/>
         </w:rPr>
+        <w:lastRenderedPageBreak/>
         <w:t xml:space="preserve">Services: </w:t>
       </w:r>
       <w:r>
@@ -6390,15 +6685,7 @@
           <w:sz w:val="22"/>
           <w:szCs w:val="22"/>
         </w:rPr>
-        <w:t>)</w:t>
-      </w:r>
-      <w:r>
-        <w:rPr>
-          <w:rFonts w:ascii="Calibri" w:hAnsi="Calibri" w:cs="Calibri"/>
-          <w:sz w:val="22"/>
-          <w:szCs w:val="22"/>
-        </w:rPr>
-        <w:t>:</w:t>
+        <w:t>):</w:t>
       </w:r>
       <w:r>
         <w:rPr>
@@ -6448,7 +6735,6 @@
           <w:sz w:val="22"/>
           <w:szCs w:val="22"/>
         </w:rPr>
-        <w:lastRenderedPageBreak/>
         <w:t>GetAllVehicles</w:t>
       </w:r>
       <w:proofErr w:type="spellEnd"/>
@@ -7117,7 +7403,6 @@
           <w:iCs/>
           <w:sz w:val="22"/>
           <w:szCs w:val="22"/>
-          <w:lang w:val="en-US"/>
         </w:rPr>
         <w:t>EditProfile</w:t>
       </w:r>
@@ -7127,7 +7412,6 @@
           <w:rFonts w:ascii="Calibri" w:hAnsi="Calibri" w:cs="Calibri"/>
           <w:sz w:val="22"/>
           <w:szCs w:val="22"/>
-          <w:lang w:val="en-US"/>
         </w:rPr>
         <w:t>(</w:t>
       </w:r>
@@ -7138,7 +7422,6 @@
           <w:rFonts w:ascii="Calibri" w:hAnsi="Calibri" w:cs="Calibri"/>
           <w:sz w:val="22"/>
           <w:szCs w:val="22"/>
-          <w:lang w:val="en-US"/>
         </w:rPr>
         <w:t>UserModel</w:t>
       </w:r>
@@ -7148,7 +7431,6 @@
           <w:rFonts w:ascii="Calibri" w:hAnsi="Calibri" w:cs="Calibri"/>
           <w:sz w:val="22"/>
           <w:szCs w:val="22"/>
-          <w:lang w:val="en-US"/>
         </w:rPr>
         <w:t xml:space="preserve"> </w:t>
       </w:r>
@@ -7159,18 +7441,26 @@
           <w:iCs/>
           <w:sz w:val="22"/>
           <w:szCs w:val="22"/>
-          <w:lang w:val="en-US"/>
         </w:rPr>
         <w:t xml:space="preserve">User, </w:t>
       </w:r>
-      <w:r>
-        <w:rPr>
-          <w:rFonts w:ascii="Calibri" w:hAnsi="Calibri" w:cs="Calibri"/>
-          <w:sz w:val="22"/>
-          <w:szCs w:val="22"/>
-          <w:lang w:val="en-US"/>
-        </w:rPr>
-        <w:t xml:space="preserve">string? </w:t>
+      <w:proofErr w:type="spellStart"/>
+      <w:r>
+        <w:rPr>
+          <w:rFonts w:ascii="Calibri" w:hAnsi="Calibri" w:cs="Calibri"/>
+          <w:sz w:val="22"/>
+          <w:szCs w:val="22"/>
+        </w:rPr>
+        <w:t>string</w:t>
+      </w:r>
+      <w:proofErr w:type="spellEnd"/>
+      <w:r>
+        <w:rPr>
+          <w:rFonts w:ascii="Calibri" w:hAnsi="Calibri" w:cs="Calibri"/>
+          <w:sz w:val="22"/>
+          <w:szCs w:val="22"/>
+        </w:rPr>
+        <w:t xml:space="preserve">? </w:t>
       </w:r>
       <w:proofErr w:type="spellStart"/>
       <w:r>
@@ -7869,7 +8159,16 @@
           <w:sz w:val="22"/>
           <w:szCs w:val="22"/>
         </w:rPr>
-        <w:t xml:space="preserve"> della richiesta. Il tutto è gestito in modo sincrono, con gestione delle eccezioni per errori di connessione e altri problemi durante l'esecuzione della richiesta.</w:t>
+        <w:t xml:space="preserve"> della </w:t>
+      </w:r>
+      <w:r>
+        <w:rPr>
+          <w:rFonts w:ascii="Calibri" w:hAnsi="Calibri" w:cs="Calibri"/>
+          <w:sz w:val="22"/>
+          <w:szCs w:val="22"/>
+        </w:rPr>
+        <w:lastRenderedPageBreak/>
+        <w:t>richiesta. Il tutto è gestito in modo sincrono, con gestione delle eccezioni per errori di connessione e altri problemi durante l'esecuzione della richiesta.</w:t>
       </w:r>
     </w:p>
     <w:p>
@@ -8101,7 +8400,6 @@
           <w:sz w:val="22"/>
           <w:szCs w:val="22"/>
         </w:rPr>
-        <w:lastRenderedPageBreak/>
         <w:t>TokenHelpers.cs</w:t>
       </w:r>
       <w:proofErr w:type="spellEnd"/>
@@ -8209,23 +8507,7 @@
           <w:sz w:val="22"/>
           <w:szCs w:val="22"/>
         </w:rPr>
-        <w:t xml:space="preserve">rappresentano la struttura dei dati </w:t>
-      </w:r>
-      <w:r>
-        <w:rPr>
-          <w:rFonts w:ascii="Calibri" w:hAnsi="Calibri" w:cs="Calibri"/>
-          <w:sz w:val="22"/>
-          <w:szCs w:val="22"/>
-        </w:rPr>
-        <w:t>utilizzati nel</w:t>
-      </w:r>
-      <w:r>
-        <w:rPr>
-          <w:rFonts w:ascii="Calibri" w:hAnsi="Calibri" w:cs="Calibri"/>
-          <w:sz w:val="22"/>
-          <w:szCs w:val="22"/>
-        </w:rPr>
-        <w:t>l'</w:t>
+        <w:t>rappresentano la struttura dei dati utilizzati nell'</w:t>
       </w:r>
       <w:proofErr w:type="spellStart"/>
       <w:r>
@@ -8243,31 +8525,7 @@
           <w:sz w:val="22"/>
           <w:szCs w:val="22"/>
         </w:rPr>
-        <w:t xml:space="preserve">. </w:t>
-      </w:r>
-      <w:r>
-        <w:rPr>
-          <w:rFonts w:ascii="Calibri" w:hAnsi="Calibri" w:cs="Calibri"/>
-          <w:sz w:val="22"/>
-          <w:szCs w:val="22"/>
-        </w:rPr>
-        <w:t xml:space="preserve">Definiscono quindi gli </w:t>
-      </w:r>
-      <w:r>
-        <w:rPr>
-          <w:rFonts w:ascii="Calibri" w:hAnsi="Calibri" w:cs="Calibri"/>
-          <w:sz w:val="22"/>
-          <w:szCs w:val="22"/>
-        </w:rPr>
-        <w:t xml:space="preserve">oggetti che contengono le informazioni da visualizzare nell'interfaccia utente. </w:t>
-      </w:r>
-      <w:r>
-        <w:rPr>
-          <w:rFonts w:ascii="Calibri" w:hAnsi="Calibri" w:cs="Calibri"/>
-          <w:sz w:val="22"/>
-          <w:szCs w:val="22"/>
-        </w:rPr>
-        <w:t xml:space="preserve">Vengono usati sia per definire la tipologia di serializzazione sulle </w:t>
+        <w:t xml:space="preserve">. Definiscono quindi gli oggetti che contengono le informazioni da visualizzare nell'interfaccia utente. Vengono usati sia per definire la tipologia di serializzazione sulle </w:t>
       </w:r>
       <w:proofErr w:type="spellStart"/>
       <w:r>
@@ -9274,46 +9532,7 @@
           <w:szCs w:val="22"/>
           <w:lang w:val="en-US"/>
         </w:rPr>
-        <w:t>string</w:t>
-      </w:r>
-      <w:r>
-        <w:rPr>
-          <w:rFonts w:ascii="Calibri" w:hAnsi="Calibri" w:cs="Calibri"/>
-          <w:b/>
-          <w:bCs/>
-          <w:i/>
-          <w:iCs/>
-          <w:sz w:val="22"/>
-          <w:szCs w:val="22"/>
-          <w:lang w:val="en-US"/>
-        </w:rPr>
-        <w:t xml:space="preserve"> </w:t>
-      </w:r>
-      <w:r>
-        <w:rPr>
-          <w:rFonts w:ascii="Calibri" w:hAnsi="Calibri" w:cs="Calibri"/>
-          <w:b/>
-          <w:bCs/>
-          <w:i/>
-          <w:iCs/>
-          <w:sz w:val="22"/>
-          <w:szCs w:val="22"/>
-          <w:lang w:val="en-US"/>
-        </w:rPr>
-        <w:t>Model</w:t>
-      </w:r>
-      <w:r>
-        <w:rPr>
-          <w:rFonts w:ascii="Calibri" w:hAnsi="Calibri" w:cs="Calibri"/>
-          <w:b/>
-          <w:bCs/>
-          <w:i/>
-          <w:iCs/>
-          <w:sz w:val="22"/>
-          <w:szCs w:val="22"/>
-          <w:lang w:val="en-US"/>
-        </w:rPr>
-        <w:t>,</w:t>
+        <w:t>string Model,</w:t>
       </w:r>
     </w:p>
     <w:p>
@@ -9346,33 +9565,7 @@
           <w:szCs w:val="22"/>
           <w:lang w:val="en-US"/>
         </w:rPr>
-        <w:t xml:space="preserve">string </w:t>
-      </w:r>
-      <w:r>
-        <w:rPr>
-          <w:rFonts w:ascii="Calibri" w:hAnsi="Calibri" w:cs="Calibri"/>
-          <w:b/>
-          <w:bCs/>
-          <w:i/>
-          <w:iCs/>
-          <w:sz w:val="22"/>
-          <w:szCs w:val="22"/>
-          <w:lang w:val="en-US"/>
-        </w:rPr>
-        <w:t>Category</w:t>
-      </w:r>
-      <w:r>
-        <w:rPr>
-          <w:rFonts w:ascii="Calibri" w:hAnsi="Calibri" w:cs="Calibri"/>
-          <w:b/>
-          <w:bCs/>
-          <w:i/>
-          <w:iCs/>
-          <w:sz w:val="22"/>
-          <w:szCs w:val="22"/>
-          <w:lang w:val="en-US"/>
-        </w:rPr>
-        <w:t>,</w:t>
+        <w:t>string Category,</w:t>
       </w:r>
     </w:p>
     <w:p>
@@ -9477,19 +9670,7 @@
           <w:sz w:val="22"/>
           <w:szCs w:val="22"/>
         </w:rPr>
-        <w:t xml:space="preserve"> </w:t>
-      </w:r>
-      <w:r>
-        <w:rPr>
-          <w:rFonts w:ascii="Calibri" w:hAnsi="Calibri" w:cs="Calibri"/>
-          <w:b/>
-          <w:bCs/>
-          <w:i/>
-          <w:iCs/>
-          <w:sz w:val="22"/>
-          <w:szCs w:val="22"/>
-        </w:rPr>
-        <w:t xml:space="preserve"> </w:t>
+        <w:t xml:space="preserve">  </w:t>
       </w:r>
       <w:proofErr w:type="spellStart"/>
       <w:r>
@@ -9637,33 +9818,7 @@
           <w:szCs w:val="22"/>
           <w:lang w:val="en-US"/>
         </w:rPr>
-        <w:t xml:space="preserve">string </w:t>
-      </w:r>
-      <w:r>
-        <w:rPr>
-          <w:rFonts w:ascii="Calibri" w:hAnsi="Calibri" w:cs="Calibri"/>
-          <w:b/>
-          <w:bCs/>
-          <w:i/>
-          <w:iCs/>
-          <w:sz w:val="22"/>
-          <w:szCs w:val="22"/>
-          <w:lang w:val="en-US"/>
-        </w:rPr>
-        <w:t>Name</w:t>
-      </w:r>
-      <w:r>
-        <w:rPr>
-          <w:rFonts w:ascii="Calibri" w:hAnsi="Calibri" w:cs="Calibri"/>
-          <w:b/>
-          <w:bCs/>
-          <w:i/>
-          <w:iCs/>
-          <w:sz w:val="22"/>
-          <w:szCs w:val="22"/>
-          <w:lang w:val="en-US"/>
-        </w:rPr>
-        <w:t>,</w:t>
+        <w:t>string Name,</w:t>
       </w:r>
     </w:p>
     <w:p>
@@ -9696,46 +9851,7 @@
           <w:szCs w:val="22"/>
           <w:lang w:val="en-US"/>
         </w:rPr>
-        <w:t>string</w:t>
-      </w:r>
-      <w:r>
-        <w:rPr>
-          <w:rFonts w:ascii="Calibri" w:hAnsi="Calibri" w:cs="Calibri"/>
-          <w:b/>
-          <w:bCs/>
-          <w:i/>
-          <w:iCs/>
-          <w:sz w:val="22"/>
-          <w:szCs w:val="22"/>
-          <w:lang w:val="en-US"/>
-        </w:rPr>
-        <w:t xml:space="preserve"> </w:t>
-      </w:r>
-      <w:r>
-        <w:rPr>
-          <w:rFonts w:ascii="Calibri" w:hAnsi="Calibri" w:cs="Calibri"/>
-          <w:b/>
-          <w:bCs/>
-          <w:i/>
-          <w:iCs/>
-          <w:sz w:val="22"/>
-          <w:szCs w:val="22"/>
-          <w:lang w:val="en-US"/>
-        </w:rPr>
-        <w:t>Location</w:t>
-      </w:r>
-      <w:r>
-        <w:rPr>
-          <w:rFonts w:ascii="Calibri" w:hAnsi="Calibri" w:cs="Calibri"/>
-          <w:b/>
-          <w:bCs/>
-          <w:i/>
-          <w:iCs/>
-          <w:sz w:val="22"/>
-          <w:szCs w:val="22"/>
-          <w:lang w:val="en-US"/>
-        </w:rPr>
-        <w:t>,</w:t>
+        <w:t>string Location,</w:t>
       </w:r>
     </w:p>
     <w:p>
@@ -9766,19 +9882,7 @@
           <w:sz w:val="22"/>
           <w:szCs w:val="22"/>
         </w:rPr>
-        <w:t>float</w:t>
-      </w:r>
-      <w:r>
-        <w:rPr>
-          <w:rFonts w:ascii="Calibri" w:hAnsi="Calibri" w:cs="Calibri"/>
-          <w:b/>
-          <w:bCs/>
-          <w:i/>
-          <w:iCs/>
-          <w:sz w:val="22"/>
-          <w:szCs w:val="22"/>
-        </w:rPr>
-        <w:t xml:space="preserve"> </w:t>
+        <w:t xml:space="preserve">float </w:t>
       </w:r>
       <w:proofErr w:type="spellStart"/>
       <w:r>
@@ -9888,6 +9992,7 @@
           <w:sz w:val="22"/>
           <w:szCs w:val="22"/>
         </w:rPr>
+        <w:lastRenderedPageBreak/>
         <w:t>List&lt;</w:t>
       </w:r>
       <w:proofErr w:type="spellStart"/>
@@ -9914,19 +10019,7 @@
           <w:sz w:val="22"/>
           <w:szCs w:val="22"/>
         </w:rPr>
-        <w:t>&gt;</w:t>
-      </w:r>
-      <w:r>
-        <w:rPr>
-          <w:rFonts w:ascii="Calibri" w:hAnsi="Calibri" w:cs="Calibri"/>
-          <w:b/>
-          <w:bCs/>
-          <w:i/>
-          <w:iCs/>
-          <w:sz w:val="22"/>
-          <w:szCs w:val="22"/>
-        </w:rPr>
-        <w:t xml:space="preserve"> </w:t>
+        <w:t xml:space="preserve">&gt; </w:t>
       </w:r>
       <w:proofErr w:type="spellStart"/>
       <w:r>
@@ -10276,7 +10369,6 @@
           <w:sz w:val="22"/>
           <w:szCs w:val="22"/>
         </w:rPr>
-        <w:lastRenderedPageBreak/>
         <w:t>View</w:t>
       </w:r>
       <w:proofErr w:type="spellEnd"/>
@@ -10334,31 +10426,7 @@
           <w:sz w:val="22"/>
           <w:szCs w:val="22"/>
         </w:rPr>
-        <w:t xml:space="preserve"> </w:t>
-      </w:r>
-      <w:r>
-        <w:rPr>
-          <w:rFonts w:ascii="Calibri" w:hAnsi="Calibri" w:cs="Calibri"/>
-          <w:sz w:val="22"/>
-          <w:szCs w:val="22"/>
-        </w:rPr>
-        <w:t>A</w:t>
-      </w:r>
-      <w:r>
-        <w:rPr>
-          <w:rFonts w:ascii="Calibri" w:hAnsi="Calibri" w:cs="Calibri"/>
-          <w:sz w:val="22"/>
-          <w:szCs w:val="22"/>
-        </w:rPr>
-        <w:t>XA</w:t>
-      </w:r>
-      <w:r>
-        <w:rPr>
-          <w:rFonts w:ascii="Calibri" w:hAnsi="Calibri" w:cs="Calibri"/>
-          <w:sz w:val="22"/>
-          <w:szCs w:val="22"/>
-        </w:rPr>
-        <w:t>ML (</w:t>
+        <w:t xml:space="preserve"> AXAML (</w:t>
       </w:r>
       <w:proofErr w:type="spellStart"/>
       <w:r>
@@ -10911,6 +10979,7 @@
       <w:r>
         <w:rPr>
           <w:rFonts w:ascii="Calibri" w:hAnsi="Calibri" w:cs="Calibri"/>
+          <w:noProof/>
           <w:sz w:val="22"/>
           <w:szCs w:val="22"/>
         </w:rPr>
@@ -11200,6 +11269,7 @@
           <w:sz w:val="22"/>
           <w:szCs w:val="22"/>
         </w:rPr>
+        <w:lastRenderedPageBreak/>
         <w:t>UserHomePageView.</w:t>
       </w:r>
       <w:r>
@@ -11265,10 +11335,10 @@
       </w:pPr>
       <w:r>
         <w:rPr>
-          <w:sz w:val="22"/>
-          <w:szCs w:val="22"/>
-        </w:rPr>
-        <w:lastRenderedPageBreak/>
+          <w:noProof/>
+          <w:sz w:val="22"/>
+          <w:szCs w:val="22"/>
+        </w:rPr>
         <w:drawing>
           <wp:anchor distT="71755" distB="180340" distL="114300" distR="114300" simplePos="0" relativeHeight="251666432" behindDoc="0" locked="0" layoutInCell="1" allowOverlap="1" wp14:anchorId="475987BE" wp14:editId="6CB0562A">
             <wp:simplePos x="0" y="0"/>
@@ -11856,6 +11926,7 @@
       <w:r>
         <w:rPr>
           <w:rFonts w:ascii="Calibri" w:hAnsi="Calibri" w:cs="Calibri"/>
+          <w:noProof/>
           <w:sz w:val="22"/>
           <w:szCs w:val="22"/>
         </w:rPr>
@@ -12178,6 +12249,9 @@
         </w:rPr>
       </w:pPr>
       <w:r>
+        <w:rPr>
+          <w:noProof/>
+        </w:rPr>
         <w:drawing>
           <wp:anchor distT="0" distB="0" distL="114300" distR="114300" simplePos="0" relativeHeight="251674624" behindDoc="0" locked="0" layoutInCell="1" allowOverlap="1" wp14:anchorId="53818DF5" wp14:editId="4A6163AA">
             <wp:simplePos x="0" y="0"/>
@@ -12334,6 +12408,7 @@
       <w:r>
         <w:rPr>
           <w:rFonts w:ascii="Calibri" w:hAnsi="Calibri" w:cs="Calibri"/>
+          <w:noProof/>
           <w:sz w:val="22"/>
           <w:szCs w:val="22"/>
         </w:rPr>
@@ -12452,15 +12527,7 @@
           <w:sz w:val="22"/>
           <w:szCs w:val="22"/>
         </w:rPr>
-        <w:t>rappresentano la logica dell'interfaccia utente, fungendo da intermediari tra la vista e il modello, gestendo i dati e i comandi necessari per aggiornare l'interfaccia in modo reattivo.</w:t>
-      </w:r>
-      <w:r>
-        <w:rPr>
-          <w:rFonts w:ascii="Calibri" w:hAnsi="Calibri" w:cs="Calibri"/>
-          <w:sz w:val="22"/>
-          <w:szCs w:val="22"/>
-        </w:rPr>
-        <w:t xml:space="preserve"> Di seguito l’elenco:</w:t>
+        <w:t>rappresentano la logica dell'interfaccia utente, fungendo da intermediari tra la vista e il modello, gestendo i dati e i comandi necessari per aggiornare l'interfaccia in modo reattivo. Di seguito l’elenco:</w:t>
       </w:r>
     </w:p>
     <w:p>
@@ -12527,55 +12594,7 @@
           <w:sz w:val="22"/>
           <w:szCs w:val="22"/>
         </w:rPr>
-        <w:t>è un</w:t>
-      </w:r>
-      <w:r>
-        <w:rPr>
-          <w:rFonts w:ascii="Calibri" w:hAnsi="Calibri" w:cs="Calibri"/>
-          <w:sz w:val="22"/>
-          <w:szCs w:val="22"/>
-        </w:rPr>
-        <w:t xml:space="preserve">a classe </w:t>
-      </w:r>
-      <w:r>
-        <w:rPr>
-          <w:rFonts w:ascii="Calibri" w:hAnsi="Calibri" w:cs="Calibri"/>
-          <w:sz w:val="22"/>
-          <w:szCs w:val="22"/>
-        </w:rPr>
-        <w:t>astratt</w:t>
-      </w:r>
-      <w:r>
-        <w:rPr>
-          <w:rFonts w:ascii="Calibri" w:hAnsi="Calibri" w:cs="Calibri"/>
-          <w:sz w:val="22"/>
-          <w:szCs w:val="22"/>
-        </w:rPr>
-        <w:t>a</w:t>
-      </w:r>
-      <w:r>
-        <w:rPr>
-          <w:rFonts w:ascii="Calibri" w:hAnsi="Calibri" w:cs="Calibri"/>
-          <w:sz w:val="22"/>
-          <w:szCs w:val="22"/>
-        </w:rPr>
-        <w:t xml:space="preserve"> progettat</w:t>
-      </w:r>
-      <w:r>
-        <w:rPr>
-          <w:rFonts w:ascii="Calibri" w:hAnsi="Calibri" w:cs="Calibri"/>
-          <w:sz w:val="22"/>
-          <w:szCs w:val="22"/>
-        </w:rPr>
-        <w:t>a</w:t>
-      </w:r>
-      <w:r>
-        <w:rPr>
-          <w:rFonts w:ascii="Calibri" w:hAnsi="Calibri" w:cs="Calibri"/>
-          <w:sz w:val="22"/>
-          <w:szCs w:val="22"/>
-        </w:rPr>
-        <w:t xml:space="preserve"> per gestire la paginazione dei dati. Definisce un insieme di proprietà e metodi per visualizzare elenchi di oggetti in modo paginato</w:t>
+        <w:t>è una classe astratta progettata per gestire la paginazione dei dati. Definisce un insieme di proprietà e metodi per visualizzare elenchi di oggetti in modo paginato</w:t>
       </w:r>
       <w:r>
         <w:rPr>
@@ -12896,48 +12915,16 @@
           <w:sz w:val="22"/>
           <w:szCs w:val="22"/>
         </w:rPr>
-        <w:t>, aggiungendo l</w:t>
-      </w:r>
-      <w:r>
-        <w:rPr>
-          <w:rFonts w:ascii="Calibri" w:hAnsi="Calibri" w:cs="Calibri"/>
-          <w:sz w:val="22"/>
-          <w:szCs w:val="22"/>
-        </w:rPr>
-        <w:t>e funzionalità di</w:t>
-      </w:r>
-      <w:r>
-        <w:rPr>
-          <w:rFonts w:ascii="Calibri" w:hAnsi="Calibri" w:cs="Calibri"/>
-          <w:sz w:val="22"/>
-          <w:szCs w:val="22"/>
-        </w:rPr>
-        <w:t xml:space="preserve"> </w:t>
-      </w:r>
-      <w:r>
-        <w:rPr>
-          <w:rFonts w:ascii="Calibri" w:hAnsi="Calibri" w:cs="Calibri"/>
-          <w:sz w:val="22"/>
-          <w:szCs w:val="22"/>
-        </w:rPr>
-        <w:t xml:space="preserve">filtraggio </w:t>
-      </w:r>
-      <w:proofErr w:type="spellStart"/>
-      <w:r>
-        <w:rPr>
-          <w:rFonts w:ascii="Calibri" w:hAnsi="Calibri" w:cs="Calibri"/>
-          <w:sz w:val="22"/>
-          <w:szCs w:val="22"/>
-        </w:rPr>
-        <w:t>dei</w:t>
-      </w:r>
-      <w:r>
-        <w:rPr>
-          <w:rFonts w:ascii="Calibri" w:hAnsi="Calibri" w:cs="Calibri"/>
-          <w:sz w:val="22"/>
-          <w:szCs w:val="22"/>
-        </w:rPr>
-        <w:t>i</w:t>
+        <w:t xml:space="preserve">, aggiungendo le funzionalità di filtraggio </w:t>
+      </w:r>
+      <w:proofErr w:type="spellStart"/>
+      <w:r>
+        <w:rPr>
+          <w:rFonts w:ascii="Calibri" w:hAnsi="Calibri" w:cs="Calibri"/>
+          <w:sz w:val="22"/>
+          <w:szCs w:val="22"/>
+        </w:rPr>
+        <w:t>deii</w:t>
       </w:r>
       <w:proofErr w:type="spellEnd"/>
       <w:r>
@@ -13006,15 +12993,7 @@
           <w:sz w:val="22"/>
           <w:szCs w:val="22"/>
         </w:rPr>
-        <w:t>. La ricerca può essere estesa per includere altre tipologie di filtro, come la ricerca per ID</w:t>
-      </w:r>
-      <w:r>
-        <w:rPr>
-          <w:rFonts w:ascii="Calibri" w:hAnsi="Calibri" w:cs="Calibri"/>
-          <w:sz w:val="22"/>
-          <w:szCs w:val="22"/>
-        </w:rPr>
-        <w:t xml:space="preserve"> (</w:t>
+        <w:t>. La ricerca può essere estesa per includere altre tipologie di filtro, come la ricerca per ID (</w:t>
       </w:r>
       <w:proofErr w:type="spellStart"/>
       <w:r>
@@ -13032,15 +13011,7 @@
           <w:sz w:val="22"/>
           <w:szCs w:val="22"/>
         </w:rPr>
-        <w:t>)</w:t>
-      </w:r>
-      <w:r>
-        <w:rPr>
-          <w:rFonts w:ascii="Calibri" w:hAnsi="Calibri" w:cs="Calibri"/>
-          <w:sz w:val="22"/>
-          <w:szCs w:val="22"/>
-        </w:rPr>
-        <w:t xml:space="preserve"> con il metodo </w:t>
+        <w:t xml:space="preserve">) con il metodo </w:t>
       </w:r>
       <w:proofErr w:type="spellStart"/>
       <w:r>
@@ -13070,13 +13041,6 @@
           <w:szCs w:val="22"/>
         </w:rPr>
         <w:br/>
-      </w:r>
-      <w:r>
-        <w:rPr>
-          <w:rFonts w:ascii="Calibri" w:hAnsi="Calibri" w:cs="Calibri"/>
-          <w:sz w:val="22"/>
-          <w:szCs w:val="22"/>
-        </w:rPr>
         <w:t>Inoltre</w:t>
       </w:r>
       <w:r>
@@ -13217,15 +13181,7 @@
           <w:sz w:val="22"/>
           <w:szCs w:val="22"/>
         </w:rPr>
-        <w:t>, semplificando la gestione dei</w:t>
-      </w:r>
-      <w:r>
-        <w:rPr>
-          <w:rFonts w:ascii="Calibri" w:hAnsi="Calibri" w:cs="Calibri"/>
-          <w:sz w:val="22"/>
-          <w:szCs w:val="22"/>
-        </w:rPr>
-        <w:t xml:space="preserve"> dati.</w:t>
+        <w:t>, semplificando la gestione dei dati.</w:t>
       </w:r>
     </w:p>
     <w:p>
@@ -13255,212 +13211,149 @@
           <w:sz w:val="22"/>
           <w:szCs w:val="22"/>
         </w:rPr>
-        <w:t>AdminBookingView</w:t>
+        <w:t>AdminBookingViewModel.</w:t>
       </w:r>
       <w:r>
         <w:rPr>
           <w:rFonts w:ascii="Calibri" w:hAnsi="Calibri" w:cs="Calibri"/>
           <w:b/>
           <w:bCs/>
+          <w:sz w:val="22"/>
+          <w:szCs w:val="22"/>
+        </w:rPr>
+        <w:t>cs</w:t>
+      </w:r>
+      <w:proofErr w:type="spellEnd"/>
+      <w:r>
+        <w:rPr>
+          <w:rFonts w:ascii="Calibri" w:hAnsi="Calibri" w:cs="Calibri"/>
+          <w:sz w:val="22"/>
+          <w:szCs w:val="22"/>
+        </w:rPr>
+        <w:t xml:space="preserve">: </w:t>
+      </w:r>
+      <w:r>
+        <w:rPr>
+          <w:rFonts w:ascii="Calibri" w:hAnsi="Calibri" w:cs="Calibri"/>
+          <w:sz w:val="22"/>
+          <w:szCs w:val="22"/>
+        </w:rPr>
+        <w:t xml:space="preserve">Estende la classe </w:t>
+      </w:r>
+      <w:proofErr w:type="spellStart"/>
+      <w:r>
+        <w:rPr>
+          <w:rStyle w:val="CodiceHTML"/>
+          <w:rFonts w:ascii="Calibri" w:hAnsi="Calibri" w:cs="Calibri"/>
+          <w:b/>
+          <w:bCs/>
+          <w:sz w:val="22"/>
+          <w:szCs w:val="22"/>
+        </w:rPr>
+        <w:t>SearchableViewModel</w:t>
+      </w:r>
+      <w:proofErr w:type="spellEnd"/>
+      <w:r>
+        <w:rPr>
+          <w:rStyle w:val="CodiceHTML"/>
+          <w:rFonts w:ascii="Calibri" w:hAnsi="Calibri" w:cs="Calibri"/>
+          <w:b/>
+          <w:bCs/>
+          <w:sz w:val="22"/>
+          <w:szCs w:val="22"/>
+        </w:rPr>
+        <w:t>&lt;</w:t>
+      </w:r>
+      <w:proofErr w:type="spellStart"/>
+      <w:r>
+        <w:rPr>
+          <w:rStyle w:val="CodiceHTML"/>
+          <w:rFonts w:ascii="Calibri" w:hAnsi="Calibri" w:cs="Calibri"/>
+          <w:b/>
+          <w:bCs/>
+          <w:sz w:val="22"/>
+          <w:szCs w:val="22"/>
+        </w:rPr>
+        <w:t>BookingModel</w:t>
+      </w:r>
+      <w:proofErr w:type="spellEnd"/>
+      <w:r>
+        <w:rPr>
+          <w:rStyle w:val="CodiceHTML"/>
+          <w:rFonts w:ascii="Calibri" w:hAnsi="Calibri" w:cs="Calibri"/>
+          <w:b/>
+          <w:bCs/>
+          <w:sz w:val="22"/>
+          <w:szCs w:val="22"/>
+        </w:rPr>
+        <w:t>&gt;</w:t>
+      </w:r>
+      <w:r>
+        <w:rPr>
+          <w:rFonts w:ascii="Calibri" w:hAnsi="Calibri" w:cs="Calibri"/>
+          <w:sz w:val="22"/>
+          <w:szCs w:val="22"/>
+        </w:rPr>
+        <w:t xml:space="preserve"> e implementa la logica per gestire la visualizzazione, modifica ed eliminazione delle prenotazioni nell'interfaccia amministrativa. </w:t>
+      </w:r>
+      <w:r>
+        <w:rPr>
+          <w:rFonts w:ascii="Calibri" w:hAnsi="Calibri" w:cs="Calibri"/>
+          <w:sz w:val="22"/>
+          <w:szCs w:val="22"/>
+        </w:rPr>
+        <w:br/>
+        <w:t xml:space="preserve">Grazie all'ereditarietà da </w:t>
+      </w:r>
+      <w:proofErr w:type="spellStart"/>
+      <w:r>
+        <w:rPr>
+          <w:rStyle w:val="CodiceHTML"/>
+          <w:rFonts w:ascii="Calibri" w:hAnsi="Calibri" w:cs="Calibri"/>
+          <w:b/>
+          <w:bCs/>
+          <w:sz w:val="22"/>
+          <w:szCs w:val="22"/>
+        </w:rPr>
+        <w:t>SearchableViewModel</w:t>
+      </w:r>
+      <w:proofErr w:type="spellEnd"/>
+      <w:r>
+        <w:rPr>
+          <w:rFonts w:ascii="Calibri" w:hAnsi="Calibri" w:cs="Calibri"/>
+          <w:sz w:val="22"/>
+          <w:szCs w:val="22"/>
+        </w:rPr>
+        <w:t xml:space="preserve">, la classe supporta funzionalità di ricerca e paginazione degli elementi. La gestione delle prenotazioni comprende la visualizzazione dei dettagli di una prenotazione selezionata, la possibilità di modificare le date di inizio e fine, nonché di scegliere un veicolo disponibile in base alla data di prenotazione. Inoltre, permette di visualizzare un </w:t>
+      </w:r>
+      <w:proofErr w:type="spellStart"/>
+      <w:r>
+        <w:rPr>
+          <w:rFonts w:ascii="Calibri" w:hAnsi="Calibri" w:cs="Calibri"/>
+          <w:sz w:val="22"/>
+          <w:szCs w:val="22"/>
+        </w:rPr>
+        <w:t>form</w:t>
+      </w:r>
+      <w:proofErr w:type="spellEnd"/>
+      <w:r>
+        <w:rPr>
+          <w:rFonts w:ascii="Calibri" w:hAnsi="Calibri" w:cs="Calibri"/>
+          <w:sz w:val="22"/>
+          <w:szCs w:val="22"/>
+        </w:rPr>
+        <w:t xml:space="preserve"> di modifica e di eliminare una prenotazione, previa conferma dell'admin. La logica di interazione con l'interfaccia è basata sui comandi MVVM (</w:t>
+      </w:r>
+      <w:proofErr w:type="spellStart"/>
+      <w:r>
+        <w:rPr>
+          <w:rStyle w:val="CodiceHTML"/>
+          <w:rFonts w:ascii="Calibri" w:hAnsi="Calibri" w:cs="Calibri"/>
           <w:i/>
           <w:iCs/>
           <w:sz w:val="22"/>
           <w:szCs w:val="22"/>
         </w:rPr>
-        <w:t>Model</w:t>
-      </w:r>
-      <w:r>
-        <w:rPr>
-          <w:rFonts w:ascii="Calibri" w:hAnsi="Calibri" w:cs="Calibri"/>
-          <w:b/>
-          <w:bCs/>
-          <w:i/>
-          <w:iCs/>
-          <w:sz w:val="22"/>
-          <w:szCs w:val="22"/>
-        </w:rPr>
-        <w:t>.</w:t>
-      </w:r>
-      <w:r>
-        <w:rPr>
-          <w:rFonts w:ascii="Calibri" w:hAnsi="Calibri" w:cs="Calibri"/>
-          <w:b/>
-          <w:bCs/>
-          <w:sz w:val="22"/>
-          <w:szCs w:val="22"/>
-        </w:rPr>
-        <w:t>cs</w:t>
-      </w:r>
-      <w:proofErr w:type="spellEnd"/>
-      <w:r>
-        <w:rPr>
-          <w:rFonts w:ascii="Calibri" w:hAnsi="Calibri" w:cs="Calibri"/>
-          <w:sz w:val="22"/>
-          <w:szCs w:val="22"/>
-        </w:rPr>
-        <w:t>:</w:t>
-      </w:r>
-      <w:r>
-        <w:rPr>
-          <w:rFonts w:ascii="Calibri" w:hAnsi="Calibri" w:cs="Calibri"/>
-          <w:sz w:val="22"/>
-          <w:szCs w:val="22"/>
-        </w:rPr>
-        <w:t xml:space="preserve"> </w:t>
-      </w:r>
-      <w:r>
-        <w:rPr>
-          <w:rFonts w:ascii="Calibri" w:hAnsi="Calibri" w:cs="Calibri"/>
-          <w:sz w:val="22"/>
-          <w:szCs w:val="22"/>
-        </w:rPr>
-        <w:t>E</w:t>
-      </w:r>
-      <w:r>
-        <w:rPr>
-          <w:rFonts w:ascii="Calibri" w:hAnsi="Calibri" w:cs="Calibri"/>
-          <w:sz w:val="22"/>
-          <w:szCs w:val="22"/>
-        </w:rPr>
-        <w:t xml:space="preserve">stende la classe </w:t>
-      </w:r>
-      <w:proofErr w:type="spellStart"/>
-      <w:r>
-        <w:rPr>
-          <w:rStyle w:val="CodiceHTML"/>
-          <w:rFonts w:ascii="Calibri" w:hAnsi="Calibri" w:cs="Calibri"/>
-          <w:b/>
-          <w:bCs/>
-          <w:sz w:val="22"/>
-          <w:szCs w:val="22"/>
-        </w:rPr>
-        <w:t>SearchableViewModel</w:t>
-      </w:r>
-      <w:proofErr w:type="spellEnd"/>
-      <w:r>
-        <w:rPr>
-          <w:rStyle w:val="CodiceHTML"/>
-          <w:rFonts w:ascii="Calibri" w:hAnsi="Calibri" w:cs="Calibri"/>
-          <w:b/>
-          <w:bCs/>
-          <w:sz w:val="22"/>
-          <w:szCs w:val="22"/>
-        </w:rPr>
-        <w:t>&lt;</w:t>
-      </w:r>
-      <w:proofErr w:type="spellStart"/>
-      <w:r>
-        <w:rPr>
-          <w:rStyle w:val="CodiceHTML"/>
-          <w:rFonts w:ascii="Calibri" w:hAnsi="Calibri" w:cs="Calibri"/>
-          <w:b/>
-          <w:bCs/>
-          <w:sz w:val="22"/>
-          <w:szCs w:val="22"/>
-        </w:rPr>
-        <w:t>BookingModel</w:t>
-      </w:r>
-      <w:proofErr w:type="spellEnd"/>
-      <w:r>
-        <w:rPr>
-          <w:rStyle w:val="CodiceHTML"/>
-          <w:rFonts w:ascii="Calibri" w:hAnsi="Calibri" w:cs="Calibri"/>
-          <w:b/>
-          <w:bCs/>
-          <w:sz w:val="22"/>
-          <w:szCs w:val="22"/>
-        </w:rPr>
-        <w:t>&gt;</w:t>
-      </w:r>
-      <w:r>
-        <w:rPr>
-          <w:rFonts w:ascii="Calibri" w:hAnsi="Calibri" w:cs="Calibri"/>
-          <w:sz w:val="22"/>
-          <w:szCs w:val="22"/>
-        </w:rPr>
-        <w:t xml:space="preserve"> e implementa la logica per gestire la visualizzazione, modifica ed eliminazione delle prenotazioni nell'interfaccia amministrativa. </w:t>
-      </w:r>
-      <w:r>
-        <w:rPr>
-          <w:rFonts w:ascii="Calibri" w:hAnsi="Calibri" w:cs="Calibri"/>
-          <w:sz w:val="22"/>
-          <w:szCs w:val="22"/>
-        </w:rPr>
-        <w:br/>
-      </w:r>
-      <w:r>
-        <w:rPr>
-          <w:rFonts w:ascii="Calibri" w:hAnsi="Calibri" w:cs="Calibri"/>
-          <w:sz w:val="22"/>
-          <w:szCs w:val="22"/>
-        </w:rPr>
-        <w:t xml:space="preserve">Grazie all'ereditarietà da </w:t>
-      </w:r>
-      <w:proofErr w:type="spellStart"/>
-      <w:r>
-        <w:rPr>
-          <w:rStyle w:val="CodiceHTML"/>
-          <w:rFonts w:ascii="Calibri" w:hAnsi="Calibri" w:cs="Calibri"/>
-          <w:b/>
-          <w:bCs/>
-          <w:sz w:val="22"/>
-          <w:szCs w:val="22"/>
-        </w:rPr>
-        <w:t>SearchableViewModel</w:t>
-      </w:r>
-      <w:proofErr w:type="spellEnd"/>
-      <w:r>
-        <w:rPr>
-          <w:rFonts w:ascii="Calibri" w:hAnsi="Calibri" w:cs="Calibri"/>
-          <w:sz w:val="22"/>
-          <w:szCs w:val="22"/>
-        </w:rPr>
-        <w:t xml:space="preserve">, la classe supporta funzionalità di ricerca e paginazione degli elementi. La gestione delle prenotazioni comprende la visualizzazione dei dettagli di una prenotazione selezionata, la possibilità di modificare le date di inizio e fine, nonché di scegliere un veicolo disponibile in base alla data di prenotazione. Inoltre, permette di visualizzare un </w:t>
-      </w:r>
-      <w:proofErr w:type="spellStart"/>
-      <w:r>
-        <w:rPr>
-          <w:rFonts w:ascii="Calibri" w:hAnsi="Calibri" w:cs="Calibri"/>
-          <w:sz w:val="22"/>
-          <w:szCs w:val="22"/>
-        </w:rPr>
-        <w:t>form</w:t>
-      </w:r>
-      <w:proofErr w:type="spellEnd"/>
-      <w:r>
-        <w:rPr>
-          <w:rFonts w:ascii="Calibri" w:hAnsi="Calibri" w:cs="Calibri"/>
-          <w:sz w:val="22"/>
-          <w:szCs w:val="22"/>
-        </w:rPr>
-        <w:t xml:space="preserve"> di modifica e di eliminare una prenotazione, previa conferma dell'</w:t>
-      </w:r>
-      <w:r>
-        <w:rPr>
-          <w:rFonts w:ascii="Calibri" w:hAnsi="Calibri" w:cs="Calibri"/>
-          <w:sz w:val="22"/>
-          <w:szCs w:val="22"/>
-        </w:rPr>
-        <w:t>admin</w:t>
-      </w:r>
-      <w:r>
-        <w:rPr>
-          <w:rFonts w:ascii="Calibri" w:hAnsi="Calibri" w:cs="Calibri"/>
-          <w:sz w:val="22"/>
-          <w:szCs w:val="22"/>
-        </w:rPr>
-        <w:t>. La logica di interazione con l'interfaccia è basata sui comandi MVVM (</w:t>
-      </w:r>
-      <w:proofErr w:type="spellStart"/>
-      <w:r>
-        <w:rPr>
-          <w:rStyle w:val="CodiceHTML"/>
-          <w:rFonts w:ascii="Calibri" w:hAnsi="Calibri" w:cs="Calibri"/>
-          <w:i/>
-          <w:iCs/>
-          <w:sz w:val="22"/>
-          <w:szCs w:val="22"/>
-        </w:rPr>
         <w:t>RelayCommand</w:t>
       </w:r>
       <w:proofErr w:type="spellEnd"/>
@@ -13470,15 +13363,7 @@
           <w:sz w:val="22"/>
           <w:szCs w:val="22"/>
         </w:rPr>
-        <w:t xml:space="preserve">), che attivano le azioni di modifica, salvataggio ed eliminazione, aggiornando di conseguenza l'interfaccia con messaggi di errore o successo. </w:t>
-      </w:r>
-      <w:r>
-        <w:rPr>
-          <w:rFonts w:ascii="Calibri" w:hAnsi="Calibri" w:cs="Calibri"/>
-          <w:sz w:val="22"/>
-          <w:szCs w:val="22"/>
-        </w:rPr>
-        <w:t xml:space="preserve">Il caricamento dei dati avviene tramite l’implementazione del metodo </w:t>
+        <w:t xml:space="preserve">), che attivano le azioni di modifica, salvataggio ed eliminazione, aggiornando di conseguenza l'interfaccia con messaggi di errore o successo. Il caricamento dei dati avviene tramite l’implementazione del metodo </w:t>
       </w:r>
       <w:proofErr w:type="spellStart"/>
       <w:proofErr w:type="gramStart"/>
@@ -13657,23 +13542,7 @@
           <w:sz w:val="22"/>
           <w:szCs w:val="22"/>
         </w:rPr>
-        <w:t xml:space="preserve"> e gestisce le operazioni amministrative sui veicoli all'interno dell'applicazione. </w:t>
-      </w:r>
-      <w:r>
-        <w:rPr>
-          <w:rFonts w:ascii="Calibri" w:hAnsi="Calibri" w:cs="Calibri"/>
-          <w:sz w:val="22"/>
-          <w:szCs w:val="22"/>
-        </w:rPr>
-        <w:t>C</w:t>
-      </w:r>
-      <w:r>
-        <w:rPr>
-          <w:rFonts w:ascii="Calibri" w:hAnsi="Calibri" w:cs="Calibri"/>
-          <w:sz w:val="22"/>
-          <w:szCs w:val="22"/>
-        </w:rPr>
-        <w:t xml:space="preserve">onsente di visualizzare, aggiungere, modificare ed eliminare i veicoli tramite un'interfaccia utente </w:t>
+        <w:t xml:space="preserve"> e gestisce le operazioni amministrative sui veicoli all'interno dell'applicazione. Consente di visualizzare, aggiungere, modificare ed eliminare i veicoli tramite un'interfaccia utente </w:t>
       </w:r>
       <w:r>
         <w:rPr>
@@ -13682,15 +13551,7 @@
           <w:szCs w:val="22"/>
         </w:rPr>
         <w:lastRenderedPageBreak/>
-        <w:t>basata sul pattern MVVM.</w:t>
-      </w:r>
-      <w:r>
-        <w:rPr>
-          <w:rFonts w:ascii="Calibri" w:hAnsi="Calibri" w:cs="Calibri"/>
-          <w:sz w:val="22"/>
-          <w:szCs w:val="22"/>
-        </w:rPr>
-        <w:t xml:space="preserve"> </w:t>
+        <w:t xml:space="preserve">basata sul pattern MVVM. </w:t>
       </w:r>
       <w:r>
         <w:rPr>
@@ -13699,46 +13560,7 @@
           <w:szCs w:val="22"/>
         </w:rPr>
         <w:br/>
-      </w:r>
-      <w:r>
-        <w:rPr>
-          <w:rFonts w:ascii="Calibri" w:hAnsi="Calibri" w:cs="Calibri"/>
-          <w:sz w:val="22"/>
-          <w:szCs w:val="22"/>
-        </w:rPr>
-        <w:t xml:space="preserve">La classe fornisce </w:t>
-      </w:r>
-      <w:r>
-        <w:rPr>
-          <w:rFonts w:ascii="Calibri" w:hAnsi="Calibri" w:cs="Calibri"/>
-          <w:sz w:val="22"/>
-          <w:szCs w:val="22"/>
-        </w:rPr>
-        <w:t xml:space="preserve">le </w:t>
-      </w:r>
-      <w:r>
-        <w:rPr>
-          <w:rFonts w:ascii="Calibri" w:hAnsi="Calibri" w:cs="Calibri"/>
-          <w:sz w:val="22"/>
-          <w:szCs w:val="22"/>
-        </w:rPr>
-        <w:t>funzionalità di ricerca</w:t>
-      </w:r>
-      <w:r>
-        <w:rPr>
-          <w:rFonts w:ascii="Calibri" w:hAnsi="Calibri" w:cs="Calibri"/>
-          <w:sz w:val="22"/>
-          <w:szCs w:val="22"/>
-        </w:rPr>
-        <w:t xml:space="preserve"> ereditate</w:t>
-      </w:r>
-      <w:r>
-        <w:rPr>
-          <w:rFonts w:ascii="Calibri" w:hAnsi="Calibri" w:cs="Calibri"/>
-          <w:sz w:val="22"/>
-          <w:szCs w:val="22"/>
-        </w:rPr>
-        <w:t xml:space="preserve">, grazie all'implementazione del metodo </w:t>
+        <w:t xml:space="preserve">La classe fornisce le funzionalità di ricerca ereditate, grazie all'implementazione del metodo </w:t>
       </w:r>
       <w:proofErr w:type="spellStart"/>
       <w:proofErr w:type="gramStart"/>
@@ -13790,13 +13612,6 @@
           <w:szCs w:val="22"/>
         </w:rPr>
         <w:br/>
-      </w:r>
-      <w:r>
-        <w:rPr>
-          <w:rFonts w:ascii="Calibri" w:hAnsi="Calibri" w:cs="Calibri"/>
-          <w:sz w:val="22"/>
-          <w:szCs w:val="22"/>
-        </w:rPr>
         <w:t xml:space="preserve">L'interfaccia utente è suddivisa in una lista di veicoli visibili e un </w:t>
       </w:r>
       <w:proofErr w:type="spellStart"/>
@@ -13824,13 +13639,6 @@
           <w:szCs w:val="22"/>
         </w:rPr>
         <w:br/>
-      </w:r>
-      <w:r>
-        <w:rPr>
-          <w:rFonts w:ascii="Calibri" w:hAnsi="Calibri" w:cs="Calibri"/>
-          <w:sz w:val="22"/>
-          <w:szCs w:val="22"/>
-        </w:rPr>
         <w:t xml:space="preserve">L'azione di aggiunta o modifica di un veicolo avviene tramite la proprietà </w:t>
       </w:r>
       <w:proofErr w:type="spellStart"/>
@@ -13852,39 +13660,7 @@
           <w:sz w:val="22"/>
           <w:szCs w:val="22"/>
         </w:rPr>
-        <w:t>, che rappresenta il veicolo che l'amministratore sta creando o modificando.</w:t>
-      </w:r>
-      <w:r>
-        <w:rPr>
-          <w:rFonts w:ascii="Calibri" w:hAnsi="Calibri" w:cs="Calibri"/>
-          <w:sz w:val="22"/>
-          <w:szCs w:val="22"/>
-        </w:rPr>
-        <w:t xml:space="preserve"> </w:t>
-      </w:r>
-      <w:r>
-        <w:rPr>
-          <w:rFonts w:ascii="Calibri" w:hAnsi="Calibri" w:cs="Calibri"/>
-          <w:sz w:val="22"/>
-          <w:szCs w:val="22"/>
-        </w:rPr>
-        <w:t>Un aspetto importante della classe è la gestione dei veicoli in base alla loro disponibilità in showroom. Il codice consente di selezionare un</w:t>
-      </w:r>
-      <w:r>
-        <w:rPr>
-          <w:rFonts w:ascii="Calibri" w:hAnsi="Calibri" w:cs="Calibri"/>
-          <w:sz w:val="22"/>
-          <w:szCs w:val="22"/>
-        </w:rPr>
-        <w:t>o</w:t>
-      </w:r>
-      <w:r>
-        <w:rPr>
-          <w:rFonts w:ascii="Calibri" w:hAnsi="Calibri" w:cs="Calibri"/>
-          <w:sz w:val="22"/>
-          <w:szCs w:val="22"/>
-        </w:rPr>
-        <w:t xml:space="preserve"> showroom da una lista (memorizzata nella proprietà </w:t>
+        <w:t xml:space="preserve">, che rappresenta il veicolo che l'amministratore sta creando o modificando. Un aspetto importante della classe è la gestione dei veicoli in base alla loro disponibilità in showroom. Il codice consente di selezionare uno showroom da una lista (memorizzata nella proprietà </w:t>
       </w:r>
       <w:proofErr w:type="spellStart"/>
       <w:r>
@@ -14454,15 +14230,7 @@
           <w:sz w:val="22"/>
           <w:szCs w:val="22"/>
         </w:rPr>
-        <w:t>)</w:t>
-      </w:r>
-      <w:r>
-        <w:rPr>
-          <w:rFonts w:ascii="Calibri" w:hAnsi="Calibri" w:cs="Calibri"/>
-          <w:sz w:val="22"/>
-          <w:szCs w:val="22"/>
-        </w:rPr>
-        <w:t xml:space="preserve">. Contiene la proprietà </w:t>
+        <w:t xml:space="preserve">). Contiene la proprietà </w:t>
       </w:r>
       <w:proofErr w:type="spellStart"/>
       <w:r>
@@ -14882,15 +14650,7 @@
           <w:sz w:val="22"/>
           <w:szCs w:val="22"/>
         </w:rPr>
-        <w:t>)</w:t>
-      </w:r>
-      <w:r>
-        <w:rPr>
-          <w:rFonts w:ascii="Calibri" w:hAnsi="Calibri" w:cs="Calibri"/>
-          <w:sz w:val="22"/>
-          <w:szCs w:val="22"/>
-        </w:rPr>
-        <w:t>.</w:t>
+        <w:t>).</w:t>
       </w:r>
     </w:p>
     <w:p>
@@ -14966,23 +14726,7 @@
           <w:sz w:val="22"/>
           <w:szCs w:val="22"/>
         </w:rPr>
-        <w:t xml:space="preserve"> di registrazione è visibile o se il messaggio di errore deve essere mostrato.</w:t>
-      </w:r>
-      <w:r>
-        <w:rPr>
-          <w:rFonts w:ascii="Calibri" w:hAnsi="Calibri" w:cs="Calibri"/>
-          <w:sz w:val="22"/>
-          <w:szCs w:val="22"/>
-        </w:rPr>
-        <w:t xml:space="preserve"> </w:t>
-      </w:r>
-      <w:r>
-        <w:rPr>
-          <w:rFonts w:ascii="Calibri" w:hAnsi="Calibri" w:cs="Calibri"/>
-          <w:sz w:val="22"/>
-          <w:szCs w:val="22"/>
-        </w:rPr>
-        <w:t xml:space="preserve">Quando l'utente </w:t>
+        <w:t xml:space="preserve"> di registrazione è visibile o se il messaggio di errore deve essere mostrato. Quando l'utente </w:t>
       </w:r>
       <w:r>
         <w:rPr>
@@ -15156,15 +14900,7 @@
           <w:sz w:val="22"/>
           <w:szCs w:val="22"/>
         </w:rPr>
-        <w:t xml:space="preserve"> </w:t>
-      </w:r>
-      <w:r>
-        <w:rPr>
-          <w:rFonts w:ascii="Calibri" w:hAnsi="Calibri" w:cs="Calibri"/>
-          <w:sz w:val="22"/>
-          <w:szCs w:val="22"/>
-        </w:rPr>
-        <w:t xml:space="preserve">Il comando </w:t>
+        <w:t xml:space="preserve"> Il comando </w:t>
       </w:r>
       <w:proofErr w:type="spellStart"/>
       <w:proofErr w:type="gramStart"/>
@@ -15309,15 +15045,7 @@
           <w:sz w:val="22"/>
           <w:szCs w:val="22"/>
         </w:rPr>
-        <w:t xml:space="preserve">: </w:t>
-      </w:r>
-      <w:r>
-        <w:rPr>
-          <w:rFonts w:ascii="Calibri" w:hAnsi="Calibri" w:cs="Calibri"/>
-          <w:sz w:val="22"/>
-          <w:szCs w:val="22"/>
-        </w:rPr>
-        <w:t xml:space="preserve">è la </w:t>
+        <w:t xml:space="preserve">: è la </w:t>
       </w:r>
       <w:proofErr w:type="spellStart"/>
       <w:r>
@@ -15335,23 +15063,7 @@
           <w:sz w:val="22"/>
           <w:szCs w:val="22"/>
         </w:rPr>
-        <w:t xml:space="preserve"> principale per l'interfaccia dell'utente</w:t>
-      </w:r>
-      <w:r>
-        <w:rPr>
-          <w:rFonts w:ascii="Calibri" w:hAnsi="Calibri" w:cs="Calibri"/>
-          <w:sz w:val="22"/>
-          <w:szCs w:val="22"/>
-        </w:rPr>
-        <w:t xml:space="preserve"> una volta loggato</w:t>
-      </w:r>
-      <w:r>
-        <w:rPr>
-          <w:rFonts w:ascii="Calibri" w:hAnsi="Calibri" w:cs="Calibri"/>
-          <w:sz w:val="22"/>
-          <w:szCs w:val="22"/>
-        </w:rPr>
-        <w:t xml:space="preserve">, gestendo la navigazione tra diverse sezioni dell'applicazione, come la gestione delle prenotazioni e delle aree personali. La logica di questa classe si basa sulla visibilità di una barra laterale (pane), che può essere aperta o chiusa tramite il comando </w:t>
+        <w:t xml:space="preserve"> principale per l'interfaccia dell'utente una volta loggato, gestendo la navigazione tra diverse sezioni dell'applicazione, come la gestione delle prenotazioni e delle aree personali. La logica di questa classe si basa sulla visibilità di una barra laterale (pane), che può essere aperta o chiusa tramite il comando </w:t>
       </w:r>
       <w:proofErr w:type="spellStart"/>
       <w:proofErr w:type="gramStart"/>
@@ -15424,13 +15136,6 @@
           <w:szCs w:val="22"/>
         </w:rPr>
         <w:br/>
-      </w:r>
-      <w:r>
-        <w:rPr>
-          <w:rFonts w:ascii="Calibri" w:hAnsi="Calibri" w:cs="Calibri"/>
-          <w:sz w:val="22"/>
-          <w:szCs w:val="22"/>
-        </w:rPr>
         <w:t xml:space="preserve">Il menu laterale è popolato con una lista di voci, definite tramite un costruttore che distingue tra utenti normali e amministratori, presentando un insieme diverso di opzioni in base al ruolo dell'utente. Ogni voce del menu è rappresentata da un oggetto </w:t>
       </w:r>
       <w:proofErr w:type="spellStart"/>
@@ -15470,23 +15175,7 @@
           <w:sz w:val="22"/>
           <w:szCs w:val="22"/>
         </w:rPr>
-        <w:t xml:space="preserve"> relativo alla voce selezionata</w:t>
-      </w:r>
-      <w:r>
-        <w:rPr>
-          <w:rFonts w:ascii="Calibri" w:hAnsi="Calibri" w:cs="Calibri"/>
-          <w:sz w:val="22"/>
-          <w:szCs w:val="22"/>
-        </w:rPr>
-        <w:t>)</w:t>
-      </w:r>
-      <w:r>
-        <w:rPr>
-          <w:rFonts w:ascii="Calibri" w:hAnsi="Calibri" w:cs="Calibri"/>
-          <w:sz w:val="22"/>
-          <w:szCs w:val="22"/>
-        </w:rPr>
-        <w:t>, l’Id di un’</w:t>
+        <w:t xml:space="preserve"> relativo alla voce selezionata), l’Id di un’</w:t>
       </w:r>
       <w:proofErr w:type="spellStart"/>
       <w:r>
@@ -15504,39 +15193,7 @@
           <w:sz w:val="22"/>
           <w:szCs w:val="22"/>
         </w:rPr>
-        <w:t xml:space="preserve"> e</w:t>
-      </w:r>
-      <w:r>
-        <w:rPr>
-          <w:rFonts w:ascii="Calibri" w:hAnsi="Calibri" w:cs="Calibri"/>
-          <w:sz w:val="22"/>
-          <w:szCs w:val="22"/>
-        </w:rPr>
-        <w:t xml:space="preserve"> </w:t>
-      </w:r>
-      <w:r>
-        <w:rPr>
-          <w:rFonts w:ascii="Calibri" w:hAnsi="Calibri" w:cs="Calibri"/>
-          <w:sz w:val="22"/>
-          <w:szCs w:val="22"/>
-        </w:rPr>
-        <w:t>una label</w:t>
-      </w:r>
-      <w:r>
-        <w:rPr>
-          <w:rFonts w:ascii="Calibri" w:hAnsi="Calibri" w:cs="Calibri"/>
-          <w:sz w:val="22"/>
-          <w:szCs w:val="22"/>
-        </w:rPr>
-        <w:t xml:space="preserve"> visibile nel menu.</w:t>
-      </w:r>
-      <w:r>
-        <w:rPr>
-          <w:rFonts w:ascii="Calibri" w:hAnsi="Calibri" w:cs="Calibri"/>
-          <w:sz w:val="22"/>
-          <w:szCs w:val="22"/>
-        </w:rPr>
-        <w:t xml:space="preserve"> </w:t>
+        <w:t xml:space="preserve"> e una label visibile nel menu. </w:t>
       </w:r>
       <w:r>
         <w:rPr>
@@ -15545,13 +15202,6 @@
           <w:szCs w:val="22"/>
         </w:rPr>
         <w:br/>
-      </w:r>
-      <w:r>
-        <w:rPr>
-          <w:rFonts w:ascii="Calibri" w:hAnsi="Calibri" w:cs="Calibri"/>
-          <w:sz w:val="22"/>
-          <w:szCs w:val="22"/>
-        </w:rPr>
         <w:t xml:space="preserve">La selezione di un elemento del menu (tramite la proprietà </w:t>
       </w:r>
       <w:proofErr w:type="spellStart"/>
@@ -15690,23 +15340,7 @@
           <w:sz w:val="22"/>
           <w:szCs w:val="22"/>
         </w:rPr>
-        <w:t>gestisce la navigazione dell'utente cliente nella home page, permettendo di accedere a</w:t>
-      </w:r>
-      <w:r>
-        <w:rPr>
-          <w:rFonts w:ascii="Calibri" w:hAnsi="Calibri" w:cs="Calibri"/>
-          <w:sz w:val="22"/>
-          <w:szCs w:val="22"/>
-        </w:rPr>
-        <w:t>lle</w:t>
-      </w:r>
-      <w:r>
-        <w:rPr>
-          <w:rFonts w:ascii="Calibri" w:hAnsi="Calibri" w:cs="Calibri"/>
-          <w:sz w:val="22"/>
-          <w:szCs w:val="22"/>
-        </w:rPr>
-        <w:t xml:space="preserve"> sezioni "Le mie prenotazioni", "Nuova prenotazione", "My Area" e "Mappa". Ogni sezione è associata a un comando (es. </w:t>
+        <w:t xml:space="preserve">gestisce la navigazione dell'utente cliente nella home page, permettendo di accedere alle sezioni "Le mie prenotazioni", "Nuova prenotazione", "My Area" e "Mappa". Ogni sezione è associata a un comando (es. </w:t>
       </w:r>
       <w:proofErr w:type="spellStart"/>
       <w:r>
@@ -15934,15 +15568,7 @@
           <w:sz w:val="22"/>
           <w:szCs w:val="22"/>
         </w:rPr>
-        <w:t>gestisce la visualizzazione delle prenotazioni di un utente e la funzionalità di ricerca. Consente agli utenti di cercare le proprie prenotazioni filtrando per il modello del veicolo o per un intervallo di date</w:t>
-      </w:r>
-      <w:r>
-        <w:rPr>
-          <w:rFonts w:ascii="Calibri" w:hAnsi="Calibri" w:cs="Calibri"/>
-          <w:sz w:val="22"/>
-          <w:szCs w:val="22"/>
-        </w:rPr>
-        <w:t>.</w:t>
+        <w:t>gestisce la visualizzazione delle prenotazioni di un utente e la funzionalità di ricerca. Consente agli utenti di cercare le proprie prenotazioni filtrando per il modello del veicolo o per un intervallo di date.</w:t>
       </w:r>
       <w:r>
         <w:rPr>
@@ -15999,13 +15625,6 @@
           <w:szCs w:val="22"/>
         </w:rPr>
         <w:br/>
-      </w:r>
-      <w:r>
-        <w:rPr>
-          <w:rFonts w:ascii="Calibri" w:hAnsi="Calibri" w:cs="Calibri"/>
-          <w:sz w:val="22"/>
-          <w:szCs w:val="22"/>
-        </w:rPr>
         <w:t xml:space="preserve">Per quanto riguarda il caricamento delle prenotazioni, se l'utente non ha prenotazioni salvate, viene visualizzato un messaggio che lo informa che non ci sono prenotazioni. </w:t>
       </w:r>
       <w:r>
@@ -16015,13 +15634,6 @@
           <w:szCs w:val="22"/>
         </w:rPr>
         <w:br/>
-      </w:r>
-      <w:r>
-        <w:rPr>
-          <w:rFonts w:ascii="Calibri" w:hAnsi="Calibri" w:cs="Calibri"/>
-          <w:sz w:val="22"/>
-          <w:szCs w:val="22"/>
-        </w:rPr>
         <w:t xml:space="preserve">Se, invece, ci sono prenotazioni, queste vengono caricate e mostrate nella lista. La ricerca per data permette all'utente di filtrare le prenotazioni in base a un intervallo temporale specificato. Se non ci sono prenotazioni che corrispondono ai parametri di ricerca, viene mostrato un messaggio che invita a cambiare i parametri. </w:t>
       </w:r>
       <w:r>
@@ -16031,13 +15643,6 @@
           <w:szCs w:val="22"/>
         </w:rPr>
         <w:br/>
-      </w:r>
-      <w:r>
-        <w:rPr>
-          <w:rFonts w:ascii="Calibri" w:hAnsi="Calibri" w:cs="Calibri"/>
-          <w:sz w:val="22"/>
-          <w:szCs w:val="22"/>
-        </w:rPr>
         <w:t>In aggiunta, la ricerca per modello del veicolo consente di filtrare le prenotazioni in base al veicolo selezionato. La vista si aggiorna dinamicamente a seconda dei risultati della ricerca, e nel caso in cui non ci siano risultati o prenotazioni, vengono mostrati messaggi di errore appropriati per guidare l'utente a modificare la ricerca o i parametri inseriti.</w:t>
       </w:r>
     </w:p>
@@ -16738,7 +16343,7 @@
           <w:szCs w:val="28"/>
         </w:rPr>
       </w:pPr>
-      <w:bookmarkStart w:id="8" w:name="_Toc194401435"/>
+      <w:bookmarkStart w:id="8" w:name="_Toc194418639"/>
       <w:r>
         <w:rPr>
           <w:color w:val="000000" w:themeColor="text1"/>
@@ -17777,7 +17382,7 @@
           <w:szCs w:val="32"/>
         </w:rPr>
       </w:pPr>
-      <w:bookmarkStart w:id="9" w:name="_Toc194401436"/>
+      <w:bookmarkStart w:id="9" w:name="_Toc194418640"/>
       <w:r>
         <w:rPr>
           <w:color w:val="000000" w:themeColor="text1"/>
@@ -18232,7 +17837,7 @@
           <w:szCs w:val="36"/>
         </w:rPr>
       </w:pPr>
-      <w:bookmarkStart w:id="10" w:name="_Toc194401437"/>
+      <w:bookmarkStart w:id="10" w:name="_Toc194418641"/>
       <w:r>
         <w:rPr>
           <w:color w:val="000000" w:themeColor="text1"/>
@@ -18939,7 +18544,7 @@
           <w:szCs w:val="32"/>
         </w:rPr>
       </w:pPr>
-      <w:bookmarkStart w:id="11" w:name="_Toc194401438"/>
+      <w:bookmarkStart w:id="11" w:name="_Toc194418642"/>
       <w:r>
         <w:rPr>
           <w:color w:val="000000" w:themeColor="text1"/>
@@ -23198,7 +22803,7 @@
           <w:szCs w:val="36"/>
         </w:rPr>
       </w:pPr>
-      <w:bookmarkStart w:id="12" w:name="_Toc194401439"/>
+      <w:bookmarkStart w:id="12" w:name="_Toc194418643"/>
       <w:r>
         <w:rPr>
           <w:color w:val="000000" w:themeColor="text1"/>
@@ -23437,14 +23042,14 @@
           <w:ilvl w:val="2"/>
           <w:numId w:val="35"/>
         </w:numPr>
-        <w:ind w:left="567"/>
+        <w:ind w:left="426" w:hanging="426"/>
         <w:rPr>
           <w:color w:val="000000" w:themeColor="text1"/>
           <w:sz w:val="32"/>
           <w:szCs w:val="32"/>
         </w:rPr>
       </w:pPr>
-      <w:bookmarkStart w:id="13" w:name="_Toc194401440"/>
+      <w:bookmarkStart w:id="13" w:name="_Toc194418644"/>
       <w:r>
         <w:rPr>
           <w:color w:val="000000" w:themeColor="text1"/>
@@ -23940,7 +23545,7 @@
           <w:ilvl w:val="2"/>
           <w:numId w:val="35"/>
         </w:numPr>
-        <w:ind w:left="567"/>
+        <w:ind w:left="426" w:hanging="426"/>
         <w:rPr>
           <w:rFonts w:ascii="Calibri" w:hAnsi="Calibri" w:cs="Calibri"/>
           <w:color w:val="000000" w:themeColor="text1"/>
@@ -23948,7 +23553,7 @@
           <w:szCs w:val="32"/>
         </w:rPr>
       </w:pPr>
-      <w:bookmarkStart w:id="14" w:name="_Toc194401441"/>
+      <w:bookmarkStart w:id="14" w:name="_Toc194418645"/>
       <w:r>
         <w:rPr>
           <w:color w:val="000000" w:themeColor="text1"/>
@@ -25963,7 +25568,7 @@
           <w:szCs w:val="32"/>
         </w:rPr>
       </w:pPr>
-      <w:bookmarkStart w:id="15" w:name="_Toc194401442"/>
+      <w:bookmarkStart w:id="15" w:name="_Toc194418646"/>
       <w:r>
         <w:rPr>
           <w:color w:val="000000" w:themeColor="text1"/>
@@ -26712,6 +26317,7 @@
           <w:rFonts w:ascii="Calibri" w:hAnsi="Calibri" w:cs="Calibri"/>
           <w:sz w:val="22"/>
           <w:szCs w:val="22"/>
+          <w:lang w:val="en-US"/>
         </w:rPr>
       </w:pPr>
       <w:r>
@@ -26727,27 +26333,19 @@
           <w:rFonts w:ascii="Calibri" w:hAnsi="Calibri" w:cs="Calibri"/>
           <w:sz w:val="22"/>
           <w:szCs w:val="22"/>
+          <w:lang w:val="en-US"/>
         </w:rPr>
         <w:t xml:space="preserve">for </w:t>
       </w:r>
-      <w:proofErr w:type="spellStart"/>
       <w:proofErr w:type="gramStart"/>
       <w:r>
         <w:rPr>
           <w:rFonts w:ascii="Calibri" w:hAnsi="Calibri" w:cs="Calibri"/>
           <w:sz w:val="22"/>
           <w:szCs w:val="22"/>
-        </w:rPr>
-        <w:t>req</w:t>
-      </w:r>
-      <w:proofErr w:type="spellEnd"/>
-      <w:r>
-        <w:rPr>
-          <w:rFonts w:ascii="Calibri" w:hAnsi="Calibri" w:cs="Calibri"/>
-          <w:sz w:val="22"/>
-          <w:szCs w:val="22"/>
-        </w:rPr>
-        <w:t xml:space="preserve"> :</w:t>
+          <w:lang w:val="en-US"/>
+        </w:rPr>
+        <w:t>req :</w:t>
       </w:r>
       <w:proofErr w:type="gramEnd"/>
       <w:r>
@@ -26755,6 +26353,7 @@
           <w:rFonts w:ascii="Calibri" w:hAnsi="Calibri" w:cs="Calibri"/>
           <w:sz w:val="22"/>
           <w:szCs w:val="22"/>
+          <w:lang w:val="en-US"/>
         </w:rPr>
         <w:t xml:space="preserve">= range </w:t>
       </w:r>
@@ -26764,6 +26363,7 @@
           <w:rFonts w:ascii="Calibri" w:hAnsi="Calibri" w:cs="Calibri"/>
           <w:sz w:val="22"/>
           <w:szCs w:val="22"/>
+          <w:lang w:val="en-US"/>
         </w:rPr>
         <w:t>bookingChannel</w:t>
       </w:r>
@@ -26773,6 +26373,7 @@
           <w:rFonts w:ascii="Calibri" w:hAnsi="Calibri" w:cs="Calibri"/>
           <w:sz w:val="22"/>
           <w:szCs w:val="22"/>
+          <w:lang w:val="en-US"/>
         </w:rPr>
         <w:t xml:space="preserve"> {</w:t>
       </w:r>
@@ -27126,7 +26727,7 @@
           <w:szCs w:val="32"/>
         </w:rPr>
       </w:pPr>
-      <w:bookmarkStart w:id="16" w:name="_Toc194401443"/>
+      <w:bookmarkStart w:id="16" w:name="_Toc194418647"/>
       <w:r>
         <w:rPr>
           <w:color w:val="000000" w:themeColor="text1"/>
@@ -27763,15 +27364,13 @@
         </w:numPr>
         <w:ind w:left="426" w:hanging="426"/>
         <w:rPr>
-          <w:i/>
-          <w:iCs/>
           <w:color w:val="000000" w:themeColor="text1"/>
           <w:sz w:val="36"/>
           <w:szCs w:val="36"/>
           <w:lang w:val="en-US"/>
         </w:rPr>
       </w:pPr>
-      <w:bookmarkStart w:id="17" w:name="_Toc194401444"/>
+      <w:bookmarkStart w:id="17" w:name="_Toc194418648"/>
       <w:r>
         <w:rPr>
           <w:color w:val="000000" w:themeColor="text1"/>
@@ -27782,6 +27381,482 @@
         <w:t>Statistics Module [Python]</w:t>
       </w:r>
       <w:bookmarkEnd w:id="17"/>
+    </w:p>
+    <w:p>
+      <w:pPr>
+        <w:rPr>
+          <w:lang w:val="en-US"/>
+        </w:rPr>
+      </w:pPr>
+    </w:p>
+    <w:p>
+      <w:pPr>
+        <w:rPr>
+          <w:lang w:val="en-US"/>
+        </w:rPr>
+      </w:pPr>
+    </w:p>
+    <w:p>
+      <w:pPr>
+        <w:rPr>
+          <w:lang w:val="en-US"/>
+        </w:rPr>
+      </w:pPr>
+    </w:p>
+    <w:p>
+      <w:pPr>
+        <w:rPr>
+          <w:lang w:val="en-US"/>
+        </w:rPr>
+      </w:pPr>
+    </w:p>
+    <w:p>
+      <w:pPr>
+        <w:rPr>
+          <w:lang w:val="en-US"/>
+        </w:rPr>
+      </w:pPr>
+    </w:p>
+    <w:p>
+      <w:pPr>
+        <w:rPr>
+          <w:lang w:val="en-US"/>
+        </w:rPr>
+      </w:pPr>
+    </w:p>
+    <w:p>
+      <w:pPr>
+        <w:rPr>
+          <w:lang w:val="en-US"/>
+        </w:rPr>
+      </w:pPr>
+    </w:p>
+    <w:p>
+      <w:pPr>
+        <w:rPr>
+          <w:lang w:val="en-US"/>
+        </w:rPr>
+      </w:pPr>
+    </w:p>
+    <w:p>
+      <w:pPr>
+        <w:rPr>
+          <w:lang w:val="en-US"/>
+        </w:rPr>
+      </w:pPr>
+    </w:p>
+    <w:p>
+      <w:pPr>
+        <w:rPr>
+          <w:lang w:val="en-US"/>
+        </w:rPr>
+      </w:pPr>
+    </w:p>
+    <w:p>
+      <w:pPr>
+        <w:rPr>
+          <w:lang w:val="en-US"/>
+        </w:rPr>
+      </w:pPr>
+    </w:p>
+    <w:p>
+      <w:pPr>
+        <w:rPr>
+          <w:lang w:val="en-US"/>
+        </w:rPr>
+      </w:pPr>
+    </w:p>
+    <w:p>
+      <w:pPr>
+        <w:rPr>
+          <w:lang w:val="en-US"/>
+        </w:rPr>
+      </w:pPr>
+    </w:p>
+    <w:p>
+      <w:pPr>
+        <w:rPr>
+          <w:lang w:val="en-US"/>
+        </w:rPr>
+      </w:pPr>
+    </w:p>
+    <w:p>
+      <w:pPr>
+        <w:rPr>
+          <w:lang w:val="en-US"/>
+        </w:rPr>
+      </w:pPr>
+    </w:p>
+    <w:p>
+      <w:pPr>
+        <w:rPr>
+          <w:lang w:val="en-US"/>
+        </w:rPr>
+      </w:pPr>
+    </w:p>
+    <w:p>
+      <w:pPr>
+        <w:rPr>
+          <w:lang w:val="en-US"/>
+        </w:rPr>
+      </w:pPr>
+    </w:p>
+    <w:p>
+      <w:pPr>
+        <w:rPr>
+          <w:lang w:val="en-US"/>
+        </w:rPr>
+      </w:pPr>
+    </w:p>
+    <w:p>
+      <w:pPr>
+        <w:rPr>
+          <w:lang w:val="en-US"/>
+        </w:rPr>
+      </w:pPr>
+    </w:p>
+    <w:p>
+      <w:pPr>
+        <w:rPr>
+          <w:lang w:val="en-US"/>
+        </w:rPr>
+      </w:pPr>
+    </w:p>
+    <w:p>
+      <w:pPr>
+        <w:rPr>
+          <w:lang w:val="en-US"/>
+        </w:rPr>
+      </w:pPr>
+    </w:p>
+    <w:p>
+      <w:pPr>
+        <w:rPr>
+          <w:lang w:val="en-US"/>
+        </w:rPr>
+      </w:pPr>
+    </w:p>
+    <w:p>
+      <w:pPr>
+        <w:rPr>
+          <w:lang w:val="en-US"/>
+        </w:rPr>
+      </w:pPr>
+    </w:p>
+    <w:p>
+      <w:pPr>
+        <w:rPr>
+          <w:lang w:val="en-US"/>
+        </w:rPr>
+      </w:pPr>
+    </w:p>
+    <w:p>
+      <w:pPr>
+        <w:rPr>
+          <w:lang w:val="en-US"/>
+        </w:rPr>
+      </w:pPr>
+    </w:p>
+    <w:p>
+      <w:pPr>
+        <w:rPr>
+          <w:lang w:val="en-US"/>
+        </w:rPr>
+      </w:pPr>
+    </w:p>
+    <w:p>
+      <w:pPr>
+        <w:rPr>
+          <w:lang w:val="en-US"/>
+        </w:rPr>
+      </w:pPr>
+    </w:p>
+    <w:p>
+      <w:pPr>
+        <w:rPr>
+          <w:lang w:val="en-US"/>
+        </w:rPr>
+      </w:pPr>
+    </w:p>
+    <w:p>
+      <w:pPr>
+        <w:rPr>
+          <w:lang w:val="en-US"/>
+        </w:rPr>
+      </w:pPr>
+    </w:p>
+    <w:p>
+      <w:pPr>
+        <w:rPr>
+          <w:lang w:val="en-US"/>
+        </w:rPr>
+      </w:pPr>
+    </w:p>
+    <w:p>
+      <w:pPr>
+        <w:rPr>
+          <w:lang w:val="en-US"/>
+        </w:rPr>
+      </w:pPr>
+    </w:p>
+    <w:p>
+      <w:pPr>
+        <w:rPr>
+          <w:lang w:val="en-US"/>
+        </w:rPr>
+      </w:pPr>
+    </w:p>
+    <w:p>
+      <w:pPr>
+        <w:rPr>
+          <w:lang w:val="en-US"/>
+        </w:rPr>
+      </w:pPr>
+    </w:p>
+    <w:p>
+      <w:pPr>
+        <w:rPr>
+          <w:lang w:val="en-US"/>
+        </w:rPr>
+      </w:pPr>
+    </w:p>
+    <w:p>
+      <w:pPr>
+        <w:rPr>
+          <w:lang w:val="en-US"/>
+        </w:rPr>
+      </w:pPr>
+    </w:p>
+    <w:p>
+      <w:pPr>
+        <w:rPr>
+          <w:lang w:val="en-US"/>
+        </w:rPr>
+      </w:pPr>
+    </w:p>
+    <w:p>
+      <w:pPr>
+        <w:rPr>
+          <w:lang w:val="en-US"/>
+        </w:rPr>
+      </w:pPr>
+    </w:p>
+    <w:p>
+      <w:pPr>
+        <w:rPr>
+          <w:lang w:val="en-US"/>
+        </w:rPr>
+      </w:pPr>
+    </w:p>
+    <w:p>
+      <w:pPr>
+        <w:rPr>
+          <w:lang w:val="en-US"/>
+        </w:rPr>
+      </w:pPr>
+    </w:p>
+    <w:p>
+      <w:pPr>
+        <w:rPr>
+          <w:lang w:val="en-US"/>
+        </w:rPr>
+      </w:pPr>
+    </w:p>
+    <w:p>
+      <w:pPr>
+        <w:rPr>
+          <w:lang w:val="en-US"/>
+        </w:rPr>
+      </w:pPr>
+    </w:p>
+    <w:p>
+      <w:pPr>
+        <w:rPr>
+          <w:lang w:val="en-US"/>
+        </w:rPr>
+      </w:pPr>
+    </w:p>
+    <w:p>
+      <w:pPr>
+        <w:rPr>
+          <w:lang w:val="en-US"/>
+        </w:rPr>
+      </w:pPr>
+    </w:p>
+    <w:p>
+      <w:pPr>
+        <w:rPr>
+          <w:lang w:val="en-US"/>
+        </w:rPr>
+      </w:pPr>
+    </w:p>
+    <w:p>
+      <w:pPr>
+        <w:rPr>
+          <w:lang w:val="en-US"/>
+        </w:rPr>
+      </w:pPr>
+    </w:p>
+    <w:p>
+      <w:pPr>
+        <w:rPr>
+          <w:lang w:val="en-US"/>
+        </w:rPr>
+      </w:pPr>
+    </w:p>
+    <w:p>
+      <w:pPr>
+        <w:rPr>
+          <w:lang w:val="en-US"/>
+        </w:rPr>
+      </w:pPr>
+    </w:p>
+    <w:p>
+      <w:pPr>
+        <w:rPr>
+          <w:lang w:val="en-US"/>
+        </w:rPr>
+      </w:pPr>
+    </w:p>
+    <w:p>
+      <w:pPr>
+        <w:rPr>
+          <w:lang w:val="en-US"/>
+        </w:rPr>
+      </w:pPr>
+    </w:p>
+    <w:p>
+      <w:pPr>
+        <w:rPr>
+          <w:lang w:val="en-US"/>
+        </w:rPr>
+      </w:pPr>
+    </w:p>
+    <w:p>
+      <w:pPr>
+        <w:rPr>
+          <w:lang w:val="en-US"/>
+        </w:rPr>
+      </w:pPr>
+    </w:p>
+    <w:p>
+      <w:pPr>
+        <w:rPr>
+          <w:lang w:val="en-US"/>
+        </w:rPr>
+      </w:pPr>
+    </w:p>
+    <w:p>
+      <w:pPr>
+        <w:rPr>
+          <w:lang w:val="en-US"/>
+        </w:rPr>
+      </w:pPr>
+    </w:p>
+    <w:p>
+      <w:pPr>
+        <w:rPr>
+          <w:lang w:val="en-US"/>
+        </w:rPr>
+      </w:pPr>
+    </w:p>
+    <w:p>
+      <w:pPr>
+        <w:rPr>
+          <w:lang w:val="en-US"/>
+        </w:rPr>
+      </w:pPr>
+    </w:p>
+    <w:p>
+      <w:pPr>
+        <w:rPr>
+          <w:lang w:val="en-US"/>
+        </w:rPr>
+      </w:pPr>
+    </w:p>
+    <w:p>
+      <w:pPr>
+        <w:rPr>
+          <w:lang w:val="en-US"/>
+        </w:rPr>
+      </w:pPr>
+    </w:p>
+    <w:p>
+      <w:pPr>
+        <w:rPr>
+          <w:lang w:val="en-US"/>
+        </w:rPr>
+      </w:pPr>
+    </w:p>
+    <w:p>
+      <w:pPr>
+        <w:rPr>
+          <w:lang w:val="en-US"/>
+        </w:rPr>
+      </w:pPr>
+    </w:p>
+    <w:p>
+      <w:pPr>
+        <w:rPr>
+          <w:lang w:val="en-US"/>
+        </w:rPr>
+      </w:pPr>
+    </w:p>
+    <w:p>
+      <w:pPr>
+        <w:rPr>
+          <w:lang w:val="en-US"/>
+        </w:rPr>
+      </w:pPr>
+    </w:p>
+    <w:p>
+      <w:pPr>
+        <w:rPr>
+          <w:lang w:val="en-US"/>
+        </w:rPr>
+      </w:pPr>
+    </w:p>
+    <w:p>
+      <w:pPr>
+        <w:rPr>
+          <w:lang w:val="en-US"/>
+        </w:rPr>
+      </w:pPr>
+    </w:p>
+    <w:p>
+      <w:pPr>
+        <w:rPr>
+          <w:lang w:val="en-US"/>
+        </w:rPr>
+      </w:pPr>
+    </w:p>
+    <w:p>
+      <w:pPr>
+        <w:rPr>
+          <w:lang w:val="en-US"/>
+        </w:rPr>
+      </w:pPr>
+    </w:p>
+    <w:p>
+      <w:pPr>
+        <w:rPr>
+          <w:lang w:val="en-US"/>
+        </w:rPr>
+      </w:pPr>
+    </w:p>
+    <w:p>
+      <w:pPr>
+        <w:rPr>
+          <w:lang w:val="en-US"/>
+        </w:rPr>
+      </w:pPr>
+    </w:p>
+    <w:p>
+      <w:pPr>
+        <w:rPr>
+          <w:lang w:val="en-US"/>
+        </w:rPr>
+      </w:pPr>
     </w:p>
     <w:p>
       <w:pPr>
@@ -27798,7 +27873,7 @@
           <w:lang w:val="en-US"/>
         </w:rPr>
       </w:pPr>
-      <w:bookmarkStart w:id="18" w:name="_Toc194401445"/>
+      <w:bookmarkStart w:id="18" w:name="_Toc194418649"/>
       <w:proofErr w:type="spellStart"/>
       <w:r>
         <w:rPr>
@@ -27807,6 +27882,7 @@
           <w:szCs w:val="48"/>
           <w:lang w:val="en-US"/>
         </w:rPr>
+        <w:lastRenderedPageBreak/>
         <w:t>Avvio</w:t>
       </w:r>
       <w:proofErr w:type="spellEnd"/>
@@ -27831,6 +27907,1345 @@
       </w:r>
       <w:bookmarkEnd w:id="18"/>
       <w:proofErr w:type="spellEnd"/>
+    </w:p>
+    <w:p>
+      <w:pPr>
+        <w:pStyle w:val="Titolo2"/>
+        <w:numPr>
+          <w:ilvl w:val="1"/>
+          <w:numId w:val="35"/>
+        </w:numPr>
+        <w:ind w:left="426"/>
+        <w:rPr>
+          <w:color w:val="000000" w:themeColor="text1"/>
+          <w:sz w:val="36"/>
+          <w:szCs w:val="36"/>
+        </w:rPr>
+      </w:pPr>
+      <w:bookmarkStart w:id="19" w:name="_Toc194418650"/>
+      <w:r>
+        <w:rPr>
+          <w:color w:val="000000" w:themeColor="text1"/>
+          <w:sz w:val="36"/>
+          <w:szCs w:val="36"/>
+        </w:rPr>
+        <w:t xml:space="preserve">Modulo </w:t>
+      </w:r>
+      <w:proofErr w:type="spellStart"/>
+      <w:r>
+        <w:rPr>
+          <w:color w:val="000000" w:themeColor="text1"/>
+          <w:sz w:val="36"/>
+          <w:szCs w:val="36"/>
+        </w:rPr>
+        <w:t>Frontend</w:t>
+      </w:r>
+      <w:bookmarkEnd w:id="19"/>
+      <w:proofErr w:type="spellEnd"/>
+    </w:p>
+    <w:p>
+      <w:pPr>
+        <w:rPr>
+          <w:rFonts w:ascii="Calibri" w:hAnsi="Calibri" w:cs="Calibri"/>
+          <w:sz w:val="22"/>
+          <w:szCs w:val="22"/>
+        </w:rPr>
+      </w:pPr>
+      <w:r>
+        <w:rPr>
+          <w:rFonts w:ascii="Calibri" w:hAnsi="Calibri" w:cs="Calibri"/>
+          <w:sz w:val="22"/>
+          <w:szCs w:val="22"/>
+        </w:rPr>
+        <w:t xml:space="preserve">Il modulo </w:t>
+      </w:r>
+      <w:proofErr w:type="spellStart"/>
+      <w:r>
+        <w:rPr>
+          <w:rFonts w:ascii="Calibri" w:hAnsi="Calibri" w:cs="Calibri"/>
+          <w:sz w:val="22"/>
+          <w:szCs w:val="22"/>
+        </w:rPr>
+        <w:t>Frontend</w:t>
+      </w:r>
+      <w:proofErr w:type="spellEnd"/>
+      <w:r>
+        <w:rPr>
+          <w:rFonts w:ascii="Calibri" w:hAnsi="Calibri" w:cs="Calibri"/>
+          <w:sz w:val="22"/>
+          <w:szCs w:val="22"/>
+        </w:rPr>
+        <w:t xml:space="preserve"> specifica come target il framework .NET 9.0 nel file di progetto. Pertanto, per eseguire correttamente l’applicazione è necessario avere installata questa versione di .NET. Le dipendenze vengono automaticamente risolte e installate durante la fase di build, grazie alle direttive del file .</w:t>
+      </w:r>
+      <w:proofErr w:type="spellStart"/>
+      <w:r>
+        <w:rPr>
+          <w:rFonts w:ascii="Calibri" w:hAnsi="Calibri" w:cs="Calibri"/>
+          <w:sz w:val="22"/>
+          <w:szCs w:val="22"/>
+        </w:rPr>
+        <w:t>csproj</w:t>
+      </w:r>
+      <w:proofErr w:type="spellEnd"/>
+      <w:r>
+        <w:rPr>
+          <w:rFonts w:ascii="Calibri" w:hAnsi="Calibri" w:cs="Calibri"/>
+          <w:sz w:val="22"/>
+          <w:szCs w:val="22"/>
+        </w:rPr>
+        <w:t xml:space="preserve">, che includono pacchetti come </w:t>
+      </w:r>
+      <w:proofErr w:type="spellStart"/>
+      <w:r>
+        <w:rPr>
+          <w:rFonts w:ascii="Calibri" w:hAnsi="Calibri" w:cs="Calibri"/>
+          <w:i/>
+          <w:iCs/>
+          <w:sz w:val="22"/>
+          <w:szCs w:val="22"/>
+        </w:rPr>
+        <w:t>Avalonia</w:t>
+      </w:r>
+      <w:proofErr w:type="spellEnd"/>
+      <w:r>
+        <w:rPr>
+          <w:rFonts w:ascii="Calibri" w:hAnsi="Calibri" w:cs="Calibri"/>
+          <w:sz w:val="22"/>
+          <w:szCs w:val="22"/>
+        </w:rPr>
+        <w:t xml:space="preserve">, </w:t>
+      </w:r>
+      <w:proofErr w:type="spellStart"/>
+      <w:r>
+        <w:rPr>
+          <w:rFonts w:ascii="Calibri" w:hAnsi="Calibri" w:cs="Calibri"/>
+          <w:i/>
+          <w:iCs/>
+          <w:sz w:val="22"/>
+          <w:szCs w:val="22"/>
+        </w:rPr>
+        <w:t>CommunityToolkit.Mvvm</w:t>
+      </w:r>
+      <w:proofErr w:type="spellEnd"/>
+      <w:r>
+        <w:rPr>
+          <w:rFonts w:ascii="Calibri" w:hAnsi="Calibri" w:cs="Calibri"/>
+          <w:sz w:val="22"/>
+          <w:szCs w:val="22"/>
+        </w:rPr>
+        <w:t xml:space="preserve">, </w:t>
+      </w:r>
+      <w:proofErr w:type="spellStart"/>
+      <w:r>
+        <w:rPr>
+          <w:rFonts w:ascii="Calibri" w:hAnsi="Calibri" w:cs="Calibri"/>
+          <w:i/>
+          <w:iCs/>
+          <w:sz w:val="22"/>
+          <w:szCs w:val="22"/>
+        </w:rPr>
+        <w:t>Mapsui</w:t>
+      </w:r>
+      <w:proofErr w:type="spellEnd"/>
+      <w:r>
+        <w:rPr>
+          <w:rFonts w:ascii="Calibri" w:hAnsi="Calibri" w:cs="Calibri"/>
+          <w:sz w:val="22"/>
+          <w:szCs w:val="22"/>
+        </w:rPr>
+        <w:t xml:space="preserve"> e i relativi moduli per la visualizzazione delle mappe. Il comando di build (</w:t>
+      </w:r>
+      <w:proofErr w:type="spellStart"/>
+      <w:r>
+        <w:rPr>
+          <w:rStyle w:val="CodiceHTML"/>
+          <w:rFonts w:ascii="Calibri" w:hAnsi="Calibri" w:cs="Calibri"/>
+          <w:sz w:val="22"/>
+          <w:szCs w:val="22"/>
+        </w:rPr>
+        <w:t>dotnet</w:t>
+      </w:r>
+      <w:proofErr w:type="spellEnd"/>
+      <w:r>
+        <w:rPr>
+          <w:rStyle w:val="CodiceHTML"/>
+          <w:rFonts w:ascii="Calibri" w:hAnsi="Calibri" w:cs="Calibri"/>
+          <w:sz w:val="22"/>
+          <w:szCs w:val="22"/>
+        </w:rPr>
+        <w:t xml:space="preserve"> build</w:t>
+      </w:r>
+      <w:r>
+        <w:rPr>
+          <w:rFonts w:ascii="Calibri" w:hAnsi="Calibri" w:cs="Calibri"/>
+          <w:sz w:val="22"/>
+          <w:szCs w:val="22"/>
+        </w:rPr>
+        <w:t xml:space="preserve">) si occupa anche di scaricare i pacchetti mancanti e configurare l’ambiente di </w:t>
+      </w:r>
+      <w:proofErr w:type="spellStart"/>
+      <w:r>
+        <w:rPr>
+          <w:rFonts w:ascii="Calibri" w:hAnsi="Calibri" w:cs="Calibri"/>
+          <w:sz w:val="22"/>
+          <w:szCs w:val="22"/>
+        </w:rPr>
+        <w:t>runtime</w:t>
+      </w:r>
+      <w:proofErr w:type="spellEnd"/>
+      <w:r>
+        <w:rPr>
+          <w:rFonts w:ascii="Calibri" w:hAnsi="Calibri" w:cs="Calibri"/>
+          <w:sz w:val="22"/>
+          <w:szCs w:val="22"/>
+        </w:rPr>
+        <w:t>.</w:t>
+      </w:r>
+    </w:p>
+    <w:p>
+      <w:pPr>
+        <w:pStyle w:val="Titolo2"/>
+        <w:numPr>
+          <w:ilvl w:val="1"/>
+          <w:numId w:val="35"/>
+        </w:numPr>
+        <w:ind w:left="426"/>
+        <w:rPr>
+          <w:color w:val="000000" w:themeColor="text1"/>
+          <w:sz w:val="36"/>
+          <w:szCs w:val="36"/>
+        </w:rPr>
+      </w:pPr>
+      <w:bookmarkStart w:id="20" w:name="_Toc194418651"/>
+      <w:r>
+        <w:rPr>
+          <w:color w:val="000000" w:themeColor="text1"/>
+          <w:sz w:val="36"/>
+          <w:szCs w:val="36"/>
+        </w:rPr>
+        <w:t xml:space="preserve">Moduli </w:t>
+      </w:r>
+      <w:proofErr w:type="spellStart"/>
+      <w:r>
+        <w:rPr>
+          <w:color w:val="000000" w:themeColor="text1"/>
+          <w:sz w:val="36"/>
+          <w:szCs w:val="36"/>
+        </w:rPr>
+        <w:t>Backend</w:t>
+      </w:r>
+      <w:proofErr w:type="spellEnd"/>
+      <w:r>
+        <w:rPr>
+          <w:color w:val="000000" w:themeColor="text1"/>
+          <w:sz w:val="36"/>
+          <w:szCs w:val="36"/>
+        </w:rPr>
+        <w:t xml:space="preserve"> e </w:t>
+      </w:r>
+      <w:proofErr w:type="spellStart"/>
+      <w:r>
+        <w:rPr>
+          <w:color w:val="000000" w:themeColor="text1"/>
+          <w:sz w:val="36"/>
+          <w:szCs w:val="36"/>
+        </w:rPr>
+        <w:t>Stats</w:t>
+      </w:r>
+      <w:bookmarkEnd w:id="20"/>
+      <w:proofErr w:type="spellEnd"/>
+    </w:p>
+    <w:p>
+      <w:pPr>
+        <w:spacing w:before="100" w:beforeAutospacing="1" w:after="100" w:afterAutospacing="1"/>
+        <w:rPr>
+          <w:rFonts w:ascii="Calibri" w:hAnsi="Calibri" w:cs="Calibri"/>
+          <w:sz w:val="22"/>
+          <w:szCs w:val="22"/>
+        </w:rPr>
+      </w:pPr>
+      <w:r>
+        <w:rPr>
+          <w:rFonts w:ascii="Calibri" w:hAnsi="Calibri" w:cs="Calibri"/>
+          <w:sz w:val="22"/>
+          <w:szCs w:val="22"/>
+        </w:rPr>
+        <w:t xml:space="preserve">I moduli </w:t>
+      </w:r>
+      <w:proofErr w:type="spellStart"/>
+      <w:r>
+        <w:rPr>
+          <w:rFonts w:ascii="Calibri" w:hAnsi="Calibri" w:cs="Calibri"/>
+          <w:sz w:val="22"/>
+          <w:szCs w:val="22"/>
+        </w:rPr>
+        <w:t>Backend</w:t>
+      </w:r>
+      <w:proofErr w:type="spellEnd"/>
+      <w:r>
+        <w:rPr>
+          <w:rFonts w:ascii="Calibri" w:hAnsi="Calibri" w:cs="Calibri"/>
+          <w:sz w:val="22"/>
+          <w:szCs w:val="22"/>
+        </w:rPr>
+        <w:t xml:space="preserve"> e </w:t>
+      </w:r>
+      <w:proofErr w:type="spellStart"/>
+      <w:r>
+        <w:rPr>
+          <w:rFonts w:ascii="Calibri" w:hAnsi="Calibri" w:cs="Calibri"/>
+          <w:sz w:val="22"/>
+          <w:szCs w:val="22"/>
+        </w:rPr>
+        <w:t>Stats</w:t>
+      </w:r>
+      <w:proofErr w:type="spellEnd"/>
+      <w:r>
+        <w:rPr>
+          <w:rFonts w:ascii="Calibri" w:hAnsi="Calibri" w:cs="Calibri"/>
+          <w:sz w:val="22"/>
+          <w:szCs w:val="22"/>
+        </w:rPr>
+        <w:t xml:space="preserve"> sono definiti tramite un file </w:t>
+      </w:r>
+      <w:proofErr w:type="spellStart"/>
+      <w:r>
+        <w:rPr>
+          <w:rStyle w:val="CodiceHTML"/>
+          <w:rFonts w:ascii="Calibri" w:hAnsi="Calibri" w:cs="Calibri"/>
+          <w:b/>
+          <w:bCs/>
+          <w:sz w:val="22"/>
+          <w:szCs w:val="22"/>
+        </w:rPr>
+        <w:t>docker-</w:t>
+      </w:r>
+      <w:proofErr w:type="gramStart"/>
+      <w:r>
+        <w:rPr>
+          <w:rStyle w:val="CodiceHTML"/>
+          <w:rFonts w:ascii="Calibri" w:hAnsi="Calibri" w:cs="Calibri"/>
+          <w:b/>
+          <w:bCs/>
+          <w:sz w:val="22"/>
+          <w:szCs w:val="22"/>
+        </w:rPr>
+        <w:t>compose.yaml</w:t>
+      </w:r>
+      <w:proofErr w:type="spellEnd"/>
+      <w:proofErr w:type="gramEnd"/>
+      <w:r>
+        <w:rPr>
+          <w:rFonts w:ascii="Calibri" w:hAnsi="Calibri" w:cs="Calibri"/>
+          <w:sz w:val="22"/>
+          <w:szCs w:val="22"/>
+        </w:rPr>
+        <w:t xml:space="preserve">, che gestisce il deployment di tre container: il database </w:t>
+      </w:r>
+      <w:proofErr w:type="spellStart"/>
+      <w:r>
+        <w:rPr>
+          <w:rFonts w:ascii="Calibri" w:hAnsi="Calibri" w:cs="Calibri"/>
+          <w:sz w:val="22"/>
+          <w:szCs w:val="22"/>
+        </w:rPr>
+        <w:t>PostgreSQL</w:t>
+      </w:r>
+      <w:proofErr w:type="spellEnd"/>
+      <w:r>
+        <w:rPr>
+          <w:rFonts w:ascii="Calibri" w:hAnsi="Calibri" w:cs="Calibri"/>
+          <w:sz w:val="22"/>
+          <w:szCs w:val="22"/>
+        </w:rPr>
+        <w:t xml:space="preserve"> (</w:t>
+      </w:r>
+      <w:proofErr w:type="spellStart"/>
+      <w:r>
+        <w:rPr>
+          <w:rFonts w:ascii="Calibri" w:hAnsi="Calibri" w:cs="Calibri"/>
+          <w:sz w:val="22"/>
+          <w:szCs w:val="22"/>
+        </w:rPr>
+        <w:t>db</w:t>
+      </w:r>
+      <w:proofErr w:type="spellEnd"/>
+      <w:r>
+        <w:rPr>
+          <w:rFonts w:ascii="Calibri" w:hAnsi="Calibri" w:cs="Calibri"/>
+          <w:sz w:val="22"/>
+          <w:szCs w:val="22"/>
+        </w:rPr>
+        <w:t xml:space="preserve">), il </w:t>
+      </w:r>
+      <w:proofErr w:type="spellStart"/>
+      <w:r>
+        <w:rPr>
+          <w:rFonts w:ascii="Calibri" w:hAnsi="Calibri" w:cs="Calibri"/>
+          <w:sz w:val="22"/>
+          <w:szCs w:val="22"/>
+        </w:rPr>
+        <w:t>backend</w:t>
+      </w:r>
+      <w:proofErr w:type="spellEnd"/>
+      <w:r>
+        <w:rPr>
+          <w:rFonts w:ascii="Calibri" w:hAnsi="Calibri" w:cs="Calibri"/>
+          <w:sz w:val="22"/>
+          <w:szCs w:val="22"/>
+        </w:rPr>
+        <w:t xml:space="preserve"> scritto in Go (</w:t>
+      </w:r>
+      <w:proofErr w:type="spellStart"/>
+      <w:r>
+        <w:rPr>
+          <w:rFonts w:ascii="Calibri" w:hAnsi="Calibri" w:cs="Calibri"/>
+          <w:sz w:val="22"/>
+          <w:szCs w:val="22"/>
+        </w:rPr>
+        <w:t>backend</w:t>
+      </w:r>
+      <w:proofErr w:type="spellEnd"/>
+      <w:r>
+        <w:rPr>
+          <w:rFonts w:ascii="Calibri" w:hAnsi="Calibri" w:cs="Calibri"/>
+          <w:sz w:val="22"/>
+          <w:szCs w:val="22"/>
+        </w:rPr>
+        <w:t>) e il modulo in Python per le statistiche (</w:t>
+      </w:r>
+      <w:proofErr w:type="spellStart"/>
+      <w:r>
+        <w:rPr>
+          <w:rFonts w:ascii="Calibri" w:hAnsi="Calibri" w:cs="Calibri"/>
+          <w:sz w:val="22"/>
+          <w:szCs w:val="22"/>
+        </w:rPr>
+        <w:t>stats</w:t>
+      </w:r>
+      <w:proofErr w:type="spellEnd"/>
+      <w:r>
+        <w:rPr>
+          <w:rFonts w:ascii="Calibri" w:hAnsi="Calibri" w:cs="Calibri"/>
+          <w:sz w:val="22"/>
+          <w:szCs w:val="22"/>
+        </w:rPr>
+        <w:t>).</w:t>
+      </w:r>
+      <w:r>
+        <w:rPr>
+          <w:rFonts w:ascii="Calibri" w:hAnsi="Calibri" w:cs="Calibri"/>
+          <w:sz w:val="22"/>
+          <w:szCs w:val="22"/>
+        </w:rPr>
+        <w:br/>
+        <w:t xml:space="preserve">È necessario installare la versione più recente di Docker per poter eseguire i due moduli. </w:t>
+      </w:r>
+      <w:r>
+        <w:rPr>
+          <w:rFonts w:ascii="Calibri" w:hAnsi="Calibri" w:cs="Calibri"/>
+          <w:sz w:val="22"/>
+          <w:szCs w:val="22"/>
+        </w:rPr>
+        <w:br/>
+      </w:r>
+      <w:r>
+        <w:rPr>
+          <w:rFonts w:ascii="Calibri" w:hAnsi="Calibri" w:cs="Calibri"/>
+          <w:sz w:val="22"/>
+          <w:szCs w:val="22"/>
+        </w:rPr>
+        <w:t xml:space="preserve">Per il corretto funzionamento dell’applicazione, è necessario creare un </w:t>
+      </w:r>
+      <w:proofErr w:type="gramStart"/>
+      <w:r>
+        <w:rPr>
+          <w:rFonts w:ascii="Calibri" w:hAnsi="Calibri" w:cs="Calibri"/>
+          <w:sz w:val="22"/>
+          <w:szCs w:val="22"/>
+        </w:rPr>
+        <w:t xml:space="preserve">file </w:t>
+      </w:r>
+      <w:r>
+        <w:rPr>
+          <w:rStyle w:val="CodiceHTML"/>
+          <w:rFonts w:ascii="Calibri" w:hAnsi="Calibri" w:cs="Calibri"/>
+          <w:i/>
+          <w:iCs/>
+          <w:sz w:val="22"/>
+          <w:szCs w:val="22"/>
+        </w:rPr>
+        <w:t>.</w:t>
+      </w:r>
+      <w:proofErr w:type="spellStart"/>
+      <w:r>
+        <w:rPr>
+          <w:rStyle w:val="CodiceHTML"/>
+          <w:rFonts w:ascii="Calibri" w:hAnsi="Calibri" w:cs="Calibri"/>
+          <w:i/>
+          <w:iCs/>
+          <w:sz w:val="22"/>
+          <w:szCs w:val="22"/>
+        </w:rPr>
+        <w:t>env</w:t>
+      </w:r>
+      <w:proofErr w:type="spellEnd"/>
+      <w:proofErr w:type="gramEnd"/>
+      <w:r>
+        <w:rPr>
+          <w:rFonts w:ascii="Calibri" w:hAnsi="Calibri" w:cs="Calibri"/>
+          <w:sz w:val="22"/>
+          <w:szCs w:val="22"/>
+        </w:rPr>
+        <w:t xml:space="preserve"> nella directory </w:t>
+      </w:r>
+      <w:proofErr w:type="spellStart"/>
+      <w:r>
+        <w:rPr>
+          <w:rStyle w:val="CodiceHTML"/>
+          <w:rFonts w:ascii="Calibri" w:hAnsi="Calibri" w:cs="Calibri"/>
+          <w:sz w:val="22"/>
+          <w:szCs w:val="22"/>
+        </w:rPr>
+        <w:t>Backend</w:t>
+      </w:r>
+      <w:proofErr w:type="spellEnd"/>
+      <w:r>
+        <w:rPr>
+          <w:rFonts w:ascii="Calibri" w:hAnsi="Calibri" w:cs="Calibri"/>
+          <w:sz w:val="22"/>
+          <w:szCs w:val="22"/>
+        </w:rPr>
+        <w:t xml:space="preserve"> contenente le variabili d’ambiente, come le credenziali del database (</w:t>
+      </w:r>
+      <w:r>
+        <w:rPr>
+          <w:rStyle w:val="CodiceHTML"/>
+          <w:rFonts w:ascii="Calibri" w:hAnsi="Calibri" w:cs="Calibri"/>
+          <w:sz w:val="22"/>
+          <w:szCs w:val="22"/>
+        </w:rPr>
+        <w:t>DB_USER</w:t>
+      </w:r>
+      <w:r>
+        <w:rPr>
+          <w:rFonts w:ascii="Calibri" w:hAnsi="Calibri" w:cs="Calibri"/>
+          <w:sz w:val="22"/>
+          <w:szCs w:val="22"/>
+        </w:rPr>
+        <w:t xml:space="preserve">, </w:t>
+      </w:r>
+      <w:r>
+        <w:rPr>
+          <w:rStyle w:val="CodiceHTML"/>
+          <w:rFonts w:ascii="Calibri" w:hAnsi="Calibri" w:cs="Calibri"/>
+          <w:sz w:val="22"/>
+          <w:szCs w:val="22"/>
+        </w:rPr>
+        <w:t>DB_PASSWORD</w:t>
+      </w:r>
+      <w:r>
+        <w:rPr>
+          <w:rFonts w:ascii="Calibri" w:hAnsi="Calibri" w:cs="Calibri"/>
+          <w:sz w:val="22"/>
+          <w:szCs w:val="22"/>
+        </w:rPr>
+        <w:t xml:space="preserve">, </w:t>
+      </w:r>
+      <w:r>
+        <w:rPr>
+          <w:rStyle w:val="CodiceHTML"/>
+          <w:rFonts w:ascii="Calibri" w:hAnsi="Calibri" w:cs="Calibri"/>
+          <w:sz w:val="22"/>
+          <w:szCs w:val="22"/>
+        </w:rPr>
+        <w:t>DB_HOST</w:t>
+      </w:r>
+      <w:r>
+        <w:rPr>
+          <w:rFonts w:ascii="Calibri" w:hAnsi="Calibri" w:cs="Calibri"/>
+          <w:sz w:val="22"/>
+          <w:szCs w:val="22"/>
+        </w:rPr>
+        <w:t>) e il nome del database (</w:t>
+      </w:r>
+      <w:r>
+        <w:rPr>
+          <w:rStyle w:val="CodiceHTML"/>
+          <w:rFonts w:ascii="Calibri" w:hAnsi="Calibri" w:cs="Calibri"/>
+          <w:sz w:val="22"/>
+          <w:szCs w:val="22"/>
+        </w:rPr>
+        <w:t>DB_NAME</w:t>
+      </w:r>
+      <w:r>
+        <w:rPr>
+          <w:rFonts w:ascii="Calibri" w:hAnsi="Calibri" w:cs="Calibri"/>
+          <w:sz w:val="22"/>
+          <w:szCs w:val="22"/>
+        </w:rPr>
+        <w:t>).</w:t>
+      </w:r>
+    </w:p>
+    <w:p>
+      <w:pPr>
+        <w:spacing w:before="100" w:beforeAutospacing="1" w:after="100" w:afterAutospacing="1"/>
+        <w:rPr>
+          <w:rFonts w:ascii="Calibri" w:hAnsi="Calibri" w:cs="Calibri"/>
+          <w:sz w:val="22"/>
+          <w:szCs w:val="22"/>
+        </w:rPr>
+      </w:pPr>
+      <w:r>
+        <w:rPr>
+          <w:rFonts w:ascii="Calibri" w:hAnsi="Calibri" w:cs="Calibri"/>
+          <w:sz w:val="22"/>
+          <w:szCs w:val="22"/>
+        </w:rPr>
+        <w:t xml:space="preserve">Il servizio </w:t>
+      </w:r>
+      <w:proofErr w:type="spellStart"/>
+      <w:r>
+        <w:rPr>
+          <w:rStyle w:val="CodiceHTML"/>
+          <w:rFonts w:ascii="Calibri" w:hAnsi="Calibri" w:cs="Calibri"/>
+          <w:sz w:val="22"/>
+          <w:szCs w:val="22"/>
+        </w:rPr>
+        <w:t>db</w:t>
+      </w:r>
+      <w:proofErr w:type="spellEnd"/>
+      <w:r>
+        <w:rPr>
+          <w:rFonts w:ascii="Calibri" w:hAnsi="Calibri" w:cs="Calibri"/>
+          <w:sz w:val="22"/>
+          <w:szCs w:val="22"/>
+        </w:rPr>
+        <w:t xml:space="preserve"> utilizza l’immagine ufficiale di </w:t>
+      </w:r>
+      <w:proofErr w:type="spellStart"/>
+      <w:r>
+        <w:rPr>
+          <w:rFonts w:ascii="Calibri" w:hAnsi="Calibri" w:cs="Calibri"/>
+          <w:sz w:val="22"/>
+          <w:szCs w:val="22"/>
+        </w:rPr>
+        <w:t>PostgreSQL</w:t>
+      </w:r>
+      <w:proofErr w:type="spellEnd"/>
+      <w:r>
+        <w:rPr>
+          <w:rFonts w:ascii="Calibri" w:hAnsi="Calibri" w:cs="Calibri"/>
+          <w:sz w:val="22"/>
+          <w:szCs w:val="22"/>
+        </w:rPr>
+        <w:t xml:space="preserve"> e monta un volume persistente per mantenere i dati (</w:t>
+      </w:r>
+      <w:proofErr w:type="spellStart"/>
+      <w:r>
+        <w:rPr>
+          <w:rStyle w:val="CodiceHTML"/>
+          <w:rFonts w:ascii="Calibri" w:hAnsi="Calibri" w:cs="Calibri"/>
+          <w:sz w:val="22"/>
+          <w:szCs w:val="22"/>
+        </w:rPr>
+        <w:t>pgdata</w:t>
+      </w:r>
+      <w:proofErr w:type="spellEnd"/>
+      <w:r>
+        <w:rPr>
+          <w:rFonts w:ascii="Calibri" w:hAnsi="Calibri" w:cs="Calibri"/>
+          <w:sz w:val="22"/>
+          <w:szCs w:val="22"/>
+        </w:rPr>
+        <w:t xml:space="preserve">). Inoltre, viene configurato un </w:t>
+      </w:r>
+      <w:proofErr w:type="spellStart"/>
+      <w:r>
+        <w:rPr>
+          <w:rFonts w:ascii="Calibri" w:hAnsi="Calibri" w:cs="Calibri"/>
+          <w:sz w:val="22"/>
+          <w:szCs w:val="22"/>
+        </w:rPr>
+        <w:t>healthcheck</w:t>
+      </w:r>
+      <w:proofErr w:type="spellEnd"/>
+      <w:r>
+        <w:rPr>
+          <w:rFonts w:ascii="Calibri" w:hAnsi="Calibri" w:cs="Calibri"/>
+          <w:sz w:val="22"/>
+          <w:szCs w:val="22"/>
+        </w:rPr>
+        <w:t xml:space="preserve"> per verificare la disponibilità del database prima dell’avvio dei moduli dipendenti.</w:t>
+      </w:r>
+      <w:r>
+        <w:rPr>
+          <w:rFonts w:ascii="Calibri" w:hAnsi="Calibri" w:cs="Calibri"/>
+          <w:sz w:val="22"/>
+          <w:szCs w:val="22"/>
+        </w:rPr>
+        <w:br/>
+        <w:t xml:space="preserve">Il servizio </w:t>
+      </w:r>
+      <w:proofErr w:type="spellStart"/>
+      <w:r>
+        <w:rPr>
+          <w:rStyle w:val="CodiceHTML"/>
+          <w:rFonts w:ascii="Calibri" w:hAnsi="Calibri" w:cs="Calibri"/>
+          <w:sz w:val="22"/>
+          <w:szCs w:val="22"/>
+        </w:rPr>
+        <w:t>backend</w:t>
+      </w:r>
+      <w:proofErr w:type="spellEnd"/>
+      <w:r>
+        <w:rPr>
+          <w:rFonts w:ascii="Calibri" w:hAnsi="Calibri" w:cs="Calibri"/>
+          <w:sz w:val="22"/>
+          <w:szCs w:val="22"/>
+        </w:rPr>
+        <w:t xml:space="preserve"> si basa su un’immagine personalizzata, costruita tramite il </w:t>
+      </w:r>
+      <w:proofErr w:type="spellStart"/>
+      <w:r>
+        <w:rPr>
+          <w:rFonts w:ascii="Calibri" w:hAnsi="Calibri" w:cs="Calibri"/>
+          <w:sz w:val="22"/>
+          <w:szCs w:val="22"/>
+        </w:rPr>
+        <w:t>Dockerfile</w:t>
+      </w:r>
+      <w:proofErr w:type="spellEnd"/>
+      <w:r>
+        <w:rPr>
+          <w:rFonts w:ascii="Calibri" w:hAnsi="Calibri" w:cs="Calibri"/>
+          <w:sz w:val="22"/>
+          <w:szCs w:val="22"/>
+        </w:rPr>
+        <w:t xml:space="preserve"> specifico presente nella directory del modulo Go.</w:t>
+      </w:r>
+      <w:r>
+        <w:rPr>
+          <w:rFonts w:ascii="Calibri" w:hAnsi="Calibri" w:cs="Calibri"/>
+          <w:sz w:val="22"/>
+          <w:szCs w:val="22"/>
+        </w:rPr>
+        <w:br/>
+        <w:t xml:space="preserve">Il servizio </w:t>
+      </w:r>
+      <w:proofErr w:type="spellStart"/>
+      <w:r>
+        <w:rPr>
+          <w:rStyle w:val="CodiceHTML"/>
+          <w:rFonts w:ascii="Calibri" w:hAnsi="Calibri" w:cs="Calibri"/>
+          <w:sz w:val="22"/>
+          <w:szCs w:val="22"/>
+        </w:rPr>
+        <w:t>stats</w:t>
+      </w:r>
+      <w:proofErr w:type="spellEnd"/>
+      <w:r>
+        <w:rPr>
+          <w:rFonts w:ascii="Calibri" w:hAnsi="Calibri" w:cs="Calibri"/>
+          <w:sz w:val="22"/>
+          <w:szCs w:val="22"/>
+        </w:rPr>
+        <w:t xml:space="preserve">, scritto in Python e basato su </w:t>
+      </w:r>
+      <w:proofErr w:type="spellStart"/>
+      <w:r>
+        <w:rPr>
+          <w:rFonts w:ascii="Calibri" w:hAnsi="Calibri" w:cs="Calibri"/>
+          <w:sz w:val="22"/>
+          <w:szCs w:val="22"/>
+        </w:rPr>
+        <w:t>Flask</w:t>
+      </w:r>
+      <w:proofErr w:type="spellEnd"/>
+      <w:r>
+        <w:rPr>
+          <w:rFonts w:ascii="Calibri" w:hAnsi="Calibri" w:cs="Calibri"/>
+          <w:sz w:val="22"/>
+          <w:szCs w:val="22"/>
+        </w:rPr>
+        <w:t>, viene containerizzato separatamente e dipende anch’esso dal database. Questo modulo è configurato per l’avvio automatico in modalità sviluppo, con variabili d’ambiente specifiche.</w:t>
+      </w:r>
+    </w:p>
+    <w:p>
+      <w:pPr>
+        <w:pStyle w:val="Titolo2"/>
+        <w:numPr>
+          <w:ilvl w:val="1"/>
+          <w:numId w:val="35"/>
+        </w:numPr>
+        <w:ind w:left="426"/>
+        <w:rPr>
+          <w:color w:val="000000" w:themeColor="text1"/>
+          <w:sz w:val="36"/>
+          <w:szCs w:val="36"/>
+        </w:rPr>
+      </w:pPr>
+      <w:bookmarkStart w:id="21" w:name="_Toc194418652"/>
+      <w:r>
+        <w:rPr>
+          <w:color w:val="000000" w:themeColor="text1"/>
+          <w:sz w:val="36"/>
+          <w:szCs w:val="36"/>
+        </w:rPr>
+        <w:t>Avvio del Sistema</w:t>
+      </w:r>
+      <w:bookmarkEnd w:id="21"/>
+    </w:p>
+    <w:p>
+      <w:pPr>
+        <w:pStyle w:val="NormaleWeb"/>
+        <w:spacing w:before="0" w:beforeAutospacing="0" w:after="0" w:afterAutospacing="0" w:line="276" w:lineRule="auto"/>
+        <w:rPr>
+          <w:rFonts w:ascii="Calibri" w:hAnsi="Calibri" w:cs="Calibri"/>
+          <w:sz w:val="22"/>
+          <w:szCs w:val="22"/>
+        </w:rPr>
+      </w:pPr>
+      <w:r>
+        <w:rPr>
+          <w:rFonts w:ascii="Calibri" w:hAnsi="Calibri" w:cs="Calibri"/>
+          <w:color w:val="000000"/>
+          <w:sz w:val="22"/>
+          <w:szCs w:val="22"/>
+        </w:rPr>
+        <w:t>Per avviare il progetto localmente</w:t>
+      </w:r>
+      <w:r>
+        <w:rPr>
+          <w:rFonts w:ascii="Calibri" w:hAnsi="Calibri" w:cs="Calibri"/>
+          <w:color w:val="000000"/>
+          <w:sz w:val="22"/>
+          <w:szCs w:val="22"/>
+        </w:rPr>
+        <w:t xml:space="preserve"> a</w:t>
+      </w:r>
+      <w:r>
+        <w:rPr>
+          <w:rFonts w:ascii="Calibri" w:hAnsi="Calibri" w:cs="Calibri"/>
+          <w:color w:val="000000"/>
+          <w:sz w:val="22"/>
+          <w:szCs w:val="22"/>
+        </w:rPr>
+        <w:t xml:space="preserve">ssicurarsi che le porte </w:t>
+      </w:r>
+      <w:r>
+        <w:rPr>
+          <w:rFonts w:ascii="Calibri" w:hAnsi="Calibri" w:cs="Calibri"/>
+          <w:color w:val="000000"/>
+          <w:sz w:val="22"/>
+          <w:szCs w:val="22"/>
+        </w:rPr>
+        <w:t>5432</w:t>
+      </w:r>
+      <w:r>
+        <w:rPr>
+          <w:rFonts w:ascii="Calibri" w:hAnsi="Calibri" w:cs="Calibri"/>
+          <w:color w:val="000000"/>
+          <w:sz w:val="22"/>
+          <w:szCs w:val="22"/>
+        </w:rPr>
+        <w:t xml:space="preserve">, </w:t>
+      </w:r>
+      <w:r>
+        <w:rPr>
+          <w:rFonts w:ascii="Calibri" w:hAnsi="Calibri" w:cs="Calibri"/>
+          <w:color w:val="000000"/>
+          <w:sz w:val="22"/>
+          <w:szCs w:val="22"/>
+        </w:rPr>
+        <w:t>8085</w:t>
+      </w:r>
+      <w:r>
+        <w:rPr>
+          <w:rFonts w:ascii="Calibri" w:hAnsi="Calibri" w:cs="Calibri"/>
+          <w:color w:val="000000"/>
+          <w:sz w:val="22"/>
+          <w:szCs w:val="22"/>
+        </w:rPr>
+        <w:t xml:space="preserve"> e </w:t>
+      </w:r>
+      <w:r>
+        <w:rPr>
+          <w:rFonts w:ascii="Calibri" w:hAnsi="Calibri" w:cs="Calibri"/>
+          <w:color w:val="000000"/>
+          <w:sz w:val="22"/>
+          <w:szCs w:val="22"/>
+        </w:rPr>
+        <w:t>5005</w:t>
+      </w:r>
+      <w:r>
+        <w:rPr>
+          <w:rFonts w:ascii="Calibri" w:hAnsi="Calibri" w:cs="Calibri"/>
+          <w:color w:val="000000"/>
+          <w:sz w:val="22"/>
+          <w:szCs w:val="22"/>
+        </w:rPr>
+        <w:t xml:space="preserve"> siano disponibili perché utilizzate rispettivamente da</w:t>
+      </w:r>
+      <w:r>
+        <w:rPr>
+          <w:rFonts w:ascii="Calibri" w:hAnsi="Calibri" w:cs="Calibri"/>
+          <w:color w:val="000000"/>
+          <w:sz w:val="22"/>
+          <w:szCs w:val="22"/>
+        </w:rPr>
+        <w:t xml:space="preserve">l modulo </w:t>
+      </w:r>
+      <w:proofErr w:type="spellStart"/>
+      <w:r>
+        <w:rPr>
+          <w:rFonts w:ascii="Calibri" w:hAnsi="Calibri" w:cs="Calibri"/>
+          <w:color w:val="000000"/>
+          <w:sz w:val="22"/>
+          <w:szCs w:val="22"/>
+        </w:rPr>
+        <w:t>Backend</w:t>
+      </w:r>
+      <w:proofErr w:type="spellEnd"/>
+      <w:r>
+        <w:rPr>
+          <w:rFonts w:ascii="Calibri" w:hAnsi="Calibri" w:cs="Calibri"/>
+          <w:color w:val="000000"/>
+          <w:sz w:val="22"/>
+          <w:szCs w:val="22"/>
+        </w:rPr>
+        <w:t xml:space="preserve">, </w:t>
+      </w:r>
+      <w:proofErr w:type="spellStart"/>
+      <w:r>
+        <w:rPr>
+          <w:rFonts w:ascii="Calibri" w:hAnsi="Calibri" w:cs="Calibri"/>
+          <w:color w:val="000000"/>
+          <w:sz w:val="22"/>
+          <w:szCs w:val="22"/>
+        </w:rPr>
+        <w:t>Stats</w:t>
+      </w:r>
+      <w:proofErr w:type="spellEnd"/>
+      <w:r>
+        <w:rPr>
+          <w:rFonts w:ascii="Calibri" w:hAnsi="Calibri" w:cs="Calibri"/>
+          <w:color w:val="000000"/>
+          <w:sz w:val="22"/>
+          <w:szCs w:val="22"/>
+        </w:rPr>
+        <w:t xml:space="preserve"> e </w:t>
+      </w:r>
+      <w:proofErr w:type="spellStart"/>
+      <w:r>
+        <w:rPr>
+          <w:rFonts w:ascii="Calibri" w:hAnsi="Calibri" w:cs="Calibri"/>
+          <w:color w:val="000000"/>
+          <w:sz w:val="22"/>
+          <w:szCs w:val="22"/>
+        </w:rPr>
+        <w:t>Postgre</w:t>
+      </w:r>
+      <w:r>
+        <w:rPr>
+          <w:rFonts w:ascii="Calibri" w:hAnsi="Calibri" w:cs="Calibri"/>
+          <w:color w:val="000000"/>
+          <w:sz w:val="22"/>
+          <w:szCs w:val="22"/>
+        </w:rPr>
+        <w:t>SQL</w:t>
+      </w:r>
+      <w:proofErr w:type="spellEnd"/>
+      <w:r>
+        <w:rPr>
+          <w:rFonts w:ascii="Calibri" w:hAnsi="Calibri" w:cs="Calibri"/>
+          <w:color w:val="000000"/>
+          <w:sz w:val="22"/>
+          <w:szCs w:val="22"/>
+        </w:rPr>
+        <w:t>. </w:t>
+      </w:r>
+    </w:p>
+    <w:p>
+      <w:pPr>
+        <w:spacing w:before="120"/>
+        <w:rPr>
+          <w:rFonts w:ascii="Calibri" w:hAnsi="Calibri" w:cs="Calibri"/>
+          <w:sz w:val="22"/>
+          <w:szCs w:val="22"/>
+        </w:rPr>
+      </w:pPr>
+      <w:r>
+        <w:rPr>
+          <w:rFonts w:ascii="Calibri" w:hAnsi="Calibri" w:cs="Calibri"/>
+          <w:sz w:val="22"/>
+          <w:szCs w:val="22"/>
+        </w:rPr>
+        <w:t xml:space="preserve">Dopo aver configurato correttamente il </w:t>
+      </w:r>
+      <w:proofErr w:type="gramStart"/>
+      <w:r>
+        <w:rPr>
+          <w:rFonts w:ascii="Calibri" w:hAnsi="Calibri" w:cs="Calibri"/>
+          <w:sz w:val="22"/>
+          <w:szCs w:val="22"/>
+        </w:rPr>
+        <w:t xml:space="preserve">file </w:t>
+      </w:r>
+      <w:r>
+        <w:rPr>
+          <w:rStyle w:val="CodiceHTML"/>
+          <w:rFonts w:ascii="Calibri" w:hAnsi="Calibri" w:cs="Calibri"/>
+          <w:sz w:val="22"/>
+          <w:szCs w:val="22"/>
+        </w:rPr>
+        <w:t>.</w:t>
+      </w:r>
+      <w:proofErr w:type="spellStart"/>
+      <w:r>
+        <w:rPr>
+          <w:rStyle w:val="CodiceHTML"/>
+          <w:rFonts w:ascii="Calibri" w:hAnsi="Calibri" w:cs="Calibri"/>
+          <w:sz w:val="22"/>
+          <w:szCs w:val="22"/>
+        </w:rPr>
+        <w:t>env</w:t>
+      </w:r>
+      <w:proofErr w:type="spellEnd"/>
+      <w:proofErr w:type="gramEnd"/>
+      <w:r>
+        <w:rPr>
+          <w:rFonts w:ascii="Calibri" w:hAnsi="Calibri" w:cs="Calibri"/>
+          <w:sz w:val="22"/>
+          <w:szCs w:val="22"/>
+        </w:rPr>
+        <w:t xml:space="preserve">, bisogna prima avviare Docker e navigare nella directory </w:t>
+      </w:r>
+      <w:r>
+        <w:rPr>
+          <w:rStyle w:val="CodiceHTML"/>
+          <w:rFonts w:ascii="Calibri" w:hAnsi="Calibri" w:cs="Calibri"/>
+          <w:sz w:val="22"/>
+          <w:szCs w:val="22"/>
+        </w:rPr>
+        <w:t>./</w:t>
+      </w:r>
+      <w:proofErr w:type="spellStart"/>
+      <w:r>
+        <w:rPr>
+          <w:rStyle w:val="CodiceHTML"/>
+          <w:rFonts w:ascii="Calibri" w:hAnsi="Calibri" w:cs="Calibri"/>
+          <w:sz w:val="22"/>
+          <w:szCs w:val="22"/>
+        </w:rPr>
+        <w:t>docker</w:t>
+      </w:r>
+      <w:proofErr w:type="spellEnd"/>
+      <w:r>
+        <w:rPr>
+          <w:rFonts w:ascii="Calibri" w:hAnsi="Calibri" w:cs="Calibri"/>
+          <w:sz w:val="22"/>
+          <w:szCs w:val="22"/>
+        </w:rPr>
+        <w:t>. Da lì, eseguire il comando:</w:t>
+      </w:r>
+      <w:r>
+        <w:rPr>
+          <w:rFonts w:ascii="Calibri" w:hAnsi="Calibri" w:cs="Calibri"/>
+          <w:sz w:val="22"/>
+          <w:szCs w:val="22"/>
+        </w:rPr>
+        <w:t xml:space="preserve"> </w:t>
+      </w:r>
+      <w:proofErr w:type="spellStart"/>
+      <w:r>
+        <w:rPr>
+          <w:rFonts w:ascii="Calibri" w:hAnsi="Calibri" w:cs="Calibri"/>
+          <w:b/>
+          <w:bCs/>
+          <w:i/>
+          <w:iCs/>
+          <w:sz w:val="22"/>
+          <w:szCs w:val="22"/>
+        </w:rPr>
+        <w:t>docker</w:t>
+      </w:r>
+      <w:proofErr w:type="spellEnd"/>
+      <w:r>
+        <w:rPr>
+          <w:rFonts w:ascii="Calibri" w:hAnsi="Calibri" w:cs="Calibri"/>
+          <w:b/>
+          <w:bCs/>
+          <w:i/>
+          <w:iCs/>
+          <w:sz w:val="22"/>
+          <w:szCs w:val="22"/>
+        </w:rPr>
+        <w:t>-compose up –build.</w:t>
+      </w:r>
+      <w:r>
+        <w:rPr>
+          <w:rFonts w:ascii="Calibri" w:hAnsi="Calibri" w:cs="Calibri"/>
+          <w:sz w:val="22"/>
+          <w:szCs w:val="22"/>
+        </w:rPr>
+        <w:t xml:space="preserve"> </w:t>
+      </w:r>
+      <w:r>
+        <w:rPr>
+          <w:rFonts w:ascii="Calibri" w:hAnsi="Calibri" w:cs="Calibri"/>
+          <w:sz w:val="22"/>
+          <w:szCs w:val="22"/>
+        </w:rPr>
+        <w:br/>
+      </w:r>
+      <w:r>
+        <w:rPr>
+          <w:rFonts w:ascii="Calibri" w:hAnsi="Calibri" w:cs="Calibri"/>
+          <w:sz w:val="22"/>
+          <w:szCs w:val="22"/>
+        </w:rPr>
+        <w:t xml:space="preserve">Questo comando genera e avvia tutti i container, rispettando le dipendenze dichiarate. Durante l’avvio, i container </w:t>
+      </w:r>
+      <w:proofErr w:type="spellStart"/>
+      <w:r>
+        <w:rPr>
+          <w:rStyle w:val="CodiceHTML"/>
+          <w:rFonts w:ascii="Calibri" w:hAnsi="Calibri" w:cs="Calibri"/>
+          <w:sz w:val="22"/>
+          <w:szCs w:val="22"/>
+        </w:rPr>
+        <w:t>backend</w:t>
+      </w:r>
+      <w:proofErr w:type="spellEnd"/>
+      <w:r>
+        <w:rPr>
+          <w:rFonts w:ascii="Calibri" w:hAnsi="Calibri" w:cs="Calibri"/>
+          <w:sz w:val="22"/>
+          <w:szCs w:val="22"/>
+        </w:rPr>
+        <w:t xml:space="preserve"> e </w:t>
+      </w:r>
+      <w:proofErr w:type="spellStart"/>
+      <w:r>
+        <w:rPr>
+          <w:rStyle w:val="CodiceHTML"/>
+          <w:rFonts w:ascii="Calibri" w:hAnsi="Calibri" w:cs="Calibri"/>
+          <w:sz w:val="22"/>
+          <w:szCs w:val="22"/>
+        </w:rPr>
+        <w:t>stats</w:t>
+      </w:r>
+      <w:proofErr w:type="spellEnd"/>
+      <w:r>
+        <w:rPr>
+          <w:rFonts w:ascii="Calibri" w:hAnsi="Calibri" w:cs="Calibri"/>
+          <w:sz w:val="22"/>
+          <w:szCs w:val="22"/>
+        </w:rPr>
+        <w:t xml:space="preserve"> attendono il completamento dell’</w:t>
+      </w:r>
+      <w:proofErr w:type="spellStart"/>
+      <w:r>
+        <w:rPr>
+          <w:rFonts w:ascii="Calibri" w:hAnsi="Calibri" w:cs="Calibri"/>
+          <w:sz w:val="22"/>
+          <w:szCs w:val="22"/>
+        </w:rPr>
+        <w:t>healthcheck</w:t>
+      </w:r>
+      <w:proofErr w:type="spellEnd"/>
+      <w:r>
+        <w:rPr>
+          <w:rFonts w:ascii="Calibri" w:hAnsi="Calibri" w:cs="Calibri"/>
+          <w:sz w:val="22"/>
+          <w:szCs w:val="22"/>
+        </w:rPr>
+        <w:t xml:space="preserve"> del database prima di iniziare il loro ciclo operativo, garantendo così l’ordine corretto di inizializzazione.</w:t>
+      </w:r>
+    </w:p>
+    <w:p>
+      <w:pPr>
+        <w:spacing w:before="120" w:after="100" w:afterAutospacing="1"/>
+        <w:rPr>
+          <w:rFonts w:ascii="Calibri" w:hAnsi="Calibri" w:cs="Calibri"/>
+          <w:sz w:val="22"/>
+          <w:szCs w:val="22"/>
+        </w:rPr>
+      </w:pPr>
+      <w:r>
+        <w:rPr>
+          <w:rFonts w:ascii="Calibri" w:hAnsi="Calibri" w:cs="Calibri"/>
+          <w:sz w:val="22"/>
+          <w:szCs w:val="22"/>
+        </w:rPr>
+        <w:t xml:space="preserve">Una volta che i container sono stati creati e avviati correttamente, accedere alla </w:t>
+      </w:r>
+      <w:proofErr w:type="gramStart"/>
+      <w:r>
+        <w:rPr>
+          <w:rFonts w:ascii="Calibri" w:hAnsi="Calibri" w:cs="Calibri"/>
+          <w:sz w:val="22"/>
+          <w:szCs w:val="22"/>
+        </w:rPr>
+        <w:t xml:space="preserve">directory </w:t>
+      </w:r>
+      <w:r>
+        <w:rPr>
+          <w:rStyle w:val="CodiceHTML"/>
+          <w:rFonts w:ascii="Calibri" w:hAnsi="Calibri" w:cs="Calibri"/>
+          <w:sz w:val="22"/>
+          <w:szCs w:val="22"/>
+        </w:rPr>
+        <w:t>.</w:t>
+      </w:r>
+      <w:proofErr w:type="gramEnd"/>
+      <w:r>
+        <w:rPr>
+          <w:rStyle w:val="CodiceHTML"/>
+          <w:rFonts w:ascii="Calibri" w:hAnsi="Calibri" w:cs="Calibri"/>
+          <w:sz w:val="22"/>
+          <w:szCs w:val="22"/>
+        </w:rPr>
+        <w:t>/</w:t>
+      </w:r>
+      <w:proofErr w:type="spellStart"/>
+      <w:r>
+        <w:rPr>
+          <w:rStyle w:val="CodiceHTML"/>
+          <w:rFonts w:ascii="Calibri" w:hAnsi="Calibri" w:cs="Calibri"/>
+          <w:sz w:val="22"/>
+          <w:szCs w:val="22"/>
+        </w:rPr>
+        <w:t>Frontend</w:t>
+      </w:r>
+      <w:proofErr w:type="spellEnd"/>
+      <w:r>
+        <w:rPr>
+          <w:rFonts w:ascii="Calibri" w:hAnsi="Calibri" w:cs="Calibri"/>
+          <w:sz w:val="22"/>
+          <w:szCs w:val="22"/>
+        </w:rPr>
+        <w:t xml:space="preserve"> e lanciare il comando:</w:t>
+      </w:r>
+      <w:r>
+        <w:rPr>
+          <w:rFonts w:ascii="Calibri" w:hAnsi="Calibri" w:cs="Calibri"/>
+          <w:sz w:val="22"/>
+          <w:szCs w:val="22"/>
+        </w:rPr>
+        <w:t xml:space="preserve"> </w:t>
+      </w:r>
+      <w:proofErr w:type="spellStart"/>
+      <w:r>
+        <w:rPr>
+          <w:rFonts w:ascii="Calibri" w:hAnsi="Calibri" w:cs="Calibri"/>
+          <w:b/>
+          <w:bCs/>
+          <w:i/>
+          <w:iCs/>
+          <w:sz w:val="22"/>
+          <w:szCs w:val="22"/>
+        </w:rPr>
+        <w:t>dotnet</w:t>
+      </w:r>
+      <w:proofErr w:type="spellEnd"/>
+      <w:r>
+        <w:rPr>
+          <w:rFonts w:ascii="Calibri" w:hAnsi="Calibri" w:cs="Calibri"/>
+          <w:b/>
+          <w:bCs/>
+          <w:i/>
+          <w:iCs/>
+          <w:sz w:val="22"/>
+          <w:szCs w:val="22"/>
+        </w:rPr>
+        <w:t xml:space="preserve"> </w:t>
+      </w:r>
+      <w:proofErr w:type="spellStart"/>
+      <w:r>
+        <w:rPr>
+          <w:rFonts w:ascii="Calibri" w:hAnsi="Calibri" w:cs="Calibri"/>
+          <w:b/>
+          <w:bCs/>
+          <w:i/>
+          <w:iCs/>
+          <w:sz w:val="22"/>
+          <w:szCs w:val="22"/>
+        </w:rPr>
+        <w:t>run</w:t>
+      </w:r>
+      <w:proofErr w:type="spellEnd"/>
+      <w:r>
+        <w:rPr>
+          <w:rFonts w:ascii="Calibri" w:hAnsi="Calibri" w:cs="Calibri"/>
+          <w:b/>
+          <w:bCs/>
+          <w:i/>
+          <w:iCs/>
+          <w:sz w:val="22"/>
+          <w:szCs w:val="22"/>
+        </w:rPr>
+        <w:t>.</w:t>
+      </w:r>
+      <w:r>
+        <w:rPr>
+          <w:rFonts w:ascii="Calibri" w:hAnsi="Calibri" w:cs="Calibri"/>
+          <w:b/>
+          <w:bCs/>
+          <w:i/>
+          <w:iCs/>
+          <w:sz w:val="22"/>
+          <w:szCs w:val="22"/>
+        </w:rPr>
+        <w:br/>
+      </w:r>
+      <w:r>
+        <w:rPr>
+          <w:rFonts w:ascii="Calibri" w:hAnsi="Calibri" w:cs="Calibri"/>
+          <w:sz w:val="22"/>
+          <w:szCs w:val="22"/>
+        </w:rPr>
+        <w:lastRenderedPageBreak/>
+        <w:t xml:space="preserve">Così facendo, l’applicazione </w:t>
+      </w:r>
+      <w:proofErr w:type="spellStart"/>
+      <w:r>
+        <w:rPr>
+          <w:rFonts w:ascii="Calibri" w:hAnsi="Calibri" w:cs="Calibri"/>
+          <w:sz w:val="22"/>
+          <w:szCs w:val="22"/>
+        </w:rPr>
+        <w:t>Frontend</w:t>
+      </w:r>
+      <w:proofErr w:type="spellEnd"/>
+      <w:r>
+        <w:rPr>
+          <w:rFonts w:ascii="Calibri" w:hAnsi="Calibri" w:cs="Calibri"/>
+          <w:sz w:val="22"/>
+          <w:szCs w:val="22"/>
+        </w:rPr>
+        <w:t xml:space="preserve"> viene compilata ed eseguita, aprendo una finestra interattiva con l’interfaccia utente. A questo punto, il sistema è pronto per l’uso.</w:t>
+      </w:r>
+    </w:p>
+    <w:p>
+      <w:pPr>
+        <w:spacing w:before="100" w:beforeAutospacing="1" w:after="100" w:afterAutospacing="1"/>
+        <w:rPr>
+          <w:rFonts w:ascii="Calibri" w:hAnsi="Calibri" w:cs="Calibri"/>
+          <w:b/>
+          <w:bCs/>
+          <w:i/>
+          <w:iCs/>
+          <w:sz w:val="22"/>
+          <w:szCs w:val="22"/>
+        </w:rPr>
+      </w:pPr>
+    </w:p>
+    <w:p>
+      <w:pPr>
+        <w:spacing w:before="100" w:beforeAutospacing="1" w:after="100" w:afterAutospacing="1"/>
+      </w:pPr>
     </w:p>
     <w:sectPr>
       <w:pgSz w:w="12240" w:h="15840"/>
@@ -29580,6 +30995,112 @@
     </w:lvl>
   </w:abstractNum>
   <w:abstractNum w:abstractNumId="20" w15:restartNumberingAfterBreak="0">
+    <w:nsid w:val="28DB1B4D"/>
+    <w:multiLevelType w:val="multilevel"/>
+    <w:tmpl w:val="FBA0ACB8"/>
+    <w:styleLink w:val="Elencocorrente5"/>
+    <w:lvl w:ilvl="0">
+      <w:start w:val="1"/>
+      <w:numFmt w:val="decimal"/>
+      <w:lvlText w:val="%1."/>
+      <w:lvlJc w:val="left"/>
+      <w:pPr>
+        <w:ind w:left="1778" w:hanging="360"/>
+      </w:pPr>
+      <w:rPr>
+        <w:color w:val="000000" w:themeColor="text1"/>
+        <w:sz w:val="44"/>
+        <w:szCs w:val="44"/>
+      </w:rPr>
+    </w:lvl>
+    <w:lvl w:ilvl="1">
+      <w:start w:val="1"/>
+      <w:numFmt w:val="decimal"/>
+      <w:lvlText w:val="%1.%2."/>
+      <w:lvlJc w:val="left"/>
+      <w:pPr>
+        <w:ind w:left="792" w:hanging="432"/>
+      </w:pPr>
+      <w:rPr>
+        <w:i w:val="0"/>
+        <w:iCs w:val="0"/>
+        <w:color w:val="000000" w:themeColor="text1"/>
+        <w:sz w:val="36"/>
+        <w:szCs w:val="36"/>
+      </w:rPr>
+    </w:lvl>
+    <w:lvl w:ilvl="2">
+      <w:start w:val="1"/>
+      <w:numFmt w:val="decimal"/>
+      <w:lvlText w:val="%1.%2.%3."/>
+      <w:lvlJc w:val="left"/>
+      <w:pPr>
+        <w:ind w:left="1224" w:hanging="504"/>
+      </w:pPr>
+      <w:rPr>
+        <w:i w:val="0"/>
+        <w:iCs w:val="0"/>
+        <w:color w:val="000000" w:themeColor="text1"/>
+        <w:sz w:val="32"/>
+        <w:szCs w:val="32"/>
+      </w:rPr>
+    </w:lvl>
+    <w:lvl w:ilvl="3">
+      <w:start w:val="1"/>
+      <w:numFmt w:val="decimal"/>
+      <w:lvlText w:val="%1.%2.%3.%4."/>
+      <w:lvlJc w:val="left"/>
+      <w:pPr>
+        <w:ind w:left="1728" w:hanging="648"/>
+      </w:pPr>
+    </w:lvl>
+    <w:lvl w:ilvl="4">
+      <w:start w:val="1"/>
+      <w:numFmt w:val="decimal"/>
+      <w:lvlText w:val="%1.%2.%3.%4.%5."/>
+      <w:lvlJc w:val="left"/>
+      <w:pPr>
+        <w:ind w:left="2232" w:hanging="792"/>
+      </w:pPr>
+    </w:lvl>
+    <w:lvl w:ilvl="5">
+      <w:start w:val="1"/>
+      <w:numFmt w:val="decimal"/>
+      <w:lvlText w:val="%1.%2.%3.%4.%5.%6."/>
+      <w:lvlJc w:val="left"/>
+      <w:pPr>
+        <w:ind w:left="2736" w:hanging="936"/>
+      </w:pPr>
+    </w:lvl>
+    <w:lvl w:ilvl="6">
+      <w:start w:val="1"/>
+      <w:numFmt w:val="decimal"/>
+      <w:lvlText w:val="%1.%2.%3.%4.%5.%6.%7."/>
+      <w:lvlJc w:val="left"/>
+      <w:pPr>
+        <w:ind w:left="3240" w:hanging="1080"/>
+      </w:pPr>
+    </w:lvl>
+    <w:lvl w:ilvl="7">
+      <w:start w:val="1"/>
+      <w:numFmt w:val="decimal"/>
+      <w:lvlText w:val="%1.%2.%3.%4.%5.%6.%7.%8."/>
+      <w:lvlJc w:val="left"/>
+      <w:pPr>
+        <w:ind w:left="3744" w:hanging="1224"/>
+      </w:pPr>
+    </w:lvl>
+    <w:lvl w:ilvl="8">
+      <w:start w:val="1"/>
+      <w:numFmt w:val="decimal"/>
+      <w:lvlText w:val="%1.%2.%3.%4.%5.%6.%7.%8.%9."/>
+      <w:lvlJc w:val="left"/>
+      <w:pPr>
+        <w:ind w:left="4320" w:hanging="1440"/>
+      </w:pPr>
+    </w:lvl>
+  </w:abstractNum>
+  <w:abstractNum w:abstractNumId="21" w15:restartNumberingAfterBreak="0">
     <w:nsid w:val="2B162722"/>
     <w:multiLevelType w:val="multilevel"/>
     <w:tmpl w:val="641022C0"/>
@@ -29697,7 +31218,7 @@
       </w:rPr>
     </w:lvl>
   </w:abstractNum>
-  <w:abstractNum w:abstractNumId="21" w15:restartNumberingAfterBreak="0">
+  <w:abstractNum w:abstractNumId="22" w15:restartNumberingAfterBreak="0">
     <w:nsid w:val="2BBE426E"/>
     <w:multiLevelType w:val="multilevel"/>
     <w:tmpl w:val="0EDC5608"/>
@@ -29846,7 +31367,7 @@
       </w:rPr>
     </w:lvl>
   </w:abstractNum>
-  <w:abstractNum w:abstractNumId="22" w15:restartNumberingAfterBreak="0">
+  <w:abstractNum w:abstractNumId="23" w15:restartNumberingAfterBreak="0">
     <w:nsid w:val="2CA16309"/>
     <w:multiLevelType w:val="multilevel"/>
     <w:tmpl w:val="5EA69A06"/>
@@ -29995,7 +31516,7 @@
       </w:rPr>
     </w:lvl>
   </w:abstractNum>
-  <w:abstractNum w:abstractNumId="23" w15:restartNumberingAfterBreak="0">
+  <w:abstractNum w:abstractNumId="24" w15:restartNumberingAfterBreak="0">
     <w:nsid w:val="2D28151B"/>
     <w:multiLevelType w:val="multilevel"/>
     <w:tmpl w:val="4B0C9BE6"/>
@@ -30141,7 +31662,7 @@
       </w:rPr>
     </w:lvl>
   </w:abstractNum>
-  <w:abstractNum w:abstractNumId="24" w15:restartNumberingAfterBreak="0">
+  <w:abstractNum w:abstractNumId="25" w15:restartNumberingAfterBreak="0">
     <w:nsid w:val="2F883525"/>
     <w:multiLevelType w:val="multilevel"/>
     <w:tmpl w:val="4B0C9BE6"/>
@@ -30287,7 +31808,7 @@
       </w:rPr>
     </w:lvl>
   </w:abstractNum>
-  <w:abstractNum w:abstractNumId="25" w15:restartNumberingAfterBreak="0">
+  <w:abstractNum w:abstractNumId="26" w15:restartNumberingAfterBreak="0">
     <w:nsid w:val="2FB04208"/>
     <w:multiLevelType w:val="multilevel"/>
     <w:tmpl w:val="0410001F"/>
@@ -30373,7 +31894,7 @@
       </w:pPr>
     </w:lvl>
   </w:abstractNum>
-  <w:abstractNum w:abstractNumId="26" w15:restartNumberingAfterBreak="0">
+  <w:abstractNum w:abstractNumId="27" w15:restartNumberingAfterBreak="0">
     <w:nsid w:val="31605CD4"/>
     <w:multiLevelType w:val="multilevel"/>
     <w:tmpl w:val="165E603C"/>
@@ -30522,7 +32043,7 @@
       </w:rPr>
     </w:lvl>
   </w:abstractNum>
-  <w:abstractNum w:abstractNumId="27" w15:restartNumberingAfterBreak="0">
+  <w:abstractNum w:abstractNumId="28" w15:restartNumberingAfterBreak="0">
     <w:nsid w:val="33E50635"/>
     <w:multiLevelType w:val="multilevel"/>
     <w:tmpl w:val="4B0C9BE6"/>
@@ -30668,7 +32189,7 @@
       </w:rPr>
     </w:lvl>
   </w:abstractNum>
-  <w:abstractNum w:abstractNumId="28" w15:restartNumberingAfterBreak="0">
+  <w:abstractNum w:abstractNumId="29" w15:restartNumberingAfterBreak="0">
     <w:nsid w:val="36232098"/>
     <w:multiLevelType w:val="multilevel"/>
     <w:tmpl w:val="0EDC5608"/>
@@ -30817,7 +32338,7 @@
       </w:rPr>
     </w:lvl>
   </w:abstractNum>
-  <w:abstractNum w:abstractNumId="29" w15:restartNumberingAfterBreak="0">
+  <w:abstractNum w:abstractNumId="30" w15:restartNumberingAfterBreak="0">
     <w:nsid w:val="362900DD"/>
     <w:multiLevelType w:val="multilevel"/>
     <w:tmpl w:val="74BCCB00"/>
@@ -30966,7 +32487,7 @@
       </w:rPr>
     </w:lvl>
   </w:abstractNum>
-  <w:abstractNum w:abstractNumId="30" w15:restartNumberingAfterBreak="0">
+  <w:abstractNum w:abstractNumId="31" w15:restartNumberingAfterBreak="0">
     <w:nsid w:val="37770E7B"/>
     <w:multiLevelType w:val="multilevel"/>
     <w:tmpl w:val="641022C0"/>
@@ -31084,10 +32605,10 @@
       </w:rPr>
     </w:lvl>
   </w:abstractNum>
-  <w:abstractNum w:abstractNumId="31" w15:restartNumberingAfterBreak="0">
+  <w:abstractNum w:abstractNumId="32" w15:restartNumberingAfterBreak="0">
     <w:nsid w:val="399D066F"/>
     <w:multiLevelType w:val="multilevel"/>
-    <w:tmpl w:val="CF941182"/>
+    <w:tmpl w:val="FBA0ACB8"/>
     <w:lvl w:ilvl="0">
       <w:start w:val="1"/>
       <w:numFmt w:val="decimal"/>
@@ -31113,6 +32634,7 @@
       <w:rPr>
         <w:i w:val="0"/>
         <w:iCs w:val="0"/>
+        <w:color w:val="000000" w:themeColor="text1"/>
         <w:sz w:val="36"/>
         <w:szCs w:val="36"/>
       </w:rPr>
@@ -31188,7 +32710,7 @@
       </w:pPr>
     </w:lvl>
   </w:abstractNum>
-  <w:abstractNum w:abstractNumId="32" w15:restartNumberingAfterBreak="0">
+  <w:abstractNum w:abstractNumId="33" w15:restartNumberingAfterBreak="0">
     <w:nsid w:val="39EE0FBE"/>
     <w:multiLevelType w:val="hybridMultilevel"/>
     <w:tmpl w:val="2D16F86A"/>
@@ -31301,7 +32823,7 @@
       </w:rPr>
     </w:lvl>
   </w:abstractNum>
-  <w:abstractNum w:abstractNumId="33" w15:restartNumberingAfterBreak="0">
+  <w:abstractNum w:abstractNumId="34" w15:restartNumberingAfterBreak="0">
     <w:nsid w:val="44E95DA6"/>
     <w:multiLevelType w:val="multilevel"/>
     <w:tmpl w:val="F10042A2"/>
@@ -31420,7 +32942,7 @@
       </w:rPr>
     </w:lvl>
   </w:abstractNum>
-  <w:abstractNum w:abstractNumId="34" w15:restartNumberingAfterBreak="0">
+  <w:abstractNum w:abstractNumId="35" w15:restartNumberingAfterBreak="0">
     <w:nsid w:val="46834B65"/>
     <w:multiLevelType w:val="hybridMultilevel"/>
     <w:tmpl w:val="5DCA7540"/>
@@ -31533,7 +33055,7 @@
       </w:rPr>
     </w:lvl>
   </w:abstractNum>
-  <w:abstractNum w:abstractNumId="35" w15:restartNumberingAfterBreak="0">
+  <w:abstractNum w:abstractNumId="36" w15:restartNumberingAfterBreak="0">
     <w:nsid w:val="48A94724"/>
     <w:multiLevelType w:val="multilevel"/>
     <w:tmpl w:val="4B0C9BE6"/>
@@ -31680,7 +33202,7 @@
       </w:rPr>
     </w:lvl>
   </w:abstractNum>
-  <w:abstractNum w:abstractNumId="36" w15:restartNumberingAfterBreak="0">
+  <w:abstractNum w:abstractNumId="37" w15:restartNumberingAfterBreak="0">
     <w:nsid w:val="4A24133E"/>
     <w:multiLevelType w:val="multilevel"/>
     <w:tmpl w:val="CF50E8FA"/>
@@ -31829,7 +33351,7 @@
       </w:rPr>
     </w:lvl>
   </w:abstractNum>
-  <w:abstractNum w:abstractNumId="37" w15:restartNumberingAfterBreak="0">
+  <w:abstractNum w:abstractNumId="38" w15:restartNumberingAfterBreak="0">
     <w:nsid w:val="4D3A64CB"/>
     <w:multiLevelType w:val="multilevel"/>
     <w:tmpl w:val="0EDC5608"/>
@@ -31978,7 +33500,7 @@
       </w:rPr>
     </w:lvl>
   </w:abstractNum>
-  <w:abstractNum w:abstractNumId="38" w15:restartNumberingAfterBreak="0">
+  <w:abstractNum w:abstractNumId="39" w15:restartNumberingAfterBreak="0">
     <w:nsid w:val="4DE33F2C"/>
     <w:multiLevelType w:val="multilevel"/>
     <w:tmpl w:val="0EDC5608"/>
@@ -32128,7 +33650,156 @@
       </w:rPr>
     </w:lvl>
   </w:abstractNum>
-  <w:abstractNum w:abstractNumId="39" w15:restartNumberingAfterBreak="0">
+  <w:abstractNum w:abstractNumId="40" w15:restartNumberingAfterBreak="0">
+    <w:nsid w:val="4EC531BC"/>
+    <w:multiLevelType w:val="multilevel"/>
+    <w:tmpl w:val="61206F14"/>
+    <w:lvl w:ilvl="0">
+      <w:start w:val="1"/>
+      <w:numFmt w:val="bullet"/>
+      <w:lvlText w:val=""/>
+      <w:lvlJc w:val="left"/>
+      <w:pPr>
+        <w:tabs>
+          <w:tab w:val="num" w:pos="720"/>
+        </w:tabs>
+        <w:ind w:left="720" w:hanging="360"/>
+      </w:pPr>
+      <w:rPr>
+        <w:rFonts w:ascii="Symbol" w:hAnsi="Symbol" w:hint="default"/>
+        <w:sz w:val="20"/>
+      </w:rPr>
+    </w:lvl>
+    <w:lvl w:ilvl="1" w:tentative="1">
+      <w:start w:val="1"/>
+      <w:numFmt w:val="bullet"/>
+      <w:lvlText w:val="o"/>
+      <w:lvlJc w:val="left"/>
+      <w:pPr>
+        <w:tabs>
+          <w:tab w:val="num" w:pos="1440"/>
+        </w:tabs>
+        <w:ind w:left="1440" w:hanging="360"/>
+      </w:pPr>
+      <w:rPr>
+        <w:rFonts w:ascii="Courier New" w:hAnsi="Courier New" w:hint="default"/>
+        <w:sz w:val="20"/>
+      </w:rPr>
+    </w:lvl>
+    <w:lvl w:ilvl="2" w:tentative="1">
+      <w:start w:val="1"/>
+      <w:numFmt w:val="bullet"/>
+      <w:lvlText w:val=""/>
+      <w:lvlJc w:val="left"/>
+      <w:pPr>
+        <w:tabs>
+          <w:tab w:val="num" w:pos="2160"/>
+        </w:tabs>
+        <w:ind w:left="2160" w:hanging="360"/>
+      </w:pPr>
+      <w:rPr>
+        <w:rFonts w:ascii="Wingdings" w:hAnsi="Wingdings" w:hint="default"/>
+        <w:sz w:val="20"/>
+      </w:rPr>
+    </w:lvl>
+    <w:lvl w:ilvl="3" w:tentative="1">
+      <w:start w:val="1"/>
+      <w:numFmt w:val="bullet"/>
+      <w:lvlText w:val=""/>
+      <w:lvlJc w:val="left"/>
+      <w:pPr>
+        <w:tabs>
+          <w:tab w:val="num" w:pos="2880"/>
+        </w:tabs>
+        <w:ind w:left="2880" w:hanging="360"/>
+      </w:pPr>
+      <w:rPr>
+        <w:rFonts w:ascii="Wingdings" w:hAnsi="Wingdings" w:hint="default"/>
+        <w:sz w:val="20"/>
+      </w:rPr>
+    </w:lvl>
+    <w:lvl w:ilvl="4" w:tentative="1">
+      <w:start w:val="1"/>
+      <w:numFmt w:val="bullet"/>
+      <w:lvlText w:val=""/>
+      <w:lvlJc w:val="left"/>
+      <w:pPr>
+        <w:tabs>
+          <w:tab w:val="num" w:pos="3600"/>
+        </w:tabs>
+        <w:ind w:left="3600" w:hanging="360"/>
+      </w:pPr>
+      <w:rPr>
+        <w:rFonts w:ascii="Wingdings" w:hAnsi="Wingdings" w:hint="default"/>
+        <w:sz w:val="20"/>
+      </w:rPr>
+    </w:lvl>
+    <w:lvl w:ilvl="5" w:tentative="1">
+      <w:start w:val="1"/>
+      <w:numFmt w:val="bullet"/>
+      <w:lvlText w:val=""/>
+      <w:lvlJc w:val="left"/>
+      <w:pPr>
+        <w:tabs>
+          <w:tab w:val="num" w:pos="4320"/>
+        </w:tabs>
+        <w:ind w:left="4320" w:hanging="360"/>
+      </w:pPr>
+      <w:rPr>
+        <w:rFonts w:ascii="Wingdings" w:hAnsi="Wingdings" w:hint="default"/>
+        <w:sz w:val="20"/>
+      </w:rPr>
+    </w:lvl>
+    <w:lvl w:ilvl="6" w:tentative="1">
+      <w:start w:val="1"/>
+      <w:numFmt w:val="bullet"/>
+      <w:lvlText w:val=""/>
+      <w:lvlJc w:val="left"/>
+      <w:pPr>
+        <w:tabs>
+          <w:tab w:val="num" w:pos="5040"/>
+        </w:tabs>
+        <w:ind w:left="5040" w:hanging="360"/>
+      </w:pPr>
+      <w:rPr>
+        <w:rFonts w:ascii="Wingdings" w:hAnsi="Wingdings" w:hint="default"/>
+        <w:sz w:val="20"/>
+      </w:rPr>
+    </w:lvl>
+    <w:lvl w:ilvl="7" w:tentative="1">
+      <w:start w:val="1"/>
+      <w:numFmt w:val="bullet"/>
+      <w:lvlText w:val=""/>
+      <w:lvlJc w:val="left"/>
+      <w:pPr>
+        <w:tabs>
+          <w:tab w:val="num" w:pos="5760"/>
+        </w:tabs>
+        <w:ind w:left="5760" w:hanging="360"/>
+      </w:pPr>
+      <w:rPr>
+        <w:rFonts w:ascii="Wingdings" w:hAnsi="Wingdings" w:hint="default"/>
+        <w:sz w:val="20"/>
+      </w:rPr>
+    </w:lvl>
+    <w:lvl w:ilvl="8" w:tentative="1">
+      <w:start w:val="1"/>
+      <w:numFmt w:val="bullet"/>
+      <w:lvlText w:val=""/>
+      <w:lvlJc w:val="left"/>
+      <w:pPr>
+        <w:tabs>
+          <w:tab w:val="num" w:pos="6480"/>
+        </w:tabs>
+        <w:ind w:left="6480" w:hanging="360"/>
+      </w:pPr>
+      <w:rPr>
+        <w:rFonts w:ascii="Wingdings" w:hAnsi="Wingdings" w:hint="default"/>
+        <w:sz w:val="20"/>
+      </w:rPr>
+    </w:lvl>
+  </w:abstractNum>
+  <w:abstractNum w:abstractNumId="41" w15:restartNumberingAfterBreak="0">
     <w:nsid w:val="50B33022"/>
     <w:multiLevelType w:val="multilevel"/>
     <w:tmpl w:val="0410001F"/>
@@ -32214,7 +33885,7 @@
       </w:pPr>
     </w:lvl>
   </w:abstractNum>
-  <w:abstractNum w:abstractNumId="40" w15:restartNumberingAfterBreak="0">
+  <w:abstractNum w:abstractNumId="42" w15:restartNumberingAfterBreak="0">
     <w:nsid w:val="50C67CB3"/>
     <w:multiLevelType w:val="multilevel"/>
     <w:tmpl w:val="0410001F"/>
@@ -32300,7 +33971,7 @@
       </w:pPr>
     </w:lvl>
   </w:abstractNum>
-  <w:abstractNum w:abstractNumId="41" w15:restartNumberingAfterBreak="0">
+  <w:abstractNum w:abstractNumId="43" w15:restartNumberingAfterBreak="0">
     <w:nsid w:val="542B462F"/>
     <w:multiLevelType w:val="multilevel"/>
     <w:tmpl w:val="0EDC5608"/>
@@ -32449,7 +34120,7 @@
       </w:rPr>
     </w:lvl>
   </w:abstractNum>
-  <w:abstractNum w:abstractNumId="42" w15:restartNumberingAfterBreak="0">
+  <w:abstractNum w:abstractNumId="44" w15:restartNumberingAfterBreak="0">
     <w:nsid w:val="54DD6536"/>
     <w:multiLevelType w:val="multilevel"/>
     <w:tmpl w:val="0410001F"/>
@@ -32559,7 +34230,7 @@
       </w:rPr>
     </w:lvl>
   </w:abstractNum>
-  <w:abstractNum w:abstractNumId="43" w15:restartNumberingAfterBreak="0">
+  <w:abstractNum w:abstractNumId="45" w15:restartNumberingAfterBreak="0">
     <w:nsid w:val="566B210B"/>
     <w:multiLevelType w:val="multilevel"/>
     <w:tmpl w:val="4B0C9BE6"/>
@@ -32706,7 +34377,7 @@
       </w:rPr>
     </w:lvl>
   </w:abstractNum>
-  <w:abstractNum w:abstractNumId="44" w15:restartNumberingAfterBreak="0">
+  <w:abstractNum w:abstractNumId="46" w15:restartNumberingAfterBreak="0">
     <w:nsid w:val="59B71916"/>
     <w:multiLevelType w:val="multilevel"/>
     <w:tmpl w:val="338CFCAE"/>
@@ -32855,7 +34526,7 @@
       </w:rPr>
     </w:lvl>
   </w:abstractNum>
-  <w:abstractNum w:abstractNumId="45" w15:restartNumberingAfterBreak="0">
+  <w:abstractNum w:abstractNumId="47" w15:restartNumberingAfterBreak="0">
     <w:nsid w:val="5BA81360"/>
     <w:multiLevelType w:val="multilevel"/>
     <w:tmpl w:val="0EDC5608"/>
@@ -33004,7 +34675,112 @@
       </w:rPr>
     </w:lvl>
   </w:abstractNum>
-  <w:abstractNum w:abstractNumId="46" w15:restartNumberingAfterBreak="0">
+  <w:abstractNum w:abstractNumId="48" w15:restartNumberingAfterBreak="0">
+    <w:nsid w:val="5CCA6F59"/>
+    <w:multiLevelType w:val="multilevel"/>
+    <w:tmpl w:val="FBA0ACB8"/>
+    <w:lvl w:ilvl="0">
+      <w:start w:val="1"/>
+      <w:numFmt w:val="decimal"/>
+      <w:lvlText w:val="%1."/>
+      <w:lvlJc w:val="left"/>
+      <w:pPr>
+        <w:ind w:left="1778" w:hanging="360"/>
+      </w:pPr>
+      <w:rPr>
+        <w:color w:val="000000" w:themeColor="text1"/>
+        <w:sz w:val="44"/>
+        <w:szCs w:val="44"/>
+      </w:rPr>
+    </w:lvl>
+    <w:lvl w:ilvl="1">
+      <w:start w:val="1"/>
+      <w:numFmt w:val="decimal"/>
+      <w:lvlText w:val="%1.%2."/>
+      <w:lvlJc w:val="left"/>
+      <w:pPr>
+        <w:ind w:left="792" w:hanging="432"/>
+      </w:pPr>
+      <w:rPr>
+        <w:i w:val="0"/>
+        <w:iCs w:val="0"/>
+        <w:color w:val="000000" w:themeColor="text1"/>
+        <w:sz w:val="36"/>
+        <w:szCs w:val="36"/>
+      </w:rPr>
+    </w:lvl>
+    <w:lvl w:ilvl="2">
+      <w:start w:val="1"/>
+      <w:numFmt w:val="decimal"/>
+      <w:lvlText w:val="%1.%2.%3."/>
+      <w:lvlJc w:val="left"/>
+      <w:pPr>
+        <w:ind w:left="1224" w:hanging="504"/>
+      </w:pPr>
+      <w:rPr>
+        <w:i w:val="0"/>
+        <w:iCs w:val="0"/>
+        <w:color w:val="000000" w:themeColor="text1"/>
+        <w:sz w:val="32"/>
+        <w:szCs w:val="32"/>
+      </w:rPr>
+    </w:lvl>
+    <w:lvl w:ilvl="3">
+      <w:start w:val="1"/>
+      <w:numFmt w:val="decimal"/>
+      <w:lvlText w:val="%1.%2.%3.%4."/>
+      <w:lvlJc w:val="left"/>
+      <w:pPr>
+        <w:ind w:left="1728" w:hanging="648"/>
+      </w:pPr>
+    </w:lvl>
+    <w:lvl w:ilvl="4">
+      <w:start w:val="1"/>
+      <w:numFmt w:val="decimal"/>
+      <w:lvlText w:val="%1.%2.%3.%4.%5."/>
+      <w:lvlJc w:val="left"/>
+      <w:pPr>
+        <w:ind w:left="2232" w:hanging="792"/>
+      </w:pPr>
+    </w:lvl>
+    <w:lvl w:ilvl="5">
+      <w:start w:val="1"/>
+      <w:numFmt w:val="decimal"/>
+      <w:lvlText w:val="%1.%2.%3.%4.%5.%6."/>
+      <w:lvlJc w:val="left"/>
+      <w:pPr>
+        <w:ind w:left="2736" w:hanging="936"/>
+      </w:pPr>
+    </w:lvl>
+    <w:lvl w:ilvl="6">
+      <w:start w:val="1"/>
+      <w:numFmt w:val="decimal"/>
+      <w:lvlText w:val="%1.%2.%3.%4.%5.%6.%7."/>
+      <w:lvlJc w:val="left"/>
+      <w:pPr>
+        <w:ind w:left="3240" w:hanging="1080"/>
+      </w:pPr>
+    </w:lvl>
+    <w:lvl w:ilvl="7">
+      <w:start w:val="1"/>
+      <w:numFmt w:val="decimal"/>
+      <w:lvlText w:val="%1.%2.%3.%4.%5.%6.%7.%8."/>
+      <w:lvlJc w:val="left"/>
+      <w:pPr>
+        <w:ind w:left="3744" w:hanging="1224"/>
+      </w:pPr>
+    </w:lvl>
+    <w:lvl w:ilvl="8">
+      <w:start w:val="1"/>
+      <w:numFmt w:val="decimal"/>
+      <w:lvlText w:val="%1.%2.%3.%4.%5.%6.%7.%8.%9."/>
+      <w:lvlJc w:val="left"/>
+      <w:pPr>
+        <w:ind w:left="4320" w:hanging="1440"/>
+      </w:pPr>
+    </w:lvl>
+  </w:abstractNum>
+  <w:abstractNum w:abstractNumId="49" w15:restartNumberingAfterBreak="0">
     <w:nsid w:val="5CCA745A"/>
     <w:multiLevelType w:val="multilevel"/>
     <w:tmpl w:val="0EDC5608"/>
@@ -33153,7 +34929,7 @@
       </w:rPr>
     </w:lvl>
   </w:abstractNum>
-  <w:abstractNum w:abstractNumId="47" w15:restartNumberingAfterBreak="0">
+  <w:abstractNum w:abstractNumId="50" w15:restartNumberingAfterBreak="0">
     <w:nsid w:val="5CE04B02"/>
     <w:multiLevelType w:val="multilevel"/>
     <w:tmpl w:val="0EDC5608"/>
@@ -33302,7 +35078,7 @@
       </w:rPr>
     </w:lvl>
   </w:abstractNum>
-  <w:abstractNum w:abstractNumId="48" w15:restartNumberingAfterBreak="0">
+  <w:abstractNum w:abstractNumId="51" w15:restartNumberingAfterBreak="0">
     <w:nsid w:val="614435EB"/>
     <w:multiLevelType w:val="multilevel"/>
     <w:tmpl w:val="7DFA7E9C"/>
@@ -33451,7 +35227,7 @@
       </w:rPr>
     </w:lvl>
   </w:abstractNum>
-  <w:abstractNum w:abstractNumId="49" w15:restartNumberingAfterBreak="0">
+  <w:abstractNum w:abstractNumId="52" w15:restartNumberingAfterBreak="0">
     <w:nsid w:val="633778F0"/>
     <w:multiLevelType w:val="hybridMultilevel"/>
     <w:tmpl w:val="E8AEE9FC"/>
@@ -33564,7 +35340,7 @@
       </w:rPr>
     </w:lvl>
   </w:abstractNum>
-  <w:abstractNum w:abstractNumId="50" w15:restartNumberingAfterBreak="0">
+  <w:abstractNum w:abstractNumId="53" w15:restartNumberingAfterBreak="0">
     <w:nsid w:val="65792A86"/>
     <w:multiLevelType w:val="hybridMultilevel"/>
     <w:tmpl w:val="3620B394"/>
@@ -33650,7 +35426,7 @@
       </w:pPr>
     </w:lvl>
   </w:abstractNum>
-  <w:abstractNum w:abstractNumId="51" w15:restartNumberingAfterBreak="0">
+  <w:abstractNum w:abstractNumId="54" w15:restartNumberingAfterBreak="0">
     <w:nsid w:val="673D4CEC"/>
     <w:multiLevelType w:val="multilevel"/>
     <w:tmpl w:val="0EDC5608"/>
@@ -33799,7 +35575,7 @@
       </w:rPr>
     </w:lvl>
   </w:abstractNum>
-  <w:abstractNum w:abstractNumId="52" w15:restartNumberingAfterBreak="0">
+  <w:abstractNum w:abstractNumId="55" w15:restartNumberingAfterBreak="0">
     <w:nsid w:val="74B17612"/>
     <w:multiLevelType w:val="hybridMultilevel"/>
     <w:tmpl w:val="C192B8F8"/>
@@ -33912,7 +35688,7 @@
       </w:rPr>
     </w:lvl>
   </w:abstractNum>
-  <w:abstractNum w:abstractNumId="53" w15:restartNumberingAfterBreak="0">
+  <w:abstractNum w:abstractNumId="56" w15:restartNumberingAfterBreak="0">
     <w:nsid w:val="762D00B2"/>
     <w:multiLevelType w:val="multilevel"/>
     <w:tmpl w:val="F3F82422"/>
@@ -34011,7 +35787,7 @@
       </w:pPr>
     </w:lvl>
   </w:abstractNum>
-  <w:abstractNum w:abstractNumId="54" w15:restartNumberingAfterBreak="0">
+  <w:abstractNum w:abstractNumId="57" w15:restartNumberingAfterBreak="0">
     <w:nsid w:val="7ECB0B39"/>
     <w:multiLevelType w:val="multilevel"/>
     <w:tmpl w:val="0410001F"/>
@@ -34131,7 +35907,7 @@
     <w:abstractNumId w:val="7"/>
   </w:num>
   <w:num w:numId="12" w16cid:durableId="1023554993">
-    <w:abstractNumId w:val="22"/>
+    <w:abstractNumId w:val="23"/>
   </w:num>
   <w:num w:numId="13" w16cid:durableId="1004434476">
     <w:abstractNumId w:val="11"/>
@@ -34140,28 +35916,28 @@
     <w:abstractNumId w:val="17"/>
   </w:num>
   <w:num w:numId="15" w16cid:durableId="720979826">
-    <w:abstractNumId w:val="26"/>
+    <w:abstractNumId w:val="27"/>
   </w:num>
   <w:num w:numId="16" w16cid:durableId="1451820963">
     <w:abstractNumId w:val="19"/>
   </w:num>
   <w:num w:numId="17" w16cid:durableId="276378060">
-    <w:abstractNumId w:val="20"/>
+    <w:abstractNumId w:val="21"/>
   </w:num>
   <w:num w:numId="18" w16cid:durableId="572588143">
-    <w:abstractNumId w:val="29"/>
+    <w:abstractNumId w:val="30"/>
   </w:num>
   <w:num w:numId="19" w16cid:durableId="1329753434">
-    <w:abstractNumId w:val="48"/>
+    <w:abstractNumId w:val="51"/>
   </w:num>
   <w:num w:numId="20" w16cid:durableId="376587033">
-    <w:abstractNumId w:val="44"/>
+    <w:abstractNumId w:val="46"/>
   </w:num>
   <w:num w:numId="21" w16cid:durableId="691952524">
-    <w:abstractNumId w:val="36"/>
+    <w:abstractNumId w:val="37"/>
   </w:num>
   <w:num w:numId="22" w16cid:durableId="239945271">
-    <w:abstractNumId w:val="54"/>
+    <w:abstractNumId w:val="57"/>
   </w:num>
   <w:num w:numId="23" w16cid:durableId="987593719">
     <w:abstractNumId w:val="12"/>
@@ -34176,52 +35952,52 @@
     <w:abstractNumId w:val="13"/>
   </w:num>
   <w:num w:numId="27" w16cid:durableId="868570480">
-    <w:abstractNumId w:val="49"/>
+    <w:abstractNumId w:val="52"/>
   </w:num>
   <w:num w:numId="28" w16cid:durableId="1690718675">
     <w:abstractNumId w:val="15"/>
   </w:num>
   <w:num w:numId="29" w16cid:durableId="1092431449">
-    <w:abstractNumId w:val="34"/>
+    <w:abstractNumId w:val="35"/>
   </w:num>
   <w:num w:numId="30" w16cid:durableId="2077777472">
-    <w:abstractNumId w:val="52"/>
+    <w:abstractNumId w:val="55"/>
   </w:num>
   <w:num w:numId="31" w16cid:durableId="646784156">
-    <w:abstractNumId w:val="32"/>
+    <w:abstractNumId w:val="33"/>
   </w:num>
   <w:num w:numId="32" w16cid:durableId="939265555">
     <w:abstractNumId w:val="10"/>
   </w:num>
   <w:num w:numId="33" w16cid:durableId="1511019284">
-    <w:abstractNumId w:val="50"/>
+    <w:abstractNumId w:val="53"/>
   </w:num>
   <w:num w:numId="34" w16cid:durableId="654647245">
     <w:abstractNumId w:val="18"/>
   </w:num>
   <w:num w:numId="35" w16cid:durableId="1819688791">
+    <w:abstractNumId w:val="32"/>
+  </w:num>
+  <w:num w:numId="36" w16cid:durableId="112098210">
+    <w:abstractNumId w:val="34"/>
+  </w:num>
+  <w:num w:numId="37" w16cid:durableId="1048145802">
     <w:abstractNumId w:val="31"/>
   </w:num>
-  <w:num w:numId="36" w16cid:durableId="112098210">
-    <w:abstractNumId w:val="33"/>
+  <w:num w:numId="38" w16cid:durableId="340547017">
+    <w:abstractNumId w:val="44"/>
   </w:num>
-  <w:num w:numId="37" w16cid:durableId="1048145802">
-    <w:abstractNumId w:val="30"/>
+  <w:num w:numId="39" w16cid:durableId="1484086376">
+    <w:abstractNumId w:val="41"/>
   </w:num>
-  <w:num w:numId="38" w16cid:durableId="340547017">
+  <w:num w:numId="40" w16cid:durableId="1707213187">
+    <w:abstractNumId w:val="26"/>
+  </w:num>
+  <w:num w:numId="41" w16cid:durableId="11304506">
     <w:abstractNumId w:val="42"/>
   </w:num>
-  <w:num w:numId="39" w16cid:durableId="1484086376">
-    <w:abstractNumId w:val="39"/>
-  </w:num>
-  <w:num w:numId="40" w16cid:durableId="1707213187">
-    <w:abstractNumId w:val="25"/>
-  </w:num>
-  <w:num w:numId="41" w16cid:durableId="11304506">
-    <w:abstractNumId w:val="40"/>
-  </w:num>
   <w:num w:numId="42" w16cid:durableId="428426444">
-    <w:abstractNumId w:val="53"/>
+    <w:abstractNumId w:val="56"/>
   </w:num>
   <w:num w:numId="43" w16cid:durableId="1656910678">
     <w:abstractNumId w:val="7"/>
@@ -34233,46 +36009,55 @@
     <w:abstractNumId w:val="14"/>
   </w:num>
   <w:num w:numId="46" w16cid:durableId="1793665498">
-    <w:abstractNumId w:val="37"/>
+    <w:abstractNumId w:val="38"/>
   </w:num>
   <w:num w:numId="47" w16cid:durableId="877621941">
-    <w:abstractNumId w:val="41"/>
+    <w:abstractNumId w:val="43"/>
   </w:num>
   <w:num w:numId="48" w16cid:durableId="1791969919">
-    <w:abstractNumId w:val="46"/>
+    <w:abstractNumId w:val="49"/>
   </w:num>
   <w:num w:numId="49" w16cid:durableId="1481187037">
-    <w:abstractNumId w:val="21"/>
+    <w:abstractNumId w:val="22"/>
   </w:num>
   <w:num w:numId="50" w16cid:durableId="1412044736">
-    <w:abstractNumId w:val="51"/>
+    <w:abstractNumId w:val="54"/>
   </w:num>
   <w:num w:numId="51" w16cid:durableId="1939560345">
+    <w:abstractNumId w:val="50"/>
+  </w:num>
+  <w:num w:numId="52" w16cid:durableId="1064452541">
+    <w:abstractNumId w:val="28"/>
+  </w:num>
+  <w:num w:numId="53" w16cid:durableId="803619419">
+    <w:abstractNumId w:val="39"/>
+  </w:num>
+  <w:num w:numId="54" w16cid:durableId="2011790770">
+    <w:abstractNumId w:val="36"/>
+  </w:num>
+  <w:num w:numId="55" w16cid:durableId="1352145846">
     <w:abstractNumId w:val="47"/>
   </w:num>
-  <w:num w:numId="52" w16cid:durableId="1064452541">
-    <w:abstractNumId w:val="27"/>
+  <w:num w:numId="56" w16cid:durableId="943850083">
+    <w:abstractNumId w:val="29"/>
   </w:num>
-  <w:num w:numId="53" w16cid:durableId="803619419">
-    <w:abstractNumId w:val="38"/>
+  <w:num w:numId="57" w16cid:durableId="574050213">
+    <w:abstractNumId w:val="24"/>
   </w:num>
-  <w:num w:numId="54" w16cid:durableId="2011790770">
-    <w:abstractNumId w:val="35"/>
+  <w:num w:numId="58" w16cid:durableId="2108689255">
+    <w:abstractNumId w:val="25"/>
   </w:num>
-  <w:num w:numId="55" w16cid:durableId="1352145846">
+  <w:num w:numId="59" w16cid:durableId="1554464810">
     <w:abstractNumId w:val="45"/>
   </w:num>
-  <w:num w:numId="56" w16cid:durableId="943850083">
-    <w:abstractNumId w:val="28"/>
+  <w:num w:numId="60" w16cid:durableId="219751064">
+    <w:abstractNumId w:val="48"/>
   </w:num>
-  <w:num w:numId="57" w16cid:durableId="574050213">
-    <w:abstractNumId w:val="23"/>
+  <w:num w:numId="61" w16cid:durableId="384568379">
+    <w:abstractNumId w:val="20"/>
   </w:num>
-  <w:num w:numId="58" w16cid:durableId="2108689255">
-    <w:abstractNumId w:val="24"/>
-  </w:num>
-  <w:num w:numId="59" w16cid:durableId="1554464810">
-    <w:abstractNumId w:val="43"/>
+  <w:num w:numId="62" w16cid:durableId="1649704513">
+    <w:abstractNumId w:val="40"/>
   </w:num>
 </w:numbering>
 </file>
@@ -45694,7 +47479,7 @@
     <w:autoRedefine/>
     <w:uiPriority w:val="39"/>
     <w:unhideWhenUsed/>
-    <w:rsid w:val="001573EC"/>
+    <w:rsid w:val="007A1D53"/>
     <w:pPr>
       <w:tabs>
         <w:tab w:val="left" w:pos="480"/>
@@ -45748,9 +47533,14 @@
     <w:autoRedefine/>
     <w:uiPriority w:val="39"/>
     <w:unhideWhenUsed/>
-    <w:rsid w:val="00E0746D"/>
+    <w:rsid w:val="007A1D53"/>
     <w:pPr>
-      <w:ind w:left="480"/>
+      <w:tabs>
+        <w:tab w:val="left" w:pos="284"/>
+        <w:tab w:val="left" w:pos="1560"/>
+        <w:tab w:val="right" w:leader="underscore" w:pos="8630"/>
+      </w:tabs>
+      <w:ind w:left="567" w:firstLine="87"/>
     </w:pPr>
     <w:rPr>
       <w:rFonts w:asciiTheme="minorHAnsi" w:hAnsiTheme="minorHAnsi"/>
@@ -45951,6 +47741,16 @@
     <w:pPr>
       <w:numPr>
         <w:numId w:val="59"/>
+      </w:numPr>
+    </w:pPr>
+  </w:style>
+  <w:style w:type="numbering" w:customStyle="1" w:styleId="Elencocorrente5">
+    <w:name w:val="Elenco corrente5"/>
+    <w:uiPriority w:val="99"/>
+    <w:rsid w:val="003435A4"/>
+    <w:pPr>
+      <w:numPr>
+        <w:numId w:val="61"/>
       </w:numPr>
     </w:pPr>
   </w:style>
